--- a/docs/anexos oe3/Solucion_OE3_Anexo_E_Arte_y_sonido.docx
+++ b/docs/anexos oe3/Solucion_OE3_Anexo_E_Arte_y_sonido.docx
@@ -24,7 +24,7 @@
       <w:r>
         <w:fldChar w:fldCharType="separate"/>
       </w:r>
-      <w:hyperlink w:anchor="_Toc241788524" w:history="1">
+      <w:hyperlink w:anchor="_Toc242194952" w:history="1">
         <w:r>
           <w:rPr>
             <w:rStyle w:val="Hipervnculo"/>
@@ -51,7 +51,7 @@
             <w:noProof/>
             <w:webHidden/>
           </w:rPr>
-          <w:instrText xml:space="preserve"> PAGEREF _Toc241788524 \h </w:instrText>
+          <w:instrText xml:space="preserve"> PAGEREF _Toc242194952 \h </w:instrText>
         </w:r>
         <w:r>
           <w:rPr>
@@ -95,7 +95,7 @@
           <w14:ligatures w14:val="standardContextual"/>
         </w:rPr>
       </w:pPr>
-      <w:hyperlink w:anchor="_Toc241788525" w:history="1">
+      <w:hyperlink w:anchor="_Toc242194953" w:history="1">
         <w:r>
           <w:rPr>
             <w:rStyle w:val="Hipervnculo"/>
@@ -122,7 +122,7 @@
             <w:noProof/>
             <w:webHidden/>
           </w:rPr>
-          <w:instrText xml:space="preserve"> PAGEREF _Toc241788525 \h </w:instrText>
+          <w:instrText xml:space="preserve"> PAGEREF _Toc242194953 \h </w:instrText>
         </w:r>
         <w:r>
           <w:rPr>
@@ -166,7 +166,7 @@
           <w14:ligatures w14:val="standardContextual"/>
         </w:rPr>
       </w:pPr>
-      <w:hyperlink w:anchor="_Toc241788526" w:history="1">
+      <w:hyperlink w:anchor="_Toc242194954" w:history="1">
         <w:r>
           <w:rPr>
             <w:rStyle w:val="Hipervnculo"/>
@@ -193,7 +193,7 @@
             <w:noProof/>
             <w:webHidden/>
           </w:rPr>
-          <w:instrText xml:space="preserve"> PAGEREF _Toc241788526 \h </w:instrText>
+          <w:instrText xml:space="preserve"> PAGEREF _Toc242194954 \h </w:instrText>
         </w:r>
         <w:r>
           <w:rPr>
@@ -237,7 +237,7 @@
           <w14:ligatures w14:val="standardContextual"/>
         </w:rPr>
       </w:pPr>
-      <w:hyperlink w:anchor="_Toc241788527" w:history="1">
+      <w:hyperlink w:anchor="_Toc242194955" w:history="1">
         <w:r>
           <w:rPr>
             <w:rStyle w:val="Hipervnculo"/>
@@ -264,7 +264,7 @@
             <w:noProof/>
             <w:webHidden/>
           </w:rPr>
-          <w:instrText xml:space="preserve"> PAGEREF _Toc241788527 \h </w:instrText>
+          <w:instrText xml:space="preserve"> PAGEREF _Toc242194955 \h </w:instrText>
         </w:r>
         <w:r>
           <w:rPr>
@@ -284,7 +284,7 @@
             <w:noProof/>
             <w:webHidden/>
           </w:rPr>
-          <w:t>11</w:t>
+          <w:t>12</w:t>
         </w:r>
         <w:r>
           <w:rPr>
@@ -308,7 +308,7 @@
           <w14:ligatures w14:val="standardContextual"/>
         </w:rPr>
       </w:pPr>
-      <w:hyperlink w:anchor="_Toc241788528" w:history="1">
+      <w:hyperlink w:anchor="_Toc242194956" w:history="1">
         <w:r>
           <w:rPr>
             <w:rStyle w:val="Hipervnculo"/>
@@ -335,7 +335,7 @@
             <w:noProof/>
             <w:webHidden/>
           </w:rPr>
-          <w:instrText xml:space="preserve"> PAGEREF _Toc241788528 \h </w:instrText>
+          <w:instrText xml:space="preserve"> PAGEREF _Toc242194956 \h </w:instrText>
         </w:r>
         <w:r>
           <w:rPr>
@@ -379,7 +379,7 @@
           <w14:ligatures w14:val="standardContextual"/>
         </w:rPr>
       </w:pPr>
-      <w:hyperlink w:anchor="_Toc241788529" w:history="1">
+      <w:hyperlink w:anchor="_Toc242194957" w:history="1">
         <w:r>
           <w:rPr>
             <w:rStyle w:val="Hipervnculo"/>
@@ -406,7 +406,7 @@
             <w:noProof/>
             <w:webHidden/>
           </w:rPr>
-          <w:instrText xml:space="preserve"> PAGEREF _Toc241788529 \h </w:instrText>
+          <w:instrText xml:space="preserve"> PAGEREF _Toc242194957 \h </w:instrText>
         </w:r>
         <w:r>
           <w:rPr>
@@ -450,7 +450,7 @@
           <w14:ligatures w14:val="standardContextual"/>
         </w:rPr>
       </w:pPr>
-      <w:hyperlink w:anchor="_Toc241788530" w:history="1">
+      <w:hyperlink w:anchor="_Toc242194958" w:history="1">
         <w:r>
           <w:rPr>
             <w:rStyle w:val="Hipervnculo"/>
@@ -477,7 +477,7 @@
             <w:noProof/>
             <w:webHidden/>
           </w:rPr>
-          <w:instrText xml:space="preserve"> PAGEREF _Toc241788530 \h </w:instrText>
+          <w:instrText xml:space="preserve"> PAGEREF _Toc242194958 \h </w:instrText>
         </w:r>
         <w:r>
           <w:rPr>
@@ -522,7 +522,7 @@
       <w:pPr>
         <w:pStyle w:val="Ttulo1"/>
       </w:pPr>
-      <w:bookmarkStart w:id="0" w:name="_Toc241788524"/>
+      <w:bookmarkStart w:id="0" w:name="_Toc242194952"/>
       <w:r>
         <w:lastRenderedPageBreak/>
         <w:t>ANEXO E. CARRIL DE ARTE Y SONIDO</w:t>
@@ -565,7 +565,7 @@
       <w:pPr>
         <w:pStyle w:val="Ttulo2"/>
       </w:pPr>
-      <w:bookmarkStart w:id="1" w:name="_Toc241788525"/>
+      <w:bookmarkStart w:id="1" w:name="_Toc242194953"/>
       <w:r>
         <w:t>1. Alcance y seguimiento</w:t>
       </w:r>
@@ -1391,7 +1391,7 @@
     </w:tbl>
     <w:p>
       <w:pPr>
-        <w:pStyle w:val="TextoOE3"/>
+        <w:pStyle w:val="PrimerprrafoOE3"/>
       </w:pPr>
       <w:r>
         <w:t xml:space="preserve">Las tarjetas del tablero siguen el carril de acta en acta y se rastrean por su texto, porque cada una se renumera con la serie del acta que la reabre. La D06-2, incorporar los entornos definitivos y poner al día el índice de sprites, continuó en la D10-4 con los cuatro entornos que conservaban el prefijo anterior. La D07-2, cerrar la implementación de sonidos, pasó de Santiago Valdiri García a Santiago Benavides Rey en el acta D08; el hundimiento de la balsa y el ambiente de la escena final entraron con la </w:t>
@@ -2764,7 +2764,7 @@
     </w:tbl>
     <w:p>
       <w:pPr>
-        <w:pStyle w:val="TextoOE3"/>
+        <w:pStyle w:val="PrimerprrafoOE3"/>
       </w:pPr>
       <w:r>
         <w:t xml:space="preserve">La rama </w:t>
@@ -2858,7 +2858,7 @@
       <w:pPr>
         <w:pStyle w:val="Ttulo2"/>
       </w:pPr>
-      <w:bookmarkStart w:id="2" w:name="_Toc241788526"/>
+      <w:bookmarkStart w:id="2" w:name="_Toc242194954"/>
       <w:r>
         <w:t>2. Lo implementado</w:t>
       </w:r>
@@ -2877,15 +2877,8 @@
         <w:pStyle w:val="PrimerprrafoOE3"/>
       </w:pPr>
       <w:r>
-        <w:rPr>
-          <w:b/>
-          <w:bCs/>
-        </w:rPr>
         <w:lastRenderedPageBreak/>
-        <w:t>Entornos.</w:t>
-      </w:r>
-      <w:r>
-        <w:t xml:space="preserve"> El juego usa nueve archivos de entorno, todos con prefijo </w:t>
+        <w:t xml:space="preserve">El juego usa nueve archivos de entorno, todos con prefijo </w:t>
       </w:r>
       <w:r>
         <w:rPr>
@@ -2894,10 +2887,10 @@
         <w:t>env_</w:t>
       </w:r>
       <w:r>
-        <w:t xml:space="preserve"> (Tabla E.7). La colaboradora los entregó para el acta D06 (15/09/2026): los de pantalla a 1920 × 1080 y las panorámicas del Nivel 1 y del bosque del Nivel 2 a 3840 × 1080, en la misma composición que las versiones de trabajo, de modo que ningún encuadre cambió de valor, porque los encuadres se expresan en fracciones del lienzo. Las panorámicas duplican el lienzo y tienen una costura en el centro que ningún encuadre debe cruzar; lo avisa la prop</w:t>
-      </w:r>
-      <w:r>
-        <w:t xml:space="preserve">ia secuencia narrativa al validarse. Dos entornos que llegaron con nombre libre se renombraron desde el motor el 16/09/2026, conservando su identificador interno (GUID): el río pasó a </w:t>
+        <w:t xml:space="preserve"> (Tabla E.7). La colaboradora los entregó para el acta D06 (15/09/2026): los de pantalla a 1920 × 1080 y las panorámicas del Nivel 1 y del bosque del Nivel 2 a 3840 × 1080, en la misma composición que las versiones de trabajo, de modo que ningún encuadre cambió de valor, porque los encuadres se expresan en fracciones del lienzo. Las panorámicas duplican el lienzo y tienen una costura en el centro que ningún encuadre debe cruzar; lo avisa la propia secuencia narrativa al validarse. Dos entornos que llega</w:t>
+      </w:r>
+      <w:r>
+        <w:t xml:space="preserve">ron con nombre libre se renombraron desde el motor el 16/09/2026, conservando su identificador interno (GUID): el río pasó a </w:t>
       </w:r>
       <w:r>
         <w:rPr>
@@ -2924,10 +2917,7 @@
         <w:t>env_enlace_n2</w:t>
       </w:r>
       <w:r>
-        <w:t xml:space="preserve">, sustituyó a una ilustración anterior del Nivel 2 conservando su archivo de metadatos, y el 25/09/2026 se reemplazó por una versión sin la hoguera central pintada, que pasó a ser un objeto animado. Los cuatro entornos que </w:t>
-      </w:r>
-      <w:r>
-        <w:t xml:space="preserve">conservaban el prefijo antiguo </w:t>
+        <w:t xml:space="preserve">, sustituyó a una ilustración anterior del Nivel 2 conservando su archivo de metadatos, y el 25/09/2026 se reemplazó por una versión sin la hoguera central pintada, que pasó a ser un objeto animado. Los cuatro entornos que conservaban el prefijo antiguo </w:t>
       </w:r>
       <w:r>
         <w:rPr>
@@ -2936,7 +2926,10 @@
         <w:t>entorno_</w:t>
       </w:r>
       <w:r>
-        <w:t xml:space="preserve"> se renombraron el 01/10/2026 (INC-126). El acta D04 resolvió la luz del Nivel 1 con una pieza base y una capa de oscuridad que la multiplica, en lugar de cuatro entornos por estado; esa capa es el shader </w:t>
+        <w:t xml:space="preserve"> se renombraron el 0</w:t>
+      </w:r>
+      <w:r>
+        <w:t xml:space="preserve">1/10/2026 (INC-126). El acta D04 resolvió la luz del Nivel 1 con una pieza base y una capa de oscuridad que la multiplica, en lugar de cuatro entornos por estado; esa capa es el shader </w:t>
       </w:r>
       <w:r>
         <w:rPr>
@@ -2953,17 +2946,10 @@
         <w:pStyle w:val="TextoOE3"/>
       </w:pPr>
       <w:r>
-        <w:rPr>
-          <w:b/>
-          <w:bCs/>
-        </w:rPr>
-        <w:t>Objetos del Nivel 1.</w:t>
-      </w:r>
-      <w:r>
-        <w:t xml:space="preserve"> La hoja, el sílex, el pedernal y los dos montones de hojas (de frente, para las narrativas, y desde arriba, para la mecánica) son imágenes de 2000 × 2000. La llama se anima por cuadros. La entrega llegó exportada a 30 cuadros por segundo pero dibujada a seises o a ochos, de modo que muchos archivos repetían el mismo dibujo; el 21/09/2026 cada clip se construyó con un solo cambio de sprite por dibujo distinto y se borraron los 215 cuadros duplicados. De 249 archivos quedaron 34 dibujos, 13 para la llama de </w:t>
-      </w:r>
-      <w:r>
-        <w:t xml:space="preserve">frente (2,667 s en bucle) y 21 para la cenital (5,633 s), y las texturas cargadas bajaron de 1 469 MB a 235 MB. Cada clip es un </w:t>
+        <w:t>En el Nivel 1, la hoja, el sílex, el pedernal y los dos montones de hojas (de frente, para las narrativas, y desde arriba, para la mecánica) son imágenes de 2000 × 2000. La llama se anima por cuadros. La entrega llegó exportada a 30 cuadros por segundo pero dibujada a seises o a ochos, de modo que muchos archivos repetían el mismo dibujo; el 21/09/2026 cada clip se construyó con un solo cambio de sprite por dibujo distinto y se borraron los 215 cuadros duplicados. De 249 archivos quedaron 34 dibujos, 13 par</w:t>
+      </w:r>
+      <w:r>
+        <w:t xml:space="preserve">a la llama de frente (2,667 s en bucle) y 21 para la cenital (5,633 s), y las texturas cargadas bajaron de 1 469 MB a 235 MB. Cada clip es un </w:t>
       </w:r>
       <w:r>
         <w:rPr>
@@ -2981,10 +2967,10 @@
         <w:t>Image</w:t>
       </w:r>
       <w:r>
-        <w:t xml:space="preserve"> y su propio controlador de animación; los cuadros conservan su nombre de entrega, porque los referencia esa curva. El humo siguió la misma regla: la entrega de 284 cuadros quedó en 33 dibujos, recortados al mismo rectángulo de 1123 × 1933 para que el dibujo no salte de un cuadro a otro, en dos clips encadenados, el nacimiento (1</w:t>
-      </w:r>
-      <w:r>
-        <w:t>,97 s, 7 dibujos) y el bucle (7,27 s, 26 dibujos). Desde el 24/09/2026 cada llama de las narrativas lleva su humo detrás, a 0,6 de su escala. El montón se quema desde el centro hacia afuera con una máscara circular generada en memoria (</w:t>
+        <w:t xml:space="preserve"> y su propio controlador de animación; los cuadros conservan su nombre de entrega, porque los referencia esa curva. El humo siguió la misma regla: la entrega de 284 cuadros quedó en 33 dibujos, recortados al mismo rectángulo de 1123 × 1933 para que el dibujo no salte de un cuadro a otro, en dos clips encadenados, el</w:t>
+      </w:r>
+      <w:r>
+        <w:t xml:space="preserve"> nacimiento (1,97 s, 7 dibujos) y el bucle (7,27 s, 26 dibujos). Desde el 24/09/2026 cada llama de las narrativas lleva su humo detrás, a 0,6 de su escala. El montón se quema desde el centro hacia afuera con una máscara circular generada en memoria (</w:t>
       </w:r>
       <w:r>
         <w:rPr>
@@ -3002,10 +2988,10 @@
         <w:t>#FFE9A8</w:t>
       </w:r>
       <w:r>
-        <w:t xml:space="preserve"> de 8 px a 1080p que dibuja el motor, desde el 01/10/2026 en una dirección al azar y con un único barrido (INC-119). Su comport</w:t>
-      </w:r>
-      <w:r>
-        <w:t>amiento en la mecánica, con el humo que nace al converger, se describe en el Anexo B, apartado 2.5.</w:t>
+        <w:t xml:space="preserve"> de 8 px a 1080p que dibuja el motor, desde el 01/10/2026 en una dirección al azar y con un único barrido (INC-11</w:t>
+      </w:r>
+      <w:r>
+        <w:t>9). Su comportamiento en la mecánica, con el humo que nace al converger, se describe en el Anexo B, apartado 2.5.</w:t>
       </w:r>
     </w:p>
     <w:p>
@@ -3013,14 +2999,7 @@
         <w:pStyle w:val="TextoOE3"/>
       </w:pPr>
       <w:r>
-        <w:rPr>
-          <w:b/>
-          <w:bCs/>
-        </w:rPr>
-        <w:t>Objetos del Nivel 2.</w:t>
-      </w:r>
-      <w:r>
-        <w:t xml:space="preserve"> Los objetos definitivos del Nivel 2 llegaron el 25/09/2026 y bajaron de resolución según cómo se ven: la regla es 256 × 256, y se sube a 512 × 512 solo donde el objeto se muestra a más de 256 px a 1080p, medido sobre los encuadres de los assets. Así quedaron a 512 el eje y la tabla del taller y los estados de la carretilla del </w:t>
+        <w:t xml:space="preserve">Los objetos definitivos del Nivel 2 llegaron el 25/09/2026 y bajaron de resolución según cómo se ven: la regla es 256 × 256, y se sube a 512 × 512 solo donde el objeto se muestra a más de 256 px a 1080p, medido sobre los encuadres de los assets. Así quedaron a 512 el eje y la tabla del taller y los estados de la carretilla del </w:t>
       </w:r>
       <w:r>
         <w:rPr>
@@ -3038,62 +3017,65 @@
         <w:t>e5</w:t>
       </w:r>
       <w:r>
-        <w:t xml:space="preserve">, que se sustituyen en el mismo sitio, y a 256 los demás objetos, salvo la textura del tronco. La reducción se hizo sobre alfa premultiplicado para que el borde no se oscureciera. El tronco </w:t>
+        <w:t xml:space="preserve">, que se sustituyen en el mismo sitio, y a 256 los demás objetos, salvo la textura del tronco. La reducción se hizo sobre alfa premultiplicado para que el borde no se oscureciera. El tronco es uno solo, </w:t>
+      </w:r>
+      <w:r>
+        <w:rPr>
+          <w:rStyle w:val="CdigoenlneaOE3"/>
+        </w:rPr>
+        <w:t>prop_n2_tronco_a</w:t>
+      </w:r>
+      <w:r>
+        <w:t xml:space="preserve">, y </w:t>
       </w:r>
       <w:r>
         <w:lastRenderedPageBreak/>
-        <w:t xml:space="preserve">es uno solo, </w:t>
+        <w:t xml:space="preserve">rueda en el motor: el componente </w:t>
       </w:r>
       <w:r>
         <w:rPr>
           <w:rStyle w:val="CdigoenlneaOE3"/>
         </w:rPr>
-        <w:t>prop_n2_tronco_a</w:t>
-      </w:r>
-      <w:r>
-        <w:t xml:space="preserve">, y rueda en el motor: el componente </w:t>
+        <w:t>RollingLog</w:t>
+      </w:r>
+      <w:r>
+        <w:t xml:space="preserve"> </w:t>
+      </w:r>
+      <w:r>
+        <w:t xml:space="preserve">lo dibuja como un cilindro en tres cuartos a partir de una sola textura de 768 × 256 con la corteza desenrollada y el corte, sin cámara ni modelo tridimensional, y lee el giro que ya le dan el cursor en el bosque o el movimiento en las narrativas (acta D09, tarjeta D09-1). Su vista vive en </w:t>
       </w:r>
       <w:r>
         <w:rPr>
           <w:rStyle w:val="CdigoenlneaOE3"/>
         </w:rPr>
-        <w:t>RollingLog</w:t>
-      </w:r>
-      <w:r>
-        <w:t xml:space="preserve"> lo dibuja como un cilindro en tres cuartos a partir de una sola textura de 768 × 256 con la corteza desenrollada y el corte, sin cámara ni modelo tridimensional, y lee el giro que ya le dan el cursor en el bosque o el movimiento en las narrativa</w:t>
-      </w:r>
-      <w:r>
-        <w:t xml:space="preserve">s (acta D09, tarjeta D09-1). Su vista vive en </w:t>
+        <w:t>N2_TroncoRodante.asset</w:t>
+      </w:r>
+      <w:r>
+        <w:t xml:space="preserve">. Los distractores (cuatro piedras, tres plantas y tres herramientas) se distinguen del tronco por su silueta y por no llevar el tono de madera trabajada, que es exclusivo de los troncos. La caja de </w:t>
+      </w:r>
+      <w:r>
+        <w:t xml:space="preserve">alimentos llena es la que usa la escena 2.2 desde el 01/10/2026 (INC-120), y la caja vacía quedó en disco sin uso. Al amarrar la cuerda en el taller, la carretilla pasa al dibujo amarrado </w:t>
       </w:r>
       <w:r>
         <w:rPr>
           <w:rStyle w:val="CdigoenlneaOE3"/>
         </w:rPr>
-        <w:t>N2_TroncoRodante.asset</w:t>
-      </w:r>
-      <w:r>
-        <w:t xml:space="preserve">. Los distractores (cuatro piedras, tres plantas y tres herramientas) se distinguen del tronco por su silueta y por no llevar el tono de madera trabajada, que es exclusivo de los troncos. La caja de alimentos llena es la que usa la escena 2.2 desde el 01/10/2026 (INC-120), y la caja vacía quedó en disco sin uso. Al amarrar la cuerda en el taller, la carretilla pasa al dibujo amarrado </w:t>
+        <w:t>e5</w:t>
+      </w:r>
+      <w:r>
+        <w:t>, el mismo de la escena 2.4 (INC-121). El laberinto usa una carretilla cenital, un arbusto dibujado a 1,65 veces su casilla para que los contiguos se lean como seto, y un shader de contraste y saturación (</w:t>
       </w:r>
       <w:r>
         <w:rPr>
           <w:rStyle w:val="CdigoenlneaOE3"/>
         </w:rPr>
-        <w:t>e5</w:t>
-      </w:r>
-      <w:r>
-        <w:t>, el mismo de la escena 2.4 (INC-121). El laberinto usa</w:t>
-      </w:r>
-      <w:r>
-        <w:t xml:space="preserve"> una carretilla cenital, un arbusto dibujado a 1,65 veces su casilla para que los contiguos se lean como seto, y un shader de contraste y saturación (</w:t>
-      </w:r>
-      <w:r>
-        <w:rPr>
-          <w:rStyle w:val="CdigoenlneaOE3"/>
-        </w:rPr>
         <w:t>fx_contraste</w:t>
       </w:r>
       <w:r>
-        <w:t>) que mantiene la lectura al atardecer. Los cambios de la escena 2.2 y del taller se describen en el Anexo C, apartados 2.2 y 2.3.</w:t>
+        <w:t>) que mantiene la lectura al atardecer. Los cambios de la escena 2.2 y del taller se describen en el Anex</w:t>
+      </w:r>
+      <w:r>
+        <w:t>o C, apartados 2.2 y 2.3.</w:t>
       </w:r>
     </w:p>
     <w:p>
@@ -3101,17 +3083,10 @@
         <w:pStyle w:val="TextoOE3"/>
       </w:pPr>
       <w:r>
-        <w:rPr>
-          <w:b/>
-          <w:bCs/>
-        </w:rPr>
-        <w:t>Objetos del Nivel 3.</w:t>
-      </w:r>
-      <w:r>
-        <w:t xml:space="preserve"> Los cuatro materiales de la orilla (tronco, sogas, tela y mástil) son definitivos desde el 25/09/2026 y hacen también de icono del inventario. La balsa del ensamblaje se compone en el motor con ocho sprites, la pieza y la silueta de cada clase, como acordó el acta D07, en lugar de las treinta y cuatro láminas que habría exigido dibujarla en cada estado. Desde el 25/09/2026 esos sprites están en tres cuartos, como la balsa del cruce: tronco en diagonal (256 px), liana (128), mástil vertical (512) y vela de </w:t>
-      </w:r>
-      <w:r>
-        <w:t xml:space="preserve">cuero (256). Las ocho texturas son legibles por el programa, porque el panel prueba su transparencia al agarrar y al soltar, y eso suma cerca de 1,3 MB. La balsa del cruce, </w:t>
+        <w:t>En el Nivel 3, los cuatro materiales de la orilla (tronco, sogas, tela y mástil) son definitivos desde el 25/09/2026 y hacen también de icono del inventario. La balsa del ensamblaje se compone en el motor con ocho sprites, la pieza y la silueta de cada clase, como acordó el acta D07, en lugar de las treinta y cuatro láminas que habría exigido dibujarla en cada estado. Desde el 25/09/2026 esos sprites están en tres cuartos, como la balsa del cruce: tronco en diagonal (256 px), liana (128), mástil vertical (5</w:t>
+      </w:r>
+      <w:r>
+        <w:t xml:space="preserve">12) y vela de cuero (256). Las ocho texturas son legibles por el programa, porque el panel prueba su transparencia al agarrar y al soltar, y eso suma cerca de 1,3 MB. La balsa del cruce, </w:t>
       </w:r>
       <w:r>
         <w:rPr>
@@ -3120,10 +3095,10 @@
         <w:t>prop_n3_balsa_cruzando</w:t>
       </w:r>
       <w:r>
-        <w:t xml:space="preserve"> (512 × 512), navega en la escena 3.3 por debajo de la espuma de la cascada (INC-124). La balsa hundida de la escena 3.2 se dibujó por código el 16/09/2026 y el acta D10 la aceptó como definitiva. Con el plano abierto del 01/10/2026, la escena 3.1 pinta el tronco y el mástil de la mecánica, y el montón plano anterio</w:t>
-      </w:r>
-      <w:r>
-        <w:t xml:space="preserve">r, </w:t>
+        <w:t xml:space="preserve"> (512 × 512), navega en la escena 3.3 por debajo de la espuma de la cascada (INC-124). La balsa hundida de la escena 3.2 se dibujó por código el 16/09/2026 y el acta D10 la aceptó como definitiva. Con el plano abierto del 01/10/2026, la escena 3.1 pinta el tronco y el mástil de la mecánica, y el montón</w:t>
+      </w:r>
+      <w:r>
+        <w:t xml:space="preserve"> plano anterior, </w:t>
       </w:r>
       <w:r>
         <w:rPr>
@@ -3140,47 +3115,49 @@
         <w:pStyle w:val="TextoOE3"/>
       </w:pPr>
       <w:r>
-        <w:rPr>
-          <w:b/>
-          <w:bCs/>
-        </w:rPr>
-        <w:t>Interfaz.</w:t>
-      </w:r>
-      <w:r>
-        <w:t xml:space="preserve"> La interfaz se arma con un conjunto genérico de cinco piezas (</w:t>
+        <w:t xml:space="preserve">La sombra de los objetos la proyecta </w:t>
       </w:r>
       <w:r>
         <w:rPr>
           <w:rStyle w:val="CdigoenlneaOE3"/>
         </w:rPr>
-        <w:t>ui_panel</w:t>
-      </w:r>
-      <w:r>
-        <w:t xml:space="preserve">, </w:t>
+        <w:t>PropShadow</w:t>
+      </w:r>
+      <w:r>
+        <w:t xml:space="preserve"> (</w:t>
       </w:r>
       <w:r>
         <w:rPr>
           <w:rStyle w:val="CdigoenlneaOE3"/>
         </w:rPr>
-        <w:t>ui_boton</w:t>
-      </w:r>
-      <w:r>
-        <w:t xml:space="preserve">, </w:t>
+        <w:t>Game.Scaffolding</w:t>
+      </w:r>
+      <w:r>
+        <w:t xml:space="preserve">), trabajo posterior al corte, del 02 y el 05/10/2026, en la rama </w:t>
       </w:r>
       <w:r>
         <w:rPr>
           <w:rStyle w:val="CdigoenlneaOE3"/>
         </w:rPr>
-        <w:t>ui_circulo</w:t>
-      </w:r>
-      <w:r>
-        <w:t xml:space="preserve">, </w:t>
+        <w:t>feat/personajes-animados</w:t>
+      </w:r>
+      <w:r>
+        <w:t xml:space="preserve"> y sin fusionar a la rama principal. La primera versión (</w:t>
       </w:r>
       <w:r>
         <w:rPr>
           <w:rStyle w:val="CdigoenlneaOE3"/>
         </w:rPr>
-        <w:t>ui_alerta</w:t>
+        <w:t>bf62fce</w:t>
+      </w:r>
+      <w:r>
+        <w:t xml:space="preserve">, 02/10/2026) dibujaba una elipse negra al 25 % de opacidad anclada al suelo, que se encoge y se aclara cuando el objeto se alza (lo que la escena 2.2 levanta con </w:t>
+      </w:r>
+      <w:r>
+        <w:rPr>
+          <w:rStyle w:val="CdigoenlneaOE3"/>
+        </w:rPr>
+        <w:t>LiftAndRoll</w:t>
       </w:r>
       <w:r>
         <w:t xml:space="preserve"> y </w:t>
@@ -3189,43 +3166,70 @@
         <w:rPr>
           <w:rStyle w:val="CdigoenlneaOE3"/>
         </w:rPr>
-        <w:t>ui_papelera</w:t>
-      </w:r>
-      <w:r>
-        <w:t xml:space="preserve">), teñidas desde el inspector, con las que se construyen el cuadro de diálogo, los paneles de los tres niveles, el editor de bloques, las listas, el informe docente y los menús; el acta D10 lo aceptó como arte definitivo. Lo completan el candado </w:t>
+        <w:t>LiftAndStay</w:t>
+      </w:r>
+      <w:r>
+        <w:t>, y las plantas que se sostienen en el aire) y no gira con él. La corrección del 05/10/2026 (</w:t>
       </w:r>
       <w:r>
         <w:rPr>
           <w:rStyle w:val="CdigoenlneaOE3"/>
         </w:rPr>
-        <w:t>ui_lock</w:t>
-      </w:r>
-      <w:r>
-        <w:t xml:space="preserve">, la flecha </w:t>
+        <w:t>641c23a</w:t>
+      </w:r>
+      <w:r>
+        <w:t>) sacó la sombra del objeto, porque uGUI l</w:t>
+      </w:r>
+      <w:r>
+        <w:t xml:space="preserve">a pintaba encima del sprite, y la puso en una capa «Sombras», hermana anterior de los objetos, que </w:t>
       </w:r>
       <w:r>
         <w:rPr>
           <w:rStyle w:val="CdigoenlneaOE3"/>
         </w:rPr>
-        <w:t>ui_flecha</w:t>
-      </w:r>
-      <w:r>
-        <w:t xml:space="preserve"> de la lista del laberinto y de la cruceta del río, la casilla hecha del Nivel 3 (</w:t>
+        <w:t>PropShadow</w:t>
+      </w:r>
+      <w:r>
+        <w:t xml:space="preserve"> sincroniza en cada cuadro. Los objetos vistos en picado (troncos, tablas, cajas, la carretilla y la balsa que cruza) proyectan su propia silueta, corrida hacia abajo y a la derecha, que gira y se refleja con el objeto; el tronco que rueda usa un modo de solo contorno de </w:t>
       </w:r>
       <w:r>
         <w:rPr>
           <w:rStyle w:val="CdigoenlneaOE3"/>
         </w:rPr>
-        <w:t>ui_n3_casilla_hecha</w:t>
-      </w:r>
-      <w:r>
-        <w:t>), que es también l</w:t>
-      </w:r>
-      <w:r>
-        <w:t>a marca de «Completado» del menú de niveles, y los cuatro iconos de los indicadores del informe docente, aceptados como definitivos en el acta D10. El estado de un intento se lee por el icono que acompaña al mensaje, con una paleta de estado propia y sin rojo de error (INC-105). El diálogo de las narrativas se lee en un cuadro fijo con el retrato y el nombre de quien habla, que ocupa el cuarto inferior de la pantalla; la dirección de arte lo describía como un globo con cola y se corrigió el 01/10/2026 (INC-</w:t>
-      </w:r>
-      <w:r>
-        <w:t>129). Desde el 30/09/2026 la pantalla de inicio y los créditos muestran a Algoritm en su forma de fuego, y las tarjetas del menú de niveles muestran la cueva cenital, el laberinto y el río, en lugar de los rótulos de trabajo que quedaban a la vista (INC-82). La tarjeta del Nivel 2 usa el laberinto de 16:9 porque el bosque panorámico se veía partido por la costura. Las tipografías son Baloo 2 y Nunito, con licencia SIL Open Font License 1.1.</w:t>
+        <w:t>RollingLog</w:t>
+      </w:r>
+      <w:r>
+        <w:t xml:space="preserve">, y las plantas de pie conservan la elipse en la base, sin giro. </w:t>
+      </w:r>
+      <w:r>
+        <w:rPr>
+          <w:rStyle w:val="CdigoenlneaOE3"/>
+        </w:rPr>
+        <w:t>PropShadow</w:t>
+      </w:r>
+      <w:r>
+        <w:t xml:space="preserve"> excluye las siluetas del ensamblaje, la balsa</w:t>
+      </w:r>
+      <w:r>
+        <w:t xml:space="preserve"> hundida, que trae el agua pintada, y el fuego con lo que arde. La enganchan </w:t>
+      </w:r>
+      <w:r>
+        <w:rPr>
+          <w:rStyle w:val="CdigoenlneaOE3"/>
+        </w:rPr>
+        <w:t>NarrativeSceneController</w:t>
+      </w:r>
+      <w:r>
+        <w:t xml:space="preserve"> y los controladores del bosque, el taller y el río, y la regla está en la dirección de arte, apartado 5.3. Sus diez pruebas </w:t>
+      </w:r>
+      <w:r>
+        <w:rPr>
+          <w:rStyle w:val="CdigoenlneaOE3"/>
+        </w:rPr>
+        <w:t>PropShadow_RNF23_*</w:t>
+      </w:r>
+      <w:r>
+        <w:t>, de EditMode, comprueban entre otras cosas que la sombra se dibuja detrás del objeto, que se queda en el suelo y se encoge al alzarse, que excluye siluetas, balsa hundida y fuego, y que la silueta gira con el objeto sin que la luz cambie.</w:t>
       </w:r>
     </w:p>
     <w:p>
@@ -3233,21 +3237,14 @@
         <w:pStyle w:val="TextoOE3"/>
       </w:pPr>
       <w:r>
-        <w:rPr>
-          <w:b/>
-          <w:bCs/>
-        </w:rPr>
         <w:lastRenderedPageBreak/>
-        <w:t>Glifos de la pausa y créditos.</w:t>
-      </w:r>
-      <w:r>
-        <w:t xml:space="preserve"> Los tres glifos del menú de pausa (</w:t>
+        <w:t>La interfaz se arma con un conjunto genérico de cinco piezas (</w:t>
       </w:r>
       <w:r>
         <w:rPr>
           <w:rStyle w:val="CdigoenlneaOE3"/>
         </w:rPr>
-        <w:t>ui_pausa</w:t>
+        <w:t>ui_panel</w:t>
       </w:r>
       <w:r>
         <w:t xml:space="preserve">, </w:t>
@@ -3256,7 +3253,25 @@
         <w:rPr>
           <w:rStyle w:val="CdigoenlneaOE3"/>
         </w:rPr>
-        <w:t>ui_reanudar</w:t>
+        <w:t>ui_boton</w:t>
+      </w:r>
+      <w:r>
+        <w:t xml:space="preserve">, </w:t>
+      </w:r>
+      <w:r>
+        <w:rPr>
+          <w:rStyle w:val="CdigoenlneaOE3"/>
+        </w:rPr>
+        <w:t>ui_circulo</w:t>
+      </w:r>
+      <w:r>
+        <w:t xml:space="preserve">, </w:t>
+      </w:r>
+      <w:r>
+        <w:rPr>
+          <w:rStyle w:val="CdigoenlneaOE3"/>
+        </w:rPr>
+        <w:t>ui_alerta</w:t>
       </w:r>
       <w:r>
         <w:t xml:space="preserve"> y </w:t>
@@ -3265,40 +3280,43 @@
         <w:rPr>
           <w:rStyle w:val="CdigoenlneaOE3"/>
         </w:rPr>
-        <w:t>ui_reiniciar</w:t>
-      </w:r>
-      <w:r>
-        <w:t xml:space="preserve">) son iconos de la familia Phosphor Icons rasterizados a 128 px, con licencia MIT, y los créditos los daban por originales. Desde el 01/10/2026 se acreditan (INC-127): el cuerpo de los créditos dice «Entornos, objetos e interfaz: originales del proyecto, salvo los iconos de pausa.» y «Iconos de pausa: Phosphor Icons, licencia MIT.», y el texto de la licencia está en </w:t>
+        <w:t>ui_papelera</w:t>
+      </w:r>
+      <w:r>
+        <w:t xml:space="preserve">), teñidas desde el inspector, con las que se construyen el cuadro de diálogo, los paneles de los tres niveles, el editor de bloques, las listas, el informe docente y los menús; el acta D10 lo aceptó como arte definitivo. Lo completan el candado </w:t>
       </w:r>
       <w:r>
         <w:rPr>
           <w:rStyle w:val="CdigoenlneaOE3"/>
         </w:rPr>
-        <w:t>Assets/Game/Art/UI/Common/LICENSE-Phosphor.txt</w:t>
-      </w:r>
-      <w:r>
-        <w:t xml:space="preserve">. Las demás piezas de la </w:t>
-      </w:r>
-      <w:r>
-        <w:t xml:space="preserve">interfaz son del proyecto. Los créditos nombran también a los autores y la obra de la Familia Anonaky, de la que parten los personajes (INC-78), y a Santiago Benavides Rey y Santiago Valdiri García en «Música y sonido»: las piezas son de producción propia. Al compilar el ejecutable, la herramienta de editor </w:t>
+        <w:t>ui_lock</w:t>
+      </w:r>
+      <w:r>
+        <w:t xml:space="preserve">, la flecha </w:t>
       </w:r>
       <w:r>
         <w:rPr>
           <w:rStyle w:val="CdigoenlneaOE3"/>
         </w:rPr>
-        <w:t>LicenseNotices</w:t>
-      </w:r>
-      <w:r>
-        <w:t xml:space="preserve"> copia los avisos de licencia de Phosphor Icons y de las tipografías a una carpeta </w:t>
+        <w:t>ui_flecha</w:t>
+      </w:r>
+      <w:r>
+        <w:t xml:space="preserve"> de la lista del laberinto y de la cruceta del río, la casilla hecha del Nivel 3 (</w:t>
       </w:r>
       <w:r>
         <w:rPr>
           <w:rStyle w:val="CdigoenlneaOE3"/>
         </w:rPr>
-        <w:t>Licencias/</w:t>
-      </w:r>
-      <w:r>
-        <w:t xml:space="preserve"> junto al programa, porque esas licencias piden que el aviso acompañe la copia distribuida.</w:t>
+        <w:t>ui_n3_casilla_hecha</w:t>
+      </w:r>
+      <w:r>
+        <w:t>), que es también la marca de «Completado» del menú de niveles, y los cuatro icono</w:t>
+      </w:r>
+      <w:r>
+        <w:t xml:space="preserve">s de los indicadores del informe docente, aceptados como definitivos en el acta D10. El estado de un intento se lee por el icono que acompaña al mensaje, con una paleta de estado propia y sin rojo de error (INC-105). El diálogo de las narrativas se lee en un cuadro fijo con el retrato y el nombre de quien habla, que ocupa el cuarto inferior de la pantalla; la dirección de arte lo describía como un globo con cola y se corrigió el 01/10/2026 (INC-129). Desde el 30/09/2026 la pantalla de inicio y los créditos </w:t>
+      </w:r>
+      <w:r>
+        <w:t>muestran a Algoritm en su forma de fuego, y las tarjetas del menú de niveles muestran la cueva cenital, el laberinto y el río, en lugar de los rótulos de trabajo que quedaban a la vista (INC-82). La tarjeta del Nivel 2 usa el laberinto de 16:9 porque el bosque panorámico se veía partido por la costura. Las tipografías son Baloo 2 y Nunito, con licencia SIL Open Font License 1.1.</w:t>
       </w:r>
     </w:p>
     <w:p>
@@ -3306,14 +3324,81 @@
         <w:pStyle w:val="TextoOE3"/>
       </w:pPr>
       <w:r>
-        <w:rPr>
-          <w:b/>
-          <w:bCs/>
-        </w:rPr>
-        <w:t>Personajes.</w:t>
-      </w:r>
-      <w:r>
-        <w:t xml:space="preserve"> La familia y Algoritm se animan por recorte en la interfaz del motor (INC-53). Algoritm es una llama con extremidades en el Nivel 1, recoloreada en madera y en agua para los Niveles 2 y 3 (INC-45, INC-52), y su arte puede sustituirse por archivo sin tocar escenas. El 01/10/2026 se limpió el halo verde del recorte en siete imágenes de personajes (apartado 2.4). Todo lo demás de los personajes se describe en el Anexo F.</w:t>
+        <w:t>Los tres glifos del menú de pausa (</w:t>
+      </w:r>
+      <w:r>
+        <w:rPr>
+          <w:rStyle w:val="CdigoenlneaOE3"/>
+        </w:rPr>
+        <w:t>ui_pausa</w:t>
+      </w:r>
+      <w:r>
+        <w:t xml:space="preserve">, </w:t>
+      </w:r>
+      <w:r>
+        <w:rPr>
+          <w:rStyle w:val="CdigoenlneaOE3"/>
+        </w:rPr>
+        <w:t>ui_reanudar</w:t>
+      </w:r>
+      <w:r>
+        <w:t xml:space="preserve"> y </w:t>
+      </w:r>
+      <w:r>
+        <w:rPr>
+          <w:rStyle w:val="CdigoenlneaOE3"/>
+        </w:rPr>
+        <w:t>ui_reiniciar</w:t>
+      </w:r>
+      <w:r>
+        <w:t xml:space="preserve">) son iconos de la familia Phosphor Icons rasterizados a 128 px, con licencia MIT, y los créditos los daban por originales. Desde el 01/10/2026 se acreditan (INC-127): el cuerpo de los créditos dice «Entornos, objetos e interfaz: originales del proyecto, salvo los iconos de pausa.» y «Iconos de pausa: Phosphor Icons, licencia MIT.», y el texto de la licencia está en </w:t>
+      </w:r>
+      <w:r>
+        <w:rPr>
+          <w:rStyle w:val="CdigoenlneaOE3"/>
+        </w:rPr>
+        <w:t>Assets/Game/Art/UI/Common/LICENSE-Phosphor.txt</w:t>
+      </w:r>
+      <w:r>
+        <w:t>. Las demás piezas de la interfaz son del proyecto. Los crédi</w:t>
+      </w:r>
+      <w:r>
+        <w:t xml:space="preserve">tos nombran también a los autores y la obra de la Familia Anonaky, de la que parten los personajes (INC-78), y a Santiago Benavides Rey y Santiago Valdiri García en «Música y sonido»: las piezas son de producción propia. Al compilar el ejecutable, la herramienta de editor </w:t>
+      </w:r>
+      <w:r>
+        <w:rPr>
+          <w:rStyle w:val="CdigoenlneaOE3"/>
+        </w:rPr>
+        <w:t>LicenseNotices</w:t>
+      </w:r>
+      <w:r>
+        <w:t xml:space="preserve"> copia los avisos de licencia de Phosphor Icons y de las tipografías a una carpeta </w:t>
+      </w:r>
+      <w:r>
+        <w:rPr>
+          <w:rStyle w:val="CdigoenlneaOE3"/>
+        </w:rPr>
+        <w:t>Licencias/</w:t>
+      </w:r>
+      <w:r>
+        <w:t xml:space="preserve"> junto al programa, porque esas licencias piden que el aviso acompañe la copia distribuida.</w:t>
+      </w:r>
+    </w:p>
+    <w:p>
+      <w:pPr>
+        <w:pStyle w:val="TextoOE3"/>
+      </w:pPr>
+      <w:r>
+        <w:t xml:space="preserve">La familia y Algoritm se animan por recorte en la interfaz del motor (INC-53). Algoritm es una llama con extremidades en el Nivel 1, recoloreada en madera y en agua para los Niveles 2 y 3 (INC-45, INC-52), y su arte puede sustituirse por archivo sin tocar escenas. El 01/10/2026 se limpió el halo verde del recorte en siete imágenes de personajes (apartado 2.4). Todo lo demás de los personajes se describe en el Anexo F; lo que la rama </w:t>
+      </w:r>
+      <w:r>
+        <w:rPr>
+          <w:rStyle w:val="CdigoenlneaOE3"/>
+        </w:rPr>
+        <w:t>feat/personajes-animados</w:t>
+      </w:r>
+      <w:r>
+        <w:t xml:space="preserve"> hizo del 02 al 06/10/2026, posterior al corte (rig articulado, caras, arte final del Niño y orden de dibujo de los brazos), está en sus apartados 2.6 a 2.9.</w:t>
       </w:r>
     </w:p>
     <w:p>
@@ -3329,14 +3414,7 @@
         <w:pStyle w:val="PrimerprrafoOE3"/>
       </w:pPr>
       <w:r>
-        <w:rPr>
-          <w:b/>
-          <w:bCs/>
-        </w:rPr>
-        <w:t>Imagen.</w:t>
-      </w:r>
-      <w:r>
-        <w:t xml:space="preserve"> La regla </w:t>
+        <w:t xml:space="preserve">La regla </w:t>
       </w:r>
       <w:r>
         <w:rPr>
@@ -3363,10 +3441,14 @@
         <w:t>Assets/Game/Art/</w:t>
       </w:r>
       <w:r>
-        <w:t xml:space="preserve"> </w:t>
-      </w:r>
-      <w:r>
-        <w:t xml:space="preserve">dos ajustes, también al reimportar: la imagen entra sin comprimir y con un tamaño máximo de 4 096 px. Comprimida, la ilustración plana enseña la rejilla de bloques de 4 × 4 del formato, que se veía en la pared de la cueva y que la capa de oscuridad del Nivel 1 amplifica; con el máximo de fábrica, de 2 048 px, las panorámicas de 3840 px se reducirían. La regla no toca el modo de sprite. El importador trae por defecto el modo </w:t>
+        <w:t xml:space="preserve"> dos ajustes, también al reimportar: la imagen entra sin comprimir y con un tamaño máximo de 4 096 px. Comprimida, la ilustración plana enseña la rejilla de bloques de 4 × 4 del formato, que se veía en la pared de la cueva y que la capa de oscuridad del Nivel 1 amplifica; con el máximo de fábrica, de 2 048 px, las </w:t>
+      </w:r>
+      <w:r>
+        <w:lastRenderedPageBreak/>
+        <w:t xml:space="preserve">panorámicas de 3840 px se reducirían. La regla no toca el modo de sprite. El </w:t>
+      </w:r>
+      <w:r>
+        <w:t xml:space="preserve">importador trae por defecto el modo </w:t>
       </w:r>
       <w:r>
         <w:rPr>
@@ -3375,10 +3457,7 @@
         <w:t>Multiple</w:t>
       </w:r>
       <w:r>
-        <w:t>, con el que el motor no devuelve el sprite de un fondo o de un objeto enter</w:t>
-      </w:r>
-      <w:r>
-        <w:t xml:space="preserve">o, así que cada imagen nueva se pasa a </w:t>
+        <w:t xml:space="preserve">, con el que el motor no devuelve el sprite de un fondo o de un objeto entero, así que cada imagen nueva se pasa a </w:t>
       </w:r>
       <w:r>
         <w:rPr>
@@ -3396,7 +3475,10 @@
         <w:t>Multiple</w:t>
       </w:r>
       <w:r>
-        <w:t xml:space="preserve">, y desde el 01/10/2026 describe la regla que aplica el proyecto y su razón (INC-128). La vigila </w:t>
+        <w:t>, y desde el 01/10/2026 describe la regla que aplica el pro</w:t>
+      </w:r>
+      <w:r>
+        <w:t xml:space="preserve">yecto y su razón (INC-128). La vigila </w:t>
       </w:r>
       <w:r>
         <w:rPr>
@@ -3476,14 +3558,10 @@
         <w:t>Single</w:t>
       </w:r>
       <w:r>
-        <w:t xml:space="preserve"> desde e</w:t>
-      </w:r>
-      <w:r>
-        <w:t xml:space="preserve">l motor o retirarlas queda como deuda menor (documento principal, apartado 10.4). Si una de las doce se sustituye por un archivo de otro tamaño, el recorte del sprite interno se ajusta desde el motor conservando su identificador. Así se hizo con las piedras: el 23/09/2026 su </w:t>
-      </w:r>
-      <w:r>
-        <w:lastRenderedPageBreak/>
-        <w:t>recorte apuntaba a una esquina transparente de la versión anterior y no se veían, y el 25/09/2026 se escaló con la nueva resolución.</w:t>
+        <w:t xml:space="preserve"> desde el motor o retirarlas queda como deuda menor (documento principal, apartado 10.4). Si una de las doce se susti</w:t>
+      </w:r>
+      <w:r>
+        <w:t>tuye por un archivo de otro tamaño, el recorte del sprite interno se ajusta desde el motor conservando su identificador. Así se hizo con las piedras: el 23/09/2026 su recorte apuntaba a una esquina transparente de la versión anterior y no se veían, y el 25/09/2026 se escaló con la nueva resolución.</w:t>
       </w:r>
     </w:p>
     <w:p>
@@ -3512,10 +3590,7 @@
         <w:t>ArtImport_RNF06_LosCuadrosDelFuegoYElHumoSeImportanAMil24SinComprimir</w:t>
       </w:r>
       <w:r>
-        <w:t xml:space="preserve"> </w:t>
-      </w:r>
-      <w:r>
-        <w:t>exige ese tope en esa carpeta, y la regla general solo admite esa excepción.</w:t>
+        <w:t xml:space="preserve"> exige ese tope en esa carpeta, y la regla general solo admite esa excepción.</w:t>
       </w:r>
     </w:p>
     <w:p>
@@ -3534,14 +3609,7 @@
         <w:pStyle w:val="TextoOE3"/>
       </w:pPr>
       <w:r>
-        <w:rPr>
-          <w:b/>
-          <w:bCs/>
-        </w:rPr>
-        <w:t>Sonido.</w:t>
-      </w:r>
-      <w:r>
-        <w:t xml:space="preserve"> La regla </w:t>
+        <w:t xml:space="preserve">La regla </w:t>
       </w:r>
       <w:r>
         <w:rPr>
@@ -3568,7 +3636,11 @@
         <w:t>amb_</w:t>
       </w:r>
       <w:r>
-        <w:t xml:space="preserve">) en flujo continuo y en mono, con calidad 60, y el resto como efecto, que si dura hasta 2 s se descomprime al cargar y se precarga en PCM, y si dura más se guarda comprimido en memoria. La duración la lee de la cabecera del archivo </w:t>
+        <w:t xml:space="preserve">) en flujo continuo y en mono, con calidad 60, y el resto como efecto, que si dura hasta 2 s se descomprime al cargar y se precarga en PCM, y si dura más se guarda comprimido en memoria. La duración la lee de la </w:t>
+      </w:r>
+      <w:r>
+        <w:lastRenderedPageBreak/>
+        <w:t xml:space="preserve">cabecera del archivo </w:t>
       </w:r>
       <w:r>
         <w:rPr>
@@ -3577,10 +3649,10 @@
         <w:t>.wav</w:t>
       </w:r>
       <w:r>
-        <w:t>. Un archivo sin prefijo cuenta com</w:t>
-      </w:r>
-      <w:r>
-        <w:t xml:space="preserve">o efecto, de modo que ninguna pieza queda sin regla. La vigila </w:t>
+        <w:t xml:space="preserve">. Un archivo sin prefijo cuenta como efecto, </w:t>
+      </w:r>
+      <w:r>
+        <w:t xml:space="preserve">de modo que ninguna pieza queda sin regla. La vigila </w:t>
       </w:r>
       <w:r>
         <w:rPr>
@@ -3614,14 +3686,7 @@
         <w:pStyle w:val="PrimerprrafoOE3"/>
       </w:pPr>
       <w:r>
-        <w:rPr>
-          <w:b/>
-          <w:bCs/>
-        </w:rPr>
-        <w:t>Gestor y contenido.</w:t>
-      </w:r>
-      <w:r>
-        <w:t xml:space="preserve"> Todo el sonido pasa por </w:t>
+        <w:t xml:space="preserve">Todo el sonido pasa por </w:t>
       </w:r>
       <w:r>
         <w:rPr>
@@ -3666,14 +3731,10 @@
         <w:t>AudioListener_RNF13_ElUnicoOyenteVaEnBootYNingunaOtraEscenaTieneElSuyo</w:t>
       </w:r>
       <w:r>
-        <w:t>). Tiene cuatro canales con su volumen por omisión: música (0,8), ambiente (0,4), efectos (1) y voz (0,6). El ambiente admite dos capas, que entran con un fundido cruzado; pedir el ambiente que ya suena no lo reinicia, de modo que el paso entre una narra</w:t>
-      </w:r>
-      <w:r>
-        <w:t xml:space="preserve">tiva y una mecánica que comparten fondo no corta el sonido. Un clic sostenido puede llevar un sonido en bucle mientras dura, y los silencios del guion son cortes secos. Ningún nivel llama al gestor con clips propios: cada </w:t>
-      </w:r>
-      <w:r>
-        <w:lastRenderedPageBreak/>
-        <w:t>uno los toma de su asset de contenido (</w:t>
+        <w:t>). Tiene cuatro canales con su volumen por omisión: música (0,8), ambiente (0,4), efectos (1) y voz (0,6). El ambiente admite dos capas, que entran con un fundido cruzado; pedir el ambiente que ya suena no lo reinicia, de modo que el paso entre una narrativa y una mecánica que c</w:t>
+      </w:r>
+      <w:r>
+        <w:t>omparten fondo no corta el sonido. Un clic sostenido puede llevar un sonido en bucle mientras dura, y los silencios del guion son cortes secos. Ningún nivel llama al gestor con clips propios: cada uno los toma de su asset de contenido (</w:t>
       </w:r>
       <w:r>
         <w:rPr>
@@ -3727,10 +3788,10 @@
         <w:t>RiverSounds</w:t>
       </w:r>
       <w:r>
-        <w:t>), y las narrativas declaran su sonido en los datos: el ambiente de cada secuencia, el efecto, el ambiente o el silencio de cada línea, el sonido de un objeto al p</w:t>
-      </w:r>
-      <w:r>
-        <w:t xml:space="preserve">osarse y el ambiente de un objeto mientras se mueve. Si el gestor no existe, como al abrir una escena sin pasar por </w:t>
+        <w:t>), y las narrativas declaran su sonido en los datos: el ambiente de cada secuencia, el efecto, el ambiente o el silencio de cada línea, el sonido de un objeto al posarse y el ambiente de u</w:t>
+      </w:r>
+      <w:r>
+        <w:t xml:space="preserve">n objeto mientras se mueve. Si el gestor no existe, como al abrir una escena sin pasar por </w:t>
       </w:r>
       <w:r>
         <w:rPr>
@@ -3747,17 +3808,10 @@
         <w:pStyle w:val="TextoOE3"/>
       </w:pPr>
       <w:r>
-        <w:rPr>
-          <w:b/>
-          <w:bCs/>
-        </w:rPr>
-        <w:t>Las piezas.</w:t>
-      </w:r>
-      <w:r>
-        <w:t xml:space="preserve"> El conjunto lo reunió Santiago Valdiri García entre el 13 y el 21/09/2026, organizado por nivel y global; el 21/09/2026 cada pieza recibió su archivo de metadatos con un identificador fijo y se renombró desde el motor a la nomenclatura de la dirección de sonido, y la chispa se rehízo sin el silencio que traía al principio. El sonido entró por niveles: el Nivel 1 el 21/09/2026, el Nivel 2 el 23/09/2026, el Nivel 3 el 25/09/2026 y, el 01/10/2026, el hundimiento de la balsa y la escena final. Hay diecinueve p</w:t>
-      </w:r>
-      <w:r>
-        <w:t xml:space="preserve">iezas en </w:t>
+        <w:t>El conjunto lo reunió Santiago Valdiri García entre el 13 y el 21/09/2026, organizado por nivel y global; el 21/09/2026 cada pieza recibió su archivo de metadatos con un identificador fijo y se renombró desde el motor a la nomenclatura de la dirección de sonido, y la chispa se rehízo sin el silencio que traía al principio. El sonido entró por niveles: el Nivel 1 el 21/09/2026, el Nivel 2 el 23/09/2026, el Nivel 3 el 25/09/2026 y, el 01/10/2026, el hundimiento de la balsa y la escena final. Hay diecinueve pi</w:t>
+      </w:r>
+      <w:r>
+        <w:t xml:space="preserve">ezas en </w:t>
       </w:r>
       <w:r>
         <w:rPr>
@@ -4065,7 +4119,14 @@
               <w:rPr>
                 <w:sz w:val="18"/>
               </w:rPr>
-              <w:t>Segunda capa: al soplar, en la 1.3, en el arranque del puente I, en la 2.5, en el puente II y su horizonte y en la escena final</w:t>
+              <w:t xml:space="preserve">Segunda capa: al soplar, en la 1.3, en el arranque del </w:t>
+            </w:r>
+            <w:r>
+              <w:rPr>
+                <w:sz w:val="18"/>
+              </w:rPr>
+              <w:lastRenderedPageBreak/>
+              <w:t>puente I, en la 2.5, en el puente II y su horizonte y en la escena final</w:t>
             </w:r>
           </w:p>
         </w:tc>
@@ -4086,6 +4147,7 @@
               <w:rPr>
                 <w:sz w:val="18"/>
               </w:rPr>
+              <w:lastRenderedPageBreak/>
               <w:t>Su propia pieza</w:t>
             </w:r>
           </w:p>
@@ -4382,7 +4444,6 @@
                 <w:rStyle w:val="CdigoenlneaOE3"/>
                 <w:sz w:val="18"/>
               </w:rPr>
-              <w:lastRenderedPageBreak/>
               <w:t>sfx_n1_hojas_acomodo</w:t>
             </w:r>
           </w:p>
@@ -5066,6 +5127,7 @@
                 <w:rStyle w:val="CdigoenlneaOE3"/>
                 <w:sz w:val="18"/>
               </w:rPr>
+              <w:lastRenderedPageBreak/>
               <w:t>sfx_martillo_madera</w:t>
             </w:r>
           </w:p>
@@ -5301,27 +5363,16 @@
     </w:tbl>
     <w:p>
       <w:pPr>
-        <w:pStyle w:val="TextoOE3"/>
+        <w:pStyle w:val="PrimerprrafoOE3"/>
       </w:pPr>
       <w:r>
-        <w:rPr>
-          <w:b/>
-          <w:bCs/>
-        </w:rPr>
-        <w:t>Lo que suena en cada nivel.</w:t>
-      </w:r>
-      <w:r>
-        <w:t xml:space="preserve"> En el Nivel 1 suena la noche a la intemperie en la apertura y la cueva oscura dentro, con la hoguera como segunda capa desde que se sopla. Arrastrar una hoja suena mientras se mueve; el golpe suena solo si las piedras se tocan, con un volumen que crece con el contacto, y la chispa solo acompaña al golpe efectivo. En el Nivel 2 el bosque de día suena de fondo en el puente I, en las escenas 2.1 a 2.4 y en las tres fases, sin costura entre ellas. Cada objeto que el cursor aparta en el bosque suena una vez por</w:t>
-      </w:r>
-      <w:r>
-        <w:t xml:space="preserve"> acercamiento con su material; en el taller, perforar suena a encaje y cada pieza encajada a tres martillazos; en el laberinto la carretilla suena en bucle mientras recorre la secuencia, también en el intento que tropieza. En la escena 2.2 cada objeto suena al tocar el suelo. En </w:t>
-      </w:r>
-      <w:r>
-        <w:lastRenderedPageBreak/>
-        <w:t xml:space="preserve">el Nivel 3 el río suena con el bosque encima, recoger suena una vez a encaje, cada pieza puesta en la balsa suena a un martillazo, también la equivocada, porque colocar no valida, y aprobar una fase suena a tres; la balsa terminada </w:t>
-      </w:r>
-      <w:r>
-        <w:t>suena antes de salir al cruce, y en el cruce la balsa suena mientras se mueve. La escena final suena desde el 01/10/2026 al bosque de día con el crepitar de las fogatas en la segunda capa, el par con que abre el Nivel 2 (INC-125).</w:t>
+        <w:t xml:space="preserve">En el Nivel 1 suena la noche a la intemperie en la apertura y la cueva oscura dentro, con la hoguera como segunda capa desde que se sopla. Arrastrar una hoja suena mientras se mueve; el golpe suena solo si las piedras se tocan, con un volumen que crece con el contacto, y la chispa solo acompaña al golpe efectivo. En el Nivel 2 el bosque de día suena de fondo en el puente I, en las escenas 2.1 a 2.4 y en las tres fases, sin costura entre ellas. Cada objeto que el cursor aparta en el bosque suena una vez por </w:t>
+      </w:r>
+      <w:r>
+        <w:t>acercamiento con su material; en el taller, perforar suena a encaje y cada pieza encajada a tres martillazos; en el laberinto la carretilla suena en bucle mientras recorre la secuencia, también en el intento que tropieza. En la escena 2.2 cada objeto suena al tocar el suelo. En el Nivel 3 el río suena con el bosque encima, recoger suena una vez a encaje, cada pieza puesta en la balsa suena a un martillazo, también la equivocada, porque colocar no valida, y aprobar una fase suena a tres; la balsa terminada s</w:t>
+      </w:r>
+      <w:r>
+        <w:t>uena antes de salir al cruce, y en el cruce la balsa suena mientras se mueve. La escena final suena desde el 01/10/2026 al bosque de día con el crepitar de las fogatas en la segunda capa, el par con que abre el Nivel 2 (INC-125).</w:t>
       </w:r>
     </w:p>
     <w:p>
@@ -5329,14 +5380,7 @@
         <w:pStyle w:val="TextoOE3"/>
       </w:pPr>
       <w:r>
-        <w:rPr>
-          <w:b/>
-          <w:bCs/>
-        </w:rPr>
-        <w:t>El hundimiento.</w:t>
-      </w:r>
-      <w:r>
-        <w:t xml:space="preserve"> La pieza del hundimiento llegó al proyecto como una salpicadura, se renombró el 25/09/2026 fuera del motor, con un identificador nuevo y una errata en el nombre, y quedó sin referenciar. El 01/10/2026 se renombró desde el motor a </w:t>
+        <w:t xml:space="preserve">La pieza del hundimiento llegó al proyecto como una salpicadura, se renombró el 25/09/2026 fuera del motor, con un identificador nuevo y una errata en el nombre, y quedó sin referenciar. El 01/10/2026 se renombró desde el motor a </w:t>
       </w:r>
       <w:r>
         <w:rPr>
@@ -5354,10 +5398,7 @@
         <w:t>be2ba44e5cfd935448ca5a20ff9f2cb8</w:t>
       </w:r>
       <w:r>
-        <w:t xml:space="preserve">) y los mismos 306 434 bytes, y pasó a sonar al empezar todo hundimiento de la balsa, el de la prueba anticipada y el de la última fase (INC-123). Dura 1,74 </w:t>
-      </w:r>
-      <w:r>
-        <w:t>s, más que los 0,6 s del hundimiento, así que su cola acompaña la vuelta de la balsa a su sitio. Describe lo que le pasa a la balsa y no castiga. Su comportamiento en la mecánica se describe en el Anexo D, apartado 2.3.</w:t>
+        <w:t>) y los mismos 306 434 bytes, y pasó a sonar al empezar todo hundimiento de la balsa, el de la prueba anticipada y el de la última fase (INC-123). Dura 1,74 s, más que los 0,6 s del hundimiento, así que su cola acompaña la vuelta de la balsa a su sitio. Describe lo que le pasa a la balsa y no castiga. Su comportamiento en la mecánica se describe en el Anexo D, apartado 2.3.</w:t>
       </w:r>
     </w:p>
     <w:p>
@@ -5365,17 +5406,14 @@
         <w:pStyle w:val="TextoOE3"/>
       </w:pPr>
       <w:r>
-        <w:rPr>
-          <w:b/>
-          <w:bCs/>
-        </w:rPr>
-        <w:t>Silencios y lo que calla.</w:t>
-      </w:r>
-      <w:r>
-        <w:t xml:space="preserve"> El guion escribe tres silencios. Los dos del Nivel 1 están implementados como un campo de la línea en que ocurren: en la apertura, la línea «Solo oscuridad.» corta en seco todo el sonido (S1), y en la escena 1.1, cuando Algoritm se apaga, callan la música y la voz y queda la cueva (S2). El tercero, un segundo con el ambiente al mínimo antes de la última frase de Algoritm en la escena final (S3), no se puede expresar con el mecanismo actual, que solo calla la música o lo calla todo sin devolverlo; desde que</w:t>
-      </w:r>
-      <w:r>
-        <w:t xml:space="preserve"> la escena final tiene ambiente, tampoco se cumple por omisión (apartado 6). Callan a propósito, conforme al apartado 2.1 de la dirección de sonido, «Listo» rechazado, la pieza que vuelve al inventario, la entrada en la zona de construcción sin todos los materiales y el golpe con las piedras separadas. Ninguna pieza lleva en su nombre derrota, error ni fallo, lo que vigila </w:t>
+        <w:t xml:space="preserve">El guion escribe tres silencios. Los dos del Nivel 1 están implementados como un campo de la línea en que ocurren: en la apertura, la línea «Solo oscuridad.» corta en seco todo el sonido (S1), y en la escena 1.1, cuando Algoritm se apaga, callan la música y la voz y queda la cueva (S2). El tercero, un segundo con el ambiente al mínimo antes de la última frase de Algoritm en la escena final (S3), no se puede expresar con el mecanismo actual, que solo calla la música o lo calla todo sin devolverlo; desde que </w:t>
+      </w:r>
+      <w:r>
+        <w:t xml:space="preserve">la escena final tiene ambiente, tampoco se cumple por omisión (apartado 6). Callan a propósito, conforme al apartado 2.1 de la dirección de sonido, «Listo» rechazado, la pieza que vuelve al inventario, la entrada en la zona de construcción sin todos los materiales y el golpe con las piedras separadas. Ninguna </w:t>
+      </w:r>
+      <w:r>
+        <w:lastRenderedPageBreak/>
+        <w:t xml:space="preserve">pieza lleva en su nombre derrota, error ni fallo, lo que vigila </w:t>
       </w:r>
       <w:r>
         <w:rPr>
@@ -5435,14 +5473,7 @@
         <w:pStyle w:val="TextoOE3"/>
       </w:pPr>
       <w:r>
-        <w:rPr>
-          <w:b/>
-          <w:bCs/>
-        </w:rPr>
-        <w:t>Sprites.</w:t>
-      </w:r>
-      <w:r>
-        <w:t xml:space="preserve"> De las 163 imágenes de </w:t>
+        <w:t xml:space="preserve">De las 163 imágenes de </w:t>
       </w:r>
       <w:r>
         <w:rPr>
@@ -5460,10 +5491,10 @@
         <w:t>Multiple</w:t>
       </w:r>
       <w:r>
-        <w:t xml:space="preserve"> de la excepción de INC-128. Quedan 27 archivos con un halo tenue, verde oscuro y visible solo sobre fondo claro, casi todos partes</w:t>
-      </w:r>
-      <w:r>
-        <w:t xml:space="preserve"> de los personajes, que el informe registra como dato.</w:t>
+        <w:t xml:space="preserve"> de la excepción de INC-128. Quedan 27 archivos con un halo tenue, verde oscuro y visible solo sobre fondo claro, casi todos partes de los personajes, que </w:t>
+      </w:r>
+      <w:r>
+        <w:t>el informe registra como dato.</w:t>
       </w:r>
     </w:p>
     <w:p>
@@ -5471,15 +5502,7 @@
         <w:pStyle w:val="TextoOE3"/>
       </w:pPr>
       <w:r>
-        <w:rPr>
-          <w:b/>
-          <w:bCs/>
-        </w:rPr>
-        <w:lastRenderedPageBreak/>
-        <w:t>Nombres.</w:t>
-      </w:r>
-      <w:r>
-        <w:t xml:space="preserve"> La prueba </w:t>
+        <w:t xml:space="preserve">La prueba </w:t>
       </w:r>
       <w:r>
         <w:rPr>
@@ -5566,22 +5589,22 @@
         <w:rPr>
           <w:rStyle w:val="CdigoenlneaOE3"/>
         </w:rPr>
-        <w:t>env_n2_laber</w:t>
+        <w:t>env_n2_laberinto</w:t>
+      </w:r>
+      <w:r>
+        <w:t xml:space="preserve"> y </w:t>
       </w:r>
       <w:r>
         <w:rPr>
           <w:rStyle w:val="CdigoenlneaOE3"/>
         </w:rPr>
-        <w:t>into</w:t>
-      </w:r>
-      <w:r>
-        <w:t xml:space="preserve"> y </w:t>
+        <w:t>prop</w:t>
       </w:r>
       <w:r>
         <w:rPr>
           <w:rStyle w:val="CdigoenlneaOE3"/>
         </w:rPr>
-        <w:t>prop_n2_caja_suelo_vacia</w:t>
+        <w:t>_n2_caja_suelo_vacia</w:t>
       </w:r>
       <w:r>
         <w:t>; sus archivos de metadatos quedaron idénticos, identificador incluido, y como escenas y assets los referencian por identificador, ninguna referencia cambió (INC-126).</w:t>
@@ -5592,17 +5615,10 @@
         <w:pStyle w:val="TextoOE3"/>
       </w:pPr>
       <w:r>
-        <w:rPr>
-          <w:b/>
-          <w:bCs/>
-        </w:rPr>
-        <w:t>Halos.</w:t>
-      </w:r>
-      <w:r>
-        <w:t xml:space="preserve"> Las tres formas de Algoritm y los cuatro retratos de la familia traían restos verdes del fondo de croma en el borde semitransparente. Se limpiaron con la herramienta, limitada a los píxeles con transparencia por debajo de 200 sobre 255, con una copia de respaldo previa; la transparencia quedó idéntica y ningún píxel opaco cambió. Después de la limpieza, el informe no encuentra ningún archivo con halo intenso, y en las capturas de los retratos y de Algoritm ya no se ve el halo del borde; quedan unas motas o</w:t>
-      </w:r>
-      <w:r>
-        <w:t>pacas que se describen en el apartado 6.</w:t>
+        <w:t>Las tres formas de Algoritm y los cuatro retratos de la familia traían restos verdes del fondo de croma en el borde semitransparente. Se limpiaron con la herramienta, limitada a los píxeles con transparencia por debajo de 200 sobre 255, con una copia de respaldo previa; la transparencia quedó idéntica y ningún píxel opaco cambió. Después de la limpieza, el informe no encuentra ningún archivo con halo intenso, y en las capturas de los retratos y de Algoritm ya no se ve el halo del borde; quedan unas motas op</w:t>
+      </w:r>
+      <w:r>
+        <w:t>acas que se describen en el apartado 6.</w:t>
       </w:r>
     </w:p>
     <w:p>
@@ -5610,17 +5626,14 @@
         <w:pStyle w:val="TextoOE3"/>
       </w:pPr>
       <w:r>
-        <w:rPr>
-          <w:b/>
-          <w:bCs/>
-        </w:rPr>
-        <w:t>Doble indicador (RNF-19).</w:t>
-      </w:r>
-      <w:r>
-        <w:t xml:space="preserve"> La herramienta compara en escala de grises 48 parejas de estados que el juego distingue por color, y las da por distinguibles si su silueta o su gris medio cambian lo suficiente. Cuarenta y cinco pasan por forma o por gris. Las otras tres se explicaron una por una. La del seto y el camino del laberinto midió una zona desfasada, porque el laberinto se sortea en cada partida, y medida de nuevo sobre la captura vigente pasa con holgura. Las otras dos son cambios localizados que lleva un icono: el espacio vací</w:t>
-      </w:r>
-      <w:r>
-        <w:t xml:space="preserve">o frente al equivocado de la balsa, distinguido por el icono de alerta, cuyo signo contrasta 5,6:1 con la silueta, y «Soplar» atenuado frente a habilitado, distinguido por el candado, a 13,8:1. Las pruebas </w:t>
+        <w:t>Para RNF-19 (doble indicador), la herramienta compara en escala de grises 48 parejas de estados que el juego distingue por color, y las da por distinguibles si su silueta o su gris medio cambian lo suficiente. Cuarenta y cinco pasan por forma o por gris. Las otras tres se explicaron una por una. La del seto y el camino del laberinto midió una zona desfasada, porque el laberinto se sortea en cada partida, y medida de nuevo sobre la captura vigente pasa con holgura. Las otras dos son cambios localizados que l</w:t>
+      </w:r>
+      <w:r>
+        <w:t xml:space="preserve">leva un icono: el espacio vacío frente al equivocado de la balsa, distinguido por el icono de alerta, cuyo signo contrasta 5,6:1 con la silueta, y «Soplar» atenuado frente a habilitado, distinguido por el candado, a 13,8:1. </w:t>
+      </w:r>
+      <w:r>
+        <w:lastRenderedPageBreak/>
+        <w:t xml:space="preserve">Las pruebas </w:t>
       </w:r>
       <w:r>
         <w:rPr>
@@ -5637,14 +5650,7 @@
         <w:pStyle w:val="TextoOE3"/>
       </w:pPr>
       <w:r>
-        <w:rPr>
-          <w:b/>
-          <w:bCs/>
-        </w:rPr>
-        <w:t>Contraste (RNF-20).</w:t>
-      </w:r>
-      <w:r>
-        <w:t xml:space="preserve"> Diez regiones de texto sobre su fondo, en la tablilla del Nivel 1, el cuadro de diálogo y el menú principal, superan el mínimo de 4,5:1, la más baja con 6,2:1. Dieciocho regiones más de los demás niveles y pantallas también lo superan; en una de ellas, el icono de alerta de la balsa, la medida se repitió sobre el signo del icono, con 5,6:1.</w:t>
+        <w:t>En RNF-20 (contraste), diez regiones de texto sobre su fondo, en la tablilla del Nivel 1, el cuadro de diálogo y el menú principal, superan el mínimo de 4,5:1, la más baja con 6,2:1. Dieciocho regiones más de los demás niveles y pantallas también lo superan; en una de ellas, el icono de alerta de la balsa, la medida se repitió sobre el signo del icono, con 5,6:1.</w:t>
       </w:r>
     </w:p>
     <w:p>
@@ -5652,14 +5658,7 @@
         <w:pStyle w:val="TextoOE3"/>
       </w:pPr>
       <w:r>
-        <w:rPr>
-          <w:b/>
-          <w:bCs/>
-        </w:rPr>
-        <w:t>Destellos (RNF-21).</w:t>
-      </w:r>
-      <w:r>
-        <w:t xml:space="preserve"> Las tres animaciones por cuadros del Nivel 1, la llama de frente (13 dibujos), la cenital (21) y el humo (33), no pasan de un destello por segundo, frente al umbral de más de tres. La herramienta mide los cuadros de entrega; lo que compone el motor (el quemado, el rayo, los fundidos, el cruce) lo vigilan pruebas en ejecución, como </w:t>
+        <w:t xml:space="preserve">En RNF-21 (destellos), las tres animaciones por cuadros del Nivel 1, la llama de frente (13 dibujos), la cenital (21) y el humo (33), no pasan de un destello por segundo, frente al umbral de más de tres. La herramienta mide los cuadros de entrega; lo que compone el motor (el quemado, el rayo, los fundidos, el cruce) lo vigilan pruebas en ejecución, como </w:t>
       </w:r>
       <w:r>
         <w:rPr>
@@ -5684,7 +5683,7 @@
       <w:pPr>
         <w:pStyle w:val="Ttulo2"/>
       </w:pPr>
-      <w:bookmarkStart w:id="3" w:name="_Toc241788527"/>
+      <w:bookmarkStart w:id="3" w:name="_Toc242194955"/>
       <w:r>
         <w:t>3. Decisiones de diseño y hallazgos de consistencia</w:t>
       </w:r>
@@ -5707,15 +5706,7 @@
         </w:numPr>
       </w:pPr>
       <w:r>
-        <w:rPr>
-          <w:b/>
-          <w:bCs/>
-        </w:rPr>
-        <w:lastRenderedPageBreak/>
-        <w:t>Los recursos no introducen mecánicas</w:t>
-      </w:r>
-      <w:r>
-        <w:t xml:space="preserve"> (acta D01). Ningún asset añade salto, desplazamiento libre, derrota ni puntaje, y ninguna animación de personaje expresa derrota; tras un fallo, el personaje anima (acta D06).</w:t>
+        <w:t>Los recursos no introducen mecánicas (acta D01). Ningún asset añade salto, desplazamiento libre, derrota ni puntaje, y ninguna animación de personaje expresa derrota; tras un fallo, el personaje anima (acta D06).</w:t>
       </w:r>
     </w:p>
     <w:p>
@@ -5727,14 +5718,7 @@
         </w:numPr>
       </w:pPr>
       <w:r>
-        <w:rPr>
-          <w:b/>
-          <w:bCs/>
-        </w:rPr>
-        <w:t>Sustituir el archivo basta</w:t>
-      </w:r>
-      <w:r>
-        <w:t xml:space="preserve"> (acta D06). Los objetos entran con su nombre y su identificador, y como los encuadres y las posiciones se expresan en fracciones del lienzo, una entrega nueva no toca código ni escenas.</w:t>
+        <w:t>Sustituir el archivo basta (acta D06). Los objetos entran con su nombre y su identificador, y como los encuadres y las posiciones se expresan en fracciones del lienzo, una entrega nueva no toca código ni escenas.</w:t>
       </w:r>
     </w:p>
     <w:p>
@@ -5746,14 +5730,7 @@
         </w:numPr>
       </w:pPr>
       <w:r>
-        <w:rPr>
-          <w:b/>
-          <w:bCs/>
-        </w:rPr>
-        <w:t>La luz la pone el motor</w:t>
-      </w:r>
-      <w:r>
-        <w:t xml:space="preserve"> (actas D04 y D08). La oscuridad del Nivel 1 y el día del Nivel 2 se hacen con capas y tintes sobre una sola ilustración, sin multiplicar el encargo de arte.</w:t>
+        <w:t>La luz la pone el motor (actas D04 y D08). La oscuridad del Nivel 1 y el día del Nivel 2 se hacen con capas y tintes sobre una sola ilustración, sin multiplicar el encargo de arte.</w:t>
       </w:r>
     </w:p>
     <w:p>
@@ -5765,14 +5742,7 @@
         </w:numPr>
       </w:pPr>
       <w:r>
-        <w:rPr>
-          <w:b/>
-          <w:bCs/>
-        </w:rPr>
-        <w:t>Componer en lugar de dibujar estados</w:t>
-      </w:r>
-      <w:r>
-        <w:t xml:space="preserve"> (actas D07 y D09). La balsa se compone con ocho piezas; el tronco del Nivel 2 rueda en el motor a partir de una sola textura, donde la propuesta del acta D09 separaba cuerpo y veta, y el humo, la chispa, la llama y el quemado se ponen encima de un solo montón de hojas.</w:t>
+        <w:t>Se compone en lugar de dibujar estados (actas D07 y D09). La balsa se compone con ocho piezas; el tronco del Nivel 2 rueda en el motor a partir de una sola textura, donde la propuesta del acta D09 separaba cuerpo y veta, y el humo, la chispa, la llama y el quemado se ponen encima de un solo montón de hojas.</w:t>
       </w:r>
     </w:p>
     <w:p>
@@ -5784,14 +5754,7 @@
         </w:numPr>
       </w:pPr>
       <w:r>
-        <w:rPr>
-          <w:b/>
-          <w:bCs/>
-        </w:rPr>
-        <w:t>Un cambio de sprite por dibujo distinto</w:t>
-      </w:r>
-      <w:r>
-        <w:t xml:space="preserve"> (21/09/2026). Las animaciones por cuadros cargan solo los dibujos distintos, y su temporización vive en el clip.</w:t>
+        <w:t>Hay un cambio de sprite por dibujo distinto (21/09/2026). Las animaciones por cuadros cargan solo los dibujos distintos, y su temporización vive en el clip.</w:t>
       </w:r>
     </w:p>
     <w:p>
@@ -5803,14 +5766,7 @@
         </w:numPr>
       </w:pPr>
       <w:r>
-        <w:rPr>
-          <w:b/>
-          <w:bCs/>
-        </w:rPr>
-        <w:t>La resolución sigue a lo que se ve</w:t>
-      </w:r>
-      <w:r>
-        <w:t xml:space="preserve"> (25/09/2026). Un objeto se entrega al tamaño máximo con que aparece en pantalla.</w:t>
+        <w:t>La resolución sigue a lo que se ve (25/09/2026). Un objeto se entrega al tamaño máximo con que aparece en pantalla.</w:t>
       </w:r>
     </w:p>
     <w:p>
@@ -5822,14 +5778,7 @@
         </w:numPr>
       </w:pPr>
       <w:r>
-        <w:rPr>
-          <w:b/>
-          <w:bCs/>
-        </w:rPr>
-        <w:t>Las piezas globales hacen de las no entregadas</w:t>
-      </w:r>
-      <w:r>
-        <w:t xml:space="preserve"> (21 a 25/09/2026). El sonido de los Niveles 2 y 3 se armó con las piezas existentes antes que dejar un evento mudo, y la dirección de sonido registra cada sustitución en su historial.</w:t>
+        <w:t>Las piezas globales hacen de las no entregadas (21 a 25/09/2026). El sonido de los Niveles 2 y 3 se armó con las piezas existentes antes que dejar un evento mudo, y la dirección de sonido registra cada sustitución en su historial.</w:t>
       </w:r>
     </w:p>
     <w:p>
@@ -5841,14 +5790,7 @@
         </w:numPr>
       </w:pPr>
       <w:r>
-        <w:rPr>
-          <w:b/>
-          <w:bCs/>
-        </w:rPr>
-        <w:t>Ningún sonido de fallo</w:t>
-      </w:r>
-      <w:r>
-        <w:t xml:space="preserve"> (acta D07 y dirección de sonido, apartado 2.1). Un intento sin éxito suena solo cuando el sonido describe lo que pasa, como el hundimiento de la balsa; «Listo» rechazado y la pieza que vuelve al inventario no suenan.</w:t>
+        <w:t>No hay sonido de fallo (acta D07 y dirección de sonido, apartado 2.1). Un intento sin éxito suena solo cuando el sonido describe lo que pasa, como el hundimiento de la balsa; «Listo» rechazado y la pieza que vuelve al inventario no suenan.</w:t>
       </w:r>
     </w:p>
     <w:p>
@@ -5860,14 +5802,8 @@
         </w:numPr>
       </w:pPr>
       <w:r>
-        <w:rPr>
-          <w:b/>
-          <w:bCs/>
-        </w:rPr>
-        <w:t>Correcciones del acta D10</w:t>
-      </w:r>
-      <w:r>
-        <w:t xml:space="preserve"> (30/09/2026): el rayo de la chispa, el sonido del hundimiento y de la escena final, los renombres, el crédito de Phosphor Icons, la limpieza de halos, la verificación por programa y la aceptación como definitivos del conjunto genérico de interfaz, del anillo de la zona, de la balsa hundida y de los iconos de los indicadores.</w:t>
+        <w:lastRenderedPageBreak/>
+        <w:t>Las correcciones del acta D10 (30/09/2026) fueron el rayo de la chispa, el sonido del hundimiento y de la escena final, los renombres, el crédito de Phosphor Icons, la limpieza de halos, la verificación por programa y la aceptación como definitivos del conjunto genérico de interfaz, del anillo de la zona, de la balsa hundida y de los iconos de los indicadores.</w:t>
       </w:r>
     </w:p>
     <w:p>
@@ -6278,7 +6214,6 @@
               <w:rPr>
                 <w:sz w:val="18"/>
               </w:rPr>
-              <w:lastRenderedPageBreak/>
               <w:t>INC-82</w:t>
             </w:r>
           </w:p>
@@ -7113,6 +7048,7 @@
               <w:rPr>
                 <w:sz w:val="18"/>
               </w:rPr>
+              <w:lastRenderedPageBreak/>
               <w:t>INC-130</w:t>
             </w:r>
           </w:p>
@@ -7199,7 +7135,7 @@
       <w:pPr>
         <w:pStyle w:val="Ttulo2"/>
       </w:pPr>
-      <w:bookmarkStart w:id="4" w:name="_Toc241788528"/>
+      <w:bookmarkStart w:id="4" w:name="_Toc242194956"/>
       <w:r>
         <w:t>4. Verificación</w:t>
       </w:r>
@@ -7322,7 +7258,6 @@
                 <w:b/>
                 <w:sz w:val="18"/>
               </w:rPr>
-              <w:lastRenderedPageBreak/>
               <w:t>Prueba</w:t>
             </w:r>
           </w:p>
@@ -7526,7 +7461,14 @@
               <w:rPr>
                 <w:sz w:val="18"/>
               </w:rPr>
-              <w:t>Los ajustes de importación de cada familia de sonido</w:t>
+              <w:t xml:space="preserve">Los ajustes de importación de cada </w:t>
+            </w:r>
+            <w:r>
+              <w:rPr>
+                <w:sz w:val="18"/>
+              </w:rPr>
+              <w:lastRenderedPageBreak/>
+              <w:t>familia de sonido</w:t>
             </w:r>
           </w:p>
         </w:tc>
@@ -7550,6 +7492,7 @@
                 <w:rStyle w:val="CdigoenlneaOE3"/>
                 <w:sz w:val="18"/>
               </w:rPr>
+              <w:lastRenderedPageBreak/>
               <w:t>AudioAssets_CP02_NingunaPiezaSeLlamaDerrotaNiError</w:t>
             </w:r>
           </w:p>
@@ -7730,7 +7673,6 @@
                 <w:rStyle w:val="CdigoenlneaOE3"/>
                 <w:sz w:val="18"/>
               </w:rPr>
-              <w:lastRenderedPageBreak/>
               <w:t>ForestScene_RF22_ElBosqueSuenaDeFondoYCadaObjetoSuenaALoQueEsAlApartarse</w:t>
             </w:r>
           </w:p>
@@ -8046,6 +7988,7 @@
                 <w:rStyle w:val="CdigoenlneaOE3"/>
                 <w:sz w:val="18"/>
               </w:rPr>
+              <w:lastRenderedPageBreak/>
               <w:t>NarrativeScene_RF44_LaBalsaSuenaMientrasCruzaYAlLlegarVuelveElBosque</w:t>
             </w:r>
           </w:p>
@@ -8337,14 +8280,7 @@
               <w:rPr>
                 <w:sz w:val="18"/>
               </w:rPr>
-              <w:t xml:space="preserve">La autoría de los personajes </w:t>
-            </w:r>
-            <w:r>
-              <w:rPr>
-                <w:sz w:val="18"/>
-              </w:rPr>
-              <w:lastRenderedPageBreak/>
-              <w:t>en los créditos</w:t>
+              <w:t>La autoría de los personajes en los créditos</w:t>
             </w:r>
           </w:p>
         </w:tc>
@@ -8368,7 +8304,6 @@
                 <w:rStyle w:val="CdigoenlneaOE3"/>
                 <w:sz w:val="18"/>
               </w:rPr>
-              <w:lastRenderedPageBreak/>
               <w:t>CreditsContent_RNF01_NingunaOracionSupera20Palabras</w:t>
             </w:r>
           </w:p>
@@ -8398,7 +8333,7 @@
     </w:tbl>
     <w:p>
       <w:pPr>
-        <w:pStyle w:val="TextoOE3"/>
+        <w:pStyle w:val="PrimerprrafoOE3"/>
       </w:pPr>
       <w:r>
         <w:t xml:space="preserve">La regla </w:t>
@@ -8702,6 +8637,7 @@
                 <w:rStyle w:val="CdigoenlneaOE3"/>
                 <w:sz w:val="18"/>
               </w:rPr>
+              <w:lastRenderedPageBreak/>
               <w:t>N1_Hallazgo</w:t>
             </w:r>
             <w:r>
@@ -8731,6 +8667,7 @@
               <w:rPr>
                 <w:sz w:val="18"/>
               </w:rPr>
+              <w:lastRenderedPageBreak/>
               <w:t>25/09/2026</w:t>
             </w:r>
           </w:p>
@@ -8937,7 +8874,7 @@
     </w:tbl>
     <w:p>
       <w:pPr>
-        <w:pStyle w:val="TextoOE3"/>
+        <w:pStyle w:val="PrimerprrafoOE3"/>
       </w:pPr>
       <w:r>
         <w:t>Los demás commits del carril no dejaron cifra de corrida propia; sus pruebas corrieron dentro de las corridas completas de la suite del 25/09/2026, el 30/09/2026 y el 01/10/2026 y de la corrida final, que presenta el Anexo G en su apartado 4.2. La omitida es siempre la misma prueba del borrado sobre disco real, que no puede simular una carpeta de solo lectura en el equipo de desarrollo. La prueba del cuadro de diálogo que falló el 22/09/2026 pasa con el Editor abierto a 1920 × 1080 desde las corridas del 01</w:t>
@@ -8950,7 +8887,7 @@
       <w:pPr>
         <w:pStyle w:val="Ttulo2"/>
       </w:pPr>
-      <w:bookmarkStart w:id="5" w:name="_Toc241788529"/>
+      <w:bookmarkStart w:id="5" w:name="_Toc242194957"/>
       <w:r>
         <w:t>5. Archivos principales</w:t>
       </w:r>
@@ -9029,7 +8966,6 @@
                 <w:b/>
                 <w:sz w:val="18"/>
               </w:rPr>
-              <w:lastRenderedPageBreak/>
               <w:t>Archivo</w:t>
             </w:r>
           </w:p>
@@ -9473,7 +9409,7 @@
     </w:tbl>
     <w:p>
       <w:pPr>
-        <w:pStyle w:val="TextoOE3"/>
+        <w:pStyle w:val="PrimerprrafoOE3"/>
         <w:keepNext/>
       </w:pPr>
       <w:r>
@@ -9545,6 +9481,7 @@
                 <w:b/>
                 <w:sz w:val="18"/>
               </w:rPr>
+              <w:lastRenderedPageBreak/>
               <w:t>Archivo</w:t>
             </w:r>
           </w:p>
@@ -10139,7 +10076,6 @@
                 <w:rStyle w:val="CdigoenlneaOE3"/>
                 <w:sz w:val="18"/>
               </w:rPr>
-              <w:lastRenderedPageBreak/>
               <w:t>Props/Wheel/prop_n2_caja_suelo.png</w:t>
             </w:r>
             <w:r>
@@ -10649,6 +10585,7 @@
                 <w:rStyle w:val="CdigoenlneaOE3"/>
                 <w:sz w:val="18"/>
               </w:rPr>
+              <w:lastRenderedPageBreak/>
               <w:t>FX/fx_oscuridad.shader</w:t>
             </w:r>
             <w:r>
@@ -10749,7 +10686,7 @@
     </w:tbl>
     <w:p>
       <w:pPr>
-        <w:pStyle w:val="TextoOE3"/>
+        <w:pStyle w:val="PrimerprrafoOE3"/>
         <w:keepNext/>
       </w:pPr>
       <w:r>
@@ -11342,7 +11279,6 @@
                 <w:rStyle w:val="CdigoenlneaOE3"/>
                 <w:sz w:val="18"/>
               </w:rPr>
-              <w:lastRenderedPageBreak/>
               <w:t>Characters/</w:t>
             </w:r>
           </w:p>
@@ -11372,7 +11308,7 @@
     </w:tbl>
     <w:p>
       <w:pPr>
-        <w:pStyle w:val="TextoOE3"/>
+        <w:pStyle w:val="PrimerprrafoOE3"/>
         <w:keepNext/>
       </w:pPr>
       <w:r>
@@ -11845,7 +11781,7 @@
     </w:tbl>
     <w:p>
       <w:pPr>
-        <w:pStyle w:val="TextoOE3"/>
+        <w:pStyle w:val="PrimerprrafoOE3"/>
         <w:keepNext/>
       </w:pPr>
       <w:r>
@@ -12062,6 +11998,7 @@
                 <w:rStyle w:val="CdigoenlneaOE3"/>
                 <w:sz w:val="18"/>
               </w:rPr>
+              <w:lastRenderedPageBreak/>
               <w:t>Data/Fire/N1_Sonidos.asset</w:t>
             </w:r>
             <w:r>
@@ -12583,9 +12520,8 @@
       <w:pPr>
         <w:pStyle w:val="Ttulo2"/>
       </w:pPr>
-      <w:bookmarkStart w:id="6" w:name="_Toc241788530"/>
-      <w:r>
-        <w:lastRenderedPageBreak/>
+      <w:bookmarkStart w:id="6" w:name="_Toc242194958"/>
+      <w:r>
         <w:t>6. Evaluación del OE4 y verificaciones a cargo de Santiago Benavides Rey</w:t>
       </w:r>
       <w:bookmarkEnd w:id="6"/>
@@ -12618,7 +12554,11 @@
         <w:pStyle w:val="TextoOE3"/>
       </w:pPr>
       <w:r>
-        <w:t xml:space="preserve">Del sonido sigue abierto lo que recogen las tarjetas D07-2 y D08-2, a cargo de Santiago Benavides Rey: no hay música ni sonido del diálogo; falta el ambiente nocturno del Nivel 2, de modo que la escena 2.5 y el arranque del puente II suenan a la cueva con la hoguera, y la pieza nocturna que existe en disco no se usa; no se ha entregado la pieza propia de la prueba de la balsa, y el silencio S3 de la escena final exige un corte con duración en el gestor de audio, su valor en </w:t>
+        <w:t xml:space="preserve">Del sonido sigue abierto lo que recogen las tarjetas D07-2 y D08-2, a cargo de Santiago Benavides Rey: no hay música ni sonido del diálogo; falta el ambiente nocturno del Nivel 2, de modo que la escena 2.5 y el arranque del puente II suenan a la cueva con la hoguera, y la pieza nocturna que existe en disco no se usa; no se ha entregado la pieza propia de la </w:t>
+      </w:r>
+      <w:r>
+        <w:lastRenderedPageBreak/>
+        <w:t xml:space="preserve">prueba de la balsa, y el silencio S3 de la escena final exige un corte con duración en el gestor de audio, su valor en </w:t>
       </w:r>
       <w:r>
         <w:rPr>
@@ -12848,7 +12788,7 @@
   <w:abstractNum w:abstractNumId="0" w15:restartNumberingAfterBreak="0">
     <w:nsid w:val="0000A990"/>
     <w:multiLevelType w:val="multilevel"/>
-    <w:tmpl w:val="49B63160"/>
+    <w:tmpl w:val="1562B1EC"/>
     <w:lvl w:ilvl="0">
       <w:numFmt w:val="bullet"/>
       <w:lvlText w:val=" "/>
@@ -12925,7 +12865,7 @@
   <w:abstractNum w:abstractNumId="1" w15:restartNumberingAfterBreak="0">
     <w:nsid w:val="0000A991"/>
     <w:multiLevelType w:val="multilevel"/>
-    <w:tmpl w:val="FC723F54"/>
+    <w:tmpl w:val="C5F25266"/>
     <w:lvl w:ilvl="0">
       <w:numFmt w:val="bullet"/>
       <w:lvlText w:val=""/>
@@ -13225,19 +13165,19 @@
       </w:pPr>
     </w:lvl>
   </w:abstractNum>
-  <w:num w:numId="1" w16cid:durableId="499781051">
+  <w:num w:numId="1" w16cid:durableId="1324160141">
     <w:abstractNumId w:val="2"/>
   </w:num>
-  <w:num w:numId="2" w16cid:durableId="1494446730">
+  <w:num w:numId="2" w16cid:durableId="590049097">
     <w:abstractNumId w:val="3"/>
     <w:lvlOverride w:ilvl="0">
       <w:startOverride w:val="1"/>
     </w:lvlOverride>
   </w:num>
-  <w:num w:numId="3" w16cid:durableId="168374047">
+  <w:num w:numId="3" w16cid:durableId="2116359008">
     <w:abstractNumId w:val="0"/>
   </w:num>
-  <w:num w:numId="4" w16cid:durableId="959456281">
+  <w:num w:numId="4" w16cid:durableId="43529645">
     <w:abstractNumId w:val="1"/>
   </w:num>
 </w:numbering>
@@ -14043,7 +13983,7 @@
     <w:link w:val="EncabezadoCar"/>
     <w:uiPriority w:val="99"/>
     <w:unhideWhenUsed/>
-    <w:rsid w:val="00375B42"/>
+    <w:rsid w:val="003B6E7E"/>
     <w:pPr>
       <w:tabs>
         <w:tab w:val="center" w:pos="4419"/>
@@ -14057,7 +13997,7 @@
     <w:basedOn w:val="Fuentedeprrafopredeter"/>
     <w:link w:val="Encabezado"/>
     <w:uiPriority w:val="99"/>
-    <w:rsid w:val="00375B42"/>
+    <w:rsid w:val="003B6E7E"/>
   </w:style>
   <w:style w:type="paragraph" w:styleId="Piedepgina">
     <w:name w:val="footer"/>
@@ -14065,7 +14005,7 @@
     <w:link w:val="PiedepginaCar"/>
     <w:uiPriority w:val="99"/>
     <w:unhideWhenUsed/>
-    <w:rsid w:val="00375B42"/>
+    <w:rsid w:val="003B6E7E"/>
     <w:pPr>
       <w:tabs>
         <w:tab w:val="center" w:pos="4419"/>
@@ -14079,7 +14019,7 @@
     <w:basedOn w:val="Fuentedeprrafopredeter"/>
     <w:link w:val="Piedepgina"/>
     <w:uiPriority w:val="99"/>
-    <w:rsid w:val="00375B42"/>
+    <w:rsid w:val="003B6E7E"/>
   </w:style>
   <w:style w:type="character" w:styleId="Nmerodepgina">
     <w:name w:val="page number"/>
@@ -14087,7 +14027,7 @@
     <w:uiPriority w:val="99"/>
     <w:semiHidden/>
     <w:unhideWhenUsed/>
-    <w:rsid w:val="00375B42"/>
+    <w:rsid w:val="003B6E7E"/>
   </w:style>
 </w:styles>
 </file>

--- a/docs/anexos oe3/Solucion_OE3_Anexo_E_Arte_y_sonido.docx
+++ b/docs/anexos oe3/Solucion_OE3_Anexo_E_Arte_y_sonido.docx
@@ -24,7 +24,7 @@
       <w:r>
         <w:fldChar w:fldCharType="separate"/>
       </w:r>
-      <w:hyperlink w:anchor="_Toc242194952" w:history="1">
+      <w:hyperlink w:anchor="_Toc242198339" w:history="1">
         <w:r>
           <w:rPr>
             <w:rStyle w:val="Hipervnculo"/>
@@ -51,7 +51,7 @@
             <w:noProof/>
             <w:webHidden/>
           </w:rPr>
-          <w:instrText xml:space="preserve"> PAGEREF _Toc242194952 \h </w:instrText>
+          <w:instrText xml:space="preserve"> PAGEREF _Toc242198339 \h </w:instrText>
         </w:r>
         <w:r>
           <w:rPr>
@@ -95,7 +95,7 @@
           <w14:ligatures w14:val="standardContextual"/>
         </w:rPr>
       </w:pPr>
-      <w:hyperlink w:anchor="_Toc242194953" w:history="1">
+      <w:hyperlink w:anchor="_Toc242198340" w:history="1">
         <w:r>
           <w:rPr>
             <w:rStyle w:val="Hipervnculo"/>
@@ -122,7 +122,7 @@
             <w:noProof/>
             <w:webHidden/>
           </w:rPr>
-          <w:instrText xml:space="preserve"> PAGEREF _Toc242194953 \h </w:instrText>
+          <w:instrText xml:space="preserve"> PAGEREF _Toc242198340 \h </w:instrText>
         </w:r>
         <w:r>
           <w:rPr>
@@ -166,7 +166,7 @@
           <w14:ligatures w14:val="standardContextual"/>
         </w:rPr>
       </w:pPr>
-      <w:hyperlink w:anchor="_Toc242194954" w:history="1">
+      <w:hyperlink w:anchor="_Toc242198341" w:history="1">
         <w:r>
           <w:rPr>
             <w:rStyle w:val="Hipervnculo"/>
@@ -193,7 +193,7 @@
             <w:noProof/>
             <w:webHidden/>
           </w:rPr>
-          <w:instrText xml:space="preserve"> PAGEREF _Toc242194954 \h </w:instrText>
+          <w:instrText xml:space="preserve"> PAGEREF _Toc242198341 \h </w:instrText>
         </w:r>
         <w:r>
           <w:rPr>
@@ -237,7 +237,7 @@
           <w14:ligatures w14:val="standardContextual"/>
         </w:rPr>
       </w:pPr>
-      <w:hyperlink w:anchor="_Toc242194955" w:history="1">
+      <w:hyperlink w:anchor="_Toc242198342" w:history="1">
         <w:r>
           <w:rPr>
             <w:rStyle w:val="Hipervnculo"/>
@@ -264,7 +264,7 @@
             <w:noProof/>
             <w:webHidden/>
           </w:rPr>
-          <w:instrText xml:space="preserve"> PAGEREF _Toc242194955 \h </w:instrText>
+          <w:instrText xml:space="preserve"> PAGEREF _Toc242198342 \h </w:instrText>
         </w:r>
         <w:r>
           <w:rPr>
@@ -308,7 +308,7 @@
           <w14:ligatures w14:val="standardContextual"/>
         </w:rPr>
       </w:pPr>
-      <w:hyperlink w:anchor="_Toc242194956" w:history="1">
+      <w:hyperlink w:anchor="_Toc242198343" w:history="1">
         <w:r>
           <w:rPr>
             <w:rStyle w:val="Hipervnculo"/>
@@ -335,7 +335,7 @@
             <w:noProof/>
             <w:webHidden/>
           </w:rPr>
-          <w:instrText xml:space="preserve"> PAGEREF _Toc242194956 \h </w:instrText>
+          <w:instrText xml:space="preserve"> PAGEREF _Toc242198343 \h </w:instrText>
         </w:r>
         <w:r>
           <w:rPr>
@@ -379,7 +379,7 @@
           <w14:ligatures w14:val="standardContextual"/>
         </w:rPr>
       </w:pPr>
-      <w:hyperlink w:anchor="_Toc242194957" w:history="1">
+      <w:hyperlink w:anchor="_Toc242198344" w:history="1">
         <w:r>
           <w:rPr>
             <w:rStyle w:val="Hipervnculo"/>
@@ -406,7 +406,7 @@
             <w:noProof/>
             <w:webHidden/>
           </w:rPr>
-          <w:instrText xml:space="preserve"> PAGEREF _Toc242194957 \h </w:instrText>
+          <w:instrText xml:space="preserve"> PAGEREF _Toc242198344 \h </w:instrText>
         </w:r>
         <w:r>
           <w:rPr>
@@ -450,7 +450,7 @@
           <w14:ligatures w14:val="standardContextual"/>
         </w:rPr>
       </w:pPr>
-      <w:hyperlink w:anchor="_Toc242194958" w:history="1">
+      <w:hyperlink w:anchor="_Toc242198345" w:history="1">
         <w:r>
           <w:rPr>
             <w:rStyle w:val="Hipervnculo"/>
@@ -477,7 +477,7 @@
             <w:noProof/>
             <w:webHidden/>
           </w:rPr>
-          <w:instrText xml:space="preserve"> PAGEREF _Toc242194958 \h </w:instrText>
+          <w:instrText xml:space="preserve"> PAGEREF _Toc242198345 \h </w:instrText>
         </w:r>
         <w:r>
           <w:rPr>
@@ -522,7 +522,7 @@
       <w:pPr>
         <w:pStyle w:val="Ttulo1"/>
       </w:pPr>
-      <w:bookmarkStart w:id="0" w:name="_Toc242194952"/>
+      <w:bookmarkStart w:id="0" w:name="_Toc242198339"/>
       <w:r>
         <w:lastRenderedPageBreak/>
         <w:t>ANEXO E. CARRIL DE ARTE Y SONIDO</w:t>
@@ -565,7 +565,7 @@
       <w:pPr>
         <w:pStyle w:val="Ttulo2"/>
       </w:pPr>
-      <w:bookmarkStart w:id="1" w:name="_Toc242194953"/>
+      <w:bookmarkStart w:id="1" w:name="_Toc242198340"/>
       <w:r>
         <w:t>1. Alcance y seguimiento</w:t>
       </w:r>
@@ -2858,7 +2858,7 @@
       <w:pPr>
         <w:pStyle w:val="Ttulo2"/>
       </w:pPr>
-      <w:bookmarkStart w:id="2" w:name="_Toc242194954"/>
+      <w:bookmarkStart w:id="2" w:name="_Toc242198341"/>
       <w:r>
         <w:t>2. Lo implementado</w:t>
       </w:r>
@@ -5683,7 +5683,7 @@
       <w:pPr>
         <w:pStyle w:val="Ttulo2"/>
       </w:pPr>
-      <w:bookmarkStart w:id="3" w:name="_Toc242194955"/>
+      <w:bookmarkStart w:id="3" w:name="_Toc242198342"/>
       <w:r>
         <w:t>3. Decisiones de diseño y hallazgos de consistencia</w:t>
       </w:r>
@@ -7135,7 +7135,7 @@
       <w:pPr>
         <w:pStyle w:val="Ttulo2"/>
       </w:pPr>
-      <w:bookmarkStart w:id="4" w:name="_Toc242194956"/>
+      <w:bookmarkStart w:id="4" w:name="_Toc242198343"/>
       <w:r>
         <w:t>4. Verificación</w:t>
       </w:r>
@@ -8887,7 +8887,7 @@
       <w:pPr>
         <w:pStyle w:val="Ttulo2"/>
       </w:pPr>
-      <w:bookmarkStart w:id="5" w:name="_Toc242194957"/>
+      <w:bookmarkStart w:id="5" w:name="_Toc242198344"/>
       <w:r>
         <w:t>5. Archivos principales</w:t>
       </w:r>
@@ -12520,7 +12520,7 @@
       <w:pPr>
         <w:pStyle w:val="Ttulo2"/>
       </w:pPr>
-      <w:bookmarkStart w:id="6" w:name="_Toc242194958"/>
+      <w:bookmarkStart w:id="6" w:name="_Toc242198345"/>
       <w:r>
         <w:t>6. Evaluación del OE4 y verificaciones a cargo de Santiago Benavides Rey</w:t>
       </w:r>
@@ -12788,7 +12788,7 @@
   <w:abstractNum w:abstractNumId="0" w15:restartNumberingAfterBreak="0">
     <w:nsid w:val="0000A990"/>
     <w:multiLevelType w:val="multilevel"/>
-    <w:tmpl w:val="1562B1EC"/>
+    <w:tmpl w:val="30C68A6C"/>
     <w:lvl w:ilvl="0">
       <w:numFmt w:val="bullet"/>
       <w:lvlText w:val=" "/>
@@ -12865,7 +12865,7 @@
   <w:abstractNum w:abstractNumId="1" w15:restartNumberingAfterBreak="0">
     <w:nsid w:val="0000A991"/>
     <w:multiLevelType w:val="multilevel"/>
-    <w:tmpl w:val="C5F25266"/>
+    <w:tmpl w:val="50C29D7A"/>
     <w:lvl w:ilvl="0">
       <w:numFmt w:val="bullet"/>
       <w:lvlText w:val=""/>
@@ -13165,19 +13165,19 @@
       </w:pPr>
     </w:lvl>
   </w:abstractNum>
-  <w:num w:numId="1" w16cid:durableId="1324160141">
+  <w:num w:numId="1" w16cid:durableId="1498572096">
     <w:abstractNumId w:val="2"/>
   </w:num>
-  <w:num w:numId="2" w16cid:durableId="590049097">
+  <w:num w:numId="2" w16cid:durableId="1989509033">
     <w:abstractNumId w:val="3"/>
     <w:lvlOverride w:ilvl="0">
       <w:startOverride w:val="1"/>
     </w:lvlOverride>
   </w:num>
-  <w:num w:numId="3" w16cid:durableId="2116359008">
+  <w:num w:numId="3" w16cid:durableId="690498137">
     <w:abstractNumId w:val="0"/>
   </w:num>
-  <w:num w:numId="4" w16cid:durableId="43529645">
+  <w:num w:numId="4" w16cid:durableId="1482501857">
     <w:abstractNumId w:val="1"/>
   </w:num>
 </w:numbering>
@@ -13983,7 +13983,7 @@
     <w:link w:val="EncabezadoCar"/>
     <w:uiPriority w:val="99"/>
     <w:unhideWhenUsed/>
-    <w:rsid w:val="003B6E7E"/>
+    <w:rsid w:val="00E237B0"/>
     <w:pPr>
       <w:tabs>
         <w:tab w:val="center" w:pos="4419"/>
@@ -13997,7 +13997,7 @@
     <w:basedOn w:val="Fuentedeprrafopredeter"/>
     <w:link w:val="Encabezado"/>
     <w:uiPriority w:val="99"/>
-    <w:rsid w:val="003B6E7E"/>
+    <w:rsid w:val="00E237B0"/>
   </w:style>
   <w:style w:type="paragraph" w:styleId="Piedepgina">
     <w:name w:val="footer"/>
@@ -14005,7 +14005,7 @@
     <w:link w:val="PiedepginaCar"/>
     <w:uiPriority w:val="99"/>
     <w:unhideWhenUsed/>
-    <w:rsid w:val="003B6E7E"/>
+    <w:rsid w:val="00E237B0"/>
     <w:pPr>
       <w:tabs>
         <w:tab w:val="center" w:pos="4419"/>
@@ -14019,7 +14019,7 @@
     <w:basedOn w:val="Fuentedeprrafopredeter"/>
     <w:link w:val="Piedepgina"/>
     <w:uiPriority w:val="99"/>
-    <w:rsid w:val="003B6E7E"/>
+    <w:rsid w:val="00E237B0"/>
   </w:style>
   <w:style w:type="character" w:styleId="Nmerodepgina">
     <w:name w:val="page number"/>
@@ -14027,7 +14027,7 @@
     <w:uiPriority w:val="99"/>
     <w:semiHidden/>
     <w:unhideWhenUsed/>
-    <w:rsid w:val="003B6E7E"/>
+    <w:rsid w:val="00E237B0"/>
   </w:style>
 </w:styles>
 </file>

--- a/docs/anexos oe3/Solucion_OE3_Anexo_E_Arte_y_sonido.docx
+++ b/docs/anexos oe3/Solucion_OE3_Anexo_E_Arte_y_sonido.docx
@@ -24,7 +24,7 @@
       <w:r>
         <w:fldChar w:fldCharType="separate"/>
       </w:r>
-      <w:hyperlink w:anchor="_Toc242198339" w:history="1">
+      <w:hyperlink w:anchor="_Toc242202726" w:history="1">
         <w:r>
           <w:rPr>
             <w:rStyle w:val="Hipervnculo"/>
@@ -51,7 +51,7 @@
             <w:noProof/>
             <w:webHidden/>
           </w:rPr>
-          <w:instrText xml:space="preserve"> PAGEREF _Toc242198339 \h </w:instrText>
+          <w:instrText xml:space="preserve"> PAGEREF _Toc242202726 \h </w:instrText>
         </w:r>
         <w:r>
           <w:rPr>
@@ -95,7 +95,7 @@
           <w14:ligatures w14:val="standardContextual"/>
         </w:rPr>
       </w:pPr>
-      <w:hyperlink w:anchor="_Toc242198340" w:history="1">
+      <w:hyperlink w:anchor="_Toc242202727" w:history="1">
         <w:r>
           <w:rPr>
             <w:rStyle w:val="Hipervnculo"/>
@@ -122,7 +122,7 @@
             <w:noProof/>
             <w:webHidden/>
           </w:rPr>
-          <w:instrText xml:space="preserve"> PAGEREF _Toc242198340 \h </w:instrText>
+          <w:instrText xml:space="preserve"> PAGEREF _Toc242202727 \h </w:instrText>
         </w:r>
         <w:r>
           <w:rPr>
@@ -166,7 +166,7 @@
           <w14:ligatures w14:val="standardContextual"/>
         </w:rPr>
       </w:pPr>
-      <w:hyperlink w:anchor="_Toc242198341" w:history="1">
+      <w:hyperlink w:anchor="_Toc242202728" w:history="1">
         <w:r>
           <w:rPr>
             <w:rStyle w:val="Hipervnculo"/>
@@ -193,7 +193,7 @@
             <w:noProof/>
             <w:webHidden/>
           </w:rPr>
-          <w:instrText xml:space="preserve"> PAGEREF _Toc242198341 \h </w:instrText>
+          <w:instrText xml:space="preserve"> PAGEREF _Toc242202728 \h </w:instrText>
         </w:r>
         <w:r>
           <w:rPr>
@@ -237,7 +237,7 @@
           <w14:ligatures w14:val="standardContextual"/>
         </w:rPr>
       </w:pPr>
-      <w:hyperlink w:anchor="_Toc242198342" w:history="1">
+      <w:hyperlink w:anchor="_Toc242202729" w:history="1">
         <w:r>
           <w:rPr>
             <w:rStyle w:val="Hipervnculo"/>
@@ -264,7 +264,7 @@
             <w:noProof/>
             <w:webHidden/>
           </w:rPr>
-          <w:instrText xml:space="preserve"> PAGEREF _Toc242198342 \h </w:instrText>
+          <w:instrText xml:space="preserve"> PAGEREF _Toc242202729 \h </w:instrText>
         </w:r>
         <w:r>
           <w:rPr>
@@ -308,7 +308,7 @@
           <w14:ligatures w14:val="standardContextual"/>
         </w:rPr>
       </w:pPr>
-      <w:hyperlink w:anchor="_Toc242198343" w:history="1">
+      <w:hyperlink w:anchor="_Toc242202730" w:history="1">
         <w:r>
           <w:rPr>
             <w:rStyle w:val="Hipervnculo"/>
@@ -335,7 +335,7 @@
             <w:noProof/>
             <w:webHidden/>
           </w:rPr>
-          <w:instrText xml:space="preserve"> PAGEREF _Toc242198343 \h </w:instrText>
+          <w:instrText xml:space="preserve"> PAGEREF _Toc242202730 \h </w:instrText>
         </w:r>
         <w:r>
           <w:rPr>
@@ -379,7 +379,7 @@
           <w14:ligatures w14:val="standardContextual"/>
         </w:rPr>
       </w:pPr>
-      <w:hyperlink w:anchor="_Toc242198344" w:history="1">
+      <w:hyperlink w:anchor="_Toc242202731" w:history="1">
         <w:r>
           <w:rPr>
             <w:rStyle w:val="Hipervnculo"/>
@@ -406,7 +406,7 @@
             <w:noProof/>
             <w:webHidden/>
           </w:rPr>
-          <w:instrText xml:space="preserve"> PAGEREF _Toc242198344 \h </w:instrText>
+          <w:instrText xml:space="preserve"> PAGEREF _Toc242202731 \h </w:instrText>
         </w:r>
         <w:r>
           <w:rPr>
@@ -450,7 +450,7 @@
           <w14:ligatures w14:val="standardContextual"/>
         </w:rPr>
       </w:pPr>
-      <w:hyperlink w:anchor="_Toc242198345" w:history="1">
+      <w:hyperlink w:anchor="_Toc242202732" w:history="1">
         <w:r>
           <w:rPr>
             <w:rStyle w:val="Hipervnculo"/>
@@ -477,7 +477,7 @@
             <w:noProof/>
             <w:webHidden/>
           </w:rPr>
-          <w:instrText xml:space="preserve"> PAGEREF _Toc242198345 \h </w:instrText>
+          <w:instrText xml:space="preserve"> PAGEREF _Toc242202732 \h </w:instrText>
         </w:r>
         <w:r>
           <w:rPr>
@@ -522,7 +522,7 @@
       <w:pPr>
         <w:pStyle w:val="Ttulo1"/>
       </w:pPr>
-      <w:bookmarkStart w:id="0" w:name="_Toc242198339"/>
+      <w:bookmarkStart w:id="0" w:name="_Toc242202726"/>
       <w:r>
         <w:lastRenderedPageBreak/>
         <w:t>ANEXO E. CARRIL DE ARTE Y SONIDO</w:t>
@@ -565,7 +565,7 @@
       <w:pPr>
         <w:pStyle w:val="Ttulo2"/>
       </w:pPr>
-      <w:bookmarkStart w:id="1" w:name="_Toc242198340"/>
+      <w:bookmarkStart w:id="1" w:name="_Toc242202727"/>
       <w:r>
         <w:t>1. Alcance y seguimiento</w:t>
       </w:r>
@@ -2858,7 +2858,7 @@
       <w:pPr>
         <w:pStyle w:val="Ttulo2"/>
       </w:pPr>
-      <w:bookmarkStart w:id="2" w:name="_Toc242198341"/>
+      <w:bookmarkStart w:id="2" w:name="_Toc242202728"/>
       <w:r>
         <w:t>2. Lo implementado</w:t>
       </w:r>
@@ -5683,7 +5683,7 @@
       <w:pPr>
         <w:pStyle w:val="Ttulo2"/>
       </w:pPr>
-      <w:bookmarkStart w:id="3" w:name="_Toc242198342"/>
+      <w:bookmarkStart w:id="3" w:name="_Toc242202729"/>
       <w:r>
         <w:t>3. Decisiones de diseño y hallazgos de consistencia</w:t>
       </w:r>
@@ -7135,7 +7135,7 @@
       <w:pPr>
         <w:pStyle w:val="Ttulo2"/>
       </w:pPr>
-      <w:bookmarkStart w:id="4" w:name="_Toc242198343"/>
+      <w:bookmarkStart w:id="4" w:name="_Toc242202730"/>
       <w:r>
         <w:t>4. Verificación</w:t>
       </w:r>
@@ -8887,7 +8887,7 @@
       <w:pPr>
         <w:pStyle w:val="Ttulo2"/>
       </w:pPr>
-      <w:bookmarkStart w:id="5" w:name="_Toc242198344"/>
+      <w:bookmarkStart w:id="5" w:name="_Toc242202731"/>
       <w:r>
         <w:t>5. Archivos principales</w:t>
       </w:r>
@@ -12520,7 +12520,7 @@
       <w:pPr>
         <w:pStyle w:val="Ttulo2"/>
       </w:pPr>
-      <w:bookmarkStart w:id="6" w:name="_Toc242198345"/>
+      <w:bookmarkStart w:id="6" w:name="_Toc242202732"/>
       <w:r>
         <w:t>6. Evaluación del OE4 y verificaciones a cargo de Santiago Benavides Rey</w:t>
       </w:r>
@@ -12788,7 +12788,7 @@
   <w:abstractNum w:abstractNumId="0" w15:restartNumberingAfterBreak="0">
     <w:nsid w:val="0000A990"/>
     <w:multiLevelType w:val="multilevel"/>
-    <w:tmpl w:val="30C68A6C"/>
+    <w:tmpl w:val="816CA2EA"/>
     <w:lvl w:ilvl="0">
       <w:numFmt w:val="bullet"/>
       <w:lvlText w:val=" "/>
@@ -12865,7 +12865,7 @@
   <w:abstractNum w:abstractNumId="1" w15:restartNumberingAfterBreak="0">
     <w:nsid w:val="0000A991"/>
     <w:multiLevelType w:val="multilevel"/>
-    <w:tmpl w:val="50C29D7A"/>
+    <w:tmpl w:val="84B0E82E"/>
     <w:lvl w:ilvl="0">
       <w:numFmt w:val="bullet"/>
       <w:lvlText w:val=""/>
@@ -13165,19 +13165,19 @@
       </w:pPr>
     </w:lvl>
   </w:abstractNum>
-  <w:num w:numId="1" w16cid:durableId="1498572096">
+  <w:num w:numId="1" w16cid:durableId="1681273470">
     <w:abstractNumId w:val="2"/>
   </w:num>
-  <w:num w:numId="2" w16cid:durableId="1989509033">
+  <w:num w:numId="2" w16cid:durableId="1663780006">
     <w:abstractNumId w:val="3"/>
     <w:lvlOverride w:ilvl="0">
       <w:startOverride w:val="1"/>
     </w:lvlOverride>
   </w:num>
-  <w:num w:numId="3" w16cid:durableId="690498137">
+  <w:num w:numId="3" w16cid:durableId="179782378">
     <w:abstractNumId w:val="0"/>
   </w:num>
-  <w:num w:numId="4" w16cid:durableId="1482501857">
+  <w:num w:numId="4" w16cid:durableId="1724478202">
     <w:abstractNumId w:val="1"/>
   </w:num>
 </w:numbering>
@@ -13983,7 +13983,7 @@
     <w:link w:val="EncabezadoCar"/>
     <w:uiPriority w:val="99"/>
     <w:unhideWhenUsed/>
-    <w:rsid w:val="00E237B0"/>
+    <w:rsid w:val="00190038"/>
     <w:pPr>
       <w:tabs>
         <w:tab w:val="center" w:pos="4419"/>
@@ -13997,7 +13997,7 @@
     <w:basedOn w:val="Fuentedeprrafopredeter"/>
     <w:link w:val="Encabezado"/>
     <w:uiPriority w:val="99"/>
-    <w:rsid w:val="00E237B0"/>
+    <w:rsid w:val="00190038"/>
   </w:style>
   <w:style w:type="paragraph" w:styleId="Piedepgina">
     <w:name w:val="footer"/>
@@ -14005,7 +14005,7 @@
     <w:link w:val="PiedepginaCar"/>
     <w:uiPriority w:val="99"/>
     <w:unhideWhenUsed/>
-    <w:rsid w:val="00E237B0"/>
+    <w:rsid w:val="00190038"/>
     <w:pPr>
       <w:tabs>
         <w:tab w:val="center" w:pos="4419"/>
@@ -14019,7 +14019,7 @@
     <w:basedOn w:val="Fuentedeprrafopredeter"/>
     <w:link w:val="Piedepgina"/>
     <w:uiPriority w:val="99"/>
-    <w:rsid w:val="00E237B0"/>
+    <w:rsid w:val="00190038"/>
   </w:style>
   <w:style w:type="character" w:styleId="Nmerodepgina">
     <w:name w:val="page number"/>
@@ -14027,7 +14027,7 @@
     <w:uiPriority w:val="99"/>
     <w:semiHidden/>
     <w:unhideWhenUsed/>
-    <w:rsid w:val="00E237B0"/>
+    <w:rsid w:val="00190038"/>
   </w:style>
 </w:styles>
 </file>

--- a/docs/anexos oe3/Solucion_OE3_Anexo_E_Arte_y_sonido.docx
+++ b/docs/anexos oe3/Solucion_OE3_Anexo_E_Arte_y_sonido.docx
@@ -24,7 +24,7 @@
       <w:r>
         <w:fldChar w:fldCharType="separate"/>
       </w:r>
-      <w:hyperlink w:anchor="_Toc242202726" w:history="1">
+      <w:hyperlink w:anchor="_Toc242400628" w:history="1">
         <w:r>
           <w:rPr>
             <w:rStyle w:val="Hipervnculo"/>
@@ -51,7 +51,7 @@
             <w:noProof/>
             <w:webHidden/>
           </w:rPr>
-          <w:instrText xml:space="preserve"> PAGEREF _Toc242202726 \h </w:instrText>
+          <w:instrText xml:space="preserve"> PAGEREF _Toc242400628 \h </w:instrText>
         </w:r>
         <w:r>
           <w:rPr>
@@ -95,7 +95,7 @@
           <w14:ligatures w14:val="standardContextual"/>
         </w:rPr>
       </w:pPr>
-      <w:hyperlink w:anchor="_Toc242202727" w:history="1">
+      <w:hyperlink w:anchor="_Toc242400629" w:history="1">
         <w:r>
           <w:rPr>
             <w:rStyle w:val="Hipervnculo"/>
@@ -122,7 +122,7 @@
             <w:noProof/>
             <w:webHidden/>
           </w:rPr>
-          <w:instrText xml:space="preserve"> PAGEREF _Toc242202727 \h </w:instrText>
+          <w:instrText xml:space="preserve"> PAGEREF _Toc242400629 \h </w:instrText>
         </w:r>
         <w:r>
           <w:rPr>
@@ -166,7 +166,7 @@
           <w14:ligatures w14:val="standardContextual"/>
         </w:rPr>
       </w:pPr>
-      <w:hyperlink w:anchor="_Toc242202728" w:history="1">
+      <w:hyperlink w:anchor="_Toc242400630" w:history="1">
         <w:r>
           <w:rPr>
             <w:rStyle w:val="Hipervnculo"/>
@@ -193,7 +193,7 @@
             <w:noProof/>
             <w:webHidden/>
           </w:rPr>
-          <w:instrText xml:space="preserve"> PAGEREF _Toc242202728 \h </w:instrText>
+          <w:instrText xml:space="preserve"> PAGEREF _Toc242400630 \h </w:instrText>
         </w:r>
         <w:r>
           <w:rPr>
@@ -237,7 +237,7 @@
           <w14:ligatures w14:val="standardContextual"/>
         </w:rPr>
       </w:pPr>
-      <w:hyperlink w:anchor="_Toc242202729" w:history="1">
+      <w:hyperlink w:anchor="_Toc242400631" w:history="1">
         <w:r>
           <w:rPr>
             <w:rStyle w:val="Hipervnculo"/>
@@ -264,7 +264,7 @@
             <w:noProof/>
             <w:webHidden/>
           </w:rPr>
-          <w:instrText xml:space="preserve"> PAGEREF _Toc242202729 \h </w:instrText>
+          <w:instrText xml:space="preserve"> PAGEREF _Toc242400631 \h </w:instrText>
         </w:r>
         <w:r>
           <w:rPr>
@@ -308,7 +308,7 @@
           <w14:ligatures w14:val="standardContextual"/>
         </w:rPr>
       </w:pPr>
-      <w:hyperlink w:anchor="_Toc242202730" w:history="1">
+      <w:hyperlink w:anchor="_Toc242400632" w:history="1">
         <w:r>
           <w:rPr>
             <w:rStyle w:val="Hipervnculo"/>
@@ -335,7 +335,7 @@
             <w:noProof/>
             <w:webHidden/>
           </w:rPr>
-          <w:instrText xml:space="preserve"> PAGEREF _Toc242202730 \h </w:instrText>
+          <w:instrText xml:space="preserve"> PAGEREF _Toc242400632 \h </w:instrText>
         </w:r>
         <w:r>
           <w:rPr>
@@ -355,7 +355,7 @@
             <w:noProof/>
             <w:webHidden/>
           </w:rPr>
-          <w:t>13</w:t>
+          <w:t>14</w:t>
         </w:r>
         <w:r>
           <w:rPr>
@@ -379,7 +379,7 @@
           <w14:ligatures w14:val="standardContextual"/>
         </w:rPr>
       </w:pPr>
-      <w:hyperlink w:anchor="_Toc242202731" w:history="1">
+      <w:hyperlink w:anchor="_Toc242400633" w:history="1">
         <w:r>
           <w:rPr>
             <w:rStyle w:val="Hipervnculo"/>
@@ -406,7 +406,7 @@
             <w:noProof/>
             <w:webHidden/>
           </w:rPr>
-          <w:instrText xml:space="preserve"> PAGEREF _Toc242202731 \h </w:instrText>
+          <w:instrText xml:space="preserve"> PAGEREF _Toc242400633 \h </w:instrText>
         </w:r>
         <w:r>
           <w:rPr>
@@ -426,7 +426,7 @@
             <w:noProof/>
             <w:webHidden/>
           </w:rPr>
-          <w:t>15</w:t>
+          <w:t>16</w:t>
         </w:r>
         <w:r>
           <w:rPr>
@@ -450,7 +450,7 @@
           <w14:ligatures w14:val="standardContextual"/>
         </w:rPr>
       </w:pPr>
-      <w:hyperlink w:anchor="_Toc242202732" w:history="1">
+      <w:hyperlink w:anchor="_Toc242400634" w:history="1">
         <w:r>
           <w:rPr>
             <w:rStyle w:val="Hipervnculo"/>
@@ -477,7 +477,7 @@
             <w:noProof/>
             <w:webHidden/>
           </w:rPr>
-          <w:instrText xml:space="preserve"> PAGEREF _Toc242202732 \h </w:instrText>
+          <w:instrText xml:space="preserve"> PAGEREF _Toc242400634 \h </w:instrText>
         </w:r>
         <w:r>
           <w:rPr>
@@ -497,7 +497,7 @@
             <w:noProof/>
             <w:webHidden/>
           </w:rPr>
-          <w:t>17</w:t>
+          <w:t>18</w:t>
         </w:r>
         <w:r>
           <w:rPr>
@@ -522,7 +522,7 @@
       <w:pPr>
         <w:pStyle w:val="Ttulo1"/>
       </w:pPr>
-      <w:bookmarkStart w:id="0" w:name="_Toc242202726"/>
+      <w:bookmarkStart w:id="0" w:name="_Toc242400628"/>
       <w:r>
         <w:lastRenderedPageBreak/>
         <w:t>ANEXO E. CARRIL DE ARTE Y SONIDO</w:t>
@@ -549,7 +549,7 @@
         <w:t>Este anexo describe el carril que incorporó al prototipo el arte y el sonido definitivos: los entornos, los objetos, los efectos y la interfaz de los tres niveles; las reglas con que el motor importa cada imagen y cada pieza de sonido; las diecinueve piezas de sonido y dónde suena cada una, y la verificación del arte por programa. El carril no es un incremento como los slices: corrió en paralelo a ellos desde la vinculación de la colaboradora gráfica el 2 de septiembre de 2026 y tocó los tres niveles. Su co</w:t>
       </w:r>
       <w:r>
-        <w:t>ntenido refleja el estado del carril en el corte del 1 de octubre de 2026 y sale del documento de resultados del carril, que el repositorio conserva como registro histórico con sus notas fechadas, del índice de sprites (</w:t>
+        <w:t>ntenido refleja el estado del carril en el corte del 1 de octubre de 2026, con los ajustes posteriores fechados en cada apartado, y sale del documento de resultados del carril, que el repositorio conserva como registro histórico con sus notas fechadas, del índice de sprites (</w:t>
       </w:r>
       <w:r>
         <w:rPr>
@@ -558,14 +558,17 @@
         <w:t>Assets/Game/Art/Inventario.md</w:t>
       </w:r>
       <w:r>
-        <w:t>), de los documentos de dirección de arte y de dirección de música y sonido, del registro de inconsistencias en su revisión 16 y de las actas D01 a D10. Sirve a los apartados 7.2, 7.3 y 7.4 y al capítulo 8 del documento principal.</w:t>
+        <w:t>), de los documentos de dirección de arte y de dirección de música y sonido, del registro de inconsistencias en su revisión 16 y de las actas D01 a D10. Sirve a los apartados 7.2, 7.3 y 7.4 y al capítulo 8 d</w:t>
+      </w:r>
+      <w:r>
+        <w:t>el documento principal.</w:t>
       </w:r>
     </w:p>
     <w:p>
       <w:pPr>
         <w:pStyle w:val="Ttulo2"/>
       </w:pPr>
-      <w:bookmarkStart w:id="1" w:name="_Toc242202727"/>
+      <w:bookmarkStart w:id="1" w:name="_Toc242400629"/>
       <w:r>
         <w:t>1. Alcance y seguimiento</w:t>
       </w:r>
@@ -668,10 +671,22 @@
         <w:pStyle w:val="TextoOE3"/>
       </w:pPr>
       <w:r>
-        <w:t>Tres personas llevaron el carril. Sofía Valentina Giraldo Segovia se vinculó el 02/09/2026 como colaboradora contratada para la producción y la asesoría gráfica, con revisiones semanales los miércoles a la 1:00 p. m.; produjo los entornos y los objetos definitivos, mientras las decisiones de diseño y de mecánica quedaban en el equipo de estudiantes. Santiago Valdiri García reunió el conjunto de sonidos del juego entre el 13 y el 21/09/2026 (tarjetas D05-2 y D07-2). Santiago Benavides Rey integró en el motor</w:t>
-      </w:r>
-      <w:r>
-        <w:t xml:space="preserve"> el arte, desde la llegada de los entornos, y el sonido, desde el 21/09/2026; desde el acta D08 quedó a cargo de todo el sonido restante. El carril no tuvo puntos de control propios: su avance se revisó en las actas.</w:t>
+        <w:t>Tres personas llevaron el carril. Sofía Valentina Giraldo Segovia, estudiante de animación y diseño, se vinculó el 02/09/2026 (acta D01) como colaboradora contratada para el diseño y la asesoría de los sprites, con revisiones semanales los miércoles a la 1:00 p. m.; produjo los entornos y los objetos definitivos. Su participación es de diseño y asesoría gráfica: la autoría del trabajo y las decisiones de diseño pedagógico y de mecánica son del equipo de estudiantes. Santiago Valdiri García reunió el conjunt</w:t>
+      </w:r>
+      <w:r>
+        <w:t>o de sonidos del juego entre el 13 y el 21/09/2026 (tarjetas D05-2 y D07-2). Santiago Benavides Rey integró en el motor el arte, desde la llegada de los entornos, y el sonido, desde el 21/09/2026; desde el acta D08 quedó a cargo de todo el sonido restante. El carril no tuvo puntos de control propios: su avance se revisó en las actas.</w:t>
+      </w:r>
+    </w:p>
+    <w:p>
+      <w:pPr>
+        <w:pStyle w:val="TextoOE3"/>
+      </w:pPr>
+      <w:r>
+        <w:t xml:space="preserve">La colaboradora dibuja en CLIP Studio. Cada sprite pasa por cinco pasos: la búsqueda de inspiración en equipo, mediante lluvia de ideas; el boceto; la limpieza de la línea; la aplicación del color y las sombras, y la entrega con sus correcciones. Los bocetos de los </w:t>
+      </w:r>
+      <w:r>
+        <w:lastRenderedPageBreak/>
+        <w:t>entornos se revisaron en las sesiones de las actas D03 (06/09/2026) y D04 (09/09/2026), y las correcciones de cada lote quedaron por escrito (acta D04).</w:t>
       </w:r>
     </w:p>
     <w:p>
@@ -842,14 +857,7 @@
               <w:rPr>
                 <w:sz w:val="18"/>
               </w:rPr>
-              <w:t xml:space="preserve">Vinculación de la colaboradora y entrega de la dirección de arte. Ningún recurso introduce mecánicas; todo estado de color lleva un </w:t>
-            </w:r>
-            <w:r>
-              <w:rPr>
-                <w:sz w:val="18"/>
-              </w:rPr>
-              <w:lastRenderedPageBreak/>
-              <w:t>segundo indicador; sin destellos; contraste legible en proyector. Revisiones de los miércoles</w:t>
+              <w:t>Vinculación de la colaboradora y entrega de la dirección de arte. Ningún recurso introduce mecánicas; todo estado de color lleva un segundo indicador; sin destellos; contraste legible en proyector. Revisiones de los miércoles</w:t>
             </w:r>
           </w:p>
         </w:tc>
@@ -872,7 +880,6 @@
               <w:rPr>
                 <w:sz w:val="18"/>
               </w:rPr>
-              <w:lastRenderedPageBreak/>
               <w:t>D03</w:t>
             </w:r>
           </w:p>
@@ -1410,6 +1417,7 @@
           <w:b/>
           <w:bCs/>
         </w:rPr>
+        <w:lastRenderedPageBreak/>
         <w:t>Tabla E.2.</w:t>
       </w:r>
       <w:r>
@@ -1430,10 +1438,10 @@
         <w:tblLook w:val="0020" w:firstRow="1" w:lastRow="0" w:firstColumn="0" w:lastColumn="0" w:noHBand="0" w:noVBand="0"/>
       </w:tblPr>
       <w:tblGrid>
-        <w:gridCol w:w="1536"/>
-        <w:gridCol w:w="2654"/>
-        <w:gridCol w:w="1813"/>
-        <w:gridCol w:w="3959"/>
+        <w:gridCol w:w="1529"/>
+        <w:gridCol w:w="2584"/>
+        <w:gridCol w:w="2024"/>
+        <w:gridCol w:w="3825"/>
       </w:tblGrid>
       <w:tr>
         <w:trPr>
@@ -1441,7 +1449,7 @@
         </w:trPr>
         <w:tc>
           <w:tcPr>
-            <w:tcW w:w="771" w:type="pct"/>
+            <w:tcW w:w="767" w:type="pct"/>
             <w:shd w:val="clear" w:color="auto" w:fill="D9D9D9"/>
           </w:tcPr>
           <w:p>
@@ -1464,7 +1472,7 @@
         </w:tc>
         <w:tc>
           <w:tcPr>
-            <w:tcW w:w="1332" w:type="pct"/>
+            <w:tcW w:w="1297" w:type="pct"/>
             <w:shd w:val="clear" w:color="auto" w:fill="D9D9D9"/>
           </w:tcPr>
           <w:p>
@@ -1487,7 +1495,7 @@
         </w:tc>
         <w:tc>
           <w:tcPr>
-            <w:tcW w:w="910" w:type="pct"/>
+            <w:tcW w:w="1016" w:type="pct"/>
             <w:shd w:val="clear" w:color="auto" w:fill="D9D9D9"/>
           </w:tcPr>
           <w:p>
@@ -1510,7 +1518,7 @@
         </w:tc>
         <w:tc>
           <w:tcPr>
-            <w:tcW w:w="1987" w:type="pct"/>
+            <w:tcW w:w="1920" w:type="pct"/>
             <w:shd w:val="clear" w:color="auto" w:fill="D9D9D9"/>
           </w:tcPr>
           <w:p>
@@ -1535,7 +1543,7 @@
       <w:tr>
         <w:tc>
           <w:tcPr>
-            <w:tcW w:w="771" w:type="pct"/>
+            <w:tcW w:w="767" w:type="pct"/>
             <w:shd w:val="clear" w:color="auto" w:fill="auto"/>
           </w:tcPr>
           <w:p>
@@ -1556,7 +1564,7 @@
         </w:tc>
         <w:tc>
           <w:tcPr>
-            <w:tcW w:w="1332" w:type="pct"/>
+            <w:tcW w:w="1297" w:type="pct"/>
             <w:shd w:val="clear" w:color="auto" w:fill="auto"/>
           </w:tcPr>
           <w:p>
@@ -1624,7 +1632,6 @@
                 <w:rStyle w:val="CdigoenlneaOE3"/>
                 <w:sz w:val="18"/>
               </w:rPr>
-              <w:lastRenderedPageBreak/>
               <w:t>022023a</w:t>
             </w:r>
             <w:r>
@@ -1637,29 +1644,28 @@
         </w:tc>
         <w:tc>
           <w:tcPr>
-            <w:tcW w:w="910" w:type="pct"/>
-            <w:shd w:val="clear" w:color="auto" w:fill="auto"/>
-          </w:tcPr>
-          <w:p>
-            <w:pPr>
-              <w:pStyle w:val="CompactoOE3"/>
-              <w:spacing w:after="0"/>
-              <w:rPr>
-                <w:sz w:val="18"/>
-              </w:rPr>
-            </w:pPr>
-            <w:r>
-              <w:rPr>
-                <w:sz w:val="18"/>
-              </w:rPr>
-              <w:lastRenderedPageBreak/>
+            <w:tcW w:w="1016" w:type="pct"/>
+            <w:shd w:val="clear" w:color="auto" w:fill="auto"/>
+          </w:tcPr>
+          <w:p>
+            <w:pPr>
+              <w:pStyle w:val="CompactoOE3"/>
+              <w:spacing w:after="0"/>
+              <w:rPr>
+                <w:sz w:val="18"/>
+              </w:rPr>
+            </w:pPr>
+            <w:r>
+              <w:rPr>
+                <w:sz w:val="18"/>
+              </w:rPr>
               <w:t>Ninguna</w:t>
             </w:r>
           </w:p>
         </w:tc>
         <w:tc>
           <w:tcPr>
-            <w:tcW w:w="1987" w:type="pct"/>
+            <w:tcW w:w="1920" w:type="pct"/>
             <w:shd w:val="clear" w:color="auto" w:fill="auto"/>
           </w:tcPr>
           <w:p>
@@ -1682,7 +1688,7 @@
       <w:tr>
         <w:tc>
           <w:tcPr>
-            <w:tcW w:w="771" w:type="pct"/>
+            <w:tcW w:w="767" w:type="pct"/>
             <w:shd w:val="clear" w:color="auto" w:fill="auto"/>
           </w:tcPr>
           <w:p>
@@ -1703,7 +1709,7 @@
         </w:tc>
         <w:tc>
           <w:tcPr>
-            <w:tcW w:w="1332" w:type="pct"/>
+            <w:tcW w:w="1297" w:type="pct"/>
             <w:shd w:val="clear" w:color="auto" w:fill="auto"/>
           </w:tcPr>
           <w:p>
@@ -1725,7 +1731,7 @@
         </w:tc>
         <w:tc>
           <w:tcPr>
-            <w:tcW w:w="910" w:type="pct"/>
+            <w:tcW w:w="1016" w:type="pct"/>
             <w:shd w:val="clear" w:color="auto" w:fill="auto"/>
           </w:tcPr>
           <w:p>
@@ -1746,7 +1752,7 @@
         </w:tc>
         <w:tc>
           <w:tcPr>
-            <w:tcW w:w="1987" w:type="pct"/>
+            <w:tcW w:w="1920" w:type="pct"/>
             <w:shd w:val="clear" w:color="auto" w:fill="auto"/>
           </w:tcPr>
           <w:p>
@@ -1769,7 +1775,7 @@
       <w:tr>
         <w:tc>
           <w:tcPr>
-            <w:tcW w:w="771" w:type="pct"/>
+            <w:tcW w:w="767" w:type="pct"/>
             <w:shd w:val="clear" w:color="auto" w:fill="auto"/>
           </w:tcPr>
           <w:p>
@@ -1790,7 +1796,7 @@
         </w:tc>
         <w:tc>
           <w:tcPr>
-            <w:tcW w:w="1332" w:type="pct"/>
+            <w:tcW w:w="1297" w:type="pct"/>
             <w:shd w:val="clear" w:color="auto" w:fill="auto"/>
           </w:tcPr>
           <w:p>
@@ -1812,7 +1818,7 @@
         </w:tc>
         <w:tc>
           <w:tcPr>
-            <w:tcW w:w="910" w:type="pct"/>
+            <w:tcW w:w="1016" w:type="pct"/>
             <w:shd w:val="clear" w:color="auto" w:fill="auto"/>
           </w:tcPr>
           <w:p>
@@ -1833,7 +1839,7 @@
         </w:tc>
         <w:tc>
           <w:tcPr>
-            <w:tcW w:w="1987" w:type="pct"/>
+            <w:tcW w:w="1920" w:type="pct"/>
             <w:shd w:val="clear" w:color="auto" w:fill="auto"/>
           </w:tcPr>
           <w:p>
@@ -1856,7 +1862,7 @@
       <w:tr>
         <w:tc>
           <w:tcPr>
-            <w:tcW w:w="771" w:type="pct"/>
+            <w:tcW w:w="767" w:type="pct"/>
             <w:shd w:val="clear" w:color="auto" w:fill="auto"/>
           </w:tcPr>
           <w:p>
@@ -1877,7 +1883,7 @@
         </w:tc>
         <w:tc>
           <w:tcPr>
-            <w:tcW w:w="1332" w:type="pct"/>
+            <w:tcW w:w="1297" w:type="pct"/>
             <w:shd w:val="clear" w:color="auto" w:fill="auto"/>
           </w:tcPr>
           <w:p>
@@ -1899,7 +1905,7 @@
         </w:tc>
         <w:tc>
           <w:tcPr>
-            <w:tcW w:w="910" w:type="pct"/>
+            <w:tcW w:w="1016" w:type="pct"/>
             <w:shd w:val="clear" w:color="auto" w:fill="auto"/>
           </w:tcPr>
           <w:p>
@@ -1920,7 +1926,7 @@
         </w:tc>
         <w:tc>
           <w:tcPr>
-            <w:tcW w:w="1987" w:type="pct"/>
+            <w:tcW w:w="1920" w:type="pct"/>
             <w:shd w:val="clear" w:color="auto" w:fill="auto"/>
           </w:tcPr>
           <w:p>
@@ -1943,7 +1949,7 @@
       <w:tr>
         <w:tc>
           <w:tcPr>
-            <w:tcW w:w="771" w:type="pct"/>
+            <w:tcW w:w="767" w:type="pct"/>
             <w:shd w:val="clear" w:color="auto" w:fill="auto"/>
           </w:tcPr>
           <w:p>
@@ -1964,7 +1970,7 @@
         </w:tc>
         <w:tc>
           <w:tcPr>
-            <w:tcW w:w="1332" w:type="pct"/>
+            <w:tcW w:w="1297" w:type="pct"/>
             <w:shd w:val="clear" w:color="auto" w:fill="auto"/>
           </w:tcPr>
           <w:p>
@@ -1999,7 +2005,7 @@
         </w:tc>
         <w:tc>
           <w:tcPr>
-            <w:tcW w:w="910" w:type="pct"/>
+            <w:tcW w:w="1016" w:type="pct"/>
             <w:shd w:val="clear" w:color="auto" w:fill="auto"/>
           </w:tcPr>
           <w:p>
@@ -2020,7 +2026,7 @@
         </w:tc>
         <w:tc>
           <w:tcPr>
-            <w:tcW w:w="1987" w:type="pct"/>
+            <w:tcW w:w="1920" w:type="pct"/>
             <w:shd w:val="clear" w:color="auto" w:fill="auto"/>
           </w:tcPr>
           <w:p>
@@ -2043,7 +2049,7 @@
       <w:tr>
         <w:tc>
           <w:tcPr>
-            <w:tcW w:w="771" w:type="pct"/>
+            <w:tcW w:w="767" w:type="pct"/>
             <w:shd w:val="clear" w:color="auto" w:fill="auto"/>
           </w:tcPr>
           <w:p>
@@ -2064,7 +2070,7 @@
         </w:tc>
         <w:tc>
           <w:tcPr>
-            <w:tcW w:w="1332" w:type="pct"/>
+            <w:tcW w:w="1297" w:type="pct"/>
             <w:shd w:val="clear" w:color="auto" w:fill="auto"/>
           </w:tcPr>
           <w:p>
@@ -2099,7 +2105,7 @@
         </w:tc>
         <w:tc>
           <w:tcPr>
-            <w:tcW w:w="910" w:type="pct"/>
+            <w:tcW w:w="1016" w:type="pct"/>
             <w:shd w:val="clear" w:color="auto" w:fill="auto"/>
           </w:tcPr>
           <w:p>
@@ -2120,7 +2126,7 @@
         </w:tc>
         <w:tc>
           <w:tcPr>
-            <w:tcW w:w="1987" w:type="pct"/>
+            <w:tcW w:w="1920" w:type="pct"/>
             <w:shd w:val="clear" w:color="auto" w:fill="auto"/>
           </w:tcPr>
           <w:p>
@@ -2143,7 +2149,7 @@
       <w:tr>
         <w:tc>
           <w:tcPr>
-            <w:tcW w:w="771" w:type="pct"/>
+            <w:tcW w:w="767" w:type="pct"/>
             <w:shd w:val="clear" w:color="auto" w:fill="auto"/>
           </w:tcPr>
           <w:p>
@@ -2164,7 +2170,7 @@
         </w:tc>
         <w:tc>
           <w:tcPr>
-            <w:tcW w:w="1332" w:type="pct"/>
+            <w:tcW w:w="1297" w:type="pct"/>
             <w:shd w:val="clear" w:color="auto" w:fill="auto"/>
           </w:tcPr>
           <w:p>
@@ -2186,7 +2192,7 @@
         </w:tc>
         <w:tc>
           <w:tcPr>
-            <w:tcW w:w="910" w:type="pct"/>
+            <w:tcW w:w="1016" w:type="pct"/>
             <w:shd w:val="clear" w:color="auto" w:fill="auto"/>
           </w:tcPr>
           <w:p>
@@ -2207,7 +2213,7 @@
         </w:tc>
         <w:tc>
           <w:tcPr>
-            <w:tcW w:w="1987" w:type="pct"/>
+            <w:tcW w:w="1920" w:type="pct"/>
             <w:shd w:val="clear" w:color="auto" w:fill="auto"/>
           </w:tcPr>
           <w:p>
@@ -2230,7 +2236,7 @@
       <w:tr>
         <w:tc>
           <w:tcPr>
-            <w:tcW w:w="771" w:type="pct"/>
+            <w:tcW w:w="767" w:type="pct"/>
             <w:shd w:val="clear" w:color="auto" w:fill="auto"/>
           </w:tcPr>
           <w:p>
@@ -2251,7 +2257,7 @@
         </w:tc>
         <w:tc>
           <w:tcPr>
-            <w:tcW w:w="1332" w:type="pct"/>
+            <w:tcW w:w="1297" w:type="pct"/>
             <w:shd w:val="clear" w:color="auto" w:fill="auto"/>
           </w:tcPr>
           <w:p>
@@ -2273,7 +2279,7 @@
         </w:tc>
         <w:tc>
           <w:tcPr>
-            <w:tcW w:w="910" w:type="pct"/>
+            <w:tcW w:w="1016" w:type="pct"/>
             <w:shd w:val="clear" w:color="auto" w:fill="auto"/>
           </w:tcPr>
           <w:p>
@@ -2294,7 +2300,7 @@
         </w:tc>
         <w:tc>
           <w:tcPr>
-            <w:tcW w:w="1987" w:type="pct"/>
+            <w:tcW w:w="1920" w:type="pct"/>
             <w:shd w:val="clear" w:color="auto" w:fill="auto"/>
           </w:tcPr>
           <w:p>
@@ -2317,7 +2323,7 @@
       <w:tr>
         <w:tc>
           <w:tcPr>
-            <w:tcW w:w="771" w:type="pct"/>
+            <w:tcW w:w="767" w:type="pct"/>
             <w:shd w:val="clear" w:color="auto" w:fill="auto"/>
           </w:tcPr>
           <w:p>
@@ -2338,7 +2344,7 @@
         </w:tc>
         <w:tc>
           <w:tcPr>
-            <w:tcW w:w="1332" w:type="pct"/>
+            <w:tcW w:w="1297" w:type="pct"/>
             <w:shd w:val="clear" w:color="auto" w:fill="auto"/>
           </w:tcPr>
           <w:p>
@@ -2373,7 +2379,7 @@
         </w:tc>
         <w:tc>
           <w:tcPr>
-            <w:tcW w:w="910" w:type="pct"/>
+            <w:tcW w:w="1016" w:type="pct"/>
             <w:shd w:val="clear" w:color="auto" w:fill="auto"/>
           </w:tcPr>
           <w:p>
@@ -2394,7 +2400,7 @@
         </w:tc>
         <w:tc>
           <w:tcPr>
-            <w:tcW w:w="1987" w:type="pct"/>
+            <w:tcW w:w="1920" w:type="pct"/>
             <w:shd w:val="clear" w:color="auto" w:fill="auto"/>
           </w:tcPr>
           <w:p>
@@ -2417,7 +2423,7 @@
       <w:tr>
         <w:tc>
           <w:tcPr>
-            <w:tcW w:w="771" w:type="pct"/>
+            <w:tcW w:w="767" w:type="pct"/>
             <w:shd w:val="clear" w:color="auto" w:fill="auto"/>
           </w:tcPr>
           <w:p>
@@ -2438,7 +2444,7 @@
         </w:tc>
         <w:tc>
           <w:tcPr>
-            <w:tcW w:w="1332" w:type="pct"/>
+            <w:tcW w:w="1297" w:type="pct"/>
             <w:shd w:val="clear" w:color="auto" w:fill="auto"/>
           </w:tcPr>
           <w:p>
@@ -2460,7 +2466,7 @@
         </w:tc>
         <w:tc>
           <w:tcPr>
-            <w:tcW w:w="910" w:type="pct"/>
+            <w:tcW w:w="1016" w:type="pct"/>
             <w:shd w:val="clear" w:color="auto" w:fill="auto"/>
           </w:tcPr>
           <w:p>
@@ -2481,7 +2487,7 @@
         </w:tc>
         <w:tc>
           <w:tcPr>
-            <w:tcW w:w="1987" w:type="pct"/>
+            <w:tcW w:w="1920" w:type="pct"/>
             <w:shd w:val="clear" w:color="auto" w:fill="auto"/>
           </w:tcPr>
           <w:p>
@@ -2504,7 +2510,7 @@
       <w:tr>
         <w:tc>
           <w:tcPr>
-            <w:tcW w:w="771" w:type="pct"/>
+            <w:tcW w:w="767" w:type="pct"/>
             <w:shd w:val="clear" w:color="auto" w:fill="auto"/>
           </w:tcPr>
           <w:p>
@@ -2525,7 +2531,7 @@
         </w:tc>
         <w:tc>
           <w:tcPr>
-            <w:tcW w:w="1332" w:type="pct"/>
+            <w:tcW w:w="1297" w:type="pct"/>
             <w:shd w:val="clear" w:color="auto" w:fill="auto"/>
           </w:tcPr>
           <w:p>
@@ -2547,7 +2553,7 @@
         </w:tc>
         <w:tc>
           <w:tcPr>
-            <w:tcW w:w="910" w:type="pct"/>
+            <w:tcW w:w="1016" w:type="pct"/>
             <w:shd w:val="clear" w:color="auto" w:fill="auto"/>
           </w:tcPr>
           <w:p>
@@ -2568,7 +2574,7 @@
         </w:tc>
         <w:tc>
           <w:tcPr>
-            <w:tcW w:w="1987" w:type="pct"/>
+            <w:tcW w:w="1920" w:type="pct"/>
             <w:shd w:val="clear" w:color="auto" w:fill="auto"/>
           </w:tcPr>
           <w:p>
@@ -2591,7 +2597,7 @@
       <w:tr>
         <w:tc>
           <w:tcPr>
-            <w:tcW w:w="771" w:type="pct"/>
+            <w:tcW w:w="767" w:type="pct"/>
             <w:shd w:val="clear" w:color="auto" w:fill="auto"/>
           </w:tcPr>
           <w:p>
@@ -2612,7 +2618,7 @@
         </w:tc>
         <w:tc>
           <w:tcPr>
-            <w:tcW w:w="1332" w:type="pct"/>
+            <w:tcW w:w="1297" w:type="pct"/>
             <w:shd w:val="clear" w:color="auto" w:fill="auto"/>
           </w:tcPr>
           <w:p>
@@ -2634,7 +2640,7 @@
         </w:tc>
         <w:tc>
           <w:tcPr>
-            <w:tcW w:w="910" w:type="pct"/>
+            <w:tcW w:w="1016" w:type="pct"/>
             <w:shd w:val="clear" w:color="auto" w:fill="auto"/>
           </w:tcPr>
           <w:p>
@@ -2655,7 +2661,7 @@
         </w:tc>
         <w:tc>
           <w:tcPr>
-            <w:tcW w:w="1987" w:type="pct"/>
+            <w:tcW w:w="1920" w:type="pct"/>
             <w:shd w:val="clear" w:color="auto" w:fill="auto"/>
           </w:tcPr>
           <w:p>
@@ -2678,7 +2684,7 @@
       <w:tr>
         <w:tc>
           <w:tcPr>
-            <w:tcW w:w="771" w:type="pct"/>
+            <w:tcW w:w="767" w:type="pct"/>
             <w:shd w:val="clear" w:color="auto" w:fill="auto"/>
           </w:tcPr>
           <w:p>
@@ -2699,7 +2705,7 @@
         </w:tc>
         <w:tc>
           <w:tcPr>
-            <w:tcW w:w="1332" w:type="pct"/>
+            <w:tcW w:w="1297" w:type="pct"/>
             <w:shd w:val="clear" w:color="auto" w:fill="auto"/>
           </w:tcPr>
           <w:p>
@@ -2720,7 +2726,7 @@
         </w:tc>
         <w:tc>
           <w:tcPr>
-            <w:tcW w:w="910" w:type="pct"/>
+            <w:tcW w:w="1016" w:type="pct"/>
             <w:shd w:val="clear" w:color="auto" w:fill="auto"/>
           </w:tcPr>
           <w:p>
@@ -2741,7 +2747,7 @@
         </w:tc>
         <w:tc>
           <w:tcPr>
-            <w:tcW w:w="1987" w:type="pct"/>
+            <w:tcW w:w="1920" w:type="pct"/>
             <w:shd w:val="clear" w:color="auto" w:fill="auto"/>
           </w:tcPr>
           <w:p>
@@ -2757,6 +2763,281 @@
                 <w:sz w:val="18"/>
               </w:rPr>
               <w:t>Rayo de la chispa, carretilla amarrada, sonido del hundimiento y de la escena final, renombres, halos y créditos</w:t>
+            </w:r>
+          </w:p>
+        </w:tc>
+      </w:tr>
+      <w:tr>
+        <w:tc>
+          <w:tcPr>
+            <w:tcW w:w="767" w:type="pct"/>
+            <w:shd w:val="clear" w:color="auto" w:fill="auto"/>
+          </w:tcPr>
+          <w:p>
+            <w:pPr>
+              <w:pStyle w:val="CompactoOE3"/>
+              <w:spacing w:after="0"/>
+              <w:rPr>
+                <w:sz w:val="18"/>
+              </w:rPr>
+            </w:pPr>
+            <w:r>
+              <w:rPr>
+                <w:sz w:val="18"/>
+              </w:rPr>
+              <w:t>09/10/2026</w:t>
+            </w:r>
+          </w:p>
+        </w:tc>
+        <w:tc>
+          <w:tcPr>
+            <w:tcW w:w="1297" w:type="pct"/>
+            <w:shd w:val="clear" w:color="auto" w:fill="auto"/>
+          </w:tcPr>
+          <w:p>
+            <w:pPr>
+              <w:pStyle w:val="CompactoOE3"/>
+              <w:spacing w:after="0"/>
+              <w:rPr>
+                <w:sz w:val="18"/>
+              </w:rPr>
+            </w:pPr>
+            <w:r>
+              <w:rPr>
+                <w:rStyle w:val="CdigoenlneaOE3"/>
+                <w:sz w:val="18"/>
+              </w:rPr>
+              <w:t>108f95e</w:t>
+            </w:r>
+          </w:p>
+        </w:tc>
+        <w:tc>
+          <w:tcPr>
+            <w:tcW w:w="1016" w:type="pct"/>
+            <w:shd w:val="clear" w:color="auto" w:fill="auto"/>
+          </w:tcPr>
+          <w:p>
+            <w:pPr>
+              <w:pStyle w:val="CompactoOE3"/>
+              <w:spacing w:after="0"/>
+              <w:rPr>
+                <w:sz w:val="18"/>
+              </w:rPr>
+            </w:pPr>
+            <w:r>
+              <w:rPr>
+                <w:sz w:val="18"/>
+              </w:rPr>
+              <w:t>Ninguna (decisiones del 08/10)</w:t>
+            </w:r>
+          </w:p>
+        </w:tc>
+        <w:tc>
+          <w:tcPr>
+            <w:tcW w:w="1920" w:type="pct"/>
+            <w:shd w:val="clear" w:color="auto" w:fill="auto"/>
+          </w:tcPr>
+          <w:p>
+            <w:pPr>
+              <w:pStyle w:val="CompactoOE3"/>
+              <w:spacing w:after="0"/>
+              <w:rPr>
+                <w:sz w:val="18"/>
+              </w:rPr>
+            </w:pPr>
+            <w:r>
+              <w:rPr>
+                <w:sz w:val="18"/>
+              </w:rPr>
+              <w:t>Laberinto con un solo fondo ámbar y marcos redondeados de 8 px</w:t>
+            </w:r>
+          </w:p>
+        </w:tc>
+      </w:tr>
+      <w:tr>
+        <w:tc>
+          <w:tcPr>
+            <w:tcW w:w="767" w:type="pct"/>
+            <w:shd w:val="clear" w:color="auto" w:fill="auto"/>
+          </w:tcPr>
+          <w:p>
+            <w:pPr>
+              <w:pStyle w:val="CompactoOE3"/>
+              <w:spacing w:after="0"/>
+              <w:rPr>
+                <w:sz w:val="18"/>
+              </w:rPr>
+            </w:pPr>
+            <w:r>
+              <w:rPr>
+                <w:sz w:val="18"/>
+              </w:rPr>
+              <w:t>09/10/2026</w:t>
+            </w:r>
+          </w:p>
+        </w:tc>
+        <w:tc>
+          <w:tcPr>
+            <w:tcW w:w="1297" w:type="pct"/>
+            <w:shd w:val="clear" w:color="auto" w:fill="auto"/>
+          </w:tcPr>
+          <w:p>
+            <w:pPr>
+              <w:pStyle w:val="CompactoOE3"/>
+              <w:spacing w:after="0"/>
+              <w:rPr>
+                <w:sz w:val="18"/>
+              </w:rPr>
+            </w:pPr>
+            <w:r>
+              <w:rPr>
+                <w:rStyle w:val="CdigoenlneaOE3"/>
+                <w:sz w:val="18"/>
+              </w:rPr>
+              <w:t>08b6c63</w:t>
+            </w:r>
+          </w:p>
+        </w:tc>
+        <w:tc>
+          <w:tcPr>
+            <w:tcW w:w="1016" w:type="pct"/>
+            <w:shd w:val="clear" w:color="auto" w:fill="auto"/>
+          </w:tcPr>
+          <w:p>
+            <w:pPr>
+              <w:pStyle w:val="CompactoOE3"/>
+              <w:spacing w:after="0"/>
+              <w:rPr>
+                <w:sz w:val="18"/>
+              </w:rPr>
+            </w:pPr>
+            <w:r>
+              <w:rPr>
+                <w:sz w:val="18"/>
+              </w:rPr>
+              <w:t>Ninguna (decisiones del 08/10)</w:t>
+            </w:r>
+          </w:p>
+        </w:tc>
+        <w:tc>
+          <w:tcPr>
+            <w:tcW w:w="1920" w:type="pct"/>
+            <w:shd w:val="clear" w:color="auto" w:fill="auto"/>
+          </w:tcPr>
+          <w:p>
+            <w:pPr>
+              <w:pStyle w:val="CompactoOE3"/>
+              <w:spacing w:after="0"/>
+              <w:rPr>
+                <w:sz w:val="18"/>
+              </w:rPr>
+            </w:pPr>
+            <w:r>
+              <w:rPr>
+                <w:sz w:val="18"/>
+              </w:rPr>
+              <w:t>Cuadro de diálogo a 30 px, cámara que sigue a la balsa y halo de las fogatas (</w:t>
+            </w:r>
+            <w:r>
+              <w:rPr>
+                <w:rStyle w:val="CdigoenlneaOE3"/>
+                <w:sz w:val="18"/>
+              </w:rPr>
+              <w:t>FireGlow</w:t>
+            </w:r>
+            <w:r>
+              <w:rPr>
+                <w:sz w:val="18"/>
+              </w:rPr>
+              <w:t>)</w:t>
+            </w:r>
+          </w:p>
+        </w:tc>
+      </w:tr>
+      <w:tr>
+        <w:tc>
+          <w:tcPr>
+            <w:tcW w:w="767" w:type="pct"/>
+            <w:shd w:val="clear" w:color="auto" w:fill="auto"/>
+          </w:tcPr>
+          <w:p>
+            <w:pPr>
+              <w:pStyle w:val="CompactoOE3"/>
+              <w:spacing w:after="0"/>
+              <w:rPr>
+                <w:sz w:val="18"/>
+              </w:rPr>
+            </w:pPr>
+            <w:r>
+              <w:rPr>
+                <w:sz w:val="18"/>
+              </w:rPr>
+              <w:lastRenderedPageBreak/>
+              <w:t>09/10/2026</w:t>
+            </w:r>
+          </w:p>
+        </w:tc>
+        <w:tc>
+          <w:tcPr>
+            <w:tcW w:w="1297" w:type="pct"/>
+            <w:shd w:val="clear" w:color="auto" w:fill="auto"/>
+          </w:tcPr>
+          <w:p>
+            <w:pPr>
+              <w:pStyle w:val="CompactoOE3"/>
+              <w:spacing w:after="0"/>
+              <w:rPr>
+                <w:sz w:val="18"/>
+              </w:rPr>
+            </w:pPr>
+            <w:r>
+              <w:rPr>
+                <w:rStyle w:val="CdigoenlneaOE3"/>
+                <w:sz w:val="18"/>
+              </w:rPr>
+              <w:t>c96846f</w:t>
+            </w:r>
+          </w:p>
+        </w:tc>
+        <w:tc>
+          <w:tcPr>
+            <w:tcW w:w="1016" w:type="pct"/>
+            <w:shd w:val="clear" w:color="auto" w:fill="auto"/>
+          </w:tcPr>
+          <w:p>
+            <w:pPr>
+              <w:pStyle w:val="CompactoOE3"/>
+              <w:spacing w:after="0"/>
+              <w:rPr>
+                <w:sz w:val="18"/>
+              </w:rPr>
+            </w:pPr>
+            <w:r>
+              <w:rPr>
+                <w:sz w:val="18"/>
+              </w:rPr>
+              <w:t>Ninguna (decisiones del 08/10)</w:t>
+            </w:r>
+          </w:p>
+        </w:tc>
+        <w:tc>
+          <w:tcPr>
+            <w:tcW w:w="1920" w:type="pct"/>
+            <w:shd w:val="clear" w:color="auto" w:fill="auto"/>
+          </w:tcPr>
+          <w:p>
+            <w:pPr>
+              <w:pStyle w:val="CompactoOE3"/>
+              <w:spacing w:after="0"/>
+              <w:rPr>
+                <w:sz w:val="18"/>
+              </w:rPr>
+            </w:pPr>
+            <w:r>
+              <w:rPr>
+                <w:sz w:val="18"/>
+              </w:rPr>
+              <w:t>Portada del inicio con los cinco personajes y menú de niveles con el bosque</w:t>
             </w:r>
           </w:p>
         </w:tc>
@@ -2858,7 +3139,7 @@
       <w:pPr>
         <w:pStyle w:val="Ttulo2"/>
       </w:pPr>
-      <w:bookmarkStart w:id="2" w:name="_Toc242202728"/>
+      <w:bookmarkStart w:id="2" w:name="_Toc242400630"/>
       <w:r>
         <w:t>2. Lo implementado</w:t>
       </w:r>
@@ -2877,7 +3158,6 @@
         <w:pStyle w:val="PrimerprrafoOE3"/>
       </w:pPr>
       <w:r>
-        <w:lastRenderedPageBreak/>
         <w:t xml:space="preserve">El juego usa nueve archivos de entorno, todos con prefijo </w:t>
       </w:r>
       <w:r>
@@ -2887,10 +3167,13 @@
         <w:t>env_</w:t>
       </w:r>
       <w:r>
-        <w:t xml:space="preserve"> (Tabla E.7). La colaboradora los entregó para el acta D06 (15/09/2026): los de pantalla a 1920 × 1080 y las panorámicas del Nivel 1 y del bosque del Nivel 2 a 3840 × 1080, en la misma composición que las versiones de trabajo, de modo que ningún encuadre cambió de valor, porque los encuadres se expresan en fracciones del lienzo. Las panorámicas duplican el lienzo y tienen una costura en el centro que ningún encuadre debe cruzar; lo avisa la propia secuencia narrativa al validarse. Dos entornos que llega</w:t>
-      </w:r>
-      <w:r>
-        <w:t xml:space="preserve">ron con nombre libre se renombraron desde el motor el 16/09/2026, conservando su identificador interno (GUID): el río pasó a </w:t>
+        <w:t xml:space="preserve"> </w:t>
+      </w:r>
+      <w:r>
+        <w:t>(Tabla E.7). La colaboradora los entregó para el acta D06 (15/09/2026): los de pantalla a 1920 × 1080 y las panorámicas del Nivel 1 y del bosque del Nivel 2 a 3840 × 1080, en la misma composición que las versiones de trabajo, de modo que ningún encuadre cambió de valor, porque los encuadres se expresan en fracciones del lienzo. Las panorámicas duplican el lienzo y tienen una costura en el centro que ningún encuadre debe cruzar; lo avisa la propia secuencia narrativa al validarse. Dos entornos que llegaron c</w:t>
+      </w:r>
+      <w:r>
+        <w:t xml:space="preserve">on nombre libre se renombraron desde el motor el 16/09/2026, conservando su identificador interno (GUID): el río pasó a </w:t>
       </w:r>
       <w:r>
         <w:rPr>
@@ -2926,10 +3209,10 @@
         <w:t>entorno_</w:t>
       </w:r>
       <w:r>
-        <w:t xml:space="preserve"> se renombraron el 0</w:t>
-      </w:r>
-      <w:r>
-        <w:t xml:space="preserve">1/10/2026 (INC-126). El acta D04 resolvió la luz del Nivel 1 con una pieza base y una capa de oscuridad que la multiplica, en lugar de cuatro entornos por estado; esa capa es el shader </w:t>
+        <w:t xml:space="preserve"> se renombraron el 01/10/</w:t>
+      </w:r>
+      <w:r>
+        <w:t xml:space="preserve">2026 (INC-126). El acta D04 resolvió la luz del Nivel 1 con una pieza base y una capa de oscuridad que la multiplica, en lugar de cuatro entornos por estado; esa capa es el shader </w:t>
       </w:r>
       <w:r>
         <w:rPr>
@@ -2967,7 +3250,11 @@
         <w:t>Image</w:t>
       </w:r>
       <w:r>
-        <w:t xml:space="preserve"> y su propio controlador de animación; los cuadros conservan su nombre de entrega, porque los referencia esa curva. El humo siguió la misma regla: la entrega de 284 cuadros quedó en 33 dibujos, recortados al mismo rectángulo de 1123 × 1933 para que el dibujo no salte de un cuadro a otro, en dos clips encadenados, el</w:t>
+        <w:t xml:space="preserve"> y su propio controlador de animación; los cuadros conservan su nombre de entrega, porque los </w:t>
+      </w:r>
+      <w:r>
+        <w:lastRenderedPageBreak/>
+        <w:t>referencia esa curva. El humo siguió la misma regla: la entrega de 284 cuadros quedó en 33 dibujos, recortados al mismo rectángulo de 1123 × 1933 para que el dibujo no salte de un cuadro a otro, en dos clips encadenados, el</w:t>
       </w:r>
       <w:r>
         <w:t xml:space="preserve"> nacimiento (1,97 s, 7 dibujos) y el bucle (7,27 s, 26 dibujos). Desde el 24/09/2026 cada llama de las narrativas lleva su humo detrás, a 0,6 de su escala. El montón se quema desde el centro hacia afuera con una máscara circular generada en memoria (</w:t>
@@ -3026,11 +3313,7 @@
         <w:t>prop_n2_tronco_a</w:t>
       </w:r>
       <w:r>
-        <w:t xml:space="preserve">, y </w:t>
-      </w:r>
-      <w:r>
-        <w:lastRenderedPageBreak/>
-        <w:t xml:space="preserve">rueda en el motor: el componente </w:t>
+        <w:t xml:space="preserve">, y rueda en el motor: el componente </w:t>
       </w:r>
       <w:r>
         <w:rPr>
@@ -3039,10 +3322,10 @@
         <w:t>RollingLog</w:t>
       </w:r>
       <w:r>
-        <w:t xml:space="preserve"> </w:t>
-      </w:r>
-      <w:r>
-        <w:t xml:space="preserve">lo dibuja como un cilindro en tres cuartos a partir de una sola textura de 768 × 256 con la corteza desenrollada y el corte, sin cámara ni modelo tridimensional, y lee el giro que ya le dan el cursor en el bosque o el movimiento en las narrativas (acta D09, tarjeta D09-1). Su vista vive en </w:t>
+        <w:t xml:space="preserve"> lo dibuja como un cilindro en tres cuartos a partir de una sola textura de 768 × 256 con la corteza desenrollada y el corte, sin cámara ni modelo tridimensional, y lee el giro que ya le dan el cursor en el bosque o el movimiento en las n</w:t>
+      </w:r>
+      <w:r>
+        <w:t xml:space="preserve">arrativas (acta D09, tarjeta D09-1). Su vista vive en </w:t>
       </w:r>
       <w:r>
         <w:rPr>
@@ -3051,10 +3334,7 @@
         <w:t>N2_TroncoRodante.asset</w:t>
       </w:r>
       <w:r>
-        <w:t xml:space="preserve">. Los distractores (cuatro piedras, tres plantas y tres herramientas) se distinguen del tronco por su silueta y por no llevar el tono de madera trabajada, que es exclusivo de los troncos. La caja de </w:t>
-      </w:r>
-      <w:r>
-        <w:t xml:space="preserve">alimentos llena es la que usa la escena 2.2 desde el 01/10/2026 (INC-120), y la caja vacía quedó en disco sin uso. Al amarrar la cuerda en el taller, la carretilla pasa al dibujo amarrado </w:t>
+        <w:t xml:space="preserve">. Los distractores (cuatro piedras, tres plantas y tres herramientas) se distinguen del tronco por su silueta y por no llevar el tono de madera trabajada, que es exclusivo de los troncos. La caja de alimentos llena es la que usa la escena 2.2 desde el 01/10/2026 (INC-120), y la caja vacía quedó en disco sin uso. Al amarrar la cuerda en el taller, la carretilla pasa al dibujo amarrado </w:t>
       </w:r>
       <w:r>
         <w:rPr>
@@ -3063,7 +3343,10 @@
         <w:t>e5</w:t>
       </w:r>
       <w:r>
-        <w:t>, el mismo de la escena 2.4 (INC-121). El laberinto usa una carretilla cenital, un arbusto dibujado a 1,65 veces su casilla para que los contiguos se lean como seto, y un shader de contraste y saturación (</w:t>
+        <w:t>, el mismo de la escena 2.4 (INC-121). El laber</w:t>
+      </w:r>
+      <w:r>
+        <w:t>into usa una carretilla cenital, un arbusto dibujado a 1,65 veces su casilla para que los contiguos se lean como seto, y un shader de contraste y saturación (</w:t>
       </w:r>
       <w:r>
         <w:rPr>
@@ -3072,10 +3355,16 @@
         <w:t>fx_contraste</w:t>
       </w:r>
       <w:r>
-        <w:t>) que mantiene la lectura al atardecer. Los cambios de la escena 2.2 y del taller se describen en el Anex</w:t>
-      </w:r>
-      <w:r>
-        <w:t>o C, apartados 2.2 y 2.3.</w:t>
+        <w:t xml:space="preserve">) que mantiene la lectura del tablero, que desde el 07/10/2026 no lleva tinte de luz; desde el 08/10/2026 se ve sobre un fondo ámbar </w:t>
+      </w:r>
+      <w:r>
+        <w:rPr>
+          <w:rStyle w:val="CdigoenlneaOE3"/>
+        </w:rPr>
+        <w:t>#E8A33D</w:t>
+      </w:r>
+      <w:r>
+        <w:t xml:space="preserve"> y dentro de un marco redondeado de 8 px (Anexo C, apartado 2.4). Los cambios de la escena 2.2 y del taller se describen en el Anexo C, apartados 2.2 y 2.3.</w:t>
       </w:r>
     </w:p>
     <w:p>
@@ -3115,6 +3404,7 @@
         <w:pStyle w:val="TextoOE3"/>
       </w:pPr>
       <w:r>
+        <w:lastRenderedPageBreak/>
         <w:t xml:space="preserve">La sombra de los objetos la proyecta </w:t>
       </w:r>
       <w:r>
@@ -3237,41 +3527,82 @@
         <w:pStyle w:val="TextoOE3"/>
       </w:pPr>
       <w:r>
-        <w:lastRenderedPageBreak/>
-        <w:t>La interfaz se arma con un conjunto genérico de cinco piezas (</w:t>
-      </w:r>
-      <w:r>
-        <w:rPr>
-          <w:rStyle w:val="CdigoenlneaOE3"/>
-        </w:rPr>
-        <w:t>ui_panel</w:t>
-      </w:r>
-      <w:r>
-        <w:t xml:space="preserve">, </w:t>
-      </w:r>
-      <w:r>
-        <w:rPr>
-          <w:rStyle w:val="CdigoenlneaOE3"/>
-        </w:rPr>
-        <w:t>ui_boton</w:t>
-      </w:r>
-      <w:r>
-        <w:t xml:space="preserve">, </w:t>
-      </w:r>
-      <w:r>
-        <w:rPr>
-          <w:rStyle w:val="CdigoenlneaOE3"/>
-        </w:rPr>
-        <w:t>ui_circulo</w:t>
-      </w:r>
-      <w:r>
-        <w:t xml:space="preserve">, </w:t>
-      </w:r>
-      <w:r>
-        <w:rPr>
-          <w:rStyle w:val="CdigoenlneaOE3"/>
-        </w:rPr>
-        <w:t>ui_alerta</w:t>
+        <w:t xml:space="preserve">El fuego no proyecta sombra y emite un halo, </w:t>
+      </w:r>
+      <w:r>
+        <w:rPr>
+          <w:rStyle w:val="CdigoenlneaOE3"/>
+        </w:rPr>
+        <w:t>FireGlow</w:t>
+      </w:r>
+      <w:r>
+        <w:t xml:space="preserve"> (</w:t>
+      </w:r>
+      <w:r>
+        <w:rPr>
+          <w:rStyle w:val="CdigoenlneaOE3"/>
+        </w:rPr>
+        <w:t>Game.Scaffolding</w:t>
+      </w:r>
+      <w:r>
+        <w:t xml:space="preserve">, 08/10/2026, </w:t>
+      </w:r>
+      <w:r>
+        <w:rPr>
+          <w:rStyle w:val="CdigoenlneaOE3"/>
+        </w:rPr>
+        <w:t>08b6c63</w:t>
+      </w:r>
+      <w:r>
+        <w:t xml:space="preserve">). El halo es un disco radial </w:t>
+      </w:r>
+      <w:r>
+        <w:rPr>
+          <w:rStyle w:val="CdigoenlneaOE3"/>
+        </w:rPr>
+        <w:t>#F0A84E</w:t>
+      </w:r>
+      <w:r>
+        <w:t>, al 20 % de opacidad en el centro, generado por código: su opacidad es plena hasta 0,3 del radio y baja a cero en el borde. Mide 1,8 veces el lado de la llama y su escala respira entre 0,95 y 1,05 en un ciclo de 2 s, con tiempo escalado, de modo que la pausa lo congela; la opacidad no cambia nunca (RNF-21). Es hermano de la llama y se dibuja justo antes que ella, porque uGUI pinta al hijo encima de su padre; en la cueva del</w:t>
+      </w:r>
+      <w:r>
+        <w:t xml:space="preserve"> Nivel 1 va al fondo de </w:t>
+      </w:r>
+      <w:r>
+        <w:rPr>
+          <w:rStyle w:val="CdigoenlneaOE3"/>
+        </w:rPr>
+        <w:t>Suelo</w:t>
+      </w:r>
+      <w:r>
+        <w:t xml:space="preserve">, para no velar el montón ni las piedras. En las narrativas se engancha por dato con </w:t>
+      </w:r>
+      <w:r>
+        <w:rPr>
+          <w:rStyle w:val="CdigoenlneaOE3"/>
+        </w:rPr>
+        <w:t>NarrativeProp.Glows</w:t>
+      </w:r>
+      <w:r>
+        <w:t>, en nueve llamas de seis secuencias, y en la cueva con el componente puesto en la escena. La dirección de arte pedía un círculo plano con un ciclo de 1,2 s. Un disco plano al 20 % se leía de noche como una mancha naranja y a plena luz como aros fantasma donde se cruzaban dos, y el ciclo de 2 s es decisión de Santiago Benavides Rey. A plena luz el halo casi no se ve, y se dejó</w:t>
+      </w:r>
+      <w:r>
+        <w:t xml:space="preserve"> así. Lo vigilan </w:t>
+      </w:r>
+      <w:r>
+        <w:rPr>
+          <w:rStyle w:val="CdigoenlneaOE3"/>
+        </w:rPr>
+        <w:t>FireGlowTests</w:t>
+      </w:r>
+      <w:r>
+        <w:t xml:space="preserve"> (12 casos de EditMode), </w:t>
+      </w:r>
+      <w:r>
+        <w:rPr>
+          <w:rStyle w:val="CdigoenlneaOE3"/>
+        </w:rPr>
+        <w:t>NarrativeSequence_RF05_CadaLlamaEmiteSuHalo</w:t>
       </w:r>
       <w:r>
         <w:t xml:space="preserve"> y </w:t>
@@ -3280,43 +3611,10 @@
         <w:rPr>
           <w:rStyle w:val="CdigoenlneaOE3"/>
         </w:rPr>
-        <w:t>ui_papelera</w:t>
-      </w:r>
-      <w:r>
-        <w:t xml:space="preserve">), teñidas desde el inspector, con las que se construyen el cuadro de diálogo, los paneles de los tres niveles, el editor de bloques, las listas, el informe docente y los menús; el acta D10 lo aceptó como arte definitivo. Lo completan el candado </w:t>
-      </w:r>
-      <w:r>
-        <w:rPr>
-          <w:rStyle w:val="CdigoenlneaOE3"/>
-        </w:rPr>
-        <w:t>ui_lock</w:t>
-      </w:r>
-      <w:r>
-        <w:t xml:space="preserve">, la flecha </w:t>
-      </w:r>
-      <w:r>
-        <w:rPr>
-          <w:rStyle w:val="CdigoenlneaOE3"/>
-        </w:rPr>
-        <w:t>ui_flecha</w:t>
-      </w:r>
-      <w:r>
-        <w:t xml:space="preserve"> de la lista del laberinto y de la cruceta del río, la casilla hecha del Nivel 3 (</w:t>
-      </w:r>
-      <w:r>
-        <w:rPr>
-          <w:rStyle w:val="CdigoenlneaOE3"/>
-        </w:rPr>
-        <w:t>ui_n3_casilla_hecha</w:t>
-      </w:r>
-      <w:r>
-        <w:t>), que es también la marca de «Completado» del menú de niveles, y los cuatro icono</w:t>
-      </w:r>
-      <w:r>
-        <w:t xml:space="preserve">s de los indicadores del informe docente, aceptados como definitivos en el acta D10. El estado de un intento se lee por el icono que acompaña al mensaje, con una paleta de estado propia y sin rojo de error (INC-105). El diálogo de las narrativas se lee en un cuadro fijo con el retrato y el nombre de quien habla, que ocupa el cuarto inferior de la pantalla; la dirección de arte lo describía como un globo con cola y se corrigió el 01/10/2026 (INC-129). Desde el 30/09/2026 la pantalla de inicio y los créditos </w:t>
-      </w:r>
-      <w:r>
-        <w:t>muestran a Algoritm en su forma de fuego, y las tarjetas del menú de niveles muestran la cueva cenital, el laberinto y el río, en lugar de los rótulos de trabajo que quedaban a la vista (INC-82). La tarjeta del Nivel 2 usa el laberinto de 16:9 porque el bosque panorámico se veía partido por la costura. Las tipografías son Baloo 2 y Nunito, con licencia SIL Open Font License 1.1.</w:t>
+        <w:t>FireLevel_RF20_LaLlamaCenitalEmiteSuHaloSinVelarElMonton</w:t>
+      </w:r>
+      <w:r>
+        <w:t>.</w:t>
       </w:r>
     </w:p>
     <w:p>
@@ -3324,13 +3622,13 @@
         <w:pStyle w:val="TextoOE3"/>
       </w:pPr>
       <w:r>
-        <w:t>Los tres glifos del menú de pausa (</w:t>
-      </w:r>
-      <w:r>
-        <w:rPr>
-          <w:rStyle w:val="CdigoenlneaOE3"/>
-        </w:rPr>
-        <w:t>ui_pausa</w:t>
+        <w:t>La interfaz se arma con un conjunto genérico de cinco piezas (</w:t>
+      </w:r>
+      <w:r>
+        <w:rPr>
+          <w:rStyle w:val="CdigoenlneaOE3"/>
+        </w:rPr>
+        <w:t>ui_panel</w:t>
       </w:r>
       <w:r>
         <w:t xml:space="preserve">, </w:t>
@@ -3339,7 +3637,25 @@
         <w:rPr>
           <w:rStyle w:val="CdigoenlneaOE3"/>
         </w:rPr>
-        <w:t>ui_reanudar</w:t>
+        <w:t>ui_boton</w:t>
+      </w:r>
+      <w:r>
+        <w:t xml:space="preserve">, </w:t>
+      </w:r>
+      <w:r>
+        <w:rPr>
+          <w:rStyle w:val="CdigoenlneaOE3"/>
+        </w:rPr>
+        <w:t>ui_circulo</w:t>
+      </w:r>
+      <w:r>
+        <w:t xml:space="preserve">, </w:t>
+      </w:r>
+      <w:r>
+        <w:rPr>
+          <w:rStyle w:val="CdigoenlneaOE3"/>
+        </w:rPr>
+        <w:t>ui_alerta</w:t>
       </w:r>
       <w:r>
         <w:t xml:space="preserve"> y </w:t>
@@ -3348,40 +3664,68 @@
         <w:rPr>
           <w:rStyle w:val="CdigoenlneaOE3"/>
         </w:rPr>
-        <w:t>ui_reiniciar</w:t>
-      </w:r>
-      <w:r>
-        <w:t xml:space="preserve">) son iconos de la familia Phosphor Icons rasterizados a 128 px, con licencia MIT, y los créditos los daban por originales. Desde el 01/10/2026 se acreditan (INC-127): el cuerpo de los créditos dice «Entornos, objetos e interfaz: originales del proyecto, salvo los iconos de pausa.» y «Iconos de pausa: Phosphor Icons, licencia MIT.», y el texto de la licencia está en </w:t>
-      </w:r>
-      <w:r>
-        <w:rPr>
-          <w:rStyle w:val="CdigoenlneaOE3"/>
-        </w:rPr>
-        <w:t>Assets/Game/Art/UI/Common/LICENSE-Phosphor.txt</w:t>
-      </w:r>
-      <w:r>
-        <w:t>. Las demás piezas de la interfaz son del proyecto. Los crédi</w:t>
-      </w:r>
-      <w:r>
-        <w:t xml:space="preserve">tos nombran también a los autores y la obra de la Familia Anonaky, de la que parten los personajes (INC-78), y a Santiago Benavides Rey y Santiago Valdiri García en «Música y sonido»: las piezas son de producción propia. Al compilar el ejecutable, la herramienta de editor </w:t>
-      </w:r>
-      <w:r>
-        <w:rPr>
-          <w:rStyle w:val="CdigoenlneaOE3"/>
-        </w:rPr>
-        <w:t>LicenseNotices</w:t>
-      </w:r>
-      <w:r>
-        <w:t xml:space="preserve"> copia los avisos de licencia de Phosphor Icons y de las tipografías a una carpeta </w:t>
-      </w:r>
-      <w:r>
-        <w:rPr>
-          <w:rStyle w:val="CdigoenlneaOE3"/>
-        </w:rPr>
-        <w:t>Licencias/</w:t>
-      </w:r>
-      <w:r>
-        <w:t xml:space="preserve"> junto al programa, porque esas licencias piden que el aviso acompañe la copia distribuida.</w:t>
+        <w:t>ui_papelera</w:t>
+      </w:r>
+      <w:r>
+        <w:t xml:space="preserve">), teñidas desde el inspector, con las que se construyen el cuadro de diálogo, los paneles de los tres niveles, el editor de bloques, las listas, el informe docente y los menús; el acta D10 lo aceptó como arte definitivo. Lo completan el candado </w:t>
+      </w:r>
+      <w:r>
+        <w:rPr>
+          <w:rStyle w:val="CdigoenlneaOE3"/>
+        </w:rPr>
+        <w:t>ui_lock</w:t>
+      </w:r>
+      <w:r>
+        <w:t xml:space="preserve">, la flecha </w:t>
+      </w:r>
+      <w:r>
+        <w:rPr>
+          <w:rStyle w:val="CdigoenlneaOE3"/>
+        </w:rPr>
+        <w:t>ui_flecha</w:t>
+      </w:r>
+      <w:r>
+        <w:t xml:space="preserve"> de la lista del laberinto y de la cruceta del río, la casilla hecha del Nivel 3 (</w:t>
+      </w:r>
+      <w:r>
+        <w:rPr>
+          <w:rStyle w:val="CdigoenlneaOE3"/>
+        </w:rPr>
+        <w:t>ui_n3_casilla_hecha</w:t>
+      </w:r>
+      <w:r>
+        <w:t>), que es también la marca de «Completado» del menú de niveles, y los cuatro iconos de los indicadores del informe docente, aceptados com</w:t>
+      </w:r>
+      <w:r>
+        <w:t xml:space="preserve">o definitivos en el acta D10. El estado de un intento se lee por el icono que acompaña al mensaje, con una paleta de estado propia y sin rojo de error (INC-105). El diálogo de las narrativas se lee en un cuadro fijo con el retrato y el nombre de quien habla, que ocupa el cuarto inferior de la pantalla; la dirección de arte lo describía como un globo con cola y se corrigió el 01/10/2026 (INC-129). </w:t>
+      </w:r>
+      <w:r>
+        <w:lastRenderedPageBreak/>
+        <w:t xml:space="preserve">Desde el 08/10/2026 el cuadro mide 1400 × 216 px, con el texto en Nunito SemiBold de 30 px y el nombre en Baloo </w:t>
+      </w:r>
+      <w:r>
+        <w:t xml:space="preserve">2 Bold de 30 px, los dos en </w:t>
+      </w:r>
+      <w:r>
+        <w:rPr>
+          <w:rStyle w:val="CdigoenlneaOE3"/>
+        </w:rPr>
+        <w:t>#1F100C</w:t>
+      </w:r>
+      <w:r>
+        <w:t xml:space="preserve">. Desde el 30/09/2026 el inicio, los créditos y las tarjetas del menú de niveles muestran arte en lugar de los rótulos de trabajo que quedaban a la vista (INC-82). El bosque panorámico se veía partido por la costura, y ese día la tarjeta del Nivel 2 pasó al laberinto de 16:9. El 08/10/2026 vuelve el bosque, encuadrado en su mitad izquierda con </w:t>
+      </w:r>
+      <w:r>
+        <w:rPr>
+          <w:rStyle w:val="CdigoenlneaOE3"/>
+        </w:rPr>
+        <w:t>FramedIllustration</w:t>
+      </w:r>
+      <w:r>
+        <w:t xml:space="preserve"> para que no cruce la costura, y es también la portada del inicio, con los cinco personajes en reposo; los crédit</w:t>
+      </w:r>
+      <w:r>
+        <w:t>os muestran a Algoritm en su forma de fuego saludando, sin tarjeta, y las tarjetas del menú de niveles, la cueva cenital, el bosque y el río. Las tipografías son Baloo 2 y Nunito, con licencia SIL Open Font License 1.1.</w:t>
       </w:r>
     </w:p>
     <w:p>
@@ -3389,6 +3733,71 @@
         <w:pStyle w:val="TextoOE3"/>
       </w:pPr>
       <w:r>
+        <w:t>Los tres glifos del menú de pausa (</w:t>
+      </w:r>
+      <w:r>
+        <w:rPr>
+          <w:rStyle w:val="CdigoenlneaOE3"/>
+        </w:rPr>
+        <w:t>ui_pausa</w:t>
+      </w:r>
+      <w:r>
+        <w:t xml:space="preserve">, </w:t>
+      </w:r>
+      <w:r>
+        <w:rPr>
+          <w:rStyle w:val="CdigoenlneaOE3"/>
+        </w:rPr>
+        <w:t>ui_reanudar</w:t>
+      </w:r>
+      <w:r>
+        <w:t xml:space="preserve"> y </w:t>
+      </w:r>
+      <w:r>
+        <w:rPr>
+          <w:rStyle w:val="CdigoenlneaOE3"/>
+        </w:rPr>
+        <w:t>ui_reiniciar</w:t>
+      </w:r>
+      <w:r>
+        <w:t xml:space="preserve">) son iconos de la familia Phosphor Icons rasterizados a 128 px, con licencia MIT, y los créditos los daban por originales. Desde el 01/10/2026 se acreditan (INC-127): el cuerpo de los créditos dice «Entornos, objetos e interfaz: originales del proyecto, salvo los iconos de pausa.» y «Iconos de pausa: Phosphor Icons, licencia MIT.», y el texto de la licencia está en </w:t>
+      </w:r>
+      <w:r>
+        <w:rPr>
+          <w:rStyle w:val="CdigoenlneaOE3"/>
+        </w:rPr>
+        <w:t>Assets/Game/Art/UI/Common/LICENSE-Phosphor.txt</w:t>
+      </w:r>
+      <w:r>
+        <w:t>. Las demás piezas de la interfaz son del proyecto. Los crédi</w:t>
+      </w:r>
+      <w:r>
+        <w:t xml:space="preserve">tos nombran también a los autores y la obra de la Familia Anonaky, de la que parten los personajes (INC-78), y a Santiago Benavides Rey y Santiago Valdiri García en «Música y sonido»: las piezas son de producción propia. Al compilar el ejecutable, la herramienta de editor </w:t>
+      </w:r>
+      <w:r>
+        <w:rPr>
+          <w:rStyle w:val="CdigoenlneaOE3"/>
+        </w:rPr>
+        <w:t>LicenseNotices</w:t>
+      </w:r>
+      <w:r>
+        <w:t xml:space="preserve"> copia los avisos de licencia de Phosphor Icons y de las tipografías a una carpeta </w:t>
+      </w:r>
+      <w:r>
+        <w:rPr>
+          <w:rStyle w:val="CdigoenlneaOE3"/>
+        </w:rPr>
+        <w:t>Licencias/</w:t>
+      </w:r>
+      <w:r>
+        <w:t xml:space="preserve"> junto al programa, porque esas licencias piden que el aviso acompañe la copia distribuida.</w:t>
+      </w:r>
+    </w:p>
+    <w:p>
+      <w:pPr>
+        <w:pStyle w:val="TextoOE3"/>
+      </w:pPr>
+      <w:r>
         <w:t xml:space="preserve">La familia y Algoritm se animan por recorte en la interfaz del motor (INC-53). Algoritm es una llama con extremidades en el Nivel 1, recoloreada en madera y en agua para los Niveles 2 y 3 (INC-45, INC-52), y su arte puede sustituirse por archivo sin tocar escenas. El 01/10/2026 se limpió el halo verde del recorte en siete imágenes de personajes (apartado 2.4). Todo lo demás de los personajes se describe en el Anexo F; lo que la rama </w:t>
       </w:r>
       <w:r>
@@ -3398,7 +3807,7 @@
         <w:t>feat/personajes-animados</w:t>
       </w:r>
       <w:r>
-        <w:t xml:space="preserve"> hizo del 02 al 06/10/2026, posterior al corte (rig articulado, caras, arte final del Niño y orden de dibujo de los brazos), está en sus apartados 2.6 a 2.9.</w:t>
+        <w:t xml:space="preserve"> hizo del 02 al 06/10/2026, posterior al corte (rig articulado, caras, arte final del Niño y orden de dibujo de los brazos), está en sus apartados 2.6 a 2.12, incluidos Algoritm por partes y su saludo, del 08/10/2026.</w:t>
       </w:r>
     </w:p>
     <w:p>
@@ -3441,32 +3850,32 @@
         <w:t>Assets/Game/Art/</w:t>
       </w:r>
       <w:r>
-        <w:t xml:space="preserve"> dos ajustes, también al reimportar: la imagen entra sin comprimir y con un tamaño máximo de 4 096 px. Comprimida, la ilustración plana enseña la rejilla de bloques de 4 × 4 del formato, que se veía en la pared de la cueva y que la capa de oscuridad del Nivel 1 amplifica; con el máximo de fábrica, de 2 048 px, las </w:t>
+        <w:t xml:space="preserve"> dos ajustes, también al reimportar: la imagen entra sin comprimir y con un tamaño máximo de 4 096 px. Comprimida, la ilustración plana enseña la rejilla de bloques de 4 × 4 del formato, que se veía en la pared de la cueva y que la capa de oscuridad del Nivel 1 amplifica; con el máximo de fábrica, de 2 048 px, las panorámicas de 3840 px se reducirían. La regla no toca el modo de sprite. El </w:t>
+      </w:r>
+      <w:r>
+        <w:t xml:space="preserve">importador trae por defecto el modo </w:t>
+      </w:r>
+      <w:r>
+        <w:rPr>
+          <w:rStyle w:val="CdigoenlneaOE3"/>
+        </w:rPr>
+        <w:t>Multiple</w:t>
+      </w:r>
+      <w:r>
+        <w:t xml:space="preserve">, con el que el motor no devuelve el sprite de un fondo o de un objeto entero, así que cada imagen nueva se pasa a </w:t>
+      </w:r>
+      <w:r>
+        <w:rPr>
+          <w:rStyle w:val="CdigoenlneaOE3"/>
+        </w:rPr>
+        <w:t>Single</w:t>
+      </w:r>
+      <w:r>
+        <w:t xml:space="preserve"> desde el motor. Los demás ajustes que aplica el proyecto, según la dirección de arte, son el filtro bilineal, sin mapas MIP, y la lectura por el programa desactivada salvo en las ocho piezas de la balsa. La dirección de </w:t>
       </w:r>
       <w:r>
         <w:lastRenderedPageBreak/>
-        <w:t xml:space="preserve">panorámicas de 3840 px se reducirían. La regla no toca el modo de sprite. El </w:t>
-      </w:r>
-      <w:r>
-        <w:t xml:space="preserve">importador trae por defecto el modo </w:t>
-      </w:r>
-      <w:r>
-        <w:rPr>
-          <w:rStyle w:val="CdigoenlneaOE3"/>
-        </w:rPr>
-        <w:t>Multiple</w:t>
-      </w:r>
-      <w:r>
-        <w:t xml:space="preserve">, con el que el motor no devuelve el sprite de un fondo o de un objeto entero, así que cada imagen nueva se pasa a </w:t>
-      </w:r>
-      <w:r>
-        <w:rPr>
-          <w:rStyle w:val="CdigoenlneaOE3"/>
-        </w:rPr>
-        <w:t>Single</w:t>
-      </w:r>
-      <w:r>
-        <w:t xml:space="preserve"> desde el motor. Los demás ajustes que aplica el proyecto, según la dirección de arte, son el filtro bilineal, sin mapas MIP, y la lectura por el programa desactivada salvo en las ocho piezas de la balsa. La dirección de arte pedía comprimir, limitar a 2 048 px y cortar hojas en </w:t>
+        <w:t xml:space="preserve">arte pedía comprimir, limitar a 2 048 px y cortar hojas en </w:t>
       </w:r>
       <w:r>
         <w:rPr>
@@ -3558,10 +3967,10 @@
         <w:t>Single</w:t>
       </w:r>
       <w:r>
-        <w:t xml:space="preserve"> desde el motor o retirarlas queda como deuda menor (documento principal, apartado 10.4). Si una de las doce se susti</w:t>
-      </w:r>
-      <w:r>
-        <w:t>tuye por un archivo de otro tamaño, el recorte del sprite interno se ajusta desde el motor conservando su identificador. Así se hizo con las piedras: el 23/09/2026 su recorte apuntaba a una esquina transparente de la versión anterior y no se veían, y el 25/09/2026 se escaló con la nueva resolución.</w:t>
+        <w:t xml:space="preserve"> desde e</w:t>
+      </w:r>
+      <w:r>
+        <w:t>l motor o retirarlas queda como deuda menor (documento principal, apartado 10.4). Si una de las doce se sustituye por un archivo de otro tamaño, el recorte del sprite interno se ajusta desde el motor conservando su identificador. Así se hizo con las piedras: el 23/09/2026 su recorte apuntaba a una esquina transparente de la versión anterior y no se veían, y el 25/09/2026 se escaló con la nueva resolución.</w:t>
       </w:r>
     </w:p>
     <w:p>
@@ -3636,41 +4045,41 @@
         <w:t>amb_</w:t>
       </w:r>
       <w:r>
-        <w:t xml:space="preserve">) en flujo continuo y en mono, con calidad 60, y el resto como efecto, que si dura hasta 2 s se descomprime al cargar y se precarga en PCM, y si dura más se guarda comprimido en memoria. La duración la lee de la </w:t>
+        <w:t xml:space="preserve">) en flujo continuo y en mono, con calidad 60, y el resto como efecto, que si dura hasta 2 s se descomprime al cargar y se precarga en PCM, y si dura más se guarda comprimido en memoria. La duración la lee de la cabecera del archivo </w:t>
+      </w:r>
+      <w:r>
+        <w:rPr>
+          <w:rStyle w:val="CdigoenlneaOE3"/>
+        </w:rPr>
+        <w:t>.wav</w:t>
+      </w:r>
+      <w:r>
+        <w:t xml:space="preserve">. Un archivo sin prefijo cuenta como efecto, </w:t>
+      </w:r>
+      <w:r>
+        <w:t xml:space="preserve">de modo que ninguna pieza queda sin regla. La vigila </w:t>
+      </w:r>
+      <w:r>
+        <w:rPr>
+          <w:rStyle w:val="CdigoenlneaOE3"/>
+        </w:rPr>
+        <w:t>AudioImport_RNF06_CadaFamiliaEntraConLosAjustesDeSuTabla</w:t>
+      </w:r>
+      <w:r>
+        <w:t xml:space="preserve">. Los nombres siguen el apartado 4.1 de la dirección de sonido, sin tildes ni mayúsculas, y una pieza se renombra desde el motor para conservar su identificador: mover un </w:t>
+      </w:r>
+      <w:r>
+        <w:rPr>
+          <w:rStyle w:val="CdigoenlneaOE3"/>
+        </w:rPr>
+        <w:t>.wav</w:t>
+      </w:r>
+      <w:r>
+        <w:t xml:space="preserve"> fuera del </w:t>
       </w:r>
       <w:r>
         <w:lastRenderedPageBreak/>
-        <w:t xml:space="preserve">cabecera del archivo </w:t>
-      </w:r>
-      <w:r>
-        <w:rPr>
-          <w:rStyle w:val="CdigoenlneaOE3"/>
-        </w:rPr>
-        <w:t>.wav</w:t>
-      </w:r>
-      <w:r>
-        <w:t xml:space="preserve">. Un archivo sin prefijo cuenta como efecto, </w:t>
-      </w:r>
-      <w:r>
-        <w:t xml:space="preserve">de modo que ninguna pieza queda sin regla. La vigila </w:t>
-      </w:r>
-      <w:r>
-        <w:rPr>
-          <w:rStyle w:val="CdigoenlneaOE3"/>
-        </w:rPr>
-        <w:t>AudioImport_RNF06_CadaFamiliaEntraConLosAjustesDeSuTabla</w:t>
-      </w:r>
-      <w:r>
-        <w:t xml:space="preserve">. Los nombres siguen el apartado 4.1 de la dirección de sonido, sin tildes ni mayúsculas, y una pieza se renombra desde el motor para conservar su identificador: mover un </w:t>
-      </w:r>
-      <w:r>
-        <w:rPr>
-          <w:rStyle w:val="CdigoenlneaOE3"/>
-        </w:rPr>
-        <w:t>.wav</w:t>
-      </w:r>
-      <w:r>
-        <w:t xml:space="preserve"> fuera del motor sin su archivo de metadatos cambia el identificador y deja sin sonido a todo asset que lo referenciaba.</w:t>
+        <w:t>motor sin su archivo de metadatos cambia el identificador y deja sin sonido a todo asset que lo referenciaba.</w:t>
       </w:r>
     </w:p>
     <w:p>
@@ -3731,10 +4140,10 @@
         <w:t>AudioListener_RNF13_ElUnicoOyenteVaEnBootYNingunaOtraEscenaTieneElSuyo</w:t>
       </w:r>
       <w:r>
-        <w:t>). Tiene cuatro canales con su volumen por omisión: música (0,8), ambiente (0,4), efectos (1) y voz (0,6). El ambiente admite dos capas, que entran con un fundido cruzado; pedir el ambiente que ya suena no lo reinicia, de modo que el paso entre una narrativa y una mecánica que c</w:t>
-      </w:r>
-      <w:r>
-        <w:t>omparten fondo no corta el sonido. Un clic sostenido puede llevar un sonido en bucle mientras dura, y los silencios del guion son cortes secos. Ningún nivel llama al gestor con clips propios: cada uno los toma de su asset de contenido (</w:t>
+        <w:t xml:space="preserve">). Tiene cuatro canales con su volumen por omisión: música (0,8), ambiente (0,4), efectos (1) y voz (0,6). El ambiente admite dos capas, que entran con un fundido cruzado; pedir el ambiente que ya suena no lo reinicia, de modo que el paso entre una narrativa y una mecánica que comparten fondo no corta el sonido. Un clic sostenido puede llevar un sonido en bucle mientras dura, y los silencios del guion son cortes secos. Ningún nivel llama </w:t>
+      </w:r>
+      <w:r>
+        <w:t>al gestor con clips propios: cada uno los toma de su asset de contenido (</w:t>
       </w:r>
       <w:r>
         <w:rPr>
@@ -3788,10 +4197,7 @@
         <w:t>RiverSounds</w:t>
       </w:r>
       <w:r>
-        <w:t>), y las narrativas declaran su sonido en los datos: el ambiente de cada secuencia, el efecto, el ambiente o el silencio de cada línea, el sonido de un objeto al posarse y el ambiente de u</w:t>
-      </w:r>
-      <w:r>
-        <w:t xml:space="preserve">n objeto mientras se mueve. Si el gestor no existe, como al abrir una escena sin pasar por </w:t>
+        <w:t xml:space="preserve">), y las narrativas declaran su sonido en los datos: el ambiente de cada secuencia, el efecto, el ambiente o el silencio de cada línea, el sonido de un objeto al posarse y el ambiente de un objeto mientras se mueve. Si el gestor no existe, como al abrir una escena sin pasar por </w:t>
       </w:r>
       <w:r>
         <w:rPr>
@@ -3800,7 +4206,10 @@
         <w:t>Boot</w:t>
       </w:r>
       <w:r>
-        <w:t>, el juego sigue en silencio, porque el sonido refuerza y nunca informa por sí solo.</w:t>
+        <w:t>, el juego sigue en silencio, porque el sonido refuerza y nunca info</w:t>
+      </w:r>
+      <w:r>
+        <w:t>rma por sí solo.</w:t>
       </w:r>
     </w:p>
     <w:p>
@@ -4119,14 +4528,7 @@
               <w:rPr>
                 <w:sz w:val="18"/>
               </w:rPr>
-              <w:t xml:space="preserve">Segunda capa: al soplar, en la 1.3, en el arranque del </w:t>
-            </w:r>
-            <w:r>
-              <w:rPr>
-                <w:sz w:val="18"/>
-              </w:rPr>
-              <w:lastRenderedPageBreak/>
-              <w:t>puente I, en la 2.5, en el puente II y su horizonte y en la escena final</w:t>
+              <w:t>Segunda capa: al soplar, en la 1.3, en el arranque del puente I, en la 2.5, en el puente II y su horizonte y en la escena final</w:t>
             </w:r>
           </w:p>
         </w:tc>
@@ -4147,7 +4549,6 @@
               <w:rPr>
                 <w:sz w:val="18"/>
               </w:rPr>
-              <w:lastRenderedPageBreak/>
               <w:t>Su propia pieza</w:t>
             </w:r>
           </w:p>
@@ -4172,6 +4573,7 @@
                 <w:rStyle w:val="CdigoenlneaOE3"/>
                 <w:sz w:val="18"/>
               </w:rPr>
+              <w:lastRenderedPageBreak/>
               <w:t>amb_n2_bosque_dia</w:t>
             </w:r>
           </w:p>
@@ -5127,7 +5529,6 @@
                 <w:rStyle w:val="CdigoenlneaOE3"/>
                 <w:sz w:val="18"/>
               </w:rPr>
-              <w:lastRenderedPageBreak/>
               <w:t>sfx_martillo_madera</w:t>
             </w:r>
           </w:p>
@@ -5247,6 +5648,7 @@
                 <w:rStyle w:val="CdigoenlneaOE3"/>
                 <w:sz w:val="18"/>
               </w:rPr>
+              <w:lastRenderedPageBreak/>
               <w:t>sfx_n3_hundimiento</w:t>
             </w:r>
           </w:p>
@@ -5409,11 +5811,7 @@
         <w:t xml:space="preserve">El guion escribe tres silencios. Los dos del Nivel 1 están implementados como un campo de la línea en que ocurren: en la apertura, la línea «Solo oscuridad.» corta en seco todo el sonido (S1), y en la escena 1.1, cuando Algoritm se apaga, callan la música y la voz y queda la cueva (S2). El tercero, un segundo con el ambiente al mínimo antes de la última frase de Algoritm en la escena final (S3), no se puede expresar con el mecanismo actual, que solo calla la música o lo calla todo sin devolverlo; desde que </w:t>
       </w:r>
       <w:r>
-        <w:t xml:space="preserve">la escena final tiene ambiente, tampoco se cumple por omisión (apartado 6). Callan a propósito, conforme al apartado 2.1 de la dirección de sonido, «Listo» rechazado, la pieza que vuelve al inventario, la entrada en la zona de construcción sin todos los materiales y el golpe con las piedras separadas. Ninguna </w:t>
-      </w:r>
-      <w:r>
-        <w:lastRenderedPageBreak/>
-        <w:t xml:space="preserve">pieza lleva en su nombre derrota, error ni fallo, lo que vigila </w:t>
+        <w:t xml:space="preserve">la escena final tiene ambiente, tampoco se cumple por omisión (apartado 6). Callan a propósito, conforme al apartado 2.1 de la dirección de sonido, «Listo» rechazado, la pieza que vuelve al inventario, la entrada en la zona de construcción sin todos los materiales y el golpe con las piedras separadas. Ninguna pieza lleva en su nombre derrota, error ni fallo, lo que vigila </w:t>
       </w:r>
       <w:r>
         <w:rPr>
@@ -5438,6 +5836,7 @@
         <w:pStyle w:val="PrimerprrafoOE3"/>
       </w:pPr>
       <w:r>
+        <w:lastRenderedPageBreak/>
         <w:t xml:space="preserve">El acta D10 encargó comprobar todos los sprites por programa contra el doble indicador, el contraste y los destellos, limpiar el halo de siete imágenes y renombrar los archivos fuera de la nomenclatura (tarjeta D10-4). La comprobación la hace la herramienta </w:t>
       </w:r>
       <w:r>
@@ -5491,10 +5890,10 @@
         <w:t>Multiple</w:t>
       </w:r>
       <w:r>
-        <w:t xml:space="preserve"> de la excepción de INC-128. Quedan 27 archivos con un halo tenue, verde oscuro y visible solo sobre fondo claro, casi todos partes de los personajes, que </w:t>
-      </w:r>
-      <w:r>
-        <w:t>el informe registra como dato.</w:t>
+        <w:t xml:space="preserve"> de la excepción de INC-128. Quedan 27 archivos con un halo tenue, verde oscuro y visible solo sobre fondo claro, casi todos partes de los personajes, que el informe regis</w:t>
+      </w:r>
+      <w:r>
+        <w:t>tra como dato.</w:t>
       </w:r>
     </w:p>
     <w:p>
@@ -5629,11 +6028,7 @@
         <w:t>Para RNF-19 (doble indicador), la herramienta compara en escala de grises 48 parejas de estados que el juego distingue por color, y las da por distinguibles si su silueta o su gris medio cambian lo suficiente. Cuarenta y cinco pasan por forma o por gris. Las otras tres se explicaron una por una. La del seto y el camino del laberinto midió una zona desfasada, porque el laberinto se sortea en cada partida, y medida de nuevo sobre la captura vigente pasa con holgura. Las otras dos son cambios localizados que l</w:t>
       </w:r>
       <w:r>
-        <w:t xml:space="preserve">leva un icono: el espacio vacío frente al equivocado de la balsa, distinguido por el icono de alerta, cuyo signo contrasta 5,6:1 con la silueta, y «Soplar» atenuado frente a habilitado, distinguido por el candado, a 13,8:1. </w:t>
-      </w:r>
-      <w:r>
-        <w:lastRenderedPageBreak/>
-        <w:t xml:space="preserve">Las pruebas </w:t>
+        <w:t xml:space="preserve">leva un icono: el espacio vacío frente al equivocado de la balsa, distinguido por el icono de alerta, cuyo signo contrasta 5,6:1 con la silueta, y «Soplar» atenuado frente a habilitado, distinguido por el candado, a 13,8:1. Las pruebas </w:t>
       </w:r>
       <w:r>
         <w:rPr>
@@ -5650,7 +6045,11 @@
         <w:pStyle w:val="TextoOE3"/>
       </w:pPr>
       <w:r>
-        <w:t>En RNF-20 (contraste), diez regiones de texto sobre su fondo, en la tablilla del Nivel 1, el cuadro de diálogo y el menú principal, superan el mínimo de 4,5:1, la más baja con 6,2:1. Dieciocho regiones más de los demás niveles y pantallas también lo superan; en una de ellas, el icono de alerta de la balsa, la medida se repitió sobre el signo del icono, con 5,6:1.</w:t>
+        <w:t xml:space="preserve">En RNF-20 (contraste), diez regiones de texto sobre su fondo, en la tablilla del Nivel 1, el cuadro de diálogo y el menú principal, superan el mínimo de 4,5:1, la más baja con 6,2:1. </w:t>
+      </w:r>
+      <w:r>
+        <w:lastRenderedPageBreak/>
+        <w:t>Dieciocho regiones más de los demás niveles y pantallas también lo superan; en una de ellas, el icono de alerta de la balsa, la medida se repitió sobre el signo del icono, con 5,6:1.</w:t>
       </w:r>
     </w:p>
     <w:p>
@@ -5683,7 +6082,7 @@
       <w:pPr>
         <w:pStyle w:val="Ttulo2"/>
       </w:pPr>
-      <w:bookmarkStart w:id="3" w:name="_Toc242202729"/>
+      <w:bookmarkStart w:id="3" w:name="_Toc242400631"/>
       <w:r>
         <w:t>3. Decisiones de diseño y hallazgos de consistencia</w:t>
       </w:r>
@@ -5731,6 +6130,18 @@
       </w:pPr>
       <w:r>
         <w:t>La luz la pone el motor (actas D04 y D08). La oscuridad del Nivel 1 y el día del Nivel 2 se hacen con capas y tintes sobre una sola ilustración, sin multiplicar el encargo de arte.</w:t>
+      </w:r>
+    </w:p>
+    <w:p>
+      <w:pPr>
+        <w:pStyle w:val="CompactoOE3"/>
+        <w:numPr>
+          <w:ilvl w:val="0"/>
+          <w:numId w:val="4"/>
+        </w:numPr>
+      </w:pPr>
+      <w:r>
+        <w:t>El halo de las fogatas es un degradado radial (08/10/2026). La dirección de arte pedía un círculo plano, y las capturas de una y otra versión, de noche y a plena luz, lo descartaron.</w:t>
       </w:r>
     </w:p>
     <w:p>
@@ -7135,7 +7546,7 @@
       <w:pPr>
         <w:pStyle w:val="Ttulo2"/>
       </w:pPr>
-      <w:bookmarkStart w:id="4" w:name="_Toc242202730"/>
+      <w:bookmarkStart w:id="4" w:name="_Toc242400632"/>
       <w:r>
         <w:t>4. Verificación</w:t>
       </w:r>
@@ -8378,7 +8789,10 @@
         <w:t>Tabla E.6.</w:t>
       </w:r>
       <w:r>
-        <w:t xml:space="preserve"> Corridas registradas por el carril.</w:t>
+        <w:t xml:space="preserve"> </w:t>
+      </w:r>
+      <w:r>
+        <w:t>Corridas registradas por el carril.</w:t>
       </w:r>
     </w:p>
     <w:tbl>
@@ -8887,7 +9301,7 @@
       <w:pPr>
         <w:pStyle w:val="Ttulo2"/>
       </w:pPr>
-      <w:bookmarkStart w:id="5" w:name="_Toc242202731"/>
+      <w:bookmarkStart w:id="5" w:name="_Toc242400633"/>
       <w:r>
         <w:t>5. Archivos principales</w:t>
       </w:r>
@@ -9169,7 +9583,7 @@
               <w:rPr>
                 <w:sz w:val="18"/>
               </w:rPr>
-              <w:t>Bosque y claro del taller, 3840 × 1080; narrativas del Nivel 2, bosque y taller</w:t>
+              <w:t>Bosque y claro del taller, 3840 × 1080; narrativas del Nivel 2, bosque y taller, portada del inicio y tarjeta del Nivel 2 en el menú de niveles</w:t>
             </w:r>
           </w:p>
         </w:tc>
@@ -9214,7 +9628,7 @@
               <w:rPr>
                 <w:sz w:val="18"/>
               </w:rPr>
-              <w:t>Tablero cenital del laberinto, 1920 × 1080; laberinto y tarjeta del Nivel 2</w:t>
+              <w:t>Tablero cenital del laberinto, 1920 × 1080; laberinto</w:t>
             </w:r>
           </w:p>
         </w:tc>
@@ -11809,8 +12223,8 @@
         <w:tblLook w:val="0020" w:firstRow="1" w:lastRow="0" w:firstColumn="0" w:lastColumn="0" w:noHBand="0" w:noVBand="0"/>
       </w:tblPr>
       <w:tblGrid>
-        <w:gridCol w:w="6302"/>
-        <w:gridCol w:w="3660"/>
+        <w:gridCol w:w="6143"/>
+        <w:gridCol w:w="3819"/>
       </w:tblGrid>
       <w:tr>
         <w:trPr>
@@ -11818,7 +12232,7 @@
         </w:trPr>
         <w:tc>
           <w:tcPr>
-            <w:tcW w:w="3163" w:type="pct"/>
+            <w:tcW w:w="3083" w:type="pct"/>
             <w:shd w:val="clear" w:color="auto" w:fill="D9D9D9"/>
           </w:tcPr>
           <w:p>
@@ -11841,7 +12255,7 @@
         </w:tc>
         <w:tc>
           <w:tcPr>
-            <w:tcW w:w="1837" w:type="pct"/>
+            <w:tcW w:w="1917" w:type="pct"/>
             <w:shd w:val="clear" w:color="auto" w:fill="D9D9D9"/>
           </w:tcPr>
           <w:p>
@@ -11866,7 +12280,7 @@
       <w:tr>
         <w:tc>
           <w:tcPr>
-            <w:tcW w:w="3163" w:type="pct"/>
+            <w:tcW w:w="3083" w:type="pct"/>
             <w:shd w:val="clear" w:color="auto" w:fill="auto"/>
           </w:tcPr>
           <w:p>
@@ -11888,7 +12302,7 @@
         </w:tc>
         <w:tc>
           <w:tcPr>
-            <w:tcW w:w="1837" w:type="pct"/>
+            <w:tcW w:w="1917" w:type="pct"/>
             <w:shd w:val="clear" w:color="auto" w:fill="auto"/>
           </w:tcPr>
           <w:p>
@@ -11911,7 +12325,7 @@
       <w:tr>
         <w:tc>
           <w:tcPr>
-            <w:tcW w:w="3163" w:type="pct"/>
+            <w:tcW w:w="3083" w:type="pct"/>
             <w:shd w:val="clear" w:color="auto" w:fill="auto"/>
           </w:tcPr>
           <w:p>
@@ -11959,7 +12373,7 @@
         </w:tc>
         <w:tc>
           <w:tcPr>
-            <w:tcW w:w="1837" w:type="pct"/>
+            <w:tcW w:w="1917" w:type="pct"/>
             <w:shd w:val="clear" w:color="auto" w:fill="auto"/>
           </w:tcPr>
           <w:p>
@@ -11982,7 +12396,7 @@
       <w:tr>
         <w:tc>
           <w:tcPr>
-            <w:tcW w:w="3163" w:type="pct"/>
+            <w:tcW w:w="3083" w:type="pct"/>
             <w:shd w:val="clear" w:color="auto" w:fill="auto"/>
           </w:tcPr>
           <w:p>
@@ -12031,7 +12445,7 @@
         </w:tc>
         <w:tc>
           <w:tcPr>
-            <w:tcW w:w="1837" w:type="pct"/>
+            <w:tcW w:w="1917" w:type="pct"/>
             <w:shd w:val="clear" w:color="auto" w:fill="auto"/>
           </w:tcPr>
           <w:p>
@@ -12054,7 +12468,7 @@
       <w:tr>
         <w:tc>
           <w:tcPr>
-            <w:tcW w:w="3163" w:type="pct"/>
+            <w:tcW w:w="3083" w:type="pct"/>
             <w:shd w:val="clear" w:color="auto" w:fill="auto"/>
           </w:tcPr>
           <w:p>
@@ -12115,7 +12529,7 @@
         </w:tc>
         <w:tc>
           <w:tcPr>
-            <w:tcW w:w="1837" w:type="pct"/>
+            <w:tcW w:w="1917" w:type="pct"/>
             <w:shd w:val="clear" w:color="auto" w:fill="auto"/>
           </w:tcPr>
           <w:p>
@@ -12138,7 +12552,7 @@
       <w:tr>
         <w:tc>
           <w:tcPr>
-            <w:tcW w:w="3163" w:type="pct"/>
+            <w:tcW w:w="3083" w:type="pct"/>
             <w:shd w:val="clear" w:color="auto" w:fill="auto"/>
           </w:tcPr>
           <w:p>
@@ -12160,7 +12574,7 @@
         </w:tc>
         <w:tc>
           <w:tcPr>
-            <w:tcW w:w="1837" w:type="pct"/>
+            <w:tcW w:w="1917" w:type="pct"/>
             <w:shd w:val="clear" w:color="auto" w:fill="auto"/>
           </w:tcPr>
           <w:p>
@@ -12183,70 +12597,44 @@
       <w:tr>
         <w:tc>
           <w:tcPr>
-            <w:tcW w:w="3163" w:type="pct"/>
-            <w:shd w:val="clear" w:color="auto" w:fill="auto"/>
-          </w:tcPr>
-          <w:p>
-            <w:pPr>
-              <w:pStyle w:val="CompactoOE3"/>
-              <w:spacing w:after="0"/>
-              <w:rPr>
-                <w:sz w:val="18"/>
-              </w:rPr>
-            </w:pPr>
-            <w:r>
-              <w:rPr>
-                <w:rStyle w:val="CdigoenlneaOE3"/>
-                <w:sz w:val="18"/>
-              </w:rPr>
-              <w:t>Scripts/Runtime/Scaffolding/RollingLog.cs</w:t>
-            </w:r>
-            <w:r>
-              <w:rPr>
-                <w:sz w:val="18"/>
-              </w:rPr>
-              <w:t xml:space="preserve">, </w:t>
-            </w:r>
-            <w:r>
-              <w:rPr>
-                <w:rStyle w:val="CdigoenlneaOE3"/>
-                <w:sz w:val="18"/>
-              </w:rPr>
-              <w:t>RollingLogLook.cs</w:t>
-            </w:r>
-            <w:r>
-              <w:rPr>
-                <w:sz w:val="18"/>
-              </w:rPr>
-              <w:t xml:space="preserve">; </w:t>
-            </w:r>
-            <w:r>
-              <w:rPr>
-                <w:rStyle w:val="CdigoenlneaOE3"/>
-                <w:sz w:val="18"/>
-              </w:rPr>
-              <w:t>Data/Wheel/N2_TroncoRodante.asset</w:t>
-            </w:r>
-          </w:p>
-        </w:tc>
-        <w:tc>
-          <w:tcPr>
-            <w:tcW w:w="1837" w:type="pct"/>
-            <w:shd w:val="clear" w:color="auto" w:fill="auto"/>
-          </w:tcPr>
-          <w:p>
-            <w:pPr>
-              <w:pStyle w:val="CompactoOE3"/>
-              <w:spacing w:after="0"/>
-              <w:rPr>
-                <w:sz w:val="18"/>
-              </w:rPr>
-            </w:pPr>
-            <w:r>
-              <w:rPr>
-                <w:sz w:val="18"/>
-              </w:rPr>
-              <w:t>El tronco que rueda y su vista</w:t>
+            <w:tcW w:w="3083" w:type="pct"/>
+            <w:shd w:val="clear" w:color="auto" w:fill="auto"/>
+          </w:tcPr>
+          <w:p>
+            <w:pPr>
+              <w:pStyle w:val="CompactoOE3"/>
+              <w:spacing w:after="0"/>
+              <w:rPr>
+                <w:sz w:val="18"/>
+              </w:rPr>
+            </w:pPr>
+            <w:r>
+              <w:rPr>
+                <w:rStyle w:val="CdigoenlneaOE3"/>
+                <w:sz w:val="18"/>
+              </w:rPr>
+              <w:t>Scripts/Runtime/Scaffolding/FireGlow.cs</w:t>
+            </w:r>
+          </w:p>
+        </w:tc>
+        <w:tc>
+          <w:tcPr>
+            <w:tcW w:w="1917" w:type="pct"/>
+            <w:shd w:val="clear" w:color="auto" w:fill="auto"/>
+          </w:tcPr>
+          <w:p>
+            <w:pPr>
+              <w:pStyle w:val="CompactoOE3"/>
+              <w:spacing w:after="0"/>
+              <w:rPr>
+                <w:sz w:val="18"/>
+              </w:rPr>
+            </w:pPr>
+            <w:r>
+              <w:rPr>
+                <w:sz w:val="18"/>
+              </w:rPr>
+              <w:t>El halo de las fogatas, que respira entre 0,95 y 1,05 de escala en 2 s</w:t>
             </w:r>
           </w:p>
         </w:tc>
@@ -12254,57 +12642,44 @@
       <w:tr>
         <w:tc>
           <w:tcPr>
-            <w:tcW w:w="3163" w:type="pct"/>
-            <w:shd w:val="clear" w:color="auto" w:fill="auto"/>
-          </w:tcPr>
-          <w:p>
-            <w:pPr>
-              <w:pStyle w:val="CompactoOE3"/>
-              <w:spacing w:after="0"/>
-              <w:rPr>
-                <w:sz w:val="18"/>
-              </w:rPr>
-            </w:pPr>
-            <w:r>
-              <w:rPr>
-                <w:rStyle w:val="CdigoenlneaOE3"/>
-                <w:sz w:val="18"/>
-              </w:rPr>
-              <w:t>Scripts/Runtime/Levels/Fire/FloorScatter.cs</w:t>
-            </w:r>
-            <w:r>
-              <w:rPr>
-                <w:sz w:val="18"/>
-              </w:rPr>
-              <w:t xml:space="preserve">, </w:t>
-            </w:r>
-            <w:r>
-              <w:rPr>
-                <w:rStyle w:val="CdigoenlneaOE3"/>
-                <w:sz w:val="18"/>
-              </w:rPr>
-              <w:t>LeafPile.cs</w:t>
-            </w:r>
-          </w:p>
-        </w:tc>
-        <w:tc>
-          <w:tcPr>
-            <w:tcW w:w="1837" w:type="pct"/>
-            <w:shd w:val="clear" w:color="auto" w:fill="auto"/>
-          </w:tcPr>
-          <w:p>
-            <w:pPr>
-              <w:pStyle w:val="CompactoOE3"/>
-              <w:spacing w:after="0"/>
-              <w:rPr>
-                <w:sz w:val="18"/>
-              </w:rPr>
-            </w:pPr>
-            <w:r>
-              <w:rPr>
-                <w:sz w:val="18"/>
-              </w:rPr>
-              <w:t>El reparto al azar de las piezas y los montoncitos de hojas</w:t>
+            <w:tcW w:w="3083" w:type="pct"/>
+            <w:shd w:val="clear" w:color="auto" w:fill="auto"/>
+          </w:tcPr>
+          <w:p>
+            <w:pPr>
+              <w:pStyle w:val="CompactoOE3"/>
+              <w:spacing w:after="0"/>
+              <w:rPr>
+                <w:sz w:val="18"/>
+              </w:rPr>
+            </w:pPr>
+            <w:r>
+              <w:rPr>
+                <w:rStyle w:val="CdigoenlneaOE3"/>
+                <w:sz w:val="18"/>
+              </w:rPr>
+              <w:t>Scripts/Runtime/UI/FramedIllustration.cs</w:t>
+            </w:r>
+          </w:p>
+        </w:tc>
+        <w:tc>
+          <w:tcPr>
+            <w:tcW w:w="1917" w:type="pct"/>
+            <w:shd w:val="clear" w:color="auto" w:fill="auto"/>
+          </w:tcPr>
+          <w:p>
+            <w:pPr>
+              <w:pStyle w:val="CompactoOE3"/>
+              <w:spacing w:after="0"/>
+              <w:rPr>
+                <w:sz w:val="18"/>
+              </w:rPr>
+            </w:pPr>
+            <w:r>
+              <w:rPr>
+                <w:sz w:val="18"/>
+              </w:rPr>
+              <w:t>Encuadra la ilustración desde su ventana: portada del inicio y tarjetas del menú de niveles</w:t>
             </w:r>
           </w:p>
         </w:tc>
@@ -12312,44 +12687,70 @@
       <w:tr>
         <w:tc>
           <w:tcPr>
-            <w:tcW w:w="3163" w:type="pct"/>
-            <w:shd w:val="clear" w:color="auto" w:fill="auto"/>
-          </w:tcPr>
-          <w:p>
-            <w:pPr>
-              <w:pStyle w:val="CompactoOE3"/>
-              <w:spacing w:after="0"/>
-              <w:rPr>
-                <w:sz w:val="18"/>
-              </w:rPr>
-            </w:pPr>
-            <w:r>
-              <w:rPr>
-                <w:rStyle w:val="CdigoenlneaOE3"/>
-                <w:sz w:val="18"/>
-              </w:rPr>
-              <w:t>Scripts/Runtime/Levels/Wheel/ClickRelay.cs</w:t>
-            </w:r>
-          </w:p>
-        </w:tc>
-        <w:tc>
-          <w:tcPr>
-            <w:tcW w:w="1837" w:type="pct"/>
-            <w:shd w:val="clear" w:color="auto" w:fill="auto"/>
-          </w:tcPr>
-          <w:p>
-            <w:pPr>
-              <w:pStyle w:val="CompactoOE3"/>
-              <w:spacing w:after="0"/>
-              <w:rPr>
-                <w:sz w:val="18"/>
-              </w:rPr>
-            </w:pPr>
-            <w:r>
-              <w:rPr>
-                <w:sz w:val="18"/>
-              </w:rPr>
-              <w:t>La barra de desplazamiento del laberinto, que se pulsa y no se arrastra</w:t>
+            <w:tcW w:w="3083" w:type="pct"/>
+            <w:shd w:val="clear" w:color="auto" w:fill="auto"/>
+          </w:tcPr>
+          <w:p>
+            <w:pPr>
+              <w:pStyle w:val="CompactoOE3"/>
+              <w:spacing w:after="0"/>
+              <w:rPr>
+                <w:sz w:val="18"/>
+              </w:rPr>
+            </w:pPr>
+            <w:r>
+              <w:rPr>
+                <w:rStyle w:val="CdigoenlneaOE3"/>
+                <w:sz w:val="18"/>
+              </w:rPr>
+              <w:t>Scripts/Runtime/Scaffolding/RollingLog.cs</w:t>
+            </w:r>
+            <w:r>
+              <w:rPr>
+                <w:sz w:val="18"/>
+              </w:rPr>
+              <w:t xml:space="preserve">, </w:t>
+            </w:r>
+            <w:r>
+              <w:rPr>
+                <w:rStyle w:val="CdigoenlneaOE3"/>
+                <w:sz w:val="18"/>
+              </w:rPr>
+              <w:t>RollingLogLook.cs</w:t>
+            </w:r>
+            <w:r>
+              <w:rPr>
+                <w:sz w:val="18"/>
+              </w:rPr>
+              <w:t xml:space="preserve">; </w:t>
+            </w:r>
+            <w:r>
+              <w:rPr>
+                <w:rStyle w:val="CdigoenlneaOE3"/>
+                <w:sz w:val="18"/>
+              </w:rPr>
+              <w:t>Data/Wheel/N2_TroncoRodante.asset</w:t>
+            </w:r>
+          </w:p>
+        </w:tc>
+        <w:tc>
+          <w:tcPr>
+            <w:tcW w:w="1917" w:type="pct"/>
+            <w:shd w:val="clear" w:color="auto" w:fill="auto"/>
+          </w:tcPr>
+          <w:p>
+            <w:pPr>
+              <w:pStyle w:val="CompactoOE3"/>
+              <w:spacing w:after="0"/>
+              <w:rPr>
+                <w:sz w:val="18"/>
+              </w:rPr>
+            </w:pPr>
+            <w:r>
+              <w:rPr>
+                <w:sz w:val="18"/>
+              </w:rPr>
+              <w:t>El tronco que rueda y su vista</w:t>
             </w:r>
           </w:p>
         </w:tc>
@@ -12357,23 +12758,23 @@
       <w:tr>
         <w:tc>
           <w:tcPr>
-            <w:tcW w:w="3163" w:type="pct"/>
-            <w:shd w:val="clear" w:color="auto" w:fill="auto"/>
-          </w:tcPr>
-          <w:p>
-            <w:pPr>
-              <w:pStyle w:val="CompactoOE3"/>
-              <w:spacing w:after="0"/>
-              <w:rPr>
-                <w:sz w:val="18"/>
-              </w:rPr>
-            </w:pPr>
-            <w:r>
-              <w:rPr>
-                <w:rStyle w:val="CdigoenlneaOE3"/>
-                <w:sz w:val="18"/>
-              </w:rPr>
-              <w:t>Scripts/Editor/ArtImportRules.cs</w:t>
+            <w:tcW w:w="3083" w:type="pct"/>
+            <w:shd w:val="clear" w:color="auto" w:fill="auto"/>
+          </w:tcPr>
+          <w:p>
+            <w:pPr>
+              <w:pStyle w:val="CompactoOE3"/>
+              <w:spacing w:after="0"/>
+              <w:rPr>
+                <w:sz w:val="18"/>
+              </w:rPr>
+            </w:pPr>
+            <w:r>
+              <w:rPr>
+                <w:rStyle w:val="CdigoenlneaOE3"/>
+                <w:sz w:val="18"/>
+              </w:rPr>
+              <w:t>Scripts/Runtime/Levels/Fire/FloorScatter.cs</w:t>
             </w:r>
             <w:r>
               <w:rPr>
@@ -12386,41 +12787,28 @@
                 <w:rStyle w:val="CdigoenlneaOE3"/>
                 <w:sz w:val="18"/>
               </w:rPr>
-              <w:t>AudioImportRules.cs</w:t>
-            </w:r>
-            <w:r>
-              <w:rPr>
-                <w:sz w:val="18"/>
-              </w:rPr>
-              <w:t xml:space="preserve">, </w:t>
-            </w:r>
-            <w:r>
-              <w:rPr>
-                <w:rStyle w:val="CdigoenlneaOE3"/>
-                <w:sz w:val="18"/>
-              </w:rPr>
-              <w:t>LicenseNotices.cs</w:t>
-            </w:r>
-          </w:p>
-        </w:tc>
-        <w:tc>
-          <w:tcPr>
-            <w:tcW w:w="1837" w:type="pct"/>
-            <w:shd w:val="clear" w:color="auto" w:fill="auto"/>
-          </w:tcPr>
-          <w:p>
-            <w:pPr>
-              <w:pStyle w:val="CompactoOE3"/>
-              <w:spacing w:after="0"/>
-              <w:rPr>
-                <w:sz w:val="18"/>
-              </w:rPr>
-            </w:pPr>
-            <w:r>
-              <w:rPr>
-                <w:sz w:val="18"/>
-              </w:rPr>
-              <w:t>Las reglas de importación y la copia de las licencias junto al ejecutable</w:t>
+              <w:t>LeafPile.cs</w:t>
+            </w:r>
+          </w:p>
+        </w:tc>
+        <w:tc>
+          <w:tcPr>
+            <w:tcW w:w="1917" w:type="pct"/>
+            <w:shd w:val="clear" w:color="auto" w:fill="auto"/>
+          </w:tcPr>
+          <w:p>
+            <w:pPr>
+              <w:pStyle w:val="CompactoOE3"/>
+              <w:spacing w:after="0"/>
+              <w:rPr>
+                <w:sz w:val="18"/>
+              </w:rPr>
+            </w:pPr>
+            <w:r>
+              <w:rPr>
+                <w:sz w:val="18"/>
+              </w:rPr>
+              <w:t>El reparto al azar de las piezas y los montoncitos de hojas</w:t>
             </w:r>
           </w:p>
         </w:tc>
@@ -12428,44 +12816,44 @@
       <w:tr>
         <w:tc>
           <w:tcPr>
-            <w:tcW w:w="3163" w:type="pct"/>
-            <w:shd w:val="clear" w:color="auto" w:fill="auto"/>
-          </w:tcPr>
-          <w:p>
-            <w:pPr>
-              <w:pStyle w:val="CompactoOE3"/>
-              <w:spacing w:after="0"/>
-              <w:rPr>
-                <w:sz w:val="18"/>
-              </w:rPr>
-            </w:pPr>
-            <w:r>
-              <w:rPr>
-                <w:rStyle w:val="CdigoenlneaOE3"/>
-                <w:sz w:val="18"/>
-              </w:rPr>
-              <w:t>Data/CreditsContent.asset</w:t>
-            </w:r>
-          </w:p>
-        </w:tc>
-        <w:tc>
-          <w:tcPr>
-            <w:tcW w:w="1837" w:type="pct"/>
-            <w:shd w:val="clear" w:color="auto" w:fill="auto"/>
-          </w:tcPr>
-          <w:p>
-            <w:pPr>
-              <w:pStyle w:val="CompactoOE3"/>
-              <w:spacing w:after="0"/>
-              <w:rPr>
-                <w:sz w:val="18"/>
-              </w:rPr>
-            </w:pPr>
-            <w:r>
-              <w:rPr>
-                <w:sz w:val="18"/>
-              </w:rPr>
-              <w:t>Los créditos, con la autoría de los personajes, el sonido y los glifos de pausa</w:t>
+            <w:tcW w:w="3083" w:type="pct"/>
+            <w:shd w:val="clear" w:color="auto" w:fill="auto"/>
+          </w:tcPr>
+          <w:p>
+            <w:pPr>
+              <w:pStyle w:val="CompactoOE3"/>
+              <w:spacing w:after="0"/>
+              <w:rPr>
+                <w:sz w:val="18"/>
+              </w:rPr>
+            </w:pPr>
+            <w:r>
+              <w:rPr>
+                <w:rStyle w:val="CdigoenlneaOE3"/>
+                <w:sz w:val="18"/>
+              </w:rPr>
+              <w:t>Scripts/Runtime/Levels/Wheel/ClickRelay.cs</w:t>
+            </w:r>
+          </w:p>
+        </w:tc>
+        <w:tc>
+          <w:tcPr>
+            <w:tcW w:w="1917" w:type="pct"/>
+            <w:shd w:val="clear" w:color="auto" w:fill="auto"/>
+          </w:tcPr>
+          <w:p>
+            <w:pPr>
+              <w:pStyle w:val="CompactoOE3"/>
+              <w:spacing w:after="0"/>
+              <w:rPr>
+                <w:sz w:val="18"/>
+              </w:rPr>
+            </w:pPr>
+            <w:r>
+              <w:rPr>
+                <w:sz w:val="18"/>
+              </w:rPr>
+              <w:t>La barra de desplazamiento del laberinto, que se pulsa y no se arrastra</w:t>
             </w:r>
           </w:p>
         </w:tc>
@@ -12473,7 +12861,123 @@
       <w:tr>
         <w:tc>
           <w:tcPr>
-            <w:tcW w:w="3163" w:type="pct"/>
+            <w:tcW w:w="3083" w:type="pct"/>
+            <w:shd w:val="clear" w:color="auto" w:fill="auto"/>
+          </w:tcPr>
+          <w:p>
+            <w:pPr>
+              <w:pStyle w:val="CompactoOE3"/>
+              <w:spacing w:after="0"/>
+              <w:rPr>
+                <w:sz w:val="18"/>
+              </w:rPr>
+            </w:pPr>
+            <w:r>
+              <w:rPr>
+                <w:rStyle w:val="CdigoenlneaOE3"/>
+                <w:sz w:val="18"/>
+              </w:rPr>
+              <w:t>Scripts/Editor/ArtImportRules.cs</w:t>
+            </w:r>
+            <w:r>
+              <w:rPr>
+                <w:sz w:val="18"/>
+              </w:rPr>
+              <w:t xml:space="preserve">, </w:t>
+            </w:r>
+            <w:r>
+              <w:rPr>
+                <w:rStyle w:val="CdigoenlneaOE3"/>
+                <w:sz w:val="18"/>
+              </w:rPr>
+              <w:t>AudioImportRules.cs</w:t>
+            </w:r>
+            <w:r>
+              <w:rPr>
+                <w:sz w:val="18"/>
+              </w:rPr>
+              <w:t xml:space="preserve">, </w:t>
+            </w:r>
+            <w:r>
+              <w:rPr>
+                <w:rStyle w:val="CdigoenlneaOE3"/>
+                <w:sz w:val="18"/>
+              </w:rPr>
+              <w:t>LicenseNotices.cs</w:t>
+            </w:r>
+          </w:p>
+        </w:tc>
+        <w:tc>
+          <w:tcPr>
+            <w:tcW w:w="1917" w:type="pct"/>
+            <w:shd w:val="clear" w:color="auto" w:fill="auto"/>
+          </w:tcPr>
+          <w:p>
+            <w:pPr>
+              <w:pStyle w:val="CompactoOE3"/>
+              <w:spacing w:after="0"/>
+              <w:rPr>
+                <w:sz w:val="18"/>
+              </w:rPr>
+            </w:pPr>
+            <w:r>
+              <w:rPr>
+                <w:sz w:val="18"/>
+              </w:rPr>
+              <w:t>Las reglas de importación y la copia de las licencias junto al ejecutable</w:t>
+            </w:r>
+          </w:p>
+        </w:tc>
+      </w:tr>
+      <w:tr>
+        <w:tc>
+          <w:tcPr>
+            <w:tcW w:w="3083" w:type="pct"/>
+            <w:shd w:val="clear" w:color="auto" w:fill="auto"/>
+          </w:tcPr>
+          <w:p>
+            <w:pPr>
+              <w:pStyle w:val="CompactoOE3"/>
+              <w:spacing w:after="0"/>
+              <w:rPr>
+                <w:sz w:val="18"/>
+              </w:rPr>
+            </w:pPr>
+            <w:r>
+              <w:rPr>
+                <w:rStyle w:val="CdigoenlneaOE3"/>
+                <w:sz w:val="18"/>
+              </w:rPr>
+              <w:t>Data/CreditsContent.asset</w:t>
+            </w:r>
+          </w:p>
+        </w:tc>
+        <w:tc>
+          <w:tcPr>
+            <w:tcW w:w="1917" w:type="pct"/>
+            <w:shd w:val="clear" w:color="auto" w:fill="auto"/>
+          </w:tcPr>
+          <w:p>
+            <w:pPr>
+              <w:pStyle w:val="CompactoOE3"/>
+              <w:spacing w:after="0"/>
+              <w:rPr>
+                <w:sz w:val="18"/>
+              </w:rPr>
+            </w:pPr>
+            <w:r>
+              <w:rPr>
+                <w:sz w:val="18"/>
+              </w:rPr>
+              <w:t>Los créditos, con la autoría de los personajes, el sonido y los glifos de pausa</w:t>
+            </w:r>
+          </w:p>
+        </w:tc>
+      </w:tr>
+      <w:tr>
+        <w:tc>
+          <w:tcPr>
+            <w:tcW w:w="3083" w:type="pct"/>
             <w:shd w:val="clear" w:color="auto" w:fill="auto"/>
           </w:tcPr>
           <w:p>
@@ -12495,7 +12999,7 @@
         </w:tc>
         <w:tc>
           <w:tcPr>
-            <w:tcW w:w="1837" w:type="pct"/>
+            <w:tcW w:w="1917" w:type="pct"/>
             <w:shd w:val="clear" w:color="auto" w:fill="auto"/>
           </w:tcPr>
           <w:p>
@@ -12520,7 +13024,7 @@
       <w:pPr>
         <w:pStyle w:val="Ttulo2"/>
       </w:pPr>
-      <w:bookmarkStart w:id="6" w:name="_Toc242202732"/>
+      <w:bookmarkStart w:id="6" w:name="_Toc242400634"/>
       <w:r>
         <w:t>6. Evaluación del OE4 y verificaciones a cargo de Santiago Benavides Rey</w:t>
       </w:r>
@@ -12543,7 +13047,11 @@
         <w:t>amb_n2_noche_intemperie</w:t>
       </w:r>
       <w:r>
-        <w:t xml:space="preserve"> no suena en ninguna parte. La segunda pasada de pruebas sobre el ejecutable del corte se hizo con el sonido silenciado, así que no adelanta ninguna de esas escuchas. La sesión con estudiantes y las ejecuciones en un segundo equipo, sin red y sin tarjeta gráfica dedica</w:t>
+        <w:t xml:space="preserve"> no suena en ninguna parte. La segunda pasada de pruebas sobre el ejecutable del corte se hizo con el sonido silenciado, así que no adelanta ninguna de esas escuchas. La sesión con estudiantes y las ejecuciones en un segundo </w:t>
+      </w:r>
+      <w:r>
+        <w:lastRenderedPageBreak/>
+        <w:t>equipo, sin red y sin tarjeta gráfica dedica</w:t>
       </w:r>
       <w:r>
         <w:t>da afectan al juego entero y se describen en el capítulo 10 del documento principal.</w:t>
@@ -12554,11 +13062,7 @@
         <w:pStyle w:val="TextoOE3"/>
       </w:pPr>
       <w:r>
-        <w:t xml:space="preserve">Del sonido sigue abierto lo que recogen las tarjetas D07-2 y D08-2, a cargo de Santiago Benavides Rey: no hay música ni sonido del diálogo; falta el ambiente nocturno del Nivel 2, de modo que la escena 2.5 y el arranque del puente II suenan a la cueva con la hoguera, y la pieza nocturna que existe en disco no se usa; no se ha entregado la pieza propia de la </w:t>
-      </w:r>
-      <w:r>
-        <w:lastRenderedPageBreak/>
-        <w:t xml:space="preserve">prueba de la balsa, y el silencio S3 de la escena final exige un corte con duración en el gestor de audio, su valor en </w:t>
+        <w:t xml:space="preserve">Del sonido sigue abierto lo que recogen las tarjetas D07-2 y D08-2, a cargo de Santiago Benavides Rey: no hay música ni sonido del diálogo; falta el ambiente nocturno del Nivel 2, de modo que la escena 2.5 y el arranque del puente II suenan a la cueva con la hoguera, y la pieza nocturna que existe en disco no se usa; no se ha entregado la pieza propia de la prueba de la balsa, y el silencio S3 de la escena final exige un corte con duración en el gestor de audio, su valor en </w:t>
       </w:r>
       <w:r>
         <w:rPr>
@@ -12788,7 +13292,7 @@
   <w:abstractNum w:abstractNumId="0" w15:restartNumberingAfterBreak="0">
     <w:nsid w:val="0000A990"/>
     <w:multiLevelType w:val="multilevel"/>
-    <w:tmpl w:val="816CA2EA"/>
+    <w:tmpl w:val="8C8C46EE"/>
     <w:lvl w:ilvl="0">
       <w:numFmt w:val="bullet"/>
       <w:lvlText w:val=" "/>
@@ -12865,7 +13369,7 @@
   <w:abstractNum w:abstractNumId="1" w15:restartNumberingAfterBreak="0">
     <w:nsid w:val="0000A991"/>
     <w:multiLevelType w:val="multilevel"/>
-    <w:tmpl w:val="84B0E82E"/>
+    <w:tmpl w:val="B0D0955A"/>
     <w:lvl w:ilvl="0">
       <w:numFmt w:val="bullet"/>
       <w:lvlText w:val=""/>
@@ -13165,19 +13669,19 @@
       </w:pPr>
     </w:lvl>
   </w:abstractNum>
-  <w:num w:numId="1" w16cid:durableId="1681273470">
+  <w:num w:numId="1" w16cid:durableId="1367608816">
     <w:abstractNumId w:val="2"/>
   </w:num>
-  <w:num w:numId="2" w16cid:durableId="1663780006">
+  <w:num w:numId="2" w16cid:durableId="793601115">
     <w:abstractNumId w:val="3"/>
     <w:lvlOverride w:ilvl="0">
       <w:startOverride w:val="1"/>
     </w:lvlOverride>
   </w:num>
-  <w:num w:numId="3" w16cid:durableId="179782378">
+  <w:num w:numId="3" w16cid:durableId="1512988347">
     <w:abstractNumId w:val="0"/>
   </w:num>
-  <w:num w:numId="4" w16cid:durableId="1724478202">
+  <w:num w:numId="4" w16cid:durableId="133059553">
     <w:abstractNumId w:val="1"/>
   </w:num>
 </w:numbering>
@@ -13983,7 +14487,7 @@
     <w:link w:val="EncabezadoCar"/>
     <w:uiPriority w:val="99"/>
     <w:unhideWhenUsed/>
-    <w:rsid w:val="00190038"/>
+    <w:rsid w:val="00870D70"/>
     <w:pPr>
       <w:tabs>
         <w:tab w:val="center" w:pos="4419"/>
@@ -13997,7 +14501,7 @@
     <w:basedOn w:val="Fuentedeprrafopredeter"/>
     <w:link w:val="Encabezado"/>
     <w:uiPriority w:val="99"/>
-    <w:rsid w:val="00190038"/>
+    <w:rsid w:val="00870D70"/>
   </w:style>
   <w:style w:type="paragraph" w:styleId="Piedepgina">
     <w:name w:val="footer"/>
@@ -14005,7 +14509,7 @@
     <w:link w:val="PiedepginaCar"/>
     <w:uiPriority w:val="99"/>
     <w:unhideWhenUsed/>
-    <w:rsid w:val="00190038"/>
+    <w:rsid w:val="00870D70"/>
     <w:pPr>
       <w:tabs>
         <w:tab w:val="center" w:pos="4419"/>
@@ -14019,7 +14523,7 @@
     <w:basedOn w:val="Fuentedeprrafopredeter"/>
     <w:link w:val="Piedepgina"/>
     <w:uiPriority w:val="99"/>
-    <w:rsid w:val="00190038"/>
+    <w:rsid w:val="00870D70"/>
   </w:style>
   <w:style w:type="character" w:styleId="Nmerodepgina">
     <w:name w:val="page number"/>
@@ -14027,7 +14531,7 @@
     <w:uiPriority w:val="99"/>
     <w:semiHidden/>
     <w:unhideWhenUsed/>
-    <w:rsid w:val="00190038"/>
+    <w:rsid w:val="00870D70"/>
   </w:style>
 </w:styles>
 </file>

--- a/docs/anexos oe3/Solucion_OE3_Anexo_E_Arte_y_sonido.docx
+++ b/docs/anexos oe3/Solucion_OE3_Anexo_E_Arte_y_sonido.docx
@@ -24,7 +24,7 @@
       <w:r>
         <w:fldChar w:fldCharType="separate"/>
       </w:r>
-      <w:hyperlink w:anchor="_Toc242400628" w:history="1">
+      <w:hyperlink w:anchor="_Toc242441454" w:history="1">
         <w:r>
           <w:rPr>
             <w:rStyle w:val="Hipervnculo"/>
@@ -51,7 +51,7 @@
             <w:noProof/>
             <w:webHidden/>
           </w:rPr>
-          <w:instrText xml:space="preserve"> PAGEREF _Toc242400628 \h </w:instrText>
+          <w:instrText xml:space="preserve"> PAGEREF _Toc242441454 \h </w:instrText>
         </w:r>
         <w:r>
           <w:rPr>
@@ -95,7 +95,7 @@
           <w14:ligatures w14:val="standardContextual"/>
         </w:rPr>
       </w:pPr>
-      <w:hyperlink w:anchor="_Toc242400629" w:history="1">
+      <w:hyperlink w:anchor="_Toc242441455" w:history="1">
         <w:r>
           <w:rPr>
             <w:rStyle w:val="Hipervnculo"/>
@@ -122,7 +122,7 @@
             <w:noProof/>
             <w:webHidden/>
           </w:rPr>
-          <w:instrText xml:space="preserve"> PAGEREF _Toc242400629 \h </w:instrText>
+          <w:instrText xml:space="preserve"> PAGEREF _Toc242441455 \h </w:instrText>
         </w:r>
         <w:r>
           <w:rPr>
@@ -166,7 +166,7 @@
           <w14:ligatures w14:val="standardContextual"/>
         </w:rPr>
       </w:pPr>
-      <w:hyperlink w:anchor="_Toc242400630" w:history="1">
+      <w:hyperlink w:anchor="_Toc242441456" w:history="1">
         <w:r>
           <w:rPr>
             <w:rStyle w:val="Hipervnculo"/>
@@ -193,7 +193,7 @@
             <w:noProof/>
             <w:webHidden/>
           </w:rPr>
-          <w:instrText xml:space="preserve"> PAGEREF _Toc242400630 \h </w:instrText>
+          <w:instrText xml:space="preserve"> PAGEREF _Toc242441456 \h </w:instrText>
         </w:r>
         <w:r>
           <w:rPr>
@@ -237,7 +237,7 @@
           <w14:ligatures w14:val="standardContextual"/>
         </w:rPr>
       </w:pPr>
-      <w:hyperlink w:anchor="_Toc242400631" w:history="1">
+      <w:hyperlink w:anchor="_Toc242441457" w:history="1">
         <w:r>
           <w:rPr>
             <w:rStyle w:val="Hipervnculo"/>
@@ -264,7 +264,7 @@
             <w:noProof/>
             <w:webHidden/>
           </w:rPr>
-          <w:instrText xml:space="preserve"> PAGEREF _Toc242400631 \h </w:instrText>
+          <w:instrText xml:space="preserve"> PAGEREF _Toc242441457 \h </w:instrText>
         </w:r>
         <w:r>
           <w:rPr>
@@ -284,7 +284,7 @@
             <w:noProof/>
             <w:webHidden/>
           </w:rPr>
-          <w:t>12</w:t>
+          <w:t>13</w:t>
         </w:r>
         <w:r>
           <w:rPr>
@@ -308,7 +308,7 @@
           <w14:ligatures w14:val="standardContextual"/>
         </w:rPr>
       </w:pPr>
-      <w:hyperlink w:anchor="_Toc242400632" w:history="1">
+      <w:hyperlink w:anchor="_Toc242441458" w:history="1">
         <w:r>
           <w:rPr>
             <w:rStyle w:val="Hipervnculo"/>
@@ -335,7 +335,7 @@
             <w:noProof/>
             <w:webHidden/>
           </w:rPr>
-          <w:instrText xml:space="preserve"> PAGEREF _Toc242400632 \h </w:instrText>
+          <w:instrText xml:space="preserve"> PAGEREF _Toc242441458 \h </w:instrText>
         </w:r>
         <w:r>
           <w:rPr>
@@ -379,7 +379,7 @@
           <w14:ligatures w14:val="standardContextual"/>
         </w:rPr>
       </w:pPr>
-      <w:hyperlink w:anchor="_Toc242400633" w:history="1">
+      <w:hyperlink w:anchor="_Toc242441459" w:history="1">
         <w:r>
           <w:rPr>
             <w:rStyle w:val="Hipervnculo"/>
@@ -406,7 +406,7 @@
             <w:noProof/>
             <w:webHidden/>
           </w:rPr>
-          <w:instrText xml:space="preserve"> PAGEREF _Toc242400633 \h </w:instrText>
+          <w:instrText xml:space="preserve"> PAGEREF _Toc242441459 \h </w:instrText>
         </w:r>
         <w:r>
           <w:rPr>
@@ -426,7 +426,7 @@
             <w:noProof/>
             <w:webHidden/>
           </w:rPr>
-          <w:t>16</w:t>
+          <w:t>17</w:t>
         </w:r>
         <w:r>
           <w:rPr>
@@ -450,7 +450,7 @@
           <w14:ligatures w14:val="standardContextual"/>
         </w:rPr>
       </w:pPr>
-      <w:hyperlink w:anchor="_Toc242400634" w:history="1">
+      <w:hyperlink w:anchor="_Toc242441460" w:history="1">
         <w:r>
           <w:rPr>
             <w:rStyle w:val="Hipervnculo"/>
@@ -477,7 +477,7 @@
             <w:noProof/>
             <w:webHidden/>
           </w:rPr>
-          <w:instrText xml:space="preserve"> PAGEREF _Toc242400634 \h </w:instrText>
+          <w:instrText xml:space="preserve"> PAGEREF _Toc242441460 \h </w:instrText>
         </w:r>
         <w:r>
           <w:rPr>
@@ -497,7 +497,7 @@
             <w:noProof/>
             <w:webHidden/>
           </w:rPr>
-          <w:t>18</w:t>
+          <w:t>19</w:t>
         </w:r>
         <w:r>
           <w:rPr>
@@ -522,7 +522,7 @@
       <w:pPr>
         <w:pStyle w:val="Ttulo1"/>
       </w:pPr>
-      <w:bookmarkStart w:id="0" w:name="_Toc242400628"/>
+      <w:bookmarkStart w:id="0" w:name="_Toc242441454"/>
       <w:r>
         <w:lastRenderedPageBreak/>
         <w:t>ANEXO E. CARRIL DE ARTE Y SONIDO</w:t>
@@ -568,7 +568,7 @@
       <w:pPr>
         <w:pStyle w:val="Ttulo2"/>
       </w:pPr>
-      <w:bookmarkStart w:id="1" w:name="_Toc242400629"/>
+      <w:bookmarkStart w:id="1" w:name="_Toc242441455"/>
       <w:r>
         <w:t>1. Alcance y seguimiento</w:t>
       </w:r>
@@ -3139,7 +3139,7 @@
       <w:pPr>
         <w:pStyle w:val="Ttulo2"/>
       </w:pPr>
-      <w:bookmarkStart w:id="2" w:name="_Toc242400630"/>
+      <w:bookmarkStart w:id="2" w:name="_Toc242441456"/>
       <w:r>
         <w:t>2. Lo implementado</w:t>
       </w:r>
@@ -3229,10 +3229,10 @@
         <w:pStyle w:val="TextoOE3"/>
       </w:pPr>
       <w:r>
-        <w:t>En el Nivel 1, la hoja, el sílex, el pedernal y los dos montones de hojas (de frente, para las narrativas, y desde arriba, para la mecánica) son imágenes de 2000 × 2000. La llama se anima por cuadros. La entrega llegó exportada a 30 cuadros por segundo pero dibujada a seises o a ochos, de modo que muchos archivos repetían el mismo dibujo; el 21/09/2026 cada clip se construyó con un solo cambio de sprite por dibujo distinto y se borraron los 215 cuadros duplicados. De 249 archivos quedaron 34 dibujos, 13 par</w:t>
-      </w:r>
-      <w:r>
-        <w:t xml:space="preserve">a la llama de frente (2,667 s en bucle) y 21 para la cenital (5,633 s), y las texturas cargadas bajaron de 1 469 MB a 235 MB. Cada clip es un </w:t>
+        <w:t>En el Nivel 1, la hoja, el sílex, el pedernal y los dos montones de hojas (de frente, para las narrativas, y desde arriba, para la mecánica) son imágenes de 2000 × 2000 (desde el 09/10/2026 entran al motor a 256 × 256, INC-146). La llama se anima por cuadros. La entrega llegó exportada a 30 cuadros por segundo pero dibujada a seises o a ochos, de modo que muchos archivos repetían el mismo dibujo; el 21/09/2026 cada clip se construyó con un solo cambio de sprite por dibujo distinto y se borraron los 215 cuad</w:t>
+      </w:r>
+      <w:r>
+        <w:t xml:space="preserve">ros duplicados. De 249 archivos quedaron 34 dibujos, 13 para la llama de frente (2,667 s en bucle) y 21 para la cenital (5,633 s), y las texturas cargadas bajaron de 1 469 MB a 235 MB. Cada clip es un </w:t>
       </w:r>
       <w:r>
         <w:rPr>
@@ -3250,14 +3250,14 @@
         <w:t>Image</w:t>
       </w:r>
       <w:r>
-        <w:t xml:space="preserve"> y su propio controlador de animación; los cuadros conservan su nombre de entrega, porque los </w:t>
+        <w:t xml:space="preserve"> y su propio controlador de animación; </w:t>
       </w:r>
       <w:r>
         <w:lastRenderedPageBreak/>
-        <w:t>referencia esa curva. El humo siguió la misma regla: la entrega de 284 cuadros quedó en 33 dibujos, recortados al mismo rectángulo de 1123 × 1933 para que el dibujo no salte de un cuadro a otro, en dos clips encadenados, el</w:t>
-      </w:r>
-      <w:r>
-        <w:t xml:space="preserve"> nacimiento (1,97 s, 7 dibujos) y el bucle (7,27 s, 26 dibujos). Desde el 24/09/2026 cada llama de las narrativas lleva su humo detrás, a 0,6 de su escala. El montón se quema desde el centro hacia afuera con una máscara circular generada en memoria (</w:t>
+        <w:t>los cuadros conservan su nombre de entrega, porque los referencia esa curva. El humo siguió la misma regla: la entrega de 284 cuadros quedó en 33 dibujos, recortados al mismo rectángulo de 1123 × 1933 para que el dibujo</w:t>
+      </w:r>
+      <w:r>
+        <w:t xml:space="preserve"> no salte de un cuadro a otro, en dos clips encadenados, el nacimiento (1,97 s, 7 dibujos) y el bucle (7,27 s, 26 dibujos). Desde el 24/09/2026 cada llama de las narrativas lleva su humo detrás, a 0,6 de su escala. El montón se quema desde el centro hacia afuera con una máscara circular generada en memoria (</w:t>
       </w:r>
       <w:r>
         <w:rPr>
@@ -3275,10 +3275,10 @@
         <w:t>#FFE9A8</w:t>
       </w:r>
       <w:r>
-        <w:t xml:space="preserve"> de 8 px a 1080p que dibuja el motor, desde el 01/10/2026 en una dirección al azar y con un único barrido (INC-11</w:t>
-      </w:r>
-      <w:r>
-        <w:t>9). Su comportamiento en la mecánica, con el humo que nace al converger, se describe en el Anexo B, apartado 2.5.</w:t>
+        <w:t xml:space="preserve"> de 8 px a 1080p que dibuja el motor, desde el 01/10/2</w:t>
+      </w:r>
+      <w:r>
+        <w:t>026 en una dirección al azar y con un único barrido (INC-119). Su comportamiento en la mecánica, con el humo que nace al converger, se describe en el Anexo B, apartado 2.5.</w:t>
       </w:r>
     </w:p>
     <w:p>
@@ -3384,7 +3384,11 @@
         <w:t>prop_n3_balsa_cruzando</w:t>
       </w:r>
       <w:r>
-        <w:t xml:space="preserve"> (512 × 512), navega en la escena 3.3 por debajo de la espuma de la cascada (INC-124). La balsa hundida de la escena 3.2 se dibujó por código el 16/09/2026 y el acta D10 la aceptó como definitiva. Con el plano abierto del 01/10/2026, la escena 3.1 pinta el tronco y el mástil de la mecánica, y el montón</w:t>
+        <w:t xml:space="preserve"> (512 × 512), navega en la escena 3.3 por debajo de la espuma de la cascada (INC-124). La balsa hundida de la escena 3.2 se dibujó por código el 16/09/2026 y el acta D10 la aceptó como definitiva. </w:t>
+      </w:r>
+      <w:r>
+        <w:lastRenderedPageBreak/>
+        <w:t>Con el plano abierto del 01/10/2026, la escena 3.1 pinta el tronco y el mástil de la mecánica, y el montón</w:t>
       </w:r>
       <w:r>
         <w:t xml:space="preserve"> plano anterior, </w:t>
@@ -3404,7 +3408,6 @@
         <w:pStyle w:val="TextoOE3"/>
       </w:pPr>
       <w:r>
-        <w:lastRenderedPageBreak/>
         <w:t xml:space="preserve">La sombra de los objetos la proyecta </w:t>
       </w:r>
       <w:r>
@@ -3649,7 +3652,10 @@
         <w:t>ui_circulo</w:t>
       </w:r>
       <w:r>
-        <w:t xml:space="preserve">, </w:t>
+        <w:t>,</w:t>
+      </w:r>
+      <w:r>
+        <w:t xml:space="preserve"> </w:t>
       </w:r>
       <w:r>
         <w:rPr>
@@ -3694,17 +3700,17 @@
         <w:t>ui_n3_casilla_hecha</w:t>
       </w:r>
       <w:r>
-        <w:t>), que es también la marca de «Completado» del menú de niveles, y los cuatro iconos de los indicadores del informe docente, aceptados com</w:t>
-      </w:r>
-      <w:r>
-        <w:t xml:space="preserve">o definitivos en el acta D10. El estado de un intento se lee por el icono que acompaña al mensaje, con una paleta de estado propia y sin rojo de error (INC-105). El diálogo de las narrativas se lee en un cuadro fijo con el retrato y el nombre de quien habla, que ocupa el cuarto inferior de la pantalla; la dirección de arte lo describía como un globo con cola y se corrigió el 01/10/2026 (INC-129). </w:t>
+        <w:t>), que es también la marca de «Completado» del menú de niveles, y los cuatro iconos de los indicadores del inform</w:t>
+      </w:r>
+      <w:r>
+        <w:t xml:space="preserve">e docente, aceptados como definitivos en el acta D10. El estado de un intento se lee por el icono que acompaña al mensaje, con una paleta de </w:t>
       </w:r>
       <w:r>
         <w:lastRenderedPageBreak/>
-        <w:t xml:space="preserve">Desde el 08/10/2026 el cuadro mide 1400 × 216 px, con el texto en Nunito SemiBold de 30 px y el nombre en Baloo </w:t>
-      </w:r>
-      <w:r>
-        <w:t xml:space="preserve">2 Bold de 30 px, los dos en </w:t>
+        <w:t xml:space="preserve">estado propia y sin rojo de error (INC-105). El diálogo de las narrativas se lee en un cuadro fijo con el retrato y el nombre de quien habla, que ocupa el cuarto inferior de la pantalla; la dirección de arte lo describía como un globo con cola y se corrigió el 01/10/2026 (INC-129). Desde el 08/10/2026 el cuadro mide 1400 × 216 px, con el texto en Nunito SemiBold de 30 </w:t>
+      </w:r>
+      <w:r>
+        <w:t xml:space="preserve">px y el nombre en Baloo 2 Bold de 30 px, los dos en </w:t>
       </w:r>
       <w:r>
         <w:rPr>
@@ -3722,10 +3728,10 @@
         <w:t>FramedIllustration</w:t>
       </w:r>
       <w:r>
-        <w:t xml:space="preserve"> para que no cruce la costura, y es también la portada del inicio, con los cinco personajes en reposo; los crédit</w:t>
-      </w:r>
-      <w:r>
-        <w:t>os muestran a Algoritm en su forma de fuego saludando, sin tarjeta, y las tarjetas del menú de niveles, la cueva cenital, el bosque y el río. Las tipografías son Baloo 2 y Nunito, con licencia SIL Open Font License 1.1.</w:t>
+        <w:t xml:space="preserve"> para que no cruce la costura, y es también la portada del inicio, con los cinco personaj</w:t>
+      </w:r>
+      <w:r>
+        <w:t>es en reposo; los créditos muestran a Algoritm en su forma de fuego saludando, sin tarjeta, y las tarjetas del menú de niveles, la cueva cenital, el bosque y el río. Las tipografías son Baloo 2 y Nunito, con licencia SIL Open Font License 1.1.</w:t>
       </w:r>
     </w:p>
     <w:p>
@@ -3862,7 +3868,11 @@
         <w:t>Multiple</w:t>
       </w:r>
       <w:r>
-        <w:t xml:space="preserve">, con el que el motor no devuelve el sprite de un fondo o de un objeto entero, así que cada imagen nueva se pasa a </w:t>
+        <w:t xml:space="preserve">, con el que el motor no devuelve el sprite de un fondo o de un </w:t>
+      </w:r>
+      <w:r>
+        <w:lastRenderedPageBreak/>
+        <w:t xml:space="preserve">objeto entero, así que cada imagen nueva se pasa a </w:t>
       </w:r>
       <w:r>
         <w:rPr>
@@ -3871,11 +3881,7 @@
         <w:t>Single</w:t>
       </w:r>
       <w:r>
-        <w:t xml:space="preserve"> desde el motor. Los demás ajustes que aplica el proyecto, según la dirección de arte, son el filtro bilineal, sin mapas MIP, y la lectura por el programa desactivada salvo en las ocho piezas de la balsa. La dirección de </w:t>
-      </w:r>
-      <w:r>
-        <w:lastRenderedPageBreak/>
-        <w:t xml:space="preserve">arte pedía comprimir, limitar a 2 048 px y cortar hojas en </w:t>
+        <w:t xml:space="preserve"> desde el motor. Los demás ajustes que aplica el proyecto, según la dirección de arte, son el filtro bilineal, sin mapas MIP, y la lectura por el programa desactivada salvo en las ocho piezas de la balsa. La dirección de arte pedía comprimir, limitar a 2 048 px y cortar hojas en </w:t>
       </w:r>
       <w:r>
         <w:rPr>
@@ -3978,7 +3984,7 @@
         <w:pStyle w:val="TextoOE3"/>
       </w:pPr>
       <w:r>
-        <w:t xml:space="preserve">La única excepción al tope de 4 096 px son los 67 cuadros del fuego y del humo de </w:t>
+        <w:t xml:space="preserve">Las excepciones al tope de 4 096 px son dos, las dos por el peso del paquete. La primera son los 67 cuadros del fuego y del humo de </w:t>
       </w:r>
       <w:r>
         <w:rPr>
@@ -3999,7 +4005,7 @@
         <w:t>ArtImport_RNF06_LosCuadrosDelFuegoYElHumoSeImportanAMil24SinComprimir</w:t>
       </w:r>
       <w:r>
-        <w:t xml:space="preserve"> exige ese tope en esa carpeta, y la regla general solo admite esa excepción.</w:t>
+        <w:t xml:space="preserve"> exige ese tope en esa carpeta, y la regla general solo admite esa excepción y la siguiente.</w:t>
       </w:r>
     </w:p>
     <w:p>
@@ -4007,10 +4013,112 @@
         <w:pStyle w:val="TextoOE3"/>
       </w:pPr>
       <w:r>
-        <w:t>La importación sin comprimir es un costo asumido, porque se paga en memoria y en tamaño. El humo era el caso mayor: a 1123 × 1933, cada una de sus 33 texturas ocupaba unos 8,7 MB, y por eso la deduplicación de cuadros fue necesaria antes incluso de la reducción a 1 024 px, que deja cada una en unos 2,4 MB. La memoria que vale es la medida sobre el ejecutable del corte: la de trabajo llegó como máximo a 446 MB y la privada a 1 179 MB, y el paquete de doce escenas ocupa 479,0 MB, de ellos 276,4 MB de texturas</w:t>
-      </w:r>
-      <w:r>
-        <w:t xml:space="preserve"> del Nivel 1 (apartado 8.3 del documento principal).</w:t>
+        <w:t xml:space="preserve">La segunda es posterior al corte. Con el arte final de los personajes, un ejecutable compilado el 09/10/2026 sobre </w:t>
+      </w:r>
+      <w:r>
+        <w:rPr>
+          <w:rStyle w:val="CdigoenlneaOE3"/>
+        </w:rPr>
+        <w:t>0212469</w:t>
+      </w:r>
+      <w:r>
+        <w:t xml:space="preserve"> pesó 499,3 MB, con 0,7 MB de margen frente a los 500 MB de RNF-06. Lo más pesado eran cinco imágenes del Nivel 1 de 2000 × 2000, sin comprimir, de 15,3 MB cada una en el build: </w:t>
+      </w:r>
+      <w:r>
+        <w:rPr>
+          <w:rStyle w:val="CdigoenlneaOE3"/>
+        </w:rPr>
+        <w:t>prop_n1_pedernal</w:t>
+      </w:r>
+      <w:r>
+        <w:t xml:space="preserve">, </w:t>
+      </w:r>
+      <w:r>
+        <w:rPr>
+          <w:rStyle w:val="CdigoenlneaOE3"/>
+        </w:rPr>
+        <w:t>prop_n1_silex</w:t>
+      </w:r>
+      <w:r>
+        <w:t xml:space="preserve">, </w:t>
+      </w:r>
+      <w:r>
+        <w:rPr>
+          <w:rStyle w:val="CdigoenlneaOE3"/>
+        </w:rPr>
+        <w:t>prop_n1_hoja</w:t>
+      </w:r>
+      <w:r>
+        <w:t xml:space="preserve">, </w:t>
+      </w:r>
+      <w:r>
+        <w:rPr>
+          <w:rStyle w:val="CdigoenlneaOE3"/>
+        </w:rPr>
+        <w:t>prop_n1_monton_hojas</w:t>
+      </w:r>
+      <w:r>
+        <w:t xml:space="preserve"> y </w:t>
+      </w:r>
+      <w:r>
+        <w:rPr>
+          <w:rStyle w:val="CdigoenlneaOE3"/>
+        </w:rPr>
+        <w:t>prop_n1_monton_hojas_cenital</w:t>
+      </w:r>
+      <w:r>
+        <w:t xml:space="preserve">, que en pantalla miden de 72 a 300 px. Por decisión de Santiago Benavides Rey pasaron a 256 × 256, también sin comprimir (INC-146, </w:t>
+      </w:r>
+      <w:r>
+        <w:rPr>
+          <w:rStyle w:val="CdigoenlneaOE3"/>
+        </w:rPr>
+        <w:t>83fd986</w:t>
+      </w:r>
+      <w:r>
+        <w:t xml:space="preserve"> y, con el reimport, </w:t>
+      </w:r>
+      <w:r>
+        <w:rPr>
+          <w:rStyle w:val="CdigoenlneaOE3"/>
+        </w:rPr>
+        <w:t>4062ae3</w:t>
+      </w:r>
+      <w:r>
+        <w:t xml:space="preserve">). La lista es explícita, de cinco rutas, y no la carpeta </w:t>
+      </w:r>
+      <w:r>
+        <w:rPr>
+          <w:rStyle w:val="CdigoenlneaOE3"/>
+        </w:rPr>
+        <w:t>Prop</w:t>
+      </w:r>
+      <w:r>
+        <w:rPr>
+          <w:rStyle w:val="CdigoenlneaOE3"/>
+        </w:rPr>
+        <w:t>s/Fire/</w:t>
+      </w:r>
+      <w:r>
+        <w:t xml:space="preserve">. Un nuevo ejecutable de medida sobre </w:t>
+      </w:r>
+      <w:r>
+        <w:rPr>
+          <w:rStyle w:val="CdigoenlneaOE3"/>
+        </w:rPr>
+        <w:t>4062ae3</w:t>
+      </w:r>
+      <w:r>
+        <w:t xml:space="preserve"> pesa 420,6 MB, con 79,4 MB de margen. Ninguno de los dos ejecutables es un candidato: la carga y la memoria no se midieron en ellos, y el ejecutable del corte sigue siendo el que respalda el capítulo 8. La prueba </w:t>
+      </w:r>
+      <w:r>
+        <w:rPr>
+          <w:rStyle w:val="CdigoenlneaOE3"/>
+        </w:rPr>
+        <w:t>ArtImport_RNF06_LosCincoPropsDelN1SeImportanA256SinComprimir</w:t>
+      </w:r>
+      <w:r>
+        <w:t xml:space="preserve"> exige la lista y la regla general la salta, como a los cuadros del fuego.</w:t>
       </w:r>
     </w:p>
     <w:p>
@@ -4018,6 +4126,18 @@
         <w:pStyle w:val="TextoOE3"/>
       </w:pPr>
       <w:r>
+        <w:lastRenderedPageBreak/>
+        <w:t>La importación sin comprimir es un costo asumido, porque se paga en memoria y en tamaño. El humo era el caso mayor: a 1123 × 1933, cada una de sus 33 texturas ocupaba unos 8,7 MB, y por eso la deduplicación de cuadros fue necesaria antes incluso de la reducción a 1 024 px, que deja cada una en unos 2,4 MB. La memoria que vale es la medida sobre el ejecutable del corte: la de trabajo llegó como máximo a 446 MB y la privada a 1 179 MB, y el paquete de doce escenas ocupa 479,0 MB, de ellos 276,4 MB de texturas</w:t>
+      </w:r>
+      <w:r>
+        <w:t xml:space="preserve"> del Nivel 1 (apartado 8.3 del documento principal).</w:t>
+      </w:r>
+    </w:p>
+    <w:p>
+      <w:pPr>
+        <w:pStyle w:val="TextoOE3"/>
+      </w:pPr>
+      <w:r>
         <w:t xml:space="preserve">La regla </w:t>
       </w:r>
       <w:r>
@@ -4075,11 +4195,7 @@
         <w:t>.wav</w:t>
       </w:r>
       <w:r>
-        <w:t xml:space="preserve"> fuera del </w:t>
-      </w:r>
-      <w:r>
-        <w:lastRenderedPageBreak/>
-        <w:t>motor sin su archivo de metadatos cambia el identificador y deja sin sonido a todo asset que lo referenciaba.</w:t>
+        <w:t xml:space="preserve"> fuera del motor sin su archivo de metadatos cambia el identificador y deja sin sonido a todo asset que lo referenciaba.</w:t>
       </w:r>
     </w:p>
     <w:p>
@@ -4140,10 +4256,10 @@
         <w:t>AudioListener_RNF13_ElUnicoOyenteVaEnBootYNingunaOtraEscenaTieneElSuyo</w:t>
       </w:r>
       <w:r>
-        <w:t xml:space="preserve">). Tiene cuatro canales con su volumen por omisión: música (0,8), ambiente (0,4), efectos (1) y voz (0,6). El ambiente admite dos capas, que entran con un fundido cruzado; pedir el ambiente que ya suena no lo reinicia, de modo que el paso entre una narrativa y una mecánica que comparten fondo no corta el sonido. Un clic sostenido puede llevar un sonido en bucle mientras dura, y los silencios del guion son cortes secos. Ningún nivel llama </w:t>
-      </w:r>
-      <w:r>
-        <w:t>al gestor con clips propios: cada uno los toma de su asset de contenido (</w:t>
+        <w:t>). Tiene cuatro canales con su volumen por omisión: música (0,8), ambiente (0,4), efectos (1) y voz (0,6). El ambiente admite dos capas, que entran con un fundido cruzado; pedir el ambiente que ya suena no lo reinicia, de modo que el paso entre una narrativa y una mecánica que c</w:t>
+      </w:r>
+      <w:r>
+        <w:t>omparten fondo no corta el sonido. Un clic sostenido puede llevar un sonido en bucle mientras dura, y los silencios del guion son cortes secos. Ningún nivel llama al gestor con clips propios: cada uno los toma de su asset de contenido (</w:t>
       </w:r>
       <w:r>
         <w:rPr>
@@ -4197,7 +4313,10 @@
         <w:t>RiverSounds</w:t>
       </w:r>
       <w:r>
-        <w:t xml:space="preserve">), y las narrativas declaran su sonido en los datos: el ambiente de cada secuencia, el efecto, el ambiente o el silencio de cada línea, el sonido de un objeto al posarse y el ambiente de un objeto mientras se mueve. Si el gestor no existe, como al abrir una escena sin pasar por </w:t>
+        <w:t>), y las narrativas declaran su sonido en los datos: el ambiente de cada secuencia, el efecto, el ambiente o el silencio de cada línea, el sonido de un objeto al posarse y el ambiente de u</w:t>
+      </w:r>
+      <w:r>
+        <w:t xml:space="preserve">n objeto mientras se mueve. Si el gestor no existe, como al abrir una escena sin pasar por </w:t>
       </w:r>
       <w:r>
         <w:rPr>
@@ -4206,10 +4325,7 @@
         <w:t>Boot</w:t>
       </w:r>
       <w:r>
-        <w:t>, el juego sigue en silencio, porque el sonido refuerza y nunca info</w:t>
-      </w:r>
-      <w:r>
-        <w:t>rma por sí solo.</w:t>
+        <w:t>, el juego sigue en silencio, porque el sonido refuerza y nunca informa por sí solo.</w:t>
       </w:r>
     </w:p>
     <w:p>
@@ -4238,7 +4354,11 @@
         <w:t>amb_n2_noche_intemperie</w:t>
       </w:r>
       <w:r>
-        <w:t>. Como la mayoría de las piezas que nombra el inventario de la dirección de sonido no se ha producido, varias piezas entregadas hacen de otras: la última columna de la Tabla E.3 indica de cuál, con el nombre que le da el inventario.</w:t>
+        <w:t xml:space="preserve">. Como la mayoría de las piezas que nombra el inventario de la dirección de sonido no se ha producido, varias </w:t>
+      </w:r>
+      <w:r>
+        <w:lastRenderedPageBreak/>
+        <w:t>piezas entregadas hacen de otras: la última columna de la Tabla E.3 indica de cuál, con el nombre que le da el inventario.</w:t>
       </w:r>
     </w:p>
     <w:p>
@@ -4573,7 +4693,6 @@
                 <w:rStyle w:val="CdigoenlneaOE3"/>
                 <w:sz w:val="18"/>
               </w:rPr>
-              <w:lastRenderedPageBreak/>
               <w:t>amb_n2_bosque_dia</w:t>
             </w:r>
           </w:p>
@@ -5290,6 +5409,7 @@
                 <w:rStyle w:val="CdigoenlneaOE3"/>
                 <w:sz w:val="18"/>
               </w:rPr>
+              <w:lastRenderedPageBreak/>
               <w:t>sfx_n2_piedra_cae</w:t>
             </w:r>
           </w:p>
@@ -5648,7 +5768,6 @@
                 <w:rStyle w:val="CdigoenlneaOE3"/>
                 <w:sz w:val="18"/>
               </w:rPr>
-              <w:lastRenderedPageBreak/>
               <w:t>sfx_n3_hundimiento</w:t>
             </w:r>
           </w:p>
@@ -5808,6 +5927,7 @@
         <w:pStyle w:val="TextoOE3"/>
       </w:pPr>
       <w:r>
+        <w:lastRenderedPageBreak/>
         <w:t xml:space="preserve">El guion escribe tres silencios. Los dos del Nivel 1 están implementados como un campo de la línea en que ocurren: en la apertura, la línea «Solo oscuridad.» corta en seco todo el sonido (S1), y en la escena 1.1, cuando Algoritm se apaga, callan la música y la voz y queda la cueva (S2). El tercero, un segundo con el ambiente al mínimo antes de la última frase de Algoritm en la escena final (S3), no se puede expresar con el mecanismo actual, que solo calla la música o lo calla todo sin devolverlo; desde que </w:t>
       </w:r>
       <w:r>
@@ -5836,7 +5956,6 @@
         <w:pStyle w:val="PrimerprrafoOE3"/>
       </w:pPr>
       <w:r>
-        <w:lastRenderedPageBreak/>
         <w:t xml:space="preserve">El acta D10 encargó comprobar todos los sprites por programa contra el doble indicador, el contraste y los destellos, limpiar el halo de siete imágenes y renombrar los archivos fuera de la nomenclatura (tarjeta D10-4). La comprobación la hace la herramienta </w:t>
       </w:r>
       <w:r>
@@ -5881,7 +6000,7 @@
         <w:t>Assets/Game/Art/</w:t>
       </w:r>
       <w:r>
-        <w:t xml:space="preserve">, la herramienta analiza 96; excluye los 67 cuadros del fuego y del humo, que conservan su nombre de entrega. Las 96 cumplen la nomenclatura, las que deben tener transparencia la tienen, ninguna tiene halo intenso y las 96 están sin comprimir y a 4 096 px. Los metadatos de 84 son los esperados; los 12 restantes son las imágenes en </w:t>
+        <w:t xml:space="preserve">, la herramienta analiza 96; excluye los 67 cuadros del fuego y del humo, que conservan su nombre de entrega. Las 96 cumplen la nomenclatura, las que deben tener transparencia la tienen, ninguna tiene halo intenso y las 96 están sin comprimir y a 4 096 px (así estaban en el corte; desde INC-146, cinco de ellas entran a 256 px). Los metadatos de 84 son los esperados; los 12 restantes son las imágenes en </w:t>
       </w:r>
       <w:r>
         <w:rPr>
@@ -5890,10 +6009,10 @@
         <w:t>Multiple</w:t>
       </w:r>
       <w:r>
-        <w:t xml:space="preserve"> de la excepción de INC-128. Quedan 27 archivos con un halo tenue, verde oscuro y visible solo sobre fondo claro, casi todos partes de los personajes, que el informe regis</w:t>
-      </w:r>
-      <w:r>
-        <w:t>tra como dato.</w:t>
+        <w:t xml:space="preserve"> de la excepción de INC-128. Quedan 27 archivos con un halo tenue, verde oscuro y </w:t>
+      </w:r>
+      <w:r>
+        <w:t>visible solo sobre fondo claro, casi todos partes de los personajes, que el informe registra como dato.</w:t>
       </w:r>
     </w:p>
     <w:p>
@@ -6014,10 +6133,11 @@
         <w:pStyle w:val="TextoOE3"/>
       </w:pPr>
       <w:r>
-        <w:t>Las tres formas de Algoritm y los cuatro retratos de la familia traían restos verdes del fondo de croma en el borde semitransparente. Se limpiaron con la herramienta, limitada a los píxeles con transparencia por debajo de 200 sobre 255, con una copia de respaldo previa; la transparencia quedó idéntica y ningún píxel opaco cambió. Después de la limpieza, el informe no encuentra ningún archivo con halo intenso, y en las capturas de los retratos y de Algoritm ya no se ve el halo del borde; quedan unas motas op</w:t>
-      </w:r>
-      <w:r>
-        <w:t>acas que se describen en el apartado 6.</w:t>
+        <w:t xml:space="preserve">Las tres formas de Algoritm y los cuatro retratos de la familia traían restos verdes del fondo de croma en el borde semitransparente. Se limpiaron con la herramienta, limitada a los píxeles con transparencia por debajo de 200 sobre 255, con una copia de respaldo previa; la transparencia quedó idéntica y ningún píxel opaco cambió. Después de la limpieza, el informe no encuentra ningún archivo con halo intenso, y en las capturas de los retratos y de </w:t>
+      </w:r>
+      <w:r>
+        <w:lastRenderedPageBreak/>
+        <w:t>Algoritm ya no se ve el halo del borde; quedan unas motas opacas que se describen en el apartado 6.</w:t>
       </w:r>
     </w:p>
     <w:p>
@@ -6045,11 +6165,7 @@
         <w:pStyle w:val="TextoOE3"/>
       </w:pPr>
       <w:r>
-        <w:t xml:space="preserve">En RNF-20 (contraste), diez regiones de texto sobre su fondo, en la tablilla del Nivel 1, el cuadro de diálogo y el menú principal, superan el mínimo de 4,5:1, la más baja con 6,2:1. </w:t>
-      </w:r>
-      <w:r>
-        <w:lastRenderedPageBreak/>
-        <w:t>Dieciocho regiones más de los demás niveles y pantallas también lo superan; en una de ellas, el icono de alerta de la balsa, la medida se repitió sobre el signo del icono, con 5,6:1.</w:t>
+        <w:t>En RNF-20 (contraste), diez regiones de texto sobre su fondo, en la tablilla del Nivel 1, el cuadro de diálogo y el menú principal, superan el mínimo de 4,5:1, la más baja con 6,2:1. Dieciocho regiones más de los demás niveles y pantallas también lo superan; en una de ellas, el icono de alerta de la balsa, la medida se repitió sobre el signo del icono, con 5,6:1.</w:t>
       </w:r>
     </w:p>
     <w:p>
@@ -6082,7 +6198,7 @@
       <w:pPr>
         <w:pStyle w:val="Ttulo2"/>
       </w:pPr>
-      <w:bookmarkStart w:id="3" w:name="_Toc242400631"/>
+      <w:bookmarkStart w:id="3" w:name="_Toc242441457"/>
       <w:r>
         <w:t>3. Decisiones de diseño y hallazgos de consistencia</w:t>
       </w:r>
@@ -6153,6 +6269,7 @@
         </w:numPr>
       </w:pPr>
       <w:r>
+        <w:lastRenderedPageBreak/>
         <w:t>Se compone en lugar de dibujar estados (actas D07 y D09). La balsa se compone con ocho piezas; el tronco del Nivel 2 rueda en el motor a partir de una sola textura, donde la propuesta del acta D09 separaba cuerpo y veta, y el humo, la chispa, la llama y el quemado se ponen encima de un solo montón de hojas.</w:t>
       </w:r>
     </w:p>
@@ -6213,7 +6330,6 @@
         </w:numPr>
       </w:pPr>
       <w:r>
-        <w:lastRenderedPageBreak/>
         <w:t>Las correcciones del acta D10 (30/09/2026) fueron el rayo de la chispa, el sonido del hundimiento y de la escena final, los renombres, el crédito de Phosphor Icons, la limpieza de halos, la verificación por programa y la aceptación como definitivos del conjunto genérico de interfaz, del anillo de la zona, de la balsa hundida y de los iconos de los indicadores.</w:t>
       </w:r>
     </w:p>
@@ -6247,10 +6363,10 @@
         <w:tblLook w:val="0020" w:firstRow="1" w:lastRow="0" w:firstColumn="0" w:lastColumn="0" w:noHBand="0" w:noVBand="0"/>
       </w:tblPr>
       <w:tblGrid>
-        <w:gridCol w:w="811"/>
-        <w:gridCol w:w="3786"/>
-        <w:gridCol w:w="3833"/>
-        <w:gridCol w:w="1532"/>
+        <w:gridCol w:w="791"/>
+        <w:gridCol w:w="4174"/>
+        <w:gridCol w:w="3487"/>
+        <w:gridCol w:w="1510"/>
       </w:tblGrid>
       <w:tr>
         <w:trPr>
@@ -6258,7 +6374,7 @@
         </w:trPr>
         <w:tc>
           <w:tcPr>
-            <w:tcW w:w="407" w:type="pct"/>
+            <w:tcW w:w="397" w:type="pct"/>
             <w:shd w:val="clear" w:color="auto" w:fill="D9D9D9"/>
           </w:tcPr>
           <w:p>
@@ -6281,7 +6397,7 @@
         </w:tc>
         <w:tc>
           <w:tcPr>
-            <w:tcW w:w="1900" w:type="pct"/>
+            <w:tcW w:w="2095" w:type="pct"/>
             <w:shd w:val="clear" w:color="auto" w:fill="D9D9D9"/>
           </w:tcPr>
           <w:p>
@@ -6304,7 +6420,7 @@
         </w:tc>
         <w:tc>
           <w:tcPr>
-            <w:tcW w:w="1924" w:type="pct"/>
+            <w:tcW w:w="1750" w:type="pct"/>
             <w:shd w:val="clear" w:color="auto" w:fill="D9D9D9"/>
           </w:tcPr>
           <w:p>
@@ -6327,7 +6443,7 @@
         </w:tc>
         <w:tc>
           <w:tcPr>
-            <w:tcW w:w="770" w:type="pct"/>
+            <w:tcW w:w="758" w:type="pct"/>
             <w:shd w:val="clear" w:color="auto" w:fill="D9D9D9"/>
           </w:tcPr>
           <w:p>
@@ -6352,7 +6468,7 @@
       <w:tr>
         <w:tc>
           <w:tcPr>
-            <w:tcW w:w="407" w:type="pct"/>
+            <w:tcW w:w="397" w:type="pct"/>
             <w:shd w:val="clear" w:color="auto" w:fill="auto"/>
           </w:tcPr>
           <w:p>
@@ -6373,7 +6489,7 @@
         </w:tc>
         <w:tc>
           <w:tcPr>
-            <w:tcW w:w="1900" w:type="pct"/>
+            <w:tcW w:w="2095" w:type="pct"/>
             <w:shd w:val="clear" w:color="auto" w:fill="auto"/>
           </w:tcPr>
           <w:p>
@@ -6394,7 +6510,7 @@
         </w:tc>
         <w:tc>
           <w:tcPr>
-            <w:tcW w:w="1924" w:type="pct"/>
+            <w:tcW w:w="1750" w:type="pct"/>
             <w:shd w:val="clear" w:color="auto" w:fill="auto"/>
           </w:tcPr>
           <w:p>
@@ -6415,7 +6531,7 @@
         </w:tc>
         <w:tc>
           <w:tcPr>
-            <w:tcW w:w="770" w:type="pct"/>
+            <w:tcW w:w="758" w:type="pct"/>
             <w:shd w:val="clear" w:color="auto" w:fill="auto"/>
           </w:tcPr>
           <w:p>
@@ -6438,7 +6554,7 @@
       <w:tr>
         <w:tc>
           <w:tcPr>
-            <w:tcW w:w="407" w:type="pct"/>
+            <w:tcW w:w="397" w:type="pct"/>
             <w:shd w:val="clear" w:color="auto" w:fill="auto"/>
           </w:tcPr>
           <w:p>
@@ -6459,7 +6575,7 @@
         </w:tc>
         <w:tc>
           <w:tcPr>
-            <w:tcW w:w="1900" w:type="pct"/>
+            <w:tcW w:w="2095" w:type="pct"/>
             <w:shd w:val="clear" w:color="auto" w:fill="auto"/>
           </w:tcPr>
           <w:p>
@@ -6480,7 +6596,7 @@
         </w:tc>
         <w:tc>
           <w:tcPr>
-            <w:tcW w:w="1924" w:type="pct"/>
+            <w:tcW w:w="1750" w:type="pct"/>
             <w:shd w:val="clear" w:color="auto" w:fill="auto"/>
           </w:tcPr>
           <w:p>
@@ -6501,7 +6617,7 @@
         </w:tc>
         <w:tc>
           <w:tcPr>
-            <w:tcW w:w="770" w:type="pct"/>
+            <w:tcW w:w="758" w:type="pct"/>
             <w:shd w:val="clear" w:color="auto" w:fill="auto"/>
           </w:tcPr>
           <w:p>
@@ -6524,7 +6640,7 @@
       <w:tr>
         <w:tc>
           <w:tcPr>
-            <w:tcW w:w="407" w:type="pct"/>
+            <w:tcW w:w="397" w:type="pct"/>
             <w:shd w:val="clear" w:color="auto" w:fill="auto"/>
           </w:tcPr>
           <w:p>
@@ -6545,7 +6661,7 @@
         </w:tc>
         <w:tc>
           <w:tcPr>
-            <w:tcW w:w="1900" w:type="pct"/>
+            <w:tcW w:w="2095" w:type="pct"/>
             <w:shd w:val="clear" w:color="auto" w:fill="auto"/>
           </w:tcPr>
           <w:p>
@@ -6566,7 +6682,7 @@
         </w:tc>
         <w:tc>
           <w:tcPr>
-            <w:tcW w:w="1924" w:type="pct"/>
+            <w:tcW w:w="1750" w:type="pct"/>
             <w:shd w:val="clear" w:color="auto" w:fill="auto"/>
           </w:tcPr>
           <w:p>
@@ -6587,7 +6703,7 @@
         </w:tc>
         <w:tc>
           <w:tcPr>
-            <w:tcW w:w="770" w:type="pct"/>
+            <w:tcW w:w="758" w:type="pct"/>
             <w:shd w:val="clear" w:color="auto" w:fill="auto"/>
           </w:tcPr>
           <w:p>
@@ -6610,7 +6726,7 @@
       <w:tr>
         <w:tc>
           <w:tcPr>
-            <w:tcW w:w="407" w:type="pct"/>
+            <w:tcW w:w="397" w:type="pct"/>
             <w:shd w:val="clear" w:color="auto" w:fill="auto"/>
           </w:tcPr>
           <w:p>
@@ -6631,7 +6747,7 @@
         </w:tc>
         <w:tc>
           <w:tcPr>
-            <w:tcW w:w="1900" w:type="pct"/>
+            <w:tcW w:w="2095" w:type="pct"/>
             <w:shd w:val="clear" w:color="auto" w:fill="auto"/>
           </w:tcPr>
           <w:p>
@@ -6652,7 +6768,7 @@
         </w:tc>
         <w:tc>
           <w:tcPr>
-            <w:tcW w:w="1924" w:type="pct"/>
+            <w:tcW w:w="1750" w:type="pct"/>
             <w:shd w:val="clear" w:color="auto" w:fill="auto"/>
           </w:tcPr>
           <w:p>
@@ -6673,7 +6789,7 @@
         </w:tc>
         <w:tc>
           <w:tcPr>
-            <w:tcW w:w="770" w:type="pct"/>
+            <w:tcW w:w="758" w:type="pct"/>
             <w:shd w:val="clear" w:color="auto" w:fill="auto"/>
           </w:tcPr>
           <w:p>
@@ -6696,7 +6812,7 @@
       <w:tr>
         <w:tc>
           <w:tcPr>
-            <w:tcW w:w="407" w:type="pct"/>
+            <w:tcW w:w="397" w:type="pct"/>
             <w:shd w:val="clear" w:color="auto" w:fill="auto"/>
           </w:tcPr>
           <w:p>
@@ -6717,7 +6833,7 @@
         </w:tc>
         <w:tc>
           <w:tcPr>
-            <w:tcW w:w="1900" w:type="pct"/>
+            <w:tcW w:w="2095" w:type="pct"/>
             <w:shd w:val="clear" w:color="auto" w:fill="auto"/>
           </w:tcPr>
           <w:p>
@@ -6738,7 +6854,7 @@
         </w:tc>
         <w:tc>
           <w:tcPr>
-            <w:tcW w:w="1924" w:type="pct"/>
+            <w:tcW w:w="1750" w:type="pct"/>
             <w:shd w:val="clear" w:color="auto" w:fill="auto"/>
           </w:tcPr>
           <w:p>
@@ -6759,7 +6875,7 @@
         </w:tc>
         <w:tc>
           <w:tcPr>
-            <w:tcW w:w="770" w:type="pct"/>
+            <w:tcW w:w="758" w:type="pct"/>
             <w:shd w:val="clear" w:color="auto" w:fill="auto"/>
           </w:tcPr>
           <w:p>
@@ -6782,7 +6898,7 @@
       <w:tr>
         <w:tc>
           <w:tcPr>
-            <w:tcW w:w="407" w:type="pct"/>
+            <w:tcW w:w="397" w:type="pct"/>
             <w:shd w:val="clear" w:color="auto" w:fill="auto"/>
           </w:tcPr>
           <w:p>
@@ -6803,7 +6919,7 @@
         </w:tc>
         <w:tc>
           <w:tcPr>
-            <w:tcW w:w="1900" w:type="pct"/>
+            <w:tcW w:w="2095" w:type="pct"/>
             <w:shd w:val="clear" w:color="auto" w:fill="auto"/>
           </w:tcPr>
           <w:p>
@@ -6824,7 +6940,7 @@
         </w:tc>
         <w:tc>
           <w:tcPr>
-            <w:tcW w:w="1924" w:type="pct"/>
+            <w:tcW w:w="1750" w:type="pct"/>
             <w:shd w:val="clear" w:color="auto" w:fill="auto"/>
           </w:tcPr>
           <w:p>
@@ -6852,7 +6968,7 @@
         </w:tc>
         <w:tc>
           <w:tcPr>
-            <w:tcW w:w="770" w:type="pct"/>
+            <w:tcW w:w="758" w:type="pct"/>
             <w:shd w:val="clear" w:color="auto" w:fill="auto"/>
           </w:tcPr>
           <w:p>
@@ -6875,28 +6991,29 @@
       <w:tr>
         <w:tc>
           <w:tcPr>
-            <w:tcW w:w="407" w:type="pct"/>
-            <w:shd w:val="clear" w:color="auto" w:fill="auto"/>
-          </w:tcPr>
-          <w:p>
-            <w:pPr>
-              <w:pStyle w:val="CompactoOE3"/>
-              <w:spacing w:after="0"/>
-              <w:rPr>
-                <w:sz w:val="18"/>
-              </w:rPr>
-            </w:pPr>
-            <w:r>
-              <w:rPr>
-                <w:sz w:val="18"/>
-              </w:rPr>
+            <w:tcW w:w="397" w:type="pct"/>
+            <w:shd w:val="clear" w:color="auto" w:fill="auto"/>
+          </w:tcPr>
+          <w:p>
+            <w:pPr>
+              <w:pStyle w:val="CompactoOE3"/>
+              <w:spacing w:after="0"/>
+              <w:rPr>
+                <w:sz w:val="18"/>
+              </w:rPr>
+            </w:pPr>
+            <w:r>
+              <w:rPr>
+                <w:sz w:val="18"/>
+              </w:rPr>
+              <w:lastRenderedPageBreak/>
               <w:t>INC-123</w:t>
             </w:r>
           </w:p>
         </w:tc>
         <w:tc>
           <w:tcPr>
-            <w:tcW w:w="1900" w:type="pct"/>
+            <w:tcW w:w="2095" w:type="pct"/>
             <w:shd w:val="clear" w:color="auto" w:fill="auto"/>
           </w:tcPr>
           <w:p>
@@ -6917,7 +7034,7 @@
         </w:tc>
         <w:tc>
           <w:tcPr>
-            <w:tcW w:w="1924" w:type="pct"/>
+            <w:tcW w:w="1750" w:type="pct"/>
             <w:shd w:val="clear" w:color="auto" w:fill="auto"/>
           </w:tcPr>
           <w:p>
@@ -6958,7 +7075,7 @@
         </w:tc>
         <w:tc>
           <w:tcPr>
-            <w:tcW w:w="770" w:type="pct"/>
+            <w:tcW w:w="758" w:type="pct"/>
             <w:shd w:val="clear" w:color="auto" w:fill="auto"/>
           </w:tcPr>
           <w:p>
@@ -6981,7 +7098,7 @@
       <w:tr>
         <w:tc>
           <w:tcPr>
-            <w:tcW w:w="407" w:type="pct"/>
+            <w:tcW w:w="397" w:type="pct"/>
             <w:shd w:val="clear" w:color="auto" w:fill="auto"/>
           </w:tcPr>
           <w:p>
@@ -7002,7 +7119,7 @@
         </w:tc>
         <w:tc>
           <w:tcPr>
-            <w:tcW w:w="1900" w:type="pct"/>
+            <w:tcW w:w="2095" w:type="pct"/>
             <w:shd w:val="clear" w:color="auto" w:fill="auto"/>
           </w:tcPr>
           <w:p>
@@ -7023,7 +7140,7 @@
         </w:tc>
         <w:tc>
           <w:tcPr>
-            <w:tcW w:w="1924" w:type="pct"/>
+            <w:tcW w:w="1750" w:type="pct"/>
             <w:shd w:val="clear" w:color="auto" w:fill="auto"/>
           </w:tcPr>
           <w:p>
@@ -7051,7 +7168,7 @@
         </w:tc>
         <w:tc>
           <w:tcPr>
-            <w:tcW w:w="770" w:type="pct"/>
+            <w:tcW w:w="758" w:type="pct"/>
             <w:shd w:val="clear" w:color="auto" w:fill="auto"/>
           </w:tcPr>
           <w:p>
@@ -7074,7 +7191,7 @@
       <w:tr>
         <w:tc>
           <w:tcPr>
-            <w:tcW w:w="407" w:type="pct"/>
+            <w:tcW w:w="397" w:type="pct"/>
             <w:shd w:val="clear" w:color="auto" w:fill="auto"/>
           </w:tcPr>
           <w:p>
@@ -7095,7 +7212,7 @@
         </w:tc>
         <w:tc>
           <w:tcPr>
-            <w:tcW w:w="1900" w:type="pct"/>
+            <w:tcW w:w="2095" w:type="pct"/>
             <w:shd w:val="clear" w:color="auto" w:fill="auto"/>
           </w:tcPr>
           <w:p>
@@ -7116,7 +7233,7 @@
         </w:tc>
         <w:tc>
           <w:tcPr>
-            <w:tcW w:w="1924" w:type="pct"/>
+            <w:tcW w:w="1750" w:type="pct"/>
             <w:shd w:val="clear" w:color="auto" w:fill="auto"/>
           </w:tcPr>
           <w:p>
@@ -7137,7 +7254,7 @@
         </w:tc>
         <w:tc>
           <w:tcPr>
-            <w:tcW w:w="770" w:type="pct"/>
+            <w:tcW w:w="758" w:type="pct"/>
             <w:shd w:val="clear" w:color="auto" w:fill="auto"/>
           </w:tcPr>
           <w:p>
@@ -7160,7 +7277,7 @@
       <w:tr>
         <w:tc>
           <w:tcPr>
-            <w:tcW w:w="407" w:type="pct"/>
+            <w:tcW w:w="397" w:type="pct"/>
             <w:shd w:val="clear" w:color="auto" w:fill="auto"/>
           </w:tcPr>
           <w:p>
@@ -7181,7 +7298,7 @@
         </w:tc>
         <w:tc>
           <w:tcPr>
-            <w:tcW w:w="1900" w:type="pct"/>
+            <w:tcW w:w="2095" w:type="pct"/>
             <w:shd w:val="clear" w:color="auto" w:fill="auto"/>
           </w:tcPr>
           <w:p>
@@ -7202,7 +7319,7 @@
         </w:tc>
         <w:tc>
           <w:tcPr>
-            <w:tcW w:w="1924" w:type="pct"/>
+            <w:tcW w:w="1750" w:type="pct"/>
             <w:shd w:val="clear" w:color="auto" w:fill="auto"/>
           </w:tcPr>
           <w:p>
@@ -7236,7 +7353,7 @@
         </w:tc>
         <w:tc>
           <w:tcPr>
-            <w:tcW w:w="770" w:type="pct"/>
+            <w:tcW w:w="758" w:type="pct"/>
             <w:shd w:val="clear" w:color="auto" w:fill="auto"/>
           </w:tcPr>
           <w:p>
@@ -7259,7 +7376,7 @@
       <w:tr>
         <w:tc>
           <w:tcPr>
-            <w:tcW w:w="407" w:type="pct"/>
+            <w:tcW w:w="397" w:type="pct"/>
             <w:shd w:val="clear" w:color="auto" w:fill="auto"/>
           </w:tcPr>
           <w:p>
@@ -7280,7 +7397,7 @@
         </w:tc>
         <w:tc>
           <w:tcPr>
-            <w:tcW w:w="1900" w:type="pct"/>
+            <w:tcW w:w="2095" w:type="pct"/>
             <w:shd w:val="clear" w:color="auto" w:fill="auto"/>
           </w:tcPr>
           <w:p>
@@ -7314,7 +7431,7 @@
         </w:tc>
         <w:tc>
           <w:tcPr>
-            <w:tcW w:w="1924" w:type="pct"/>
+            <w:tcW w:w="1750" w:type="pct"/>
             <w:shd w:val="clear" w:color="auto" w:fill="auto"/>
           </w:tcPr>
           <w:p>
@@ -7335,7 +7452,7 @@
         </w:tc>
         <w:tc>
           <w:tcPr>
-            <w:tcW w:w="770" w:type="pct"/>
+            <w:tcW w:w="758" w:type="pct"/>
             <w:shd w:val="clear" w:color="auto" w:fill="auto"/>
           </w:tcPr>
           <w:p>
@@ -7358,7 +7475,7 @@
       <w:tr>
         <w:tc>
           <w:tcPr>
-            <w:tcW w:w="407" w:type="pct"/>
+            <w:tcW w:w="397" w:type="pct"/>
             <w:shd w:val="clear" w:color="auto" w:fill="auto"/>
           </w:tcPr>
           <w:p>
@@ -7379,7 +7496,7 @@
         </w:tc>
         <w:tc>
           <w:tcPr>
-            <w:tcW w:w="1900" w:type="pct"/>
+            <w:tcW w:w="2095" w:type="pct"/>
             <w:shd w:val="clear" w:color="auto" w:fill="auto"/>
           </w:tcPr>
           <w:p>
@@ -7400,7 +7517,7 @@
         </w:tc>
         <w:tc>
           <w:tcPr>
-            <w:tcW w:w="1924" w:type="pct"/>
+            <w:tcW w:w="1750" w:type="pct"/>
             <w:shd w:val="clear" w:color="auto" w:fill="auto"/>
           </w:tcPr>
           <w:p>
@@ -7421,7 +7538,7 @@
         </w:tc>
         <w:tc>
           <w:tcPr>
-            <w:tcW w:w="770" w:type="pct"/>
+            <w:tcW w:w="758" w:type="pct"/>
             <w:shd w:val="clear" w:color="auto" w:fill="auto"/>
           </w:tcPr>
           <w:p>
@@ -7444,29 +7561,28 @@
       <w:tr>
         <w:tc>
           <w:tcPr>
-            <w:tcW w:w="407" w:type="pct"/>
-            <w:shd w:val="clear" w:color="auto" w:fill="auto"/>
-          </w:tcPr>
-          <w:p>
-            <w:pPr>
-              <w:pStyle w:val="CompactoOE3"/>
-              <w:spacing w:after="0"/>
-              <w:rPr>
-                <w:sz w:val="18"/>
-              </w:rPr>
-            </w:pPr>
-            <w:r>
-              <w:rPr>
-                <w:sz w:val="18"/>
-              </w:rPr>
-              <w:lastRenderedPageBreak/>
+            <w:tcW w:w="397" w:type="pct"/>
+            <w:shd w:val="clear" w:color="auto" w:fill="auto"/>
+          </w:tcPr>
+          <w:p>
+            <w:pPr>
+              <w:pStyle w:val="CompactoOE3"/>
+              <w:spacing w:after="0"/>
+              <w:rPr>
+                <w:sz w:val="18"/>
+              </w:rPr>
+            </w:pPr>
+            <w:r>
+              <w:rPr>
+                <w:sz w:val="18"/>
+              </w:rPr>
               <w:t>INC-130</w:t>
             </w:r>
           </w:p>
         </w:tc>
         <w:tc>
           <w:tcPr>
-            <w:tcW w:w="1900" w:type="pct"/>
+            <w:tcW w:w="2095" w:type="pct"/>
             <w:shd w:val="clear" w:color="auto" w:fill="auto"/>
           </w:tcPr>
           <w:p>
@@ -7487,7 +7603,7 @@
         </w:tc>
         <w:tc>
           <w:tcPr>
-            <w:tcW w:w="1924" w:type="pct"/>
+            <w:tcW w:w="1750" w:type="pct"/>
             <w:shd w:val="clear" w:color="auto" w:fill="auto"/>
           </w:tcPr>
           <w:p>
@@ -7521,7 +7637,7 @@
         </w:tc>
         <w:tc>
           <w:tcPr>
-            <w:tcW w:w="770" w:type="pct"/>
+            <w:tcW w:w="758" w:type="pct"/>
             <w:shd w:val="clear" w:color="auto" w:fill="auto"/>
           </w:tcPr>
           <w:p>
@@ -7537,6 +7653,105 @@
                 <w:sz w:val="18"/>
               </w:rPr>
               <w:t>01/10/2026</w:t>
+            </w:r>
+          </w:p>
+        </w:tc>
+      </w:tr>
+      <w:tr>
+        <w:tc>
+          <w:tcPr>
+            <w:tcW w:w="397" w:type="pct"/>
+            <w:shd w:val="clear" w:color="auto" w:fill="auto"/>
+          </w:tcPr>
+          <w:p>
+            <w:pPr>
+              <w:pStyle w:val="CompactoOE3"/>
+              <w:spacing w:after="0"/>
+              <w:rPr>
+                <w:sz w:val="18"/>
+              </w:rPr>
+            </w:pPr>
+            <w:r>
+              <w:rPr>
+                <w:sz w:val="18"/>
+              </w:rPr>
+              <w:t>INC-146</w:t>
+            </w:r>
+          </w:p>
+        </w:tc>
+        <w:tc>
+          <w:tcPr>
+            <w:tcW w:w="2095" w:type="pct"/>
+            <w:shd w:val="clear" w:color="auto" w:fill="auto"/>
+          </w:tcPr>
+          <w:p>
+            <w:pPr>
+              <w:pStyle w:val="CompactoOE3"/>
+              <w:spacing w:after="0"/>
+              <w:rPr>
+                <w:sz w:val="18"/>
+              </w:rPr>
+            </w:pPr>
+            <w:r>
+              <w:rPr>
+                <w:sz w:val="18"/>
+              </w:rPr>
+              <w:t>Cinco props del Nivel 1 entran a 256 px; el paquete con el arte final medía 499,3 MB frente al tope de 500 MB y baja a 420,6 MB</w:t>
+            </w:r>
+          </w:p>
+        </w:tc>
+        <w:tc>
+          <w:tcPr>
+            <w:tcW w:w="1750" w:type="pct"/>
+            <w:shd w:val="clear" w:color="auto" w:fill="auto"/>
+          </w:tcPr>
+          <w:p>
+            <w:pPr>
+              <w:pStyle w:val="CompactoOE3"/>
+              <w:spacing w:after="0"/>
+              <w:rPr>
+                <w:sz w:val="18"/>
+              </w:rPr>
+            </w:pPr>
+            <w:r>
+              <w:rPr>
+                <w:sz w:val="18"/>
+              </w:rPr>
+              <w:t xml:space="preserve">Dirección de arte, índice de sprites, guía del repositorio; </w:t>
+            </w:r>
+            <w:r>
+              <w:rPr>
+                <w:rStyle w:val="CdigoenlneaOE3"/>
+                <w:sz w:val="18"/>
+              </w:rPr>
+              <w:t>ArtImportRules</w:t>
+            </w:r>
+            <w:r>
+              <w:rPr>
+                <w:sz w:val="18"/>
+              </w:rPr>
+              <w:t xml:space="preserve"> y su prueba</w:t>
+            </w:r>
+          </w:p>
+        </w:tc>
+        <w:tc>
+          <w:tcPr>
+            <w:tcW w:w="758" w:type="pct"/>
+            <w:shd w:val="clear" w:color="auto" w:fill="auto"/>
+          </w:tcPr>
+          <w:p>
+            <w:pPr>
+              <w:pStyle w:val="CompactoOE3"/>
+              <w:spacing w:after="0"/>
+              <w:rPr>
+                <w:sz w:val="18"/>
+              </w:rPr>
+            </w:pPr>
+            <w:r>
+              <w:rPr>
+                <w:sz w:val="18"/>
+              </w:rPr>
+              <w:t>09/10/2026</w:t>
             </w:r>
           </w:p>
         </w:tc>
@@ -7546,7 +7761,7 @@
       <w:pPr>
         <w:pStyle w:val="Ttulo2"/>
       </w:pPr>
-      <w:bookmarkStart w:id="4" w:name="_Toc242400632"/>
+      <w:bookmarkStart w:id="4" w:name="_Toc242441458"/>
       <w:r>
         <w:t>4. Verificación</w:t>
       </w:r>
@@ -7669,6 +7884,7 @@
                 <w:b/>
                 <w:sz w:val="18"/>
               </w:rPr>
+              <w:lastRenderedPageBreak/>
               <w:t>Prueba</w:t>
             </w:r>
           </w:p>
@@ -7737,7 +7953,7 @@
               <w:rPr>
                 <w:sz w:val="18"/>
               </w:rPr>
-              <w:t>Todo el arte sin comprimir y a 4 096 px, salvo los cuadros del fuego y del humo</w:t>
+              <w:t>Todo el arte sin comprimir y a 4 096 px, salvo los cuadros del fuego y del humo y, desde INC-146, cinco props del Nivel 1</w:t>
             </w:r>
           </w:p>
         </w:tc>
@@ -7806,7 +8022,7 @@
                 <w:rStyle w:val="CdigoenlneaOE3"/>
                 <w:sz w:val="18"/>
               </w:rPr>
-              <w:t>ArtImport_RNF23_LosNombresSiguenLaNomenclatura</w:t>
+              <w:t>ArtImport_RNF06_LosCincoPropsDelN1SeImportanA256SinComprimir</w:t>
             </w:r>
           </w:p>
         </w:tc>
@@ -7827,7 +8043,7 @@
               <w:rPr>
                 <w:sz w:val="18"/>
               </w:rPr>
-              <w:t>La nomenclatura de todos los sprites</w:t>
+              <w:t>Posterior al corte (INC-146): los cinco props del Nivel 1, a 256 px y sin comprimir</w:t>
             </w:r>
           </w:p>
         </w:tc>
@@ -7851,7 +8067,7 @@
                 <w:rStyle w:val="CdigoenlneaOE3"/>
                 <w:sz w:val="18"/>
               </w:rPr>
-              <w:t>AudioImport_RNF06_CadaFamiliaEntraConLosAjustesDeSuTabla</w:t>
+              <w:t>ArtImport_RNF23_LosNombresSiguenLaNomenclatura</w:t>
             </w:r>
           </w:p>
         </w:tc>
@@ -7872,14 +8088,7 @@
               <w:rPr>
                 <w:sz w:val="18"/>
               </w:rPr>
-              <w:t xml:space="preserve">Los ajustes de importación de cada </w:t>
-            </w:r>
-            <w:r>
-              <w:rPr>
-                <w:sz w:val="18"/>
-              </w:rPr>
-              <w:lastRenderedPageBreak/>
-              <w:t>familia de sonido</w:t>
+              <w:t>La nomenclatura de todos los sprites</w:t>
             </w:r>
           </w:p>
         </w:tc>
@@ -7903,8 +8112,7 @@
                 <w:rStyle w:val="CdigoenlneaOE3"/>
                 <w:sz w:val="18"/>
               </w:rPr>
-              <w:lastRenderedPageBreak/>
-              <w:t>AudioAssets_CP02_NingunaPiezaSeLlamaDerrotaNiError</w:t>
+              <w:t>AudioImport_RNF06_CadaFamiliaEntraConLosAjustesDeSuTabla</w:t>
             </w:r>
           </w:p>
         </w:tc>
@@ -7925,7 +8133,7 @@
               <w:rPr>
                 <w:sz w:val="18"/>
               </w:rPr>
-              <w:t>Ninguna pieza con nombre de fallo</w:t>
+              <w:t>Los ajustes de importación de cada familia de sonido</w:t>
             </w:r>
           </w:p>
         </w:tc>
@@ -7949,7 +8157,7 @@
                 <w:rStyle w:val="CdigoenlneaOE3"/>
                 <w:sz w:val="18"/>
               </w:rPr>
-              <w:t>AudioListener_RNF13_ElUnicoOyenteVaEnBootYNingunaOtraEscenaTieneElSuyo</w:t>
+              <w:t>AudioAssets_CP02_NingunaPiezaSeLlamaDerrotaNiError</w:t>
             </w:r>
           </w:p>
         </w:tc>
@@ -7970,7 +8178,7 @@
               <w:rPr>
                 <w:sz w:val="18"/>
               </w:rPr>
-              <w:t>Un solo oyente de audio</w:t>
+              <w:t>Ninguna pieza con nombre de fallo</w:t>
             </w:r>
           </w:p>
         </w:tc>
@@ -7994,7 +8202,8 @@
                 <w:rStyle w:val="CdigoenlneaOE3"/>
                 <w:sz w:val="18"/>
               </w:rPr>
-              <w:t>AudioManager_RF05_PedirElAmbienteQueYaSuenaNoLoReinicia</w:t>
+              <w:lastRenderedPageBreak/>
+              <w:t>AudioListener_RNF13_ElUnicoOyenteVaEnBootYNingunaOtraEscenaTieneElSuyo</w:t>
             </w:r>
           </w:p>
         </w:tc>
@@ -8015,7 +8224,7 @@
               <w:rPr>
                 <w:sz w:val="18"/>
               </w:rPr>
-              <w:t>El ambiente no se corta entre escenas que lo comparten</w:t>
+              <w:t>Un solo oyente de audio</w:t>
             </w:r>
           </w:p>
         </w:tc>
@@ -8039,7 +8248,7 @@
                 <w:rStyle w:val="CdigoenlneaOE3"/>
                 <w:sz w:val="18"/>
               </w:rPr>
-              <w:t>FirePanel_CP02_SeparadasNoSuenanEnContactoSuenanAPiedraYSoloElEfectivoAnadeLaChispa</w:t>
+              <w:t>AudioManager_RF05_PedirElAmbienteQueYaSuenaNoLoReinicia</w:t>
             </w:r>
           </w:p>
         </w:tc>
@@ -8060,7 +8269,7 @@
               <w:rPr>
                 <w:sz w:val="18"/>
               </w:rPr>
-              <w:t>El golpe y la chispa del Nivel 1</w:t>
+              <w:t>El ambiente no se corta entre escenas que lo comparten</w:t>
             </w:r>
           </w:p>
         </w:tc>
@@ -8084,7 +8293,7 @@
                 <w:rStyle w:val="CdigoenlneaOE3"/>
                 <w:sz w:val="18"/>
               </w:rPr>
-              <w:t>ForestScene_RF22_ElBosqueSuenaDeFondoYCadaObjetoSuenaALoQueEsAlApartarse</w:t>
+              <w:t>FirePanel_CP02_SeparadasNoSuenanEnContactoSuenanAPiedraYSoloElEfectivoAnadeLaChispa</w:t>
             </w:r>
           </w:p>
         </w:tc>
@@ -8105,7 +8314,7 @@
               <w:rPr>
                 <w:sz w:val="18"/>
               </w:rPr>
-              <w:t>El sonido del bosque</w:t>
+              <w:t>El golpe y la chispa del Nivel 1</w:t>
             </w:r>
           </w:p>
         </w:tc>
@@ -8129,7 +8338,7 @@
                 <w:rStyle w:val="CdigoenlneaOE3"/>
                 <w:sz w:val="18"/>
               </w:rPr>
-              <w:t>WorkshopScene_RF29_PerforarSuenaAEncajeCadaPiezaATresMartillazosYElFinalAPiezaTomada</w:t>
+              <w:t>ForestScene_RF22_ElBosqueSuenaDeFondoYCadaObjetoSuenaALoQueEsAlApartarse</w:t>
             </w:r>
           </w:p>
         </w:tc>
@@ -8150,7 +8359,7 @@
               <w:rPr>
                 <w:sz w:val="18"/>
               </w:rPr>
-              <w:t>El sonido del taller</w:t>
+              <w:t>El sonido del bosque</w:t>
             </w:r>
           </w:p>
         </w:tc>
@@ -8174,7 +8383,7 @@
                 <w:rStyle w:val="CdigoenlneaOE3"/>
                 <w:sz w:val="18"/>
               </w:rPr>
-              <w:t>MazeScene_RF32_LaCarretillaSuenaMientrasRecorreLaSecuenciaYCallaAlTerminar</w:t>
+              <w:t>WorkshopScene_RF29_PerforarSuenaAEncajeCadaPiezaATresMartillazosYElFinalAPiezaTomada</w:t>
             </w:r>
           </w:p>
         </w:tc>
@@ -8195,7 +8404,7 @@
               <w:rPr>
                 <w:sz w:val="18"/>
               </w:rPr>
-              <w:t>El sonido del laberinto</w:t>
+              <w:t>El sonido del taller</w:t>
             </w:r>
           </w:p>
         </w:tc>
@@ -8219,7 +8428,7 @@
                 <w:rStyle w:val="CdigoenlneaOE3"/>
                 <w:sz w:val="18"/>
               </w:rPr>
-              <w:t>RiverSounds_RF44_CadaMomentoDelNivelSuenaConSuPieza</w:t>
+              <w:t>MazeScene_RF32_LaCarretillaSuenaMientrasRecorreLaSecuenciaYCallaAlTerminar</w:t>
             </w:r>
           </w:p>
         </w:tc>
@@ -8240,7 +8449,7 @@
               <w:rPr>
                 <w:sz w:val="18"/>
               </w:rPr>
-              <w:t>Cada momento del Nivel 3 con su pieza</w:t>
+              <w:t>El sonido del laberinto</w:t>
             </w:r>
           </w:p>
         </w:tc>
@@ -8264,7 +8473,7 @@
                 <w:rStyle w:val="CdigoenlneaOE3"/>
                 <w:sz w:val="18"/>
               </w:rPr>
-              <w:t>AssemblyPanel_CP02_UnaFaseQueNoPasaNoSuena</w:t>
+              <w:t>RiverSounds_RF44_CadaMomentoDelNivelSuenaConSuPieza</w:t>
             </w:r>
           </w:p>
         </w:tc>
@@ -8285,7 +8494,7 @@
               <w:rPr>
                 <w:sz w:val="18"/>
               </w:rPr>
-              <w:t>«Listo» rechazado no suena</w:t>
+              <w:t>Cada momento del Nivel 3 con su pieza</w:t>
             </w:r>
           </w:p>
         </w:tc>
@@ -8309,7 +8518,7 @@
                 <w:rStyle w:val="CdigoenlneaOE3"/>
                 <w:sz w:val="18"/>
               </w:rPr>
-              <w:t>AssemblyPanel_RF42_LaBalsaQueSeHundeSuenaUnaSalpicaduraYNadaMas</w:t>
+              <w:t>AssemblyPanel_CP02_UnaFaseQueNoPasaNoSuena</w:t>
             </w:r>
           </w:p>
         </w:tc>
@@ -8330,7 +8539,7 @@
               <w:rPr>
                 <w:sz w:val="18"/>
               </w:rPr>
-              <w:t>El hundimiento suena una vez</w:t>
+              <w:t>«Listo» rechazado no suena</w:t>
             </w:r>
           </w:p>
         </w:tc>
@@ -8354,7 +8563,7 @@
                 <w:rStyle w:val="CdigoenlneaOE3"/>
                 <w:sz w:val="18"/>
               </w:rPr>
-              <w:t>RiverSounds_RF44_LaEscenaFinalSuenaAlBosqueConLasFogatas</w:t>
+              <w:t>AssemblyPanel_RF42_LaBalsaQueSeHundeSuenaUnaSalpicaduraYNadaMas</w:t>
             </w:r>
           </w:p>
         </w:tc>
@@ -8375,7 +8584,7 @@
               <w:rPr>
                 <w:sz w:val="18"/>
               </w:rPr>
-              <w:t>El ambiente de la escena final</w:t>
+              <w:t>El hundimiento suena una vez</w:t>
             </w:r>
           </w:p>
         </w:tc>
@@ -8399,8 +8608,7 @@
                 <w:rStyle w:val="CdigoenlneaOE3"/>
                 <w:sz w:val="18"/>
               </w:rPr>
-              <w:lastRenderedPageBreak/>
-              <w:t>NarrativeScene_RF44_LaBalsaSuenaMientrasCruzaYAlLlegarVuelveElBosque</w:t>
+              <w:t>RiverSounds_RF44_LaEscenaFinalSuenaAlBosqueConLasFogatas</w:t>
             </w:r>
           </w:p>
         </w:tc>
@@ -8421,7 +8629,7 @@
               <w:rPr>
                 <w:sz w:val="18"/>
               </w:rPr>
-              <w:t>El sonido del cruce</w:t>
+              <w:t>El ambiente de la escena final</w:t>
             </w:r>
           </w:p>
         </w:tc>
@@ -8445,7 +8653,7 @@
                 <w:rStyle w:val="CdigoenlneaOE3"/>
                 <w:sz w:val="18"/>
               </w:rPr>
-              <w:t>NarrativeSequence_RF05_CadaLlamaEchaHumoPorDetrasYPorEncima</w:t>
+              <w:t>NarrativeScene_RF44_LaBalsaSuenaMientrasCruzaYAlLlegarVuelveElBosque</w:t>
             </w:r>
           </w:p>
         </w:tc>
@@ -8466,7 +8674,7 @@
               <w:rPr>
                 <w:sz w:val="18"/>
               </w:rPr>
-              <w:t>El humo detrás de cada llama</w:t>
+              <w:t>El sonido del cruce</w:t>
             </w:r>
           </w:p>
         </w:tc>
@@ -8490,6 +8698,52 @@
                 <w:rStyle w:val="CdigoenlneaOE3"/>
                 <w:sz w:val="18"/>
               </w:rPr>
+              <w:t>NarrativeSequence_RF05_CadaLlamaEchaHumoPorDetrasYPorEncima</w:t>
+            </w:r>
+          </w:p>
+        </w:tc>
+        <w:tc>
+          <w:tcPr>
+            <w:tcW w:w="789" w:type="pct"/>
+            <w:shd w:val="clear" w:color="auto" w:fill="auto"/>
+          </w:tcPr>
+          <w:p>
+            <w:pPr>
+              <w:pStyle w:val="CompactoOE3"/>
+              <w:spacing w:after="0"/>
+              <w:rPr>
+                <w:sz w:val="18"/>
+              </w:rPr>
+            </w:pPr>
+            <w:r>
+              <w:rPr>
+                <w:sz w:val="18"/>
+              </w:rPr>
+              <w:t>El humo detrás de cada llama</w:t>
+            </w:r>
+          </w:p>
+        </w:tc>
+      </w:tr>
+      <w:tr>
+        <w:tc>
+          <w:tcPr>
+            <w:tcW w:w="4211" w:type="pct"/>
+            <w:shd w:val="clear" w:color="auto" w:fill="auto"/>
+          </w:tcPr>
+          <w:p>
+            <w:pPr>
+              <w:pStyle w:val="CompactoOE3"/>
+              <w:spacing w:after="0"/>
+              <w:rPr>
+                <w:sz w:val="18"/>
+              </w:rPr>
+            </w:pPr>
+            <w:r>
+              <w:rPr>
+                <w:rStyle w:val="CdigoenlneaOE3"/>
+                <w:sz w:val="18"/>
+              </w:rPr>
+              <w:lastRenderedPageBreak/>
               <w:t>RollingLog_RF26_En34ElCorteSeAchataYElCostadoSeAlejaPorElEje</w:t>
             </w:r>
           </w:p>
@@ -8789,10 +9043,7 @@
         <w:t>Tabla E.6.</w:t>
       </w:r>
       <w:r>
-        <w:t xml:space="preserve"> </w:t>
-      </w:r>
-      <w:r>
-        <w:t>Corridas registradas por el carril.</w:t>
+        <w:t xml:space="preserve"> Corridas registradas por el carril.</w:t>
       </w:r>
     </w:p>
     <w:tbl>
@@ -9051,7 +9302,6 @@
                 <w:rStyle w:val="CdigoenlneaOE3"/>
                 <w:sz w:val="18"/>
               </w:rPr>
-              <w:lastRenderedPageBreak/>
               <w:t>N1_Hallazgo</w:t>
             </w:r>
             <w:r>
@@ -9081,7 +9331,6 @@
               <w:rPr>
                 <w:sz w:val="18"/>
               </w:rPr>
-              <w:lastRenderedPageBreak/>
               <w:t>25/09/2026</w:t>
             </w:r>
           </w:p>
@@ -9196,6 +9445,7 @@
               <w:rPr>
                 <w:sz w:val="18"/>
               </w:rPr>
+              <w:lastRenderedPageBreak/>
               <w:t>01/10/2026</w:t>
             </w:r>
           </w:p>
@@ -9301,7 +9551,7 @@
       <w:pPr>
         <w:pStyle w:val="Ttulo2"/>
       </w:pPr>
-      <w:bookmarkStart w:id="5" w:name="_Toc242400633"/>
+      <w:bookmarkStart w:id="5" w:name="_Toc242441459"/>
       <w:r>
         <w:t>5. Archivos principales</w:t>
       </w:r>
@@ -9869,8 +10119,8 @@
         <w:tblLook w:val="0020" w:firstRow="1" w:lastRow="0" w:firstColumn="0" w:lastColumn="0" w:noHBand="0" w:noVBand="0"/>
       </w:tblPr>
       <w:tblGrid>
-        <w:gridCol w:w="6872"/>
-        <w:gridCol w:w="3090"/>
+        <w:gridCol w:w="6441"/>
+        <w:gridCol w:w="3521"/>
       </w:tblGrid>
       <w:tr>
         <w:trPr>
@@ -9878,7 +10128,7 @@
         </w:trPr>
         <w:tc>
           <w:tcPr>
-            <w:tcW w:w="3449" w:type="pct"/>
+            <w:tcW w:w="3233" w:type="pct"/>
             <w:shd w:val="clear" w:color="auto" w:fill="D9D9D9"/>
           </w:tcPr>
           <w:p>
@@ -9895,14 +10145,13 @@
                 <w:b/>
                 <w:sz w:val="18"/>
               </w:rPr>
-              <w:lastRenderedPageBreak/>
               <w:t>Archivo</w:t>
             </w:r>
           </w:p>
         </w:tc>
         <w:tc>
           <w:tcPr>
-            <w:tcW w:w="1551" w:type="pct"/>
+            <w:tcW w:w="1767" w:type="pct"/>
             <w:shd w:val="clear" w:color="auto" w:fill="D9D9D9"/>
           </w:tcPr>
           <w:p>
@@ -9927,7 +10176,7 @@
       <w:tr>
         <w:tc>
           <w:tcPr>
-            <w:tcW w:w="3449" w:type="pct"/>
+            <w:tcW w:w="3233" w:type="pct"/>
             <w:shd w:val="clear" w:color="auto" w:fill="auto"/>
           </w:tcPr>
           <w:p>
@@ -9975,22 +10224,22 @@
         </w:tc>
         <w:tc>
           <w:tcPr>
-            <w:tcW w:w="1551" w:type="pct"/>
-            <w:shd w:val="clear" w:color="auto" w:fill="auto"/>
-          </w:tcPr>
-          <w:p>
-            <w:pPr>
-              <w:pStyle w:val="CompactoOE3"/>
-              <w:spacing w:after="0"/>
-              <w:rPr>
-                <w:sz w:val="18"/>
-              </w:rPr>
-            </w:pPr>
-            <w:r>
-              <w:rPr>
-                <w:sz w:val="18"/>
-              </w:rPr>
-              <w:t>La hoja suelta y las dos piedras del Nivel 1, 2000 × 2000</w:t>
+            <w:tcW w:w="1767" w:type="pct"/>
+            <w:shd w:val="clear" w:color="auto" w:fill="auto"/>
+          </w:tcPr>
+          <w:p>
+            <w:pPr>
+              <w:pStyle w:val="CompactoOE3"/>
+              <w:spacing w:after="0"/>
+              <w:rPr>
+                <w:sz w:val="18"/>
+              </w:rPr>
+            </w:pPr>
+            <w:r>
+              <w:rPr>
+                <w:sz w:val="18"/>
+              </w:rPr>
+              <w:t>La hoja suelta y las dos piedras del Nivel 1, 2000 × 2000 en el archivo y 256 × 256 en el motor (INC-146)</w:t>
             </w:r>
           </w:p>
         </w:tc>
@@ -9998,7 +10247,7 @@
       <w:tr>
         <w:tc>
           <w:tcPr>
-            <w:tcW w:w="3449" w:type="pct"/>
+            <w:tcW w:w="3233" w:type="pct"/>
             <w:shd w:val="clear" w:color="auto" w:fill="auto"/>
           </w:tcPr>
           <w:p>
@@ -10033,22 +10282,29 @@
         </w:tc>
         <w:tc>
           <w:tcPr>
-            <w:tcW w:w="1551" w:type="pct"/>
-            <w:shd w:val="clear" w:color="auto" w:fill="auto"/>
-          </w:tcPr>
-          <w:p>
-            <w:pPr>
-              <w:pStyle w:val="CompactoOE3"/>
-              <w:spacing w:after="0"/>
-              <w:rPr>
-                <w:sz w:val="18"/>
-              </w:rPr>
-            </w:pPr>
-            <w:r>
-              <w:rPr>
-                <w:sz w:val="18"/>
-              </w:rPr>
-              <w:t>El montón de frente (narrativas con fuego) y desde arriba (mecánica), 2000 × 2000</w:t>
+            <w:tcW w:w="1767" w:type="pct"/>
+            <w:shd w:val="clear" w:color="auto" w:fill="auto"/>
+          </w:tcPr>
+          <w:p>
+            <w:pPr>
+              <w:pStyle w:val="CompactoOE3"/>
+              <w:spacing w:after="0"/>
+              <w:rPr>
+                <w:sz w:val="18"/>
+              </w:rPr>
+            </w:pPr>
+            <w:r>
+              <w:rPr>
+                <w:sz w:val="18"/>
+              </w:rPr>
+              <w:t xml:space="preserve">El montón de frente (narrativas con fuego) y desde arriba (mecánica), 2000 × 2000 en el </w:t>
+            </w:r>
+            <w:r>
+              <w:rPr>
+                <w:sz w:val="18"/>
+              </w:rPr>
+              <w:lastRenderedPageBreak/>
+              <w:t>archivo y 256 × 256 en el motor (INC-146)</w:t>
             </w:r>
           </w:p>
         </w:tc>
@@ -10056,22 +10312,23 @@
       <w:tr>
         <w:tc>
           <w:tcPr>
-            <w:tcW w:w="3449" w:type="pct"/>
-            <w:shd w:val="clear" w:color="auto" w:fill="auto"/>
-          </w:tcPr>
-          <w:p>
-            <w:pPr>
-              <w:pStyle w:val="CompactoOE3"/>
-              <w:spacing w:after="0"/>
-              <w:rPr>
-                <w:sz w:val="18"/>
-              </w:rPr>
-            </w:pPr>
-            <w:r>
-              <w:rPr>
-                <w:rStyle w:val="CdigoenlneaOE3"/>
-                <w:sz w:val="18"/>
-              </w:rPr>
+            <w:tcW w:w="3233" w:type="pct"/>
+            <w:shd w:val="clear" w:color="auto" w:fill="auto"/>
+          </w:tcPr>
+          <w:p>
+            <w:pPr>
+              <w:pStyle w:val="CompactoOE3"/>
+              <w:spacing w:after="0"/>
+              <w:rPr>
+                <w:sz w:val="18"/>
+              </w:rPr>
+            </w:pPr>
+            <w:r>
+              <w:rPr>
+                <w:rStyle w:val="CdigoenlneaOE3"/>
+                <w:sz w:val="18"/>
+              </w:rPr>
+              <w:lastRenderedPageBreak/>
               <w:t>Props/Fire/Animations/prop_n1_fuego_normal.anim</w:t>
             </w:r>
             <w:r>
@@ -10097,7 +10354,7 @@
         </w:tc>
         <w:tc>
           <w:tcPr>
-            <w:tcW w:w="1551" w:type="pct"/>
+            <w:tcW w:w="1767" w:type="pct"/>
             <w:shd w:val="clear" w:color="auto" w:fill="auto"/>
           </w:tcPr>
           <w:p>
@@ -10120,7 +10377,7 @@
       <w:tr>
         <w:tc>
           <w:tcPr>
-            <w:tcW w:w="3449" w:type="pct"/>
+            <w:tcW w:w="3233" w:type="pct"/>
             <w:shd w:val="clear" w:color="auto" w:fill="auto"/>
           </w:tcPr>
           <w:p>
@@ -10161,7 +10418,7 @@
         </w:tc>
         <w:tc>
           <w:tcPr>
-            <w:tcW w:w="1551" w:type="pct"/>
+            <w:tcW w:w="1767" w:type="pct"/>
             <w:shd w:val="clear" w:color="auto" w:fill="auto"/>
           </w:tcPr>
           <w:p>
@@ -10184,7 +10441,7 @@
       <w:tr>
         <w:tc>
           <w:tcPr>
-            <w:tcW w:w="3449" w:type="pct"/>
+            <w:tcW w:w="3233" w:type="pct"/>
             <w:shd w:val="clear" w:color="auto" w:fill="auto"/>
           </w:tcPr>
           <w:p>
@@ -10225,7 +10482,7 @@
         </w:tc>
         <w:tc>
           <w:tcPr>
-            <w:tcW w:w="1551" w:type="pct"/>
+            <w:tcW w:w="1767" w:type="pct"/>
             <w:shd w:val="clear" w:color="auto" w:fill="auto"/>
           </w:tcPr>
           <w:p>
@@ -10248,7 +10505,7 @@
       <w:tr>
         <w:tc>
           <w:tcPr>
-            <w:tcW w:w="3449" w:type="pct"/>
+            <w:tcW w:w="3233" w:type="pct"/>
             <w:shd w:val="clear" w:color="auto" w:fill="auto"/>
           </w:tcPr>
           <w:p>
@@ -10276,7 +10533,7 @@
         </w:tc>
         <w:tc>
           <w:tcPr>
-            <w:tcW w:w="1551" w:type="pct"/>
+            <w:tcW w:w="1767" w:type="pct"/>
             <w:shd w:val="clear" w:color="auto" w:fill="auto"/>
           </w:tcPr>
           <w:p>
@@ -10299,7 +10556,7 @@
       <w:tr>
         <w:tc>
           <w:tcPr>
-            <w:tcW w:w="3449" w:type="pct"/>
+            <w:tcW w:w="3233" w:type="pct"/>
             <w:shd w:val="clear" w:color="auto" w:fill="auto"/>
           </w:tcPr>
           <w:p>
@@ -10334,7 +10591,7 @@
         </w:tc>
         <w:tc>
           <w:tcPr>
-            <w:tcW w:w="1551" w:type="pct"/>
+            <w:tcW w:w="1767" w:type="pct"/>
             <w:shd w:val="clear" w:color="auto" w:fill="auto"/>
           </w:tcPr>
           <w:p>
@@ -10357,7 +10614,7 @@
       <w:tr>
         <w:tc>
           <w:tcPr>
-            <w:tcW w:w="3449" w:type="pct"/>
+            <w:tcW w:w="3233" w:type="pct"/>
             <w:shd w:val="clear" w:color="auto" w:fill="auto"/>
           </w:tcPr>
           <w:p>
@@ -10444,7 +10701,7 @@
         </w:tc>
         <w:tc>
           <w:tcPr>
-            <w:tcW w:w="1551" w:type="pct"/>
+            <w:tcW w:w="1767" w:type="pct"/>
             <w:shd w:val="clear" w:color="auto" w:fill="auto"/>
           </w:tcPr>
           <w:p>
@@ -10474,7 +10731,7 @@
       <w:tr>
         <w:tc>
           <w:tcPr>
-            <w:tcW w:w="3449" w:type="pct"/>
+            <w:tcW w:w="3233" w:type="pct"/>
             <w:shd w:val="clear" w:color="auto" w:fill="auto"/>
           </w:tcPr>
           <w:p>
@@ -10509,7 +10766,7 @@
         </w:tc>
         <w:tc>
           <w:tcPr>
-            <w:tcW w:w="1551" w:type="pct"/>
+            <w:tcW w:w="1767" w:type="pct"/>
             <w:shd w:val="clear" w:color="auto" w:fill="auto"/>
           </w:tcPr>
           <w:p>
@@ -10532,7 +10789,7 @@
       <w:tr>
         <w:tc>
           <w:tcPr>
-            <w:tcW w:w="3449" w:type="pct"/>
+            <w:tcW w:w="3233" w:type="pct"/>
             <w:shd w:val="clear" w:color="auto" w:fill="auto"/>
           </w:tcPr>
           <w:p>
@@ -10567,7 +10824,7 @@
         </w:tc>
         <w:tc>
           <w:tcPr>
-            <w:tcW w:w="1551" w:type="pct"/>
+            <w:tcW w:w="1767" w:type="pct"/>
             <w:shd w:val="clear" w:color="auto" w:fill="auto"/>
           </w:tcPr>
           <w:p>
@@ -10590,7 +10847,7 @@
       <w:tr>
         <w:tc>
           <w:tcPr>
-            <w:tcW w:w="3449" w:type="pct"/>
+            <w:tcW w:w="3233" w:type="pct"/>
             <w:shd w:val="clear" w:color="auto" w:fill="auto"/>
           </w:tcPr>
           <w:p>
@@ -10625,7 +10882,7 @@
         </w:tc>
         <w:tc>
           <w:tcPr>
-            <w:tcW w:w="1551" w:type="pct"/>
+            <w:tcW w:w="1767" w:type="pct"/>
             <w:shd w:val="clear" w:color="auto" w:fill="auto"/>
           </w:tcPr>
           <w:p>
@@ -10648,7 +10905,7 @@
       <w:tr>
         <w:tc>
           <w:tcPr>
-            <w:tcW w:w="3449" w:type="pct"/>
+            <w:tcW w:w="3233" w:type="pct"/>
             <w:shd w:val="clear" w:color="auto" w:fill="auto"/>
           </w:tcPr>
           <w:p>
@@ -10683,7 +10940,7 @@
         </w:tc>
         <w:tc>
           <w:tcPr>
-            <w:tcW w:w="1551" w:type="pct"/>
+            <w:tcW w:w="1767" w:type="pct"/>
             <w:shd w:val="clear" w:color="auto" w:fill="auto"/>
           </w:tcPr>
           <w:p>
@@ -10706,7 +10963,7 @@
       <w:tr>
         <w:tc>
           <w:tcPr>
-            <w:tcW w:w="3449" w:type="pct"/>
+            <w:tcW w:w="3233" w:type="pct"/>
             <w:shd w:val="clear" w:color="auto" w:fill="auto"/>
           </w:tcPr>
           <w:p>
@@ -10767,7 +11024,7 @@
         </w:tc>
         <w:tc>
           <w:tcPr>
-            <w:tcW w:w="1551" w:type="pct"/>
+            <w:tcW w:w="1767" w:type="pct"/>
             <w:shd w:val="clear" w:color="auto" w:fill="auto"/>
           </w:tcPr>
           <w:p>
@@ -10790,7 +11047,7 @@
       <w:tr>
         <w:tc>
           <w:tcPr>
-            <w:tcW w:w="3449" w:type="pct"/>
+            <w:tcW w:w="3233" w:type="pct"/>
             <w:shd w:val="clear" w:color="auto" w:fill="auto"/>
           </w:tcPr>
           <w:p>
@@ -10857,7 +11114,7 @@
         </w:tc>
         <w:tc>
           <w:tcPr>
-            <w:tcW w:w="1551" w:type="pct"/>
+            <w:tcW w:w="1767" w:type="pct"/>
             <w:shd w:val="clear" w:color="auto" w:fill="auto"/>
           </w:tcPr>
           <w:p>
@@ -10880,7 +11137,7 @@
       <w:tr>
         <w:tc>
           <w:tcPr>
-            <w:tcW w:w="3449" w:type="pct"/>
+            <w:tcW w:w="3233" w:type="pct"/>
             <w:shd w:val="clear" w:color="auto" w:fill="auto"/>
           </w:tcPr>
           <w:p>
@@ -10915,7 +11172,7 @@
         </w:tc>
         <w:tc>
           <w:tcPr>
-            <w:tcW w:w="1551" w:type="pct"/>
+            <w:tcW w:w="1767" w:type="pct"/>
             <w:shd w:val="clear" w:color="auto" w:fill="auto"/>
           </w:tcPr>
           <w:p>
@@ -10938,7 +11195,7 @@
       <w:tr>
         <w:tc>
           <w:tcPr>
-            <w:tcW w:w="3449" w:type="pct"/>
+            <w:tcW w:w="3233" w:type="pct"/>
             <w:shd w:val="clear" w:color="auto" w:fill="auto"/>
           </w:tcPr>
           <w:p>
@@ -10960,7 +11217,7 @@
         </w:tc>
         <w:tc>
           <w:tcPr>
-            <w:tcW w:w="1551" w:type="pct"/>
+            <w:tcW w:w="1767" w:type="pct"/>
             <w:shd w:val="clear" w:color="auto" w:fill="auto"/>
           </w:tcPr>
           <w:p>
@@ -10983,23 +11240,22 @@
       <w:tr>
         <w:tc>
           <w:tcPr>
-            <w:tcW w:w="3449" w:type="pct"/>
-            <w:shd w:val="clear" w:color="auto" w:fill="auto"/>
-          </w:tcPr>
-          <w:p>
-            <w:pPr>
-              <w:pStyle w:val="CompactoOE3"/>
-              <w:spacing w:after="0"/>
-              <w:rPr>
-                <w:sz w:val="18"/>
-              </w:rPr>
-            </w:pPr>
-            <w:r>
-              <w:rPr>
-                <w:rStyle w:val="CdigoenlneaOE3"/>
-                <w:sz w:val="18"/>
-              </w:rPr>
-              <w:lastRenderedPageBreak/>
+            <w:tcW w:w="3233" w:type="pct"/>
+            <w:shd w:val="clear" w:color="auto" w:fill="auto"/>
+          </w:tcPr>
+          <w:p>
+            <w:pPr>
+              <w:pStyle w:val="CompactoOE3"/>
+              <w:spacing w:after="0"/>
+              <w:rPr>
+                <w:sz w:val="18"/>
+              </w:rPr>
+            </w:pPr>
+            <w:r>
+              <w:rPr>
+                <w:rStyle w:val="CdigoenlneaOE3"/>
+                <w:sz w:val="18"/>
+              </w:rPr>
               <w:t>FX/fx_oscuridad.shader</w:t>
             </w:r>
             <w:r>
@@ -11019,7 +11275,7 @@
         </w:tc>
         <w:tc>
           <w:tcPr>
-            <w:tcW w:w="1551" w:type="pct"/>
+            <w:tcW w:w="1767" w:type="pct"/>
             <w:shd w:val="clear" w:color="auto" w:fill="auto"/>
           </w:tcPr>
           <w:p>
@@ -11042,7 +11298,7 @@
       <w:tr>
         <w:tc>
           <w:tcPr>
-            <w:tcW w:w="3449" w:type="pct"/>
+            <w:tcW w:w="3233" w:type="pct"/>
             <w:shd w:val="clear" w:color="auto" w:fill="auto"/>
           </w:tcPr>
           <w:p>
@@ -11077,7 +11333,7 @@
         </w:tc>
         <w:tc>
           <w:tcPr>
-            <w:tcW w:w="1551" w:type="pct"/>
+            <w:tcW w:w="1767" w:type="pct"/>
             <w:shd w:val="clear" w:color="auto" w:fill="auto"/>
           </w:tcPr>
           <w:p>
@@ -11111,7 +11367,10 @@
         <w:t>Tabla E.9.</w:t>
       </w:r>
       <w:r>
-        <w:t xml:space="preserve"> Interfaz, tipografías y personajes (</w:t>
+        <w:t xml:space="preserve"> </w:t>
+      </w:r>
+      <w:r>
+        <w:t>Interfaz, tipografías y personajes (</w:t>
       </w:r>
       <w:r>
         <w:rPr>
@@ -11181,6 +11440,7 @@
                 <w:b/>
                 <w:sz w:val="18"/>
               </w:rPr>
+              <w:lastRenderedPageBreak/>
               <w:t>Archivo o carpeta</w:t>
             </w:r>
           </w:p>
@@ -12412,7 +12672,6 @@
                 <w:rStyle w:val="CdigoenlneaOE3"/>
                 <w:sz w:val="18"/>
               </w:rPr>
-              <w:lastRenderedPageBreak/>
               <w:t>Data/Fire/N1_Sonidos.asset</w:t>
             </w:r>
             <w:r>
@@ -12613,6 +12872,7 @@
                 <w:rStyle w:val="CdigoenlneaOE3"/>
                 <w:sz w:val="18"/>
               </w:rPr>
+              <w:lastRenderedPageBreak/>
               <w:t>Scripts/Runtime/Scaffolding/FireGlow.cs</w:t>
             </w:r>
           </w:p>
@@ -13024,7 +13284,7 @@
       <w:pPr>
         <w:pStyle w:val="Ttulo2"/>
       </w:pPr>
-      <w:bookmarkStart w:id="6" w:name="_Toc242400634"/>
+      <w:bookmarkStart w:id="6" w:name="_Toc242441460"/>
       <w:r>
         <w:t>6. Evaluación del OE4 y verificaciones a cargo de Santiago Benavides Rey</w:t>
       </w:r>
@@ -13047,11 +13307,7 @@
         <w:t>amb_n2_noche_intemperie</w:t>
       </w:r>
       <w:r>
-        <w:t xml:space="preserve"> no suena en ninguna parte. La segunda pasada de pruebas sobre el ejecutable del corte se hizo con el sonido silenciado, así que no adelanta ninguna de esas escuchas. La sesión con estudiantes y las ejecuciones en un segundo </w:t>
-      </w:r>
-      <w:r>
-        <w:lastRenderedPageBreak/>
-        <w:t>equipo, sin red y sin tarjeta gráfica dedica</w:t>
+        <w:t xml:space="preserve"> no suena en ninguna parte. La segunda pasada de pruebas sobre el ejecutable del corte se hizo con el sonido silenciado, así que no adelanta ninguna de esas escuchas. La sesión con estudiantes y las ejecuciones en un segundo equipo, sin red y sin tarjeta gráfica dedica</w:t>
       </w:r>
       <w:r>
         <w:t>da afectan al juego entero y se describen en el capítulo 10 del documento principal.</w:t>
@@ -13062,7 +13318,11 @@
         <w:pStyle w:val="TextoOE3"/>
       </w:pPr>
       <w:r>
-        <w:t xml:space="preserve">Del sonido sigue abierto lo que recogen las tarjetas D07-2 y D08-2, a cargo de Santiago Benavides Rey: no hay música ni sonido del diálogo; falta el ambiente nocturno del Nivel 2, de modo que la escena 2.5 y el arranque del puente II suenan a la cueva con la hoguera, y la pieza nocturna que existe en disco no se usa; no se ha entregado la pieza propia de la prueba de la balsa, y el silencio S3 de la escena final exige un corte con duración en el gestor de audio, su valor en </w:t>
+        <w:t xml:space="preserve">Del sonido sigue abierto lo que recogen las tarjetas D07-2 y D08-2, a cargo de Santiago Benavides Rey: no hay música ni sonido del diálogo; falta el ambiente nocturno del Nivel 2, de modo que la escena 2.5 y el arranque del puente II suenan a la cueva con la hoguera, y la </w:t>
+      </w:r>
+      <w:r>
+        <w:lastRenderedPageBreak/>
+        <w:t xml:space="preserve">pieza nocturna que existe en disco no se usa; no se ha entregado la pieza propia de la prueba de la balsa, y el silencio S3 de la escena final exige un corte con duración en el gestor de audio, su valor en </w:t>
       </w:r>
       <w:r>
         <w:rPr>
@@ -13292,7 +13552,7 @@
   <w:abstractNum w:abstractNumId="0" w15:restartNumberingAfterBreak="0">
     <w:nsid w:val="0000A990"/>
     <w:multiLevelType w:val="multilevel"/>
-    <w:tmpl w:val="8C8C46EE"/>
+    <w:tmpl w:val="B46AD29E"/>
     <w:lvl w:ilvl="0">
       <w:numFmt w:val="bullet"/>
       <w:lvlText w:val=" "/>
@@ -13369,7 +13629,7 @@
   <w:abstractNum w:abstractNumId="1" w15:restartNumberingAfterBreak="0">
     <w:nsid w:val="0000A991"/>
     <w:multiLevelType w:val="multilevel"/>
-    <w:tmpl w:val="B0D0955A"/>
+    <w:tmpl w:val="5E905608"/>
     <w:lvl w:ilvl="0">
       <w:numFmt w:val="bullet"/>
       <w:lvlText w:val=""/>
@@ -13669,19 +13929,19 @@
       </w:pPr>
     </w:lvl>
   </w:abstractNum>
-  <w:num w:numId="1" w16cid:durableId="1367608816">
+  <w:num w:numId="1" w16cid:durableId="884173928">
     <w:abstractNumId w:val="2"/>
   </w:num>
-  <w:num w:numId="2" w16cid:durableId="793601115">
+  <w:num w:numId="2" w16cid:durableId="1460496116">
     <w:abstractNumId w:val="3"/>
     <w:lvlOverride w:ilvl="0">
       <w:startOverride w:val="1"/>
     </w:lvlOverride>
   </w:num>
-  <w:num w:numId="3" w16cid:durableId="1512988347">
+  <w:num w:numId="3" w16cid:durableId="1635021386">
     <w:abstractNumId w:val="0"/>
   </w:num>
-  <w:num w:numId="4" w16cid:durableId="133059553">
+  <w:num w:numId="4" w16cid:durableId="209271960">
     <w:abstractNumId w:val="1"/>
   </w:num>
 </w:numbering>
@@ -14487,7 +14747,7 @@
     <w:link w:val="EncabezadoCar"/>
     <w:uiPriority w:val="99"/>
     <w:unhideWhenUsed/>
-    <w:rsid w:val="00870D70"/>
+    <w:rsid w:val="00A53329"/>
     <w:pPr>
       <w:tabs>
         <w:tab w:val="center" w:pos="4419"/>
@@ -14501,7 +14761,7 @@
     <w:basedOn w:val="Fuentedeprrafopredeter"/>
     <w:link w:val="Encabezado"/>
     <w:uiPriority w:val="99"/>
-    <w:rsid w:val="00870D70"/>
+    <w:rsid w:val="00A53329"/>
   </w:style>
   <w:style w:type="paragraph" w:styleId="Piedepgina">
     <w:name w:val="footer"/>
@@ -14509,7 +14769,7 @@
     <w:link w:val="PiedepginaCar"/>
     <w:uiPriority w:val="99"/>
     <w:unhideWhenUsed/>
-    <w:rsid w:val="00870D70"/>
+    <w:rsid w:val="00A53329"/>
     <w:pPr>
       <w:tabs>
         <w:tab w:val="center" w:pos="4419"/>
@@ -14523,7 +14783,7 @@
     <w:basedOn w:val="Fuentedeprrafopredeter"/>
     <w:link w:val="Piedepgina"/>
     <w:uiPriority w:val="99"/>
-    <w:rsid w:val="00870D70"/>
+    <w:rsid w:val="00A53329"/>
   </w:style>
   <w:style w:type="character" w:styleId="Nmerodepgina">
     <w:name w:val="page number"/>
@@ -14531,7 +14791,7 @@
     <w:uiPriority w:val="99"/>
     <w:semiHidden/>
     <w:unhideWhenUsed/>
-    <w:rsid w:val="00870D70"/>
+    <w:rsid w:val="00A53329"/>
   </w:style>
 </w:styles>
 </file>

--- a/docs/anexos oe3/Solucion_OE3_Anexo_E_Arte_y_sonido.docx
+++ b/docs/anexos oe3/Solucion_OE3_Anexo_E_Arte_y_sonido.docx
@@ -24,7 +24,7 @@
       <w:r>
         <w:fldChar w:fldCharType="separate"/>
       </w:r>
-      <w:hyperlink w:anchor="_Toc242441454" w:history="1">
+      <w:hyperlink w:anchor="_Toc242544962" w:history="1">
         <w:r>
           <w:rPr>
             <w:rStyle w:val="Hipervnculo"/>
@@ -51,7 +51,7 @@
             <w:noProof/>
             <w:webHidden/>
           </w:rPr>
-          <w:instrText xml:space="preserve"> PAGEREF _Toc242441454 \h </w:instrText>
+          <w:instrText xml:space="preserve"> PAGEREF _Toc242544962 \h </w:instrText>
         </w:r>
         <w:r>
           <w:rPr>
@@ -95,7 +95,7 @@
           <w14:ligatures w14:val="standardContextual"/>
         </w:rPr>
       </w:pPr>
-      <w:hyperlink w:anchor="_Toc242441455" w:history="1">
+      <w:hyperlink w:anchor="_Toc242544963" w:history="1">
         <w:r>
           <w:rPr>
             <w:rStyle w:val="Hipervnculo"/>
@@ -122,7 +122,7 @@
             <w:noProof/>
             <w:webHidden/>
           </w:rPr>
-          <w:instrText xml:space="preserve"> PAGEREF _Toc242441455 \h </w:instrText>
+          <w:instrText xml:space="preserve"> PAGEREF _Toc242544963 \h </w:instrText>
         </w:r>
         <w:r>
           <w:rPr>
@@ -166,7 +166,7 @@
           <w14:ligatures w14:val="standardContextual"/>
         </w:rPr>
       </w:pPr>
-      <w:hyperlink w:anchor="_Toc242441456" w:history="1">
+      <w:hyperlink w:anchor="_Toc242544964" w:history="1">
         <w:r>
           <w:rPr>
             <w:rStyle w:val="Hipervnculo"/>
@@ -193,7 +193,7 @@
             <w:noProof/>
             <w:webHidden/>
           </w:rPr>
-          <w:instrText xml:space="preserve"> PAGEREF _Toc242441456 \h </w:instrText>
+          <w:instrText xml:space="preserve"> PAGEREF _Toc242544964 \h </w:instrText>
         </w:r>
         <w:r>
           <w:rPr>
@@ -237,7 +237,7 @@
           <w14:ligatures w14:val="standardContextual"/>
         </w:rPr>
       </w:pPr>
-      <w:hyperlink w:anchor="_Toc242441457" w:history="1">
+      <w:hyperlink w:anchor="_Toc242544965" w:history="1">
         <w:r>
           <w:rPr>
             <w:rStyle w:val="Hipervnculo"/>
@@ -264,7 +264,7 @@
             <w:noProof/>
             <w:webHidden/>
           </w:rPr>
-          <w:instrText xml:space="preserve"> PAGEREF _Toc242441457 \h </w:instrText>
+          <w:instrText xml:space="preserve"> PAGEREF _Toc242544965 \h </w:instrText>
         </w:r>
         <w:r>
           <w:rPr>
@@ -308,7 +308,7 @@
           <w14:ligatures w14:val="standardContextual"/>
         </w:rPr>
       </w:pPr>
-      <w:hyperlink w:anchor="_Toc242441458" w:history="1">
+      <w:hyperlink w:anchor="_Toc242544966" w:history="1">
         <w:r>
           <w:rPr>
             <w:rStyle w:val="Hipervnculo"/>
@@ -335,7 +335,7 @@
             <w:noProof/>
             <w:webHidden/>
           </w:rPr>
-          <w:instrText xml:space="preserve"> PAGEREF _Toc242441458 \h </w:instrText>
+          <w:instrText xml:space="preserve"> PAGEREF _Toc242544966 \h </w:instrText>
         </w:r>
         <w:r>
           <w:rPr>
@@ -355,7 +355,7 @@
             <w:noProof/>
             <w:webHidden/>
           </w:rPr>
-          <w:t>14</w:t>
+          <w:t>15</w:t>
         </w:r>
         <w:r>
           <w:rPr>
@@ -379,7 +379,7 @@
           <w14:ligatures w14:val="standardContextual"/>
         </w:rPr>
       </w:pPr>
-      <w:hyperlink w:anchor="_Toc242441459" w:history="1">
+      <w:hyperlink w:anchor="_Toc242544967" w:history="1">
         <w:r>
           <w:rPr>
             <w:rStyle w:val="Hipervnculo"/>
@@ -406,7 +406,7 @@
             <w:noProof/>
             <w:webHidden/>
           </w:rPr>
-          <w:instrText xml:space="preserve"> PAGEREF _Toc242441459 \h </w:instrText>
+          <w:instrText xml:space="preserve"> PAGEREF _Toc242544967 \h </w:instrText>
         </w:r>
         <w:r>
           <w:rPr>
@@ -450,7 +450,7 @@
           <w14:ligatures w14:val="standardContextual"/>
         </w:rPr>
       </w:pPr>
-      <w:hyperlink w:anchor="_Toc242441460" w:history="1">
+      <w:hyperlink w:anchor="_Toc242544968" w:history="1">
         <w:r>
           <w:rPr>
             <w:rStyle w:val="Hipervnculo"/>
@@ -477,7 +477,7 @@
             <w:noProof/>
             <w:webHidden/>
           </w:rPr>
-          <w:instrText xml:space="preserve"> PAGEREF _Toc242441460 \h </w:instrText>
+          <w:instrText xml:space="preserve"> PAGEREF _Toc242544968 \h </w:instrText>
         </w:r>
         <w:r>
           <w:rPr>
@@ -497,7 +497,7 @@
             <w:noProof/>
             <w:webHidden/>
           </w:rPr>
-          <w:t>19</w:t>
+          <w:t>20</w:t>
         </w:r>
         <w:r>
           <w:rPr>
@@ -522,7 +522,7 @@
       <w:pPr>
         <w:pStyle w:val="Ttulo1"/>
       </w:pPr>
-      <w:bookmarkStart w:id="0" w:name="_Toc242441454"/>
+      <w:bookmarkStart w:id="0" w:name="_Toc242544962"/>
       <w:r>
         <w:lastRenderedPageBreak/>
         <w:t>ANEXO E. CARRIL DE ARTE Y SONIDO</w:t>
@@ -568,7 +568,7 @@
       <w:pPr>
         <w:pStyle w:val="Ttulo2"/>
       </w:pPr>
-      <w:bookmarkStart w:id="1" w:name="_Toc242441455"/>
+      <w:bookmarkStart w:id="1" w:name="_Toc242544963"/>
       <w:r>
         <w:t>1. Alcance y seguimiento</w:t>
       </w:r>
@@ -3139,7 +3139,7 @@
       <w:pPr>
         <w:pStyle w:val="Ttulo2"/>
       </w:pPr>
-      <w:bookmarkStart w:id="2" w:name="_Toc242441456"/>
+      <w:bookmarkStart w:id="2" w:name="_Toc242544964"/>
       <w:r>
         <w:t>2. Lo implementado</w:t>
       </w:r>
@@ -3984,7 +3984,7 @@
         <w:pStyle w:val="TextoOE3"/>
       </w:pPr>
       <w:r>
-        <w:t xml:space="preserve">Las excepciones al tope de 4 096 px son dos, las dos por el peso del paquete. La primera son los 67 cuadros del fuego y del humo de </w:t>
+        <w:t xml:space="preserve">Las excepciones al tope de 4 096 px son tres: las dos primeras por el peso del paquete y la tercera por una decisión de Santiago Benavides Rey sobre una entrega de arte. La primera son los 67 cuadros del fuego y del humo de </w:t>
       </w:r>
       <w:r>
         <w:rPr>
@@ -4005,7 +4005,7 @@
         <w:t>ArtImport_RNF06_LosCuadrosDelFuegoYElHumoSeImportanAMil24SinComprimir</w:t>
       </w:r>
       <w:r>
-        <w:t xml:space="preserve"> exige ese tope en esa carpeta, y la regla general solo admite esa excepción y la siguiente.</w:t>
+        <w:t xml:space="preserve"> exige ese tope en esa carpeta, y la regla general solo admite esa excepción y las dos siguientes.</w:t>
       </w:r>
     </w:p>
     <w:p>
@@ -4127,10 +4127,49 @@
       </w:pPr>
       <w:r>
         <w:lastRenderedPageBreak/>
-        <w:t>La importación sin comprimir es un costo asumido, porque se paga en memoria y en tamaño. El humo era el caso mayor: a 1123 × 1933, cada una de sus 33 texturas ocupaba unos 8,7 MB, y por eso la deduplicación de cuadros fue necesaria antes incluso de la reducción a 1 024 px, que deja cada una en unos 2,4 MB. La memoria que vale es la medida sobre el ejecutable del corte: la de trabajo llegó como máximo a 446 MB y la privada a 1 179 MB, y el paquete de doce escenas ocupa 479,0 MB, de ellos 276,4 MB de texturas</w:t>
-      </w:r>
-      <w:r>
-        <w:t xml:space="preserve"> del Nivel 1 (apartado 8.3 del documento principal).</w:t>
+        <w:t xml:space="preserve">La tercera es del 10/10/2026. Con la entrega de expresiones de la colaboradora, Santiago Benavides Rey decidió que todo el arte de esa entrega entra al motor recortado y como máximo de 256 × 256 (INC-149, </w:t>
+      </w:r>
+      <w:r>
+        <w:rPr>
+          <w:rStyle w:val="CdigoenlneaOE3"/>
+        </w:rPr>
+        <w:t>146f4f3</w:t>
+      </w:r>
+      <w:r>
+        <w:t>). Alcanza las expresiones de frente de los cinco personajes, los ojos, las bocas y la cara base de perfil y los retratos del cuadro de diálogo, y entra también sin comprimir. Ojos, boca y base de una cara comparten un solo recuadro en cada prefab, así que cada capa se recorta a la unión de las cajas de todas las expresiones del personaje, con 3 px de margen y una escala única, y bajar a 256 px no mueve nada en pantalla. Las partes del cuerpo y los reposos de Algoritm siguen a 4 096 px. La regla es u</w:t>
+      </w:r>
+      <w:r>
+        <w:t xml:space="preserve">n patrón de ruta y no una lista, porque la alegría y el sueño llegarán expresión a expresión; la vigila </w:t>
+      </w:r>
+      <w:r>
+        <w:rPr>
+          <w:rStyle w:val="CdigoenlneaOE3"/>
+        </w:rPr>
+        <w:t>ArtImport_RNF06_LasCarasYLosRetratosDeLosPersonajesSeImportanA256SinComprimir</w:t>
+      </w:r>
+      <w:r>
+        <w:t xml:space="preserve">, y la de RNF-23 salta esas rutas. El inventario de la entrega estimó el peor caso en unos 20 MB de texturas, frente a los 79,4 MB de margen que dejó la excepción anterior. El ejecutable con este arte, un build de </w:t>
+      </w:r>
+      <w:r>
+        <w:rPr>
+          <w:rStyle w:val="CdigoenlneaOE3"/>
+        </w:rPr>
+        <w:t>8602c79</w:t>
+      </w:r>
+      <w:r>
+        <w:t xml:space="preserve"> medido con </w:t>
+      </w:r>
+      <w:r>
+        <w:rPr>
+          <w:rStyle w:val="CdigoenlneaOE3"/>
+        </w:rPr>
+        <w:t>oe4.ps1 Tamano</w:t>
+      </w:r>
+      <w:r>
+        <w:t xml:space="preserve"> el 10/10/2026, pesa 426,6 MB: 6,0 MB más que los 420,6 MB anteriores, con 73,4 MB d</w:t>
+      </w:r>
+      <w:r>
+        <w:t>e margen frente al tope de 500 MB. No es un candidato del OE4.</w:t>
       </w:r>
     </w:p>
     <w:p>
@@ -4138,6 +4177,17 @@
         <w:pStyle w:val="TextoOE3"/>
       </w:pPr>
       <w:r>
+        <w:t>La importación sin comprimir es un costo asumido, porque se paga en memoria y en tamaño. El humo era el caso mayor: a 1123 × 1933, cada una de sus 33 texturas ocupaba unos 8,7 MB, y por eso la deduplicación de cuadros fue necesaria antes incluso de la reducción a 1 024 px, que deja cada una en unos 2,4 MB. La memoria que vale es la medida sobre el ejecutable del corte: la de trabajo llegó como máximo a 446 MB y la privada a 1 179 MB, y el paquete de doce escenas ocupa 479,0 MB, de ellos 276,4 MB de texturas</w:t>
+      </w:r>
+      <w:r>
+        <w:t xml:space="preserve"> del Nivel 1 (apartado 8.3 del documento principal).</w:t>
+      </w:r>
+    </w:p>
+    <w:p>
+      <w:pPr>
+        <w:pStyle w:val="TextoOE3"/>
+      </w:pPr>
+      <w:r>
         <w:t xml:space="preserve">La regla </w:t>
       </w:r>
       <w:r>
@@ -4147,7 +4197,10 @@
         <w:t>AudioImportRules</w:t>
       </w:r>
       <w:r>
-        <w:t xml:space="preserve"> (21/09/2026) aplica a cada pieza los ajustes del apartado 4.3 de la dirección de sonido según el prefijo de su nombre: la música (</w:t>
+        <w:t xml:space="preserve"> </w:t>
+      </w:r>
+      <w:r>
+        <w:t>(21/09/2026) aplica a cada pieza los ajustes del apartado 4.3 de la dirección de sonido según el prefijo de su nombre: la música (</w:t>
       </w:r>
       <w:r>
         <w:rPr>
@@ -4174,10 +4227,10 @@
         <w:t>.wav</w:t>
       </w:r>
       <w:r>
-        <w:t xml:space="preserve">. Un archivo sin prefijo cuenta como efecto, </w:t>
-      </w:r>
-      <w:r>
-        <w:t xml:space="preserve">de modo que ninguna pieza queda sin regla. La vigila </w:t>
+        <w:t>. Un archivo sin prefijo cuenta como efecto, de modo que ningu</w:t>
+      </w:r>
+      <w:r>
+        <w:t xml:space="preserve">na pieza queda sin regla. La vigila </w:t>
       </w:r>
       <w:r>
         <w:rPr>
@@ -4259,7 +4312,11 @@
         <w:t>). Tiene cuatro canales con su volumen por omisión: música (0,8), ambiente (0,4), efectos (1) y voz (0,6). El ambiente admite dos capas, que entran con un fundido cruzado; pedir el ambiente que ya suena no lo reinicia, de modo que el paso entre una narrativa y una mecánica que c</w:t>
       </w:r>
       <w:r>
-        <w:t>omparten fondo no corta el sonido. Un clic sostenido puede llevar un sonido en bucle mientras dura, y los silencios del guion son cortes secos. Ningún nivel llama al gestor con clips propios: cada uno los toma de su asset de contenido (</w:t>
+        <w:t xml:space="preserve">omparten fondo no corta el sonido. Un clic sostenido puede llevar un sonido en bucle mientras dura, y </w:t>
+      </w:r>
+      <w:r>
+        <w:lastRenderedPageBreak/>
+        <w:t>los silencios del guion son cortes secos. Ningún nivel llama al gestor con clips propios: cada uno los toma de su asset de contenido (</w:t>
       </w:r>
       <w:r>
         <w:rPr>
@@ -4354,11 +4411,7 @@
         <w:t>amb_n2_noche_intemperie</w:t>
       </w:r>
       <w:r>
-        <w:t xml:space="preserve">. Como la mayoría de las piezas que nombra el inventario de la dirección de sonido no se ha producido, varias </w:t>
-      </w:r>
-      <w:r>
-        <w:lastRenderedPageBreak/>
-        <w:t>piezas entregadas hacen de otras: la última columna de la Tabla E.3 indica de cuál, con el nombre que le da el inventario.</w:t>
+        <w:t>. Como la mayoría de las piezas que nombra el inventario de la dirección de sonido no se ha producido, varias piezas entregadas hacen de otras: la última columna de la Tabla E.3 indica de cuál, con el nombre que le da el inventario.</w:t>
       </w:r>
     </w:p>
     <w:p>
@@ -4899,6 +4952,7 @@
                 <w:rStyle w:val="CdigoenlneaOE3"/>
                 <w:sz w:val="18"/>
               </w:rPr>
+              <w:lastRenderedPageBreak/>
               <w:t>sfx_n1_pasos_eco</w:t>
             </w:r>
           </w:p>
@@ -5409,7 +5463,6 @@
                 <w:rStyle w:val="CdigoenlneaOE3"/>
                 <w:sz w:val="18"/>
               </w:rPr>
-              <w:lastRenderedPageBreak/>
               <w:t>sfx_n2_piedra_cae</w:t>
             </w:r>
           </w:p>
@@ -5890,7 +5943,11 @@
         <w:t xml:space="preserve">En el Nivel 1 suena la noche a la intemperie en la apertura y la cueva oscura dentro, con la hoguera como segunda capa desde que se sopla. Arrastrar una hoja suena mientras se mueve; el golpe suena solo si las piedras se tocan, con un volumen que crece con el contacto, y la chispa solo acompaña al golpe efectivo. En el Nivel 2 el bosque de día suena de fondo en el puente I, en las escenas 2.1 a 2.4 y en las tres fases, sin costura entre ellas. Cada objeto que el cursor aparta en el bosque suena una vez por </w:t>
       </w:r>
       <w:r>
-        <w:t>acercamiento con su material; en el taller, perforar suena a encaje y cada pieza encajada a tres martillazos; en el laberinto la carretilla suena en bucle mientras recorre la secuencia, también en el intento que tropieza. En la escena 2.2 cada objeto suena al tocar el suelo. En el Nivel 3 el río suena con el bosque encima, recoger suena una vez a encaje, cada pieza puesta en la balsa suena a un martillazo, también la equivocada, porque colocar no valida, y aprobar una fase suena a tres; la balsa terminada s</w:t>
+        <w:t xml:space="preserve">acercamiento con su material; en el taller, perforar suena a encaje y cada pieza encajada a tres martillazos; en el </w:t>
+      </w:r>
+      <w:r>
+        <w:lastRenderedPageBreak/>
+        <w:t>laberinto la carretilla suena en bucle mientras recorre la secuencia, también en el intento que tropieza. En la escena 2.2 cada objeto suena al tocar el suelo. En el Nivel 3 el río suena con el bosque encima, recoger suena una vez a encaje, cada pieza puesta en la balsa suena a un martillazo, también la equivocada, porque colocar no valida, y aprobar una fase suena a tres; la balsa terminada s</w:t>
       </w:r>
       <w:r>
         <w:t>uena antes de salir al cruce, y en el cruce la balsa suena mientras se mueve. La escena final suena desde el 01/10/2026 al bosque de día con el crepitar de las fogatas en la segunda capa, el par con que abre el Nivel 2 (INC-125).</w:t>
@@ -5927,7 +5984,6 @@
         <w:pStyle w:val="TextoOE3"/>
       </w:pPr>
       <w:r>
-        <w:lastRenderedPageBreak/>
         <w:t xml:space="preserve">El guion escribe tres silencios. Los dos del Nivel 1 están implementados como un campo de la línea en que ocurren: en la apertura, la línea «Solo oscuridad.» corta en seco todo el sonido (S1), y en la escena 1.1, cuando Algoritm se apaga, callan la música y la voz y queda la cueva (S2). El tercero, un segundo con el ambiente al mínimo antes de la última frase de Algoritm en la escena final (S3), no se puede expresar con el mecanismo actual, que solo calla la música o lo calla todo sin devolverlo; desde que </w:t>
       </w:r>
       <w:r>
@@ -6000,7 +6056,14 @@
         <w:t>Assets/Game/Art/</w:t>
       </w:r>
       <w:r>
-        <w:t xml:space="preserve">, la herramienta analiza 96; excluye los 67 cuadros del fuego y del humo, que conservan su nombre de entrega. Las 96 cumplen la nomenclatura, las que deben tener transparencia la tienen, ninguna tiene halo intenso y las 96 están sin comprimir y a 4 096 px (así estaban en el corte; desde INC-146, cinco de ellas entran a 256 px). Los metadatos de 84 son los esperados; los 12 restantes son las imágenes en </w:t>
+        <w:t xml:space="preserve">, la herramienta analiza 96; excluye los 67 cuadros del fuego y del humo, que conservan su nombre de entrega. Las 96 cumplen la nomenclatura, las que deben tener transparencia la tienen, ninguna tiene halo intenso y las 96 están sin comprimir y a 4 096 px (así estaban en el corte; desde INC-146, cinco de ellas entran a 256 px, y las caras y los retratos de los personajes, posteriores al corte, entran a 256 px desde INC-149). Los metadatos de 84 son los esperados; los 12 restantes son las </w:t>
+      </w:r>
+      <w:r>
+        <w:lastRenderedPageBreak/>
+        <w:t>imá</w:t>
+      </w:r>
+      <w:r>
+        <w:t xml:space="preserve">genes en </w:t>
       </w:r>
       <w:r>
         <w:rPr>
@@ -6009,10 +6072,7 @@
         <w:t>Multiple</w:t>
       </w:r>
       <w:r>
-        <w:t xml:space="preserve"> de la excepción de INC-128. Quedan 27 archivos con un halo tenue, verde oscuro y </w:t>
-      </w:r>
-      <w:r>
-        <w:t>visible solo sobre fondo claro, casi todos partes de los personajes, que el informe registra como dato.</w:t>
+        <w:t xml:space="preserve"> de la excepción de INC-128. Quedan 27 archivos con un halo tenue, verde oscuro y visible solo sobre fondo claro, casi todos partes de los personajes, que el informe registra como dato.</w:t>
       </w:r>
     </w:p>
     <w:p>
@@ -6133,11 +6193,10 @@
         <w:pStyle w:val="TextoOE3"/>
       </w:pPr>
       <w:r>
-        <w:t xml:space="preserve">Las tres formas de Algoritm y los cuatro retratos de la familia traían restos verdes del fondo de croma en el borde semitransparente. Se limpiaron con la herramienta, limitada a los píxeles con transparencia por debajo de 200 sobre 255, con una copia de respaldo previa; la transparencia quedó idéntica y ningún píxel opaco cambió. Después de la limpieza, el informe no encuentra ningún archivo con halo intenso, y en las capturas de los retratos y de </w:t>
-      </w:r>
-      <w:r>
-        <w:lastRenderedPageBreak/>
-        <w:t>Algoritm ya no se ve el halo del borde; quedan unas motas opacas que se describen en el apartado 6.</w:t>
+        <w:t>Las tres formas de Algoritm y los cuatro retratos de la familia traían restos verdes del fondo de croma en el borde semitransparente. Se limpiaron con la herramienta, limitada a los píxeles con transparencia por debajo de 200 sobre 255, con una copia de respaldo previa; la transparencia quedó idéntica y ningún píxel opaco cambió. Después de la limpieza, el informe no encuentra ningún archivo con halo intenso, y en las capturas de los retratos y de Algoritm ya no se ve el halo del borde; quedan unas motas op</w:t>
+      </w:r>
+      <w:r>
+        <w:t>acas que se describen en el apartado 6.</w:t>
       </w:r>
     </w:p>
     <w:p>
@@ -6198,8 +6257,9 @@
       <w:pPr>
         <w:pStyle w:val="Ttulo2"/>
       </w:pPr>
-      <w:bookmarkStart w:id="3" w:name="_Toc242441457"/>
-      <w:r>
+      <w:bookmarkStart w:id="3" w:name="_Toc242544965"/>
+      <w:r>
+        <w:lastRenderedPageBreak/>
         <w:t>3. Decisiones de diseño y hallazgos de consistencia</w:t>
       </w:r>
       <w:bookmarkEnd w:id="3"/>
@@ -6269,7 +6329,6 @@
         </w:numPr>
       </w:pPr>
       <w:r>
-        <w:lastRenderedPageBreak/>
         <w:t>Se compone en lugar de dibujar estados (actas D07 y D09). La balsa se compone con ocho piezas; el tronco del Nivel 2 rueda en el motor a partir de una sola textura, donde la propuesta del acta D09 separaba cuerpo y veta, y el humo, la chispa, la llama y el quemado se ponen encima de un solo montón de hojas.</w:t>
       </w:r>
     </w:p>
@@ -6363,10 +6422,10 @@
         <w:tblLook w:val="0020" w:firstRow="1" w:lastRow="0" w:firstColumn="0" w:lastColumn="0" w:noHBand="0" w:noVBand="0"/>
       </w:tblPr>
       <w:tblGrid>
-        <w:gridCol w:w="791"/>
-        <w:gridCol w:w="4174"/>
-        <w:gridCol w:w="3487"/>
-        <w:gridCol w:w="1510"/>
+        <w:gridCol w:w="780"/>
+        <w:gridCol w:w="3817"/>
+        <w:gridCol w:w="3869"/>
+        <w:gridCol w:w="1496"/>
       </w:tblGrid>
       <w:tr>
         <w:trPr>
@@ -6374,7 +6433,7 @@
         </w:trPr>
         <w:tc>
           <w:tcPr>
-            <w:tcW w:w="397" w:type="pct"/>
+            <w:tcW w:w="391" w:type="pct"/>
             <w:shd w:val="clear" w:color="auto" w:fill="D9D9D9"/>
           </w:tcPr>
           <w:p>
@@ -6391,13 +6450,14 @@
                 <w:b/>
                 <w:sz w:val="18"/>
               </w:rPr>
+              <w:lastRenderedPageBreak/>
               <w:t>INC</w:t>
             </w:r>
           </w:p>
         </w:tc>
         <w:tc>
           <w:tcPr>
-            <w:tcW w:w="2095" w:type="pct"/>
+            <w:tcW w:w="1916" w:type="pct"/>
             <w:shd w:val="clear" w:color="auto" w:fill="D9D9D9"/>
           </w:tcPr>
           <w:p>
@@ -6420,7 +6480,7 @@
         </w:tc>
         <w:tc>
           <w:tcPr>
-            <w:tcW w:w="1750" w:type="pct"/>
+            <w:tcW w:w="1942" w:type="pct"/>
             <w:shd w:val="clear" w:color="auto" w:fill="D9D9D9"/>
           </w:tcPr>
           <w:p>
@@ -6443,7 +6503,7 @@
         </w:tc>
         <w:tc>
           <w:tcPr>
-            <w:tcW w:w="758" w:type="pct"/>
+            <w:tcW w:w="751" w:type="pct"/>
             <w:shd w:val="clear" w:color="auto" w:fill="D9D9D9"/>
           </w:tcPr>
           <w:p>
@@ -6468,7 +6528,7 @@
       <w:tr>
         <w:tc>
           <w:tcPr>
-            <w:tcW w:w="397" w:type="pct"/>
+            <w:tcW w:w="391" w:type="pct"/>
             <w:shd w:val="clear" w:color="auto" w:fill="auto"/>
           </w:tcPr>
           <w:p>
@@ -6489,7 +6549,7 @@
         </w:tc>
         <w:tc>
           <w:tcPr>
-            <w:tcW w:w="2095" w:type="pct"/>
+            <w:tcW w:w="1916" w:type="pct"/>
             <w:shd w:val="clear" w:color="auto" w:fill="auto"/>
           </w:tcPr>
           <w:p>
@@ -6510,7 +6570,7 @@
         </w:tc>
         <w:tc>
           <w:tcPr>
-            <w:tcW w:w="1750" w:type="pct"/>
+            <w:tcW w:w="1942" w:type="pct"/>
             <w:shd w:val="clear" w:color="auto" w:fill="auto"/>
           </w:tcPr>
           <w:p>
@@ -6531,7 +6591,7 @@
         </w:tc>
         <w:tc>
           <w:tcPr>
-            <w:tcW w:w="758" w:type="pct"/>
+            <w:tcW w:w="751" w:type="pct"/>
             <w:shd w:val="clear" w:color="auto" w:fill="auto"/>
           </w:tcPr>
           <w:p>
@@ -6554,7 +6614,7 @@
       <w:tr>
         <w:tc>
           <w:tcPr>
-            <w:tcW w:w="397" w:type="pct"/>
+            <w:tcW w:w="391" w:type="pct"/>
             <w:shd w:val="clear" w:color="auto" w:fill="auto"/>
           </w:tcPr>
           <w:p>
@@ -6575,7 +6635,7 @@
         </w:tc>
         <w:tc>
           <w:tcPr>
-            <w:tcW w:w="2095" w:type="pct"/>
+            <w:tcW w:w="1916" w:type="pct"/>
             <w:shd w:val="clear" w:color="auto" w:fill="auto"/>
           </w:tcPr>
           <w:p>
@@ -6596,7 +6656,7 @@
         </w:tc>
         <w:tc>
           <w:tcPr>
-            <w:tcW w:w="1750" w:type="pct"/>
+            <w:tcW w:w="1942" w:type="pct"/>
             <w:shd w:val="clear" w:color="auto" w:fill="auto"/>
           </w:tcPr>
           <w:p>
@@ -6617,7 +6677,7 @@
         </w:tc>
         <w:tc>
           <w:tcPr>
-            <w:tcW w:w="758" w:type="pct"/>
+            <w:tcW w:w="751" w:type="pct"/>
             <w:shd w:val="clear" w:color="auto" w:fill="auto"/>
           </w:tcPr>
           <w:p>
@@ -6640,7 +6700,7 @@
       <w:tr>
         <w:tc>
           <w:tcPr>
-            <w:tcW w:w="397" w:type="pct"/>
+            <w:tcW w:w="391" w:type="pct"/>
             <w:shd w:val="clear" w:color="auto" w:fill="auto"/>
           </w:tcPr>
           <w:p>
@@ -6661,7 +6721,7 @@
         </w:tc>
         <w:tc>
           <w:tcPr>
-            <w:tcW w:w="2095" w:type="pct"/>
+            <w:tcW w:w="1916" w:type="pct"/>
             <w:shd w:val="clear" w:color="auto" w:fill="auto"/>
           </w:tcPr>
           <w:p>
@@ -6682,7 +6742,7 @@
         </w:tc>
         <w:tc>
           <w:tcPr>
-            <w:tcW w:w="1750" w:type="pct"/>
+            <w:tcW w:w="1942" w:type="pct"/>
             <w:shd w:val="clear" w:color="auto" w:fill="auto"/>
           </w:tcPr>
           <w:p>
@@ -6703,7 +6763,7 @@
         </w:tc>
         <w:tc>
           <w:tcPr>
-            <w:tcW w:w="758" w:type="pct"/>
+            <w:tcW w:w="751" w:type="pct"/>
             <w:shd w:val="clear" w:color="auto" w:fill="auto"/>
           </w:tcPr>
           <w:p>
@@ -6726,7 +6786,7 @@
       <w:tr>
         <w:tc>
           <w:tcPr>
-            <w:tcW w:w="397" w:type="pct"/>
+            <w:tcW w:w="391" w:type="pct"/>
             <w:shd w:val="clear" w:color="auto" w:fill="auto"/>
           </w:tcPr>
           <w:p>
@@ -6747,7 +6807,7 @@
         </w:tc>
         <w:tc>
           <w:tcPr>
-            <w:tcW w:w="2095" w:type="pct"/>
+            <w:tcW w:w="1916" w:type="pct"/>
             <w:shd w:val="clear" w:color="auto" w:fill="auto"/>
           </w:tcPr>
           <w:p>
@@ -6768,7 +6828,7 @@
         </w:tc>
         <w:tc>
           <w:tcPr>
-            <w:tcW w:w="1750" w:type="pct"/>
+            <w:tcW w:w="1942" w:type="pct"/>
             <w:shd w:val="clear" w:color="auto" w:fill="auto"/>
           </w:tcPr>
           <w:p>
@@ -6789,7 +6849,7 @@
         </w:tc>
         <w:tc>
           <w:tcPr>
-            <w:tcW w:w="758" w:type="pct"/>
+            <w:tcW w:w="751" w:type="pct"/>
             <w:shd w:val="clear" w:color="auto" w:fill="auto"/>
           </w:tcPr>
           <w:p>
@@ -6812,7 +6872,7 @@
       <w:tr>
         <w:tc>
           <w:tcPr>
-            <w:tcW w:w="397" w:type="pct"/>
+            <w:tcW w:w="391" w:type="pct"/>
             <w:shd w:val="clear" w:color="auto" w:fill="auto"/>
           </w:tcPr>
           <w:p>
@@ -6833,7 +6893,7 @@
         </w:tc>
         <w:tc>
           <w:tcPr>
-            <w:tcW w:w="2095" w:type="pct"/>
+            <w:tcW w:w="1916" w:type="pct"/>
             <w:shd w:val="clear" w:color="auto" w:fill="auto"/>
           </w:tcPr>
           <w:p>
@@ -6854,7 +6914,7 @@
         </w:tc>
         <w:tc>
           <w:tcPr>
-            <w:tcW w:w="1750" w:type="pct"/>
+            <w:tcW w:w="1942" w:type="pct"/>
             <w:shd w:val="clear" w:color="auto" w:fill="auto"/>
           </w:tcPr>
           <w:p>
@@ -6875,7 +6935,7 @@
         </w:tc>
         <w:tc>
           <w:tcPr>
-            <w:tcW w:w="758" w:type="pct"/>
+            <w:tcW w:w="751" w:type="pct"/>
             <w:shd w:val="clear" w:color="auto" w:fill="auto"/>
           </w:tcPr>
           <w:p>
@@ -6898,7 +6958,7 @@
       <w:tr>
         <w:tc>
           <w:tcPr>
-            <w:tcW w:w="397" w:type="pct"/>
+            <w:tcW w:w="391" w:type="pct"/>
             <w:shd w:val="clear" w:color="auto" w:fill="auto"/>
           </w:tcPr>
           <w:p>
@@ -6919,7 +6979,7 @@
         </w:tc>
         <w:tc>
           <w:tcPr>
-            <w:tcW w:w="2095" w:type="pct"/>
+            <w:tcW w:w="1916" w:type="pct"/>
             <w:shd w:val="clear" w:color="auto" w:fill="auto"/>
           </w:tcPr>
           <w:p>
@@ -6940,7 +7000,7 @@
         </w:tc>
         <w:tc>
           <w:tcPr>
-            <w:tcW w:w="1750" w:type="pct"/>
+            <w:tcW w:w="1942" w:type="pct"/>
             <w:shd w:val="clear" w:color="auto" w:fill="auto"/>
           </w:tcPr>
           <w:p>
@@ -6968,7 +7028,7 @@
         </w:tc>
         <w:tc>
           <w:tcPr>
-            <w:tcW w:w="758" w:type="pct"/>
+            <w:tcW w:w="751" w:type="pct"/>
             <w:shd w:val="clear" w:color="auto" w:fill="auto"/>
           </w:tcPr>
           <w:p>
@@ -6991,29 +7051,28 @@
       <w:tr>
         <w:tc>
           <w:tcPr>
-            <w:tcW w:w="397" w:type="pct"/>
-            <w:shd w:val="clear" w:color="auto" w:fill="auto"/>
-          </w:tcPr>
-          <w:p>
-            <w:pPr>
-              <w:pStyle w:val="CompactoOE3"/>
-              <w:spacing w:after="0"/>
-              <w:rPr>
-                <w:sz w:val="18"/>
-              </w:rPr>
-            </w:pPr>
-            <w:r>
-              <w:rPr>
-                <w:sz w:val="18"/>
-              </w:rPr>
-              <w:lastRenderedPageBreak/>
+            <w:tcW w:w="391" w:type="pct"/>
+            <w:shd w:val="clear" w:color="auto" w:fill="auto"/>
+          </w:tcPr>
+          <w:p>
+            <w:pPr>
+              <w:pStyle w:val="CompactoOE3"/>
+              <w:spacing w:after="0"/>
+              <w:rPr>
+                <w:sz w:val="18"/>
+              </w:rPr>
+            </w:pPr>
+            <w:r>
+              <w:rPr>
+                <w:sz w:val="18"/>
+              </w:rPr>
               <w:t>INC-123</w:t>
             </w:r>
           </w:p>
         </w:tc>
         <w:tc>
           <w:tcPr>
-            <w:tcW w:w="2095" w:type="pct"/>
+            <w:tcW w:w="1916" w:type="pct"/>
             <w:shd w:val="clear" w:color="auto" w:fill="auto"/>
           </w:tcPr>
           <w:p>
@@ -7034,7 +7093,7 @@
         </w:tc>
         <w:tc>
           <w:tcPr>
-            <w:tcW w:w="1750" w:type="pct"/>
+            <w:tcW w:w="1942" w:type="pct"/>
             <w:shd w:val="clear" w:color="auto" w:fill="auto"/>
           </w:tcPr>
           <w:p>
@@ -7075,7 +7134,7 @@
         </w:tc>
         <w:tc>
           <w:tcPr>
-            <w:tcW w:w="758" w:type="pct"/>
+            <w:tcW w:w="751" w:type="pct"/>
             <w:shd w:val="clear" w:color="auto" w:fill="auto"/>
           </w:tcPr>
           <w:p>
@@ -7098,7 +7157,7 @@
       <w:tr>
         <w:tc>
           <w:tcPr>
-            <w:tcW w:w="397" w:type="pct"/>
+            <w:tcW w:w="391" w:type="pct"/>
             <w:shd w:val="clear" w:color="auto" w:fill="auto"/>
           </w:tcPr>
           <w:p>
@@ -7119,7 +7178,7 @@
         </w:tc>
         <w:tc>
           <w:tcPr>
-            <w:tcW w:w="2095" w:type="pct"/>
+            <w:tcW w:w="1916" w:type="pct"/>
             <w:shd w:val="clear" w:color="auto" w:fill="auto"/>
           </w:tcPr>
           <w:p>
@@ -7140,7 +7199,7 @@
         </w:tc>
         <w:tc>
           <w:tcPr>
-            <w:tcW w:w="1750" w:type="pct"/>
+            <w:tcW w:w="1942" w:type="pct"/>
             <w:shd w:val="clear" w:color="auto" w:fill="auto"/>
           </w:tcPr>
           <w:p>
@@ -7168,7 +7227,7 @@
         </w:tc>
         <w:tc>
           <w:tcPr>
-            <w:tcW w:w="758" w:type="pct"/>
+            <w:tcW w:w="751" w:type="pct"/>
             <w:shd w:val="clear" w:color="auto" w:fill="auto"/>
           </w:tcPr>
           <w:p>
@@ -7191,7 +7250,7 @@
       <w:tr>
         <w:tc>
           <w:tcPr>
-            <w:tcW w:w="397" w:type="pct"/>
+            <w:tcW w:w="391" w:type="pct"/>
             <w:shd w:val="clear" w:color="auto" w:fill="auto"/>
           </w:tcPr>
           <w:p>
@@ -7212,7 +7271,7 @@
         </w:tc>
         <w:tc>
           <w:tcPr>
-            <w:tcW w:w="2095" w:type="pct"/>
+            <w:tcW w:w="1916" w:type="pct"/>
             <w:shd w:val="clear" w:color="auto" w:fill="auto"/>
           </w:tcPr>
           <w:p>
@@ -7233,7 +7292,7 @@
         </w:tc>
         <w:tc>
           <w:tcPr>
-            <w:tcW w:w="1750" w:type="pct"/>
+            <w:tcW w:w="1942" w:type="pct"/>
             <w:shd w:val="clear" w:color="auto" w:fill="auto"/>
           </w:tcPr>
           <w:p>
@@ -7254,7 +7313,7 @@
         </w:tc>
         <w:tc>
           <w:tcPr>
-            <w:tcW w:w="758" w:type="pct"/>
+            <w:tcW w:w="751" w:type="pct"/>
             <w:shd w:val="clear" w:color="auto" w:fill="auto"/>
           </w:tcPr>
           <w:p>
@@ -7277,7 +7336,7 @@
       <w:tr>
         <w:tc>
           <w:tcPr>
-            <w:tcW w:w="397" w:type="pct"/>
+            <w:tcW w:w="391" w:type="pct"/>
             <w:shd w:val="clear" w:color="auto" w:fill="auto"/>
           </w:tcPr>
           <w:p>
@@ -7298,7 +7357,7 @@
         </w:tc>
         <w:tc>
           <w:tcPr>
-            <w:tcW w:w="2095" w:type="pct"/>
+            <w:tcW w:w="1916" w:type="pct"/>
             <w:shd w:val="clear" w:color="auto" w:fill="auto"/>
           </w:tcPr>
           <w:p>
@@ -7319,7 +7378,7 @@
         </w:tc>
         <w:tc>
           <w:tcPr>
-            <w:tcW w:w="1750" w:type="pct"/>
+            <w:tcW w:w="1942" w:type="pct"/>
             <w:shd w:val="clear" w:color="auto" w:fill="auto"/>
           </w:tcPr>
           <w:p>
@@ -7353,7 +7412,7 @@
         </w:tc>
         <w:tc>
           <w:tcPr>
-            <w:tcW w:w="758" w:type="pct"/>
+            <w:tcW w:w="751" w:type="pct"/>
             <w:shd w:val="clear" w:color="auto" w:fill="auto"/>
           </w:tcPr>
           <w:p>
@@ -7376,7 +7435,7 @@
       <w:tr>
         <w:tc>
           <w:tcPr>
-            <w:tcW w:w="397" w:type="pct"/>
+            <w:tcW w:w="391" w:type="pct"/>
             <w:shd w:val="clear" w:color="auto" w:fill="auto"/>
           </w:tcPr>
           <w:p>
@@ -7397,7 +7456,7 @@
         </w:tc>
         <w:tc>
           <w:tcPr>
-            <w:tcW w:w="2095" w:type="pct"/>
+            <w:tcW w:w="1916" w:type="pct"/>
             <w:shd w:val="clear" w:color="auto" w:fill="auto"/>
           </w:tcPr>
           <w:p>
@@ -7431,7 +7490,7 @@
         </w:tc>
         <w:tc>
           <w:tcPr>
-            <w:tcW w:w="1750" w:type="pct"/>
+            <w:tcW w:w="1942" w:type="pct"/>
             <w:shd w:val="clear" w:color="auto" w:fill="auto"/>
           </w:tcPr>
           <w:p>
@@ -7452,7 +7511,7 @@
         </w:tc>
         <w:tc>
           <w:tcPr>
-            <w:tcW w:w="758" w:type="pct"/>
+            <w:tcW w:w="751" w:type="pct"/>
             <w:shd w:val="clear" w:color="auto" w:fill="auto"/>
           </w:tcPr>
           <w:p>
@@ -7475,7 +7534,7 @@
       <w:tr>
         <w:tc>
           <w:tcPr>
-            <w:tcW w:w="397" w:type="pct"/>
+            <w:tcW w:w="391" w:type="pct"/>
             <w:shd w:val="clear" w:color="auto" w:fill="auto"/>
           </w:tcPr>
           <w:p>
@@ -7496,7 +7555,7 @@
         </w:tc>
         <w:tc>
           <w:tcPr>
-            <w:tcW w:w="2095" w:type="pct"/>
+            <w:tcW w:w="1916" w:type="pct"/>
             <w:shd w:val="clear" w:color="auto" w:fill="auto"/>
           </w:tcPr>
           <w:p>
@@ -7517,7 +7576,7 @@
         </w:tc>
         <w:tc>
           <w:tcPr>
-            <w:tcW w:w="1750" w:type="pct"/>
+            <w:tcW w:w="1942" w:type="pct"/>
             <w:shd w:val="clear" w:color="auto" w:fill="auto"/>
           </w:tcPr>
           <w:p>
@@ -7538,7 +7597,7 @@
         </w:tc>
         <w:tc>
           <w:tcPr>
-            <w:tcW w:w="758" w:type="pct"/>
+            <w:tcW w:w="751" w:type="pct"/>
             <w:shd w:val="clear" w:color="auto" w:fill="auto"/>
           </w:tcPr>
           <w:p>
@@ -7561,7 +7620,7 @@
       <w:tr>
         <w:tc>
           <w:tcPr>
-            <w:tcW w:w="397" w:type="pct"/>
+            <w:tcW w:w="391" w:type="pct"/>
             <w:shd w:val="clear" w:color="auto" w:fill="auto"/>
           </w:tcPr>
           <w:p>
@@ -7582,7 +7641,7 @@
         </w:tc>
         <w:tc>
           <w:tcPr>
-            <w:tcW w:w="2095" w:type="pct"/>
+            <w:tcW w:w="1916" w:type="pct"/>
             <w:shd w:val="clear" w:color="auto" w:fill="auto"/>
           </w:tcPr>
           <w:p>
@@ -7603,7 +7662,7 @@
         </w:tc>
         <w:tc>
           <w:tcPr>
-            <w:tcW w:w="1750" w:type="pct"/>
+            <w:tcW w:w="1942" w:type="pct"/>
             <w:shd w:val="clear" w:color="auto" w:fill="auto"/>
           </w:tcPr>
           <w:p>
@@ -7637,7 +7696,7 @@
         </w:tc>
         <w:tc>
           <w:tcPr>
-            <w:tcW w:w="758" w:type="pct"/>
+            <w:tcW w:w="751" w:type="pct"/>
             <w:shd w:val="clear" w:color="auto" w:fill="auto"/>
           </w:tcPr>
           <w:p>
@@ -7660,7 +7719,7 @@
       <w:tr>
         <w:tc>
           <w:tcPr>
-            <w:tcW w:w="397" w:type="pct"/>
+            <w:tcW w:w="391" w:type="pct"/>
             <w:shd w:val="clear" w:color="auto" w:fill="auto"/>
           </w:tcPr>
           <w:p>
@@ -7681,42 +7740,50 @@
         </w:tc>
         <w:tc>
           <w:tcPr>
-            <w:tcW w:w="2095" w:type="pct"/>
-            <w:shd w:val="clear" w:color="auto" w:fill="auto"/>
-          </w:tcPr>
-          <w:p>
-            <w:pPr>
-              <w:pStyle w:val="CompactoOE3"/>
-              <w:spacing w:after="0"/>
-              <w:rPr>
-                <w:sz w:val="18"/>
-              </w:rPr>
-            </w:pPr>
-            <w:r>
-              <w:rPr>
-                <w:sz w:val="18"/>
-              </w:rPr>
-              <w:t>Cinco props del Nivel 1 entran a 256 px; el paquete con el arte final medía 499,3 MB frente al tope de 500 MB y baja a 420,6 MB</w:t>
-            </w:r>
-          </w:p>
-        </w:tc>
-        <w:tc>
-          <w:tcPr>
-            <w:tcW w:w="1750" w:type="pct"/>
-            <w:shd w:val="clear" w:color="auto" w:fill="auto"/>
-          </w:tcPr>
-          <w:p>
-            <w:pPr>
-              <w:pStyle w:val="CompactoOE3"/>
-              <w:spacing w:after="0"/>
-              <w:rPr>
-                <w:sz w:val="18"/>
-              </w:rPr>
-            </w:pPr>
-            <w:r>
-              <w:rPr>
-                <w:sz w:val="18"/>
-              </w:rPr>
+            <w:tcW w:w="1916" w:type="pct"/>
+            <w:shd w:val="clear" w:color="auto" w:fill="auto"/>
+          </w:tcPr>
+          <w:p>
+            <w:pPr>
+              <w:pStyle w:val="CompactoOE3"/>
+              <w:spacing w:after="0"/>
+              <w:rPr>
+                <w:sz w:val="18"/>
+              </w:rPr>
+            </w:pPr>
+            <w:r>
+              <w:rPr>
+                <w:sz w:val="18"/>
+              </w:rPr>
+              <w:t xml:space="preserve">Cinco props del Nivel 1 entran a 256 px; el paquete con el arte final medía 499,3 MB frente al </w:t>
+            </w:r>
+            <w:r>
+              <w:rPr>
+                <w:sz w:val="18"/>
+              </w:rPr>
+              <w:lastRenderedPageBreak/>
+              <w:t>tope de 500 MB y baja a 420,6 MB</w:t>
+            </w:r>
+          </w:p>
+        </w:tc>
+        <w:tc>
+          <w:tcPr>
+            <w:tcW w:w="1942" w:type="pct"/>
+            <w:shd w:val="clear" w:color="auto" w:fill="auto"/>
+          </w:tcPr>
+          <w:p>
+            <w:pPr>
+              <w:pStyle w:val="CompactoOE3"/>
+              <w:spacing w:after="0"/>
+              <w:rPr>
+                <w:sz w:val="18"/>
+              </w:rPr>
+            </w:pPr>
+            <w:r>
+              <w:rPr>
+                <w:sz w:val="18"/>
+              </w:rPr>
+              <w:lastRenderedPageBreak/>
               <w:t xml:space="preserve">Dirección de arte, índice de sprites, guía del repositorio; </w:t>
             </w:r>
             <w:r>
@@ -7736,7 +7803,7 @@
         </w:tc>
         <w:tc>
           <w:tcPr>
-            <w:tcW w:w="758" w:type="pct"/>
+            <w:tcW w:w="751" w:type="pct"/>
             <w:shd w:val="clear" w:color="auto" w:fill="auto"/>
           </w:tcPr>
           <w:p>
@@ -7752,6 +7819,191 @@
                 <w:sz w:val="18"/>
               </w:rPr>
               <w:t>09/10/2026</w:t>
+            </w:r>
+          </w:p>
+        </w:tc>
+      </w:tr>
+      <w:tr>
+        <w:tc>
+          <w:tcPr>
+            <w:tcW w:w="391" w:type="pct"/>
+            <w:shd w:val="clear" w:color="auto" w:fill="auto"/>
+          </w:tcPr>
+          <w:p>
+            <w:pPr>
+              <w:pStyle w:val="CompactoOE3"/>
+              <w:spacing w:after="0"/>
+              <w:rPr>
+                <w:sz w:val="18"/>
+              </w:rPr>
+            </w:pPr>
+            <w:r>
+              <w:rPr>
+                <w:sz w:val="18"/>
+              </w:rPr>
+              <w:t>INC-148</w:t>
+            </w:r>
+          </w:p>
+        </w:tc>
+        <w:tc>
+          <w:tcPr>
+            <w:tcW w:w="1916" w:type="pct"/>
+            <w:shd w:val="clear" w:color="auto" w:fill="auto"/>
+          </w:tcPr>
+          <w:p>
+            <w:pPr>
+              <w:pStyle w:val="CompactoOE3"/>
+              <w:spacing w:after="0"/>
+              <w:rPr>
+                <w:sz w:val="18"/>
+              </w:rPr>
+            </w:pPr>
+            <w:r>
+              <w:rPr>
+                <w:sz w:val="18"/>
+              </w:rPr>
+              <w:t>El retrato del cuadro de diálogo es una cara animada sobre una base sin cara, con la expresión del guion en cada línea</w:t>
+            </w:r>
+          </w:p>
+        </w:tc>
+        <w:tc>
+          <w:tcPr>
+            <w:tcW w:w="1942" w:type="pct"/>
+            <w:shd w:val="clear" w:color="auto" w:fill="auto"/>
+          </w:tcPr>
+          <w:p>
+            <w:pPr>
+              <w:pStyle w:val="CompactoOE3"/>
+              <w:spacing w:after="0"/>
+              <w:rPr>
+                <w:sz w:val="18"/>
+              </w:rPr>
+            </w:pPr>
+            <w:r>
+              <w:rPr>
+                <w:sz w:val="18"/>
+              </w:rPr>
+              <w:t>Dirección de arte, apartados 7.3, 7.6, 10.3 y 17; interfaces, apartado 4.2; índice de sprites; Anexo F, apartado 2.14</w:t>
+            </w:r>
+          </w:p>
+        </w:tc>
+        <w:tc>
+          <w:tcPr>
+            <w:tcW w:w="751" w:type="pct"/>
+            <w:shd w:val="clear" w:color="auto" w:fill="auto"/>
+          </w:tcPr>
+          <w:p>
+            <w:pPr>
+              <w:pStyle w:val="CompactoOE3"/>
+              <w:spacing w:after="0"/>
+              <w:rPr>
+                <w:sz w:val="18"/>
+              </w:rPr>
+            </w:pPr>
+            <w:r>
+              <w:rPr>
+                <w:sz w:val="18"/>
+              </w:rPr>
+              <w:t>10/10/2026</w:t>
+            </w:r>
+          </w:p>
+        </w:tc>
+      </w:tr>
+      <w:tr>
+        <w:tc>
+          <w:tcPr>
+            <w:tcW w:w="391" w:type="pct"/>
+            <w:shd w:val="clear" w:color="auto" w:fill="auto"/>
+          </w:tcPr>
+          <w:p>
+            <w:pPr>
+              <w:pStyle w:val="CompactoOE3"/>
+              <w:spacing w:after="0"/>
+              <w:rPr>
+                <w:sz w:val="18"/>
+              </w:rPr>
+            </w:pPr>
+            <w:r>
+              <w:rPr>
+                <w:sz w:val="18"/>
+              </w:rPr>
+              <w:t>INC-149</w:t>
+            </w:r>
+          </w:p>
+        </w:tc>
+        <w:tc>
+          <w:tcPr>
+            <w:tcW w:w="1916" w:type="pct"/>
+            <w:shd w:val="clear" w:color="auto" w:fill="auto"/>
+          </w:tcPr>
+          <w:p>
+            <w:pPr>
+              <w:pStyle w:val="CompactoOE3"/>
+              <w:spacing w:after="0"/>
+              <w:rPr>
+                <w:sz w:val="18"/>
+              </w:rPr>
+            </w:pPr>
+            <w:r>
+              <w:rPr>
+                <w:sz w:val="18"/>
+              </w:rPr>
+              <w:t>Las caras y los retratos de los personajes entran recortados y a 256 px como máximo, sin comprimir</w:t>
+            </w:r>
+          </w:p>
+        </w:tc>
+        <w:tc>
+          <w:tcPr>
+            <w:tcW w:w="1942" w:type="pct"/>
+            <w:shd w:val="clear" w:color="auto" w:fill="auto"/>
+          </w:tcPr>
+          <w:p>
+            <w:pPr>
+              <w:pStyle w:val="CompactoOE3"/>
+              <w:spacing w:after="0"/>
+              <w:rPr>
+                <w:sz w:val="18"/>
+              </w:rPr>
+            </w:pPr>
+            <w:r>
+              <w:rPr>
+                <w:sz w:val="18"/>
+              </w:rPr>
+              <w:t xml:space="preserve">Dirección de arte, apartado 15.2; índice de sprites, guía del repositorio; </w:t>
+            </w:r>
+            <w:r>
+              <w:rPr>
+                <w:rStyle w:val="CdigoenlneaOE3"/>
+                <w:sz w:val="18"/>
+              </w:rPr>
+              <w:t>ArtImportRules</w:t>
+            </w:r>
+            <w:r>
+              <w:rPr>
+                <w:sz w:val="18"/>
+              </w:rPr>
+              <w:t xml:space="preserve"> y su prueba</w:t>
+            </w:r>
+          </w:p>
+        </w:tc>
+        <w:tc>
+          <w:tcPr>
+            <w:tcW w:w="751" w:type="pct"/>
+            <w:shd w:val="clear" w:color="auto" w:fill="auto"/>
+          </w:tcPr>
+          <w:p>
+            <w:pPr>
+              <w:pStyle w:val="CompactoOE3"/>
+              <w:spacing w:after="0"/>
+              <w:rPr>
+                <w:sz w:val="18"/>
+              </w:rPr>
+            </w:pPr>
+            <w:r>
+              <w:rPr>
+                <w:sz w:val="18"/>
+              </w:rPr>
+              <w:t>10/10/2026</w:t>
             </w:r>
           </w:p>
         </w:tc>
@@ -7761,7 +8013,7 @@
       <w:pPr>
         <w:pStyle w:val="Ttulo2"/>
       </w:pPr>
-      <w:bookmarkStart w:id="4" w:name="_Toc242441458"/>
+      <w:bookmarkStart w:id="4" w:name="_Toc242544966"/>
       <w:r>
         <w:t>4. Verificación</w:t>
       </w:r>
@@ -7884,7 +8136,6 @@
                 <w:b/>
                 <w:sz w:val="18"/>
               </w:rPr>
-              <w:lastRenderedPageBreak/>
               <w:t>Prueba</w:t>
             </w:r>
           </w:p>
@@ -7953,7 +8204,14 @@
               <w:rPr>
                 <w:sz w:val="18"/>
               </w:rPr>
-              <w:t>Todo el arte sin comprimir y a 4 096 px, salvo los cuadros del fuego y del humo y, desde INC-146, cinco props del Nivel 1</w:t>
+              <w:t xml:space="preserve">Todo el arte sin comprimir y a 4 096 px, salvo los cuadros del fuego y del humo y, desde INC-146 e INC-149, cinco props del Nivel 1 y las caras y los retratos de </w:t>
+            </w:r>
+            <w:r>
+              <w:rPr>
+                <w:sz w:val="18"/>
+              </w:rPr>
+              <w:lastRenderedPageBreak/>
+              <w:t>los personajes</w:t>
             </w:r>
           </w:p>
         </w:tc>
@@ -7977,6 +8235,7 @@
                 <w:rStyle w:val="CdigoenlneaOE3"/>
                 <w:sz w:val="18"/>
               </w:rPr>
+              <w:lastRenderedPageBreak/>
               <w:t>ArtImport_RNF06_LosCuadrosDelFuegoYElHumoSeImportanAMil24SinComprimir</w:t>
             </w:r>
           </w:p>
@@ -8044,6 +8303,51 @@
                 <w:sz w:val="18"/>
               </w:rPr>
               <w:t>Posterior al corte (INC-146): los cinco props del Nivel 1, a 256 px y sin comprimir</w:t>
+            </w:r>
+          </w:p>
+        </w:tc>
+      </w:tr>
+      <w:tr>
+        <w:tc>
+          <w:tcPr>
+            <w:tcW w:w="4211" w:type="pct"/>
+            <w:shd w:val="clear" w:color="auto" w:fill="auto"/>
+          </w:tcPr>
+          <w:p>
+            <w:pPr>
+              <w:pStyle w:val="CompactoOE3"/>
+              <w:spacing w:after="0"/>
+              <w:rPr>
+                <w:sz w:val="18"/>
+              </w:rPr>
+            </w:pPr>
+            <w:r>
+              <w:rPr>
+                <w:rStyle w:val="CdigoenlneaOE3"/>
+                <w:sz w:val="18"/>
+              </w:rPr>
+              <w:t>ArtImport_RNF06_LasCarasYLosRetratosDeLosPersonajesSeImportanA256SinComprimir</w:t>
+            </w:r>
+          </w:p>
+        </w:tc>
+        <w:tc>
+          <w:tcPr>
+            <w:tcW w:w="789" w:type="pct"/>
+            <w:shd w:val="clear" w:color="auto" w:fill="auto"/>
+          </w:tcPr>
+          <w:p>
+            <w:pPr>
+              <w:pStyle w:val="CompactoOE3"/>
+              <w:spacing w:after="0"/>
+              <w:rPr>
+                <w:sz w:val="18"/>
+              </w:rPr>
+            </w:pPr>
+            <w:r>
+              <w:rPr>
+                <w:sz w:val="18"/>
+              </w:rPr>
+              <w:t>Posterior al corte (INC-149): las caras y los retratos de los personajes, a 256 px y sin comprimir</w:t>
             </w:r>
           </w:p>
         </w:tc>
@@ -9551,7 +9855,7 @@
       <w:pPr>
         <w:pStyle w:val="Ttulo2"/>
       </w:pPr>
-      <w:bookmarkStart w:id="5" w:name="_Toc242441459"/>
+      <w:bookmarkStart w:id="5" w:name="_Toc242544967"/>
       <w:r>
         <w:t>5. Archivos principales</w:t>
       </w:r>
@@ -11367,10 +11671,7 @@
         <w:t>Tabla E.9.</w:t>
       </w:r>
       <w:r>
-        <w:t xml:space="preserve"> </w:t>
-      </w:r>
-      <w:r>
-        <w:t>Interfaz, tipografías y personajes (</w:t>
+        <w:t xml:space="preserve"> Interfaz, tipografías y personajes (</w:t>
       </w:r>
       <w:r>
         <w:rPr>
@@ -11414,8 +11715,8 @@
         <w:tblLook w:val="0020" w:firstRow="1" w:lastRow="0" w:firstColumn="0" w:lastColumn="0" w:noHBand="0" w:noVBand="0"/>
       </w:tblPr>
       <w:tblGrid>
-        <w:gridCol w:w="5650"/>
-        <w:gridCol w:w="4312"/>
+        <w:gridCol w:w="5170"/>
+        <w:gridCol w:w="4792"/>
       </w:tblGrid>
       <w:tr>
         <w:trPr>
@@ -11423,7 +11724,7 @@
         </w:trPr>
         <w:tc>
           <w:tcPr>
-            <w:tcW w:w="2836" w:type="pct"/>
+            <w:tcW w:w="2595" w:type="pct"/>
             <w:shd w:val="clear" w:color="auto" w:fill="D9D9D9"/>
           </w:tcPr>
           <w:p>
@@ -11447,7 +11748,7 @@
         </w:tc>
         <w:tc>
           <w:tcPr>
-            <w:tcW w:w="2164" w:type="pct"/>
+            <w:tcW w:w="2405" w:type="pct"/>
             <w:shd w:val="clear" w:color="auto" w:fill="D9D9D9"/>
           </w:tcPr>
           <w:p>
@@ -11472,7 +11773,7 @@
       <w:tr>
         <w:tc>
           <w:tcPr>
-            <w:tcW w:w="2836" w:type="pct"/>
+            <w:tcW w:w="2595" w:type="pct"/>
             <w:shd w:val="clear" w:color="auto" w:fill="auto"/>
           </w:tcPr>
           <w:p>
@@ -11546,7 +11847,7 @@
         </w:tc>
         <w:tc>
           <w:tcPr>
-            <w:tcW w:w="2164" w:type="pct"/>
+            <w:tcW w:w="2405" w:type="pct"/>
             <w:shd w:val="clear" w:color="auto" w:fill="auto"/>
           </w:tcPr>
           <w:p>
@@ -11569,7 +11870,7 @@
       <w:tr>
         <w:tc>
           <w:tcPr>
-            <w:tcW w:w="2836" w:type="pct"/>
+            <w:tcW w:w="2595" w:type="pct"/>
             <w:shd w:val="clear" w:color="auto" w:fill="auto"/>
           </w:tcPr>
           <w:p>
@@ -11604,7 +11905,7 @@
         </w:tc>
         <w:tc>
           <w:tcPr>
-            <w:tcW w:w="2164" w:type="pct"/>
+            <w:tcW w:w="2405" w:type="pct"/>
             <w:shd w:val="clear" w:color="auto" w:fill="auto"/>
           </w:tcPr>
           <w:p>
@@ -11627,7 +11928,7 @@
       <w:tr>
         <w:tc>
           <w:tcPr>
-            <w:tcW w:w="2836" w:type="pct"/>
+            <w:tcW w:w="2595" w:type="pct"/>
             <w:shd w:val="clear" w:color="auto" w:fill="auto"/>
           </w:tcPr>
           <w:p>
@@ -11688,7 +11989,7 @@
         </w:tc>
         <w:tc>
           <w:tcPr>
-            <w:tcW w:w="2164" w:type="pct"/>
+            <w:tcW w:w="2405" w:type="pct"/>
             <w:shd w:val="clear" w:color="auto" w:fill="auto"/>
           </w:tcPr>
           <w:p>
@@ -11711,7 +12012,7 @@
       <w:tr>
         <w:tc>
           <w:tcPr>
-            <w:tcW w:w="2836" w:type="pct"/>
+            <w:tcW w:w="2595" w:type="pct"/>
             <w:shd w:val="clear" w:color="auto" w:fill="auto"/>
           </w:tcPr>
           <w:p>
@@ -11772,7 +12073,7 @@
         </w:tc>
         <w:tc>
           <w:tcPr>
-            <w:tcW w:w="2164" w:type="pct"/>
+            <w:tcW w:w="2405" w:type="pct"/>
             <w:shd w:val="clear" w:color="auto" w:fill="auto"/>
           </w:tcPr>
           <w:p>
@@ -11795,7 +12096,7 @@
       <w:tr>
         <w:tc>
           <w:tcPr>
-            <w:tcW w:w="2836" w:type="pct"/>
+            <w:tcW w:w="2595" w:type="pct"/>
             <w:shd w:val="clear" w:color="auto" w:fill="auto"/>
           </w:tcPr>
           <w:p>
@@ -11817,7 +12118,7 @@
         </w:tc>
         <w:tc>
           <w:tcPr>
-            <w:tcW w:w="2164" w:type="pct"/>
+            <w:tcW w:w="2405" w:type="pct"/>
             <w:shd w:val="clear" w:color="auto" w:fill="auto"/>
           </w:tcPr>
           <w:p>
@@ -11840,7 +12141,7 @@
       <w:tr>
         <w:tc>
           <w:tcPr>
-            <w:tcW w:w="2836" w:type="pct"/>
+            <w:tcW w:w="2595" w:type="pct"/>
             <w:shd w:val="clear" w:color="auto" w:fill="auto"/>
           </w:tcPr>
           <w:p>
@@ -11862,7 +12163,7 @@
         </w:tc>
         <w:tc>
           <w:tcPr>
-            <w:tcW w:w="2164" w:type="pct"/>
+            <w:tcW w:w="2405" w:type="pct"/>
             <w:shd w:val="clear" w:color="auto" w:fill="auto"/>
           </w:tcPr>
           <w:p>
@@ -11885,7 +12186,7 @@
       <w:tr>
         <w:tc>
           <w:tcPr>
-            <w:tcW w:w="2836" w:type="pct"/>
+            <w:tcW w:w="2595" w:type="pct"/>
             <w:shd w:val="clear" w:color="auto" w:fill="auto"/>
           </w:tcPr>
           <w:p>
@@ -11907,7 +12208,7 @@
         </w:tc>
         <w:tc>
           <w:tcPr>
-            <w:tcW w:w="2164" w:type="pct"/>
+            <w:tcW w:w="2405" w:type="pct"/>
             <w:shd w:val="clear" w:color="auto" w:fill="auto"/>
           </w:tcPr>
           <w:p>
@@ -11937,7 +12238,7 @@
       <w:tr>
         <w:tc>
           <w:tcPr>
-            <w:tcW w:w="2836" w:type="pct"/>
+            <w:tcW w:w="2595" w:type="pct"/>
             <w:shd w:val="clear" w:color="auto" w:fill="auto"/>
           </w:tcPr>
           <w:p>
@@ -11959,22 +12260,22 @@
         </w:tc>
         <w:tc>
           <w:tcPr>
-            <w:tcW w:w="2164" w:type="pct"/>
-            <w:shd w:val="clear" w:color="auto" w:fill="auto"/>
-          </w:tcPr>
-          <w:p>
-            <w:pPr>
-              <w:pStyle w:val="CompactoOE3"/>
-              <w:spacing w:after="0"/>
-              <w:rPr>
-                <w:sz w:val="18"/>
-              </w:rPr>
-            </w:pPr>
-            <w:r>
-              <w:rPr>
-                <w:sz w:val="18"/>
-              </w:rPr>
-              <w:t>Partes, retratos, formas de Algoritm y clips de los personajes (Anexo F, apartado 5)</w:t>
+            <w:tcW w:w="2405" w:type="pct"/>
+            <w:shd w:val="clear" w:color="auto" w:fill="auto"/>
+          </w:tcPr>
+          <w:p>
+            <w:pPr>
+              <w:pStyle w:val="CompactoOE3"/>
+              <w:spacing w:after="0"/>
+              <w:rPr>
+                <w:sz w:val="18"/>
+              </w:rPr>
+            </w:pPr>
+            <w:r>
+              <w:rPr>
+                <w:sz w:val="18"/>
+              </w:rPr>
+              <w:t>Partes, retratos y bases sin cara de la tarjeta del diálogo, caras, formas de Algoritm y clips de los personajes (Anexo F, apartado 5)</w:t>
             </w:r>
           </w:p>
         </w:tc>
@@ -13284,7 +13585,7 @@
       <w:pPr>
         <w:pStyle w:val="Ttulo2"/>
       </w:pPr>
-      <w:bookmarkStart w:id="6" w:name="_Toc242441460"/>
+      <w:bookmarkStart w:id="6" w:name="_Toc242544968"/>
       <w:r>
         <w:t>6. Evaluación del OE4 y verificaciones a cargo de Santiago Benavides Rey</w:t>
       </w:r>
@@ -13552,7 +13853,7 @@
   <w:abstractNum w:abstractNumId="0" w15:restartNumberingAfterBreak="0">
     <w:nsid w:val="0000A990"/>
     <w:multiLevelType w:val="multilevel"/>
-    <w:tmpl w:val="B46AD29E"/>
+    <w:tmpl w:val="10DE883C"/>
     <w:lvl w:ilvl="0">
       <w:numFmt w:val="bullet"/>
       <w:lvlText w:val=" "/>
@@ -13629,7 +13930,7 @@
   <w:abstractNum w:abstractNumId="1" w15:restartNumberingAfterBreak="0">
     <w:nsid w:val="0000A991"/>
     <w:multiLevelType w:val="multilevel"/>
-    <w:tmpl w:val="5E905608"/>
+    <w:tmpl w:val="65921344"/>
     <w:lvl w:ilvl="0">
       <w:numFmt w:val="bullet"/>
       <w:lvlText w:val=""/>
@@ -13929,19 +14230,19 @@
       </w:pPr>
     </w:lvl>
   </w:abstractNum>
-  <w:num w:numId="1" w16cid:durableId="884173928">
+  <w:num w:numId="1" w16cid:durableId="142814595">
     <w:abstractNumId w:val="2"/>
   </w:num>
-  <w:num w:numId="2" w16cid:durableId="1460496116">
+  <w:num w:numId="2" w16cid:durableId="1534729023">
     <w:abstractNumId w:val="3"/>
     <w:lvlOverride w:ilvl="0">
       <w:startOverride w:val="1"/>
     </w:lvlOverride>
   </w:num>
-  <w:num w:numId="3" w16cid:durableId="1635021386">
+  <w:num w:numId="3" w16cid:durableId="1913808461">
     <w:abstractNumId w:val="0"/>
   </w:num>
-  <w:num w:numId="4" w16cid:durableId="209271960">
+  <w:num w:numId="4" w16cid:durableId="316685859">
     <w:abstractNumId w:val="1"/>
   </w:num>
 </w:numbering>
@@ -14747,7 +15048,7 @@
     <w:link w:val="EncabezadoCar"/>
     <w:uiPriority w:val="99"/>
     <w:unhideWhenUsed/>
-    <w:rsid w:val="00A53329"/>
+    <w:rsid w:val="003B120A"/>
     <w:pPr>
       <w:tabs>
         <w:tab w:val="center" w:pos="4419"/>
@@ -14761,7 +15062,7 @@
     <w:basedOn w:val="Fuentedeprrafopredeter"/>
     <w:link w:val="Encabezado"/>
     <w:uiPriority w:val="99"/>
-    <w:rsid w:val="00A53329"/>
+    <w:rsid w:val="003B120A"/>
   </w:style>
   <w:style w:type="paragraph" w:styleId="Piedepgina">
     <w:name w:val="footer"/>
@@ -14769,7 +15070,7 @@
     <w:link w:val="PiedepginaCar"/>
     <w:uiPriority w:val="99"/>
     <w:unhideWhenUsed/>
-    <w:rsid w:val="00A53329"/>
+    <w:rsid w:val="003B120A"/>
     <w:pPr>
       <w:tabs>
         <w:tab w:val="center" w:pos="4419"/>
@@ -14783,7 +15084,7 @@
     <w:basedOn w:val="Fuentedeprrafopredeter"/>
     <w:link w:val="Piedepgina"/>
     <w:uiPriority w:val="99"/>
-    <w:rsid w:val="00A53329"/>
+    <w:rsid w:val="003B120A"/>
   </w:style>
   <w:style w:type="character" w:styleId="Nmerodepgina">
     <w:name w:val="page number"/>
@@ -14791,7 +15092,7 @@
     <w:uiPriority w:val="99"/>
     <w:semiHidden/>
     <w:unhideWhenUsed/>
-    <w:rsid w:val="00A53329"/>
+    <w:rsid w:val="003B120A"/>
   </w:style>
 </w:styles>
 </file>

--- a/docs/anexos oe3/Solucion_OE3_Anexo_E_Arte_y_sonido.docx
+++ b/docs/anexos oe3/Solucion_OE3_Anexo_E_Arte_y_sonido.docx
@@ -24,7 +24,7 @@
       <w:r>
         <w:fldChar w:fldCharType="separate"/>
       </w:r>
-      <w:hyperlink w:anchor="_Toc242544962" w:history="1">
+      <w:hyperlink w:anchor="_Toc242827095" w:history="1">
         <w:r>
           <w:rPr>
             <w:rStyle w:val="Hipervnculo"/>
@@ -51,7 +51,7 @@
             <w:noProof/>
             <w:webHidden/>
           </w:rPr>
-          <w:instrText xml:space="preserve"> PAGEREF _Toc242544962 \h </w:instrText>
+          <w:instrText xml:space="preserve"> PAGEREF _Toc242827095 \h </w:instrText>
         </w:r>
         <w:r>
           <w:rPr>
@@ -95,7 +95,7 @@
           <w14:ligatures w14:val="standardContextual"/>
         </w:rPr>
       </w:pPr>
-      <w:hyperlink w:anchor="_Toc242544963" w:history="1">
+      <w:hyperlink w:anchor="_Toc242827096" w:history="1">
         <w:r>
           <w:rPr>
             <w:rStyle w:val="Hipervnculo"/>
@@ -122,7 +122,7 @@
             <w:noProof/>
             <w:webHidden/>
           </w:rPr>
-          <w:instrText xml:space="preserve"> PAGEREF _Toc242544963 \h </w:instrText>
+          <w:instrText xml:space="preserve"> PAGEREF _Toc242827096 \h </w:instrText>
         </w:r>
         <w:r>
           <w:rPr>
@@ -166,7 +166,7 @@
           <w14:ligatures w14:val="standardContextual"/>
         </w:rPr>
       </w:pPr>
-      <w:hyperlink w:anchor="_Toc242544964" w:history="1">
+      <w:hyperlink w:anchor="_Toc242827097" w:history="1">
         <w:r>
           <w:rPr>
             <w:rStyle w:val="Hipervnculo"/>
@@ -193,7 +193,7 @@
             <w:noProof/>
             <w:webHidden/>
           </w:rPr>
-          <w:instrText xml:space="preserve"> PAGEREF _Toc242544964 \h </w:instrText>
+          <w:instrText xml:space="preserve"> PAGEREF _Toc242827097 \h </w:instrText>
         </w:r>
         <w:r>
           <w:rPr>
@@ -237,7 +237,7 @@
           <w14:ligatures w14:val="standardContextual"/>
         </w:rPr>
       </w:pPr>
-      <w:hyperlink w:anchor="_Toc242544965" w:history="1">
+      <w:hyperlink w:anchor="_Toc242827098" w:history="1">
         <w:r>
           <w:rPr>
             <w:rStyle w:val="Hipervnculo"/>
@@ -264,7 +264,7 @@
             <w:noProof/>
             <w:webHidden/>
           </w:rPr>
-          <w:instrText xml:space="preserve"> PAGEREF _Toc242544965 \h </w:instrText>
+          <w:instrText xml:space="preserve"> PAGEREF _Toc242827098 \h </w:instrText>
         </w:r>
         <w:r>
           <w:rPr>
@@ -308,7 +308,7 @@
           <w14:ligatures w14:val="standardContextual"/>
         </w:rPr>
       </w:pPr>
-      <w:hyperlink w:anchor="_Toc242544966" w:history="1">
+      <w:hyperlink w:anchor="_Toc242827099" w:history="1">
         <w:r>
           <w:rPr>
             <w:rStyle w:val="Hipervnculo"/>
@@ -335,7 +335,7 @@
             <w:noProof/>
             <w:webHidden/>
           </w:rPr>
-          <w:instrText xml:space="preserve"> PAGEREF _Toc242544966 \h </w:instrText>
+          <w:instrText xml:space="preserve"> PAGEREF _Toc242827099 \h </w:instrText>
         </w:r>
         <w:r>
           <w:rPr>
@@ -379,7 +379,7 @@
           <w14:ligatures w14:val="standardContextual"/>
         </w:rPr>
       </w:pPr>
-      <w:hyperlink w:anchor="_Toc242544967" w:history="1">
+      <w:hyperlink w:anchor="_Toc242827100" w:history="1">
         <w:r>
           <w:rPr>
             <w:rStyle w:val="Hipervnculo"/>
@@ -406,7 +406,7 @@
             <w:noProof/>
             <w:webHidden/>
           </w:rPr>
-          <w:instrText xml:space="preserve"> PAGEREF _Toc242544967 \h </w:instrText>
+          <w:instrText xml:space="preserve"> PAGEREF _Toc242827100 \h </w:instrText>
         </w:r>
         <w:r>
           <w:rPr>
@@ -426,7 +426,7 @@
             <w:noProof/>
             <w:webHidden/>
           </w:rPr>
-          <w:t>17</w:t>
+          <w:t>18</w:t>
         </w:r>
         <w:r>
           <w:rPr>
@@ -450,7 +450,7 @@
           <w14:ligatures w14:val="standardContextual"/>
         </w:rPr>
       </w:pPr>
-      <w:hyperlink w:anchor="_Toc242544968" w:history="1">
+      <w:hyperlink w:anchor="_Toc242827101" w:history="1">
         <w:r>
           <w:rPr>
             <w:rStyle w:val="Hipervnculo"/>
@@ -477,7 +477,7 @@
             <w:noProof/>
             <w:webHidden/>
           </w:rPr>
-          <w:instrText xml:space="preserve"> PAGEREF _Toc242544968 \h </w:instrText>
+          <w:instrText xml:space="preserve"> PAGEREF _Toc242827101 \h </w:instrText>
         </w:r>
         <w:r>
           <w:rPr>
@@ -522,7 +522,7 @@
       <w:pPr>
         <w:pStyle w:val="Ttulo1"/>
       </w:pPr>
-      <w:bookmarkStart w:id="0" w:name="_Toc242544962"/>
+      <w:bookmarkStart w:id="0" w:name="_Toc242827095"/>
       <w:r>
         <w:lastRenderedPageBreak/>
         <w:t>ANEXO E. CARRIL DE ARTE Y SONIDO</w:t>
@@ -568,7 +568,7 @@
       <w:pPr>
         <w:pStyle w:val="Ttulo2"/>
       </w:pPr>
-      <w:bookmarkStart w:id="1" w:name="_Toc242544963"/>
+      <w:bookmarkStart w:id="1" w:name="_Toc242827096"/>
       <w:r>
         <w:t>1. Alcance y seguimiento</w:t>
       </w:r>
@@ -3139,7 +3139,7 @@
       <w:pPr>
         <w:pStyle w:val="Ttulo2"/>
       </w:pPr>
-      <w:bookmarkStart w:id="2" w:name="_Toc242544964"/>
+      <w:bookmarkStart w:id="2" w:name="_Toc242827097"/>
       <w:r>
         <w:t>2. Lo implementado</w:t>
       </w:r>
@@ -3766,7 +3766,64 @@
         <w:t>ui_reiniciar</w:t>
       </w:r>
       <w:r>
-        <w:t xml:space="preserve">) son iconos de la familia Phosphor Icons rasterizados a 128 px, con licencia MIT, y los créditos los daban por originales. Desde el 01/10/2026 se acreditan (INC-127): el cuerpo de los créditos dice «Entornos, objetos e interfaz: originales del proyecto, salvo los iconos de pausa.» y «Iconos de pausa: Phosphor Icons, licencia MIT.», y el texto de la licencia está en </w:t>
+        <w:t xml:space="preserve">) son iconos de la familia Phosphor Icons rasterizados a 128 px, con licencia MIT, y los créditos los daban por originales. Desde el 01/10/2026 se acreditan (INC-127): el cuerpo de los créditos dice «Entornos, objetos e interfaz: originales del proyecto, salvo los iconos de pausa.» y «Iconos de pausa: Phosphor Icons, licencia MIT.» y, desde el 13/10/2026 (INC-156, </w:t>
+      </w:r>
+      <w:r>
+        <w:rPr>
+          <w:rStyle w:val="CdigoenlneaOE3"/>
+        </w:rPr>
+        <w:t>ca51d02</w:t>
+      </w:r>
+      <w:r>
+        <w:t>), «…salvo los iconos de pausa y de giro.» e «Iconos de pausa y de giro: Phosphor Icons, licencia MIT.</w:t>
+      </w:r>
+      <w:r>
+        <w:t xml:space="preserve">», porque el lado de «Girar» del laberinto se dibuja con dos flechas curvas del mismo conjunto, </w:t>
+      </w:r>
+      <w:r>
+        <w:rPr>
+          <w:rStyle w:val="CdigoenlneaOE3"/>
+        </w:rPr>
+        <w:t>arrow-arc-left</w:t>
+      </w:r>
+      <w:r>
+        <w:t xml:space="preserve"> y </w:t>
+      </w:r>
+      <w:r>
+        <w:rPr>
+          <w:rStyle w:val="CdigoenlneaOE3"/>
+        </w:rPr>
+        <w:t>arrow-arc-right</w:t>
+      </w:r>
+      <w:r>
+        <w:t xml:space="preserve"> (</w:t>
+      </w:r>
+      <w:r>
+        <w:rPr>
+          <w:rStyle w:val="CdigoenlneaOE3"/>
+        </w:rPr>
+        <w:t>@phosphor-icons/core@2.1.1</w:t>
+      </w:r>
+      <w:r>
+        <w:t>), rasterizadas a 128 px en blanco (</w:t>
+      </w:r>
+      <w:r>
+        <w:rPr>
+          <w:rStyle w:val="CdigoenlneaOE3"/>
+        </w:rPr>
+        <w:t>ui_girar_izq</w:t>
+      </w:r>
+      <w:r>
+        <w:t xml:space="preserve"> y </w:t>
+      </w:r>
+      <w:r>
+        <w:rPr>
+          <w:rStyle w:val="CdigoenlneaOE3"/>
+        </w:rPr>
+        <w:t>ui_girar_der</w:t>
+      </w:r>
+      <w:r>
+        <w:t xml:space="preserve">). El texto de la licencia está en </w:t>
       </w:r>
       <w:r>
         <w:rPr>
@@ -3775,10 +3832,10 @@
         <w:t>Assets/Game/Art/UI/Common/LICENSE-Phosphor.txt</w:t>
       </w:r>
       <w:r>
-        <w:t>. Las demás piezas de la interfaz son del proyecto. Los crédi</w:t>
-      </w:r>
-      <w:r>
-        <w:t xml:space="preserve">tos nombran también a los autores y la obra de la Familia Anonaky, de la que parten los personajes (INC-78), y a Santiago Benavides Rey y Santiago Valdiri García en «Música y sonido»: las piezas son de producción propia. Al compilar el ejecutable, la herramienta de editor </w:t>
+        <w:t>. Las demás piezas de la interfaz son del proyecto. Los créditos nombran también a los autores y la obra de la Familia Anonaky, de la que parten los personajes (INC-78), y a Santiago Benavides Rey y Santiago Vald</w:t>
+      </w:r>
+      <w:r>
+        <w:t xml:space="preserve">iri García en «Música y sonido»: las piezas son de producción propia. Al compilar el ejecutable, la herramienta de editor </w:t>
       </w:r>
       <w:r>
         <w:rPr>
@@ -3856,7 +3913,11 @@
         <w:t>Assets/Game/Art/</w:t>
       </w:r>
       <w:r>
-        <w:t xml:space="preserve"> dos ajustes, también al reimportar: la imagen entra sin comprimir y con un tamaño máximo de 4 096 px. Comprimida, la ilustración plana enseña la rejilla de bloques de 4 × 4 del formato, que se veía en la pared de la cueva y que la capa de oscuridad del Nivel 1 amplifica; con el máximo de fábrica, de 2 048 px, las panorámicas de 3840 px se reducirían. La regla no toca el modo de sprite. El </w:t>
+        <w:t xml:space="preserve"> dos ajustes, también al reimportar: la imagen entra sin comprimir y con un tamaño máximo de 4 096 px. Comprimida, la ilustración plana enseña la rejilla de bloques de 4 × 4 del formato, que se veía en la pared de la cueva y que la </w:t>
+      </w:r>
+      <w:r>
+        <w:lastRenderedPageBreak/>
+        <w:t xml:space="preserve">capa de oscuridad del Nivel 1 amplifica; con el máximo de fábrica, de 2 048 px, las panorámicas de 3840 px se reducirían. La regla no toca el modo de sprite. El </w:t>
       </w:r>
       <w:r>
         <w:t xml:space="preserve">importador trae por defecto el modo </w:t>
@@ -3868,11 +3929,7 @@
         <w:t>Multiple</w:t>
       </w:r>
       <w:r>
-        <w:t xml:space="preserve">, con el que el motor no devuelve el sprite de un fondo o de un </w:t>
-      </w:r>
-      <w:r>
-        <w:lastRenderedPageBreak/>
-        <w:t xml:space="preserve">objeto entero, así que cada imagen nueva se pasa a </w:t>
+        <w:t xml:space="preserve">, con el que el motor no devuelve el sprite de un fondo o de un objeto entero, así que cada imagen nueva se pasa a </w:t>
       </w:r>
       <w:r>
         <w:rPr>
@@ -4091,13 +4148,7 @@
         <w:rPr>
           <w:rStyle w:val="CdigoenlneaOE3"/>
         </w:rPr>
-        <w:t>Prop</w:t>
-      </w:r>
-      <w:r>
-        <w:rPr>
-          <w:rStyle w:val="CdigoenlneaOE3"/>
-        </w:rPr>
-        <w:t>s/Fire/</w:t>
+        <w:t>Props/Fire/</w:t>
       </w:r>
       <w:r>
         <w:t xml:space="preserve">. Un nuevo ejecutable de medida sobre </w:t>
@@ -4109,13 +4160,23 @@
         <w:t>4062ae3</w:t>
       </w:r>
       <w:r>
-        <w:t xml:space="preserve"> pesa 420,6 MB, con 79,4 MB de margen. Ninguno de los dos ejecutables es un candidato: la carga y la memoria no se midieron en ellos, y el ejecutable del corte sigue siendo el que respalda el capítulo 8. La prueba </w:t>
-      </w:r>
-      <w:r>
-        <w:rPr>
-          <w:rStyle w:val="CdigoenlneaOE3"/>
-        </w:rPr>
-        <w:t>ArtImport_RNF06_LosCincoPropsDelN1SeImportanA256SinComprimir</w:t>
+        <w:t xml:space="preserve"> pesa 420,6 MB, con 79,4 MB de margen. Ninguno de los dos ejecutables es un candidato: la carga y la memoria no se </w:t>
+      </w:r>
+      <w:r>
+        <w:lastRenderedPageBreak/>
+        <w:t xml:space="preserve">midieron en ellos, y el ejecutable del corte sigue siendo el que respalda el capítulo 8. La prueba </w:t>
+      </w:r>
+      <w:r>
+        <w:rPr>
+          <w:rStyle w:val="CdigoenlneaOE3"/>
+        </w:rPr>
+        <w:t>ArtImport_RNF06_L</w:t>
+      </w:r>
+      <w:r>
+        <w:rPr>
+          <w:rStyle w:val="CdigoenlneaOE3"/>
+        </w:rPr>
+        <w:t>osCincoPropsDelN1SeImportanA256SinComprimir</w:t>
       </w:r>
       <w:r>
         <w:t xml:space="preserve"> exige la lista y la regla general la salta, como a los cuadros del fuego.</w:t>
@@ -4126,7 +4187,6 @@
         <w:pStyle w:val="TextoOE3"/>
       </w:pPr>
       <w:r>
-        <w:lastRenderedPageBreak/>
         <w:t xml:space="preserve">La tercera es del 10/10/2026. Con la entrega de expresiones de la colaboradora, Santiago Benavides Rey decidió que todo el arte de esa entrega entra al motor recortado y como máximo de 256 × 256 (INC-149, </w:t>
       </w:r>
       <w:r>
@@ -4309,14 +4369,14 @@
         <w:t>AudioListener_RNF13_ElUnicoOyenteVaEnBootYNingunaOtraEscenaTieneElSuyo</w:t>
       </w:r>
       <w:r>
-        <w:t>). Tiene cuatro canales con su volumen por omisión: música (0,8), ambiente (0,4), efectos (1) y voz (0,6). El ambiente admite dos capas, que entran con un fundido cruzado; pedir el ambiente que ya suena no lo reinicia, de modo que el paso entre una narrativa y una mecánica que c</w:t>
-      </w:r>
-      <w:r>
-        <w:t xml:space="preserve">omparten fondo no corta el sonido. Un clic sostenido puede llevar un sonido en bucle mientras dura, y </w:t>
+        <w:t xml:space="preserve">). Tiene cuatro canales </w:t>
       </w:r>
       <w:r>
         <w:lastRenderedPageBreak/>
-        <w:t>los silencios del guion son cortes secos. Ningún nivel llama al gestor con clips propios: cada uno los toma de su asset de contenido (</w:t>
+        <w:t>con su volumen por omisión: música (0,8), ambiente (0,4), efectos (1) y voz (0,6). El ambiente admite dos capas, que entran con un fundido cruzado; pedir el ambiente que ya suena no lo reinicia, de modo que el paso entre una narrativa y una mecánica que c</w:t>
+      </w:r>
+      <w:r>
+        <w:t>omparten fondo no corta el sonido. Un clic sostenido puede llevar un sonido en bucle mientras dura, y los silencios del guion son cortes secos. Ningún nivel llama al gestor con clips propios: cada uno los toma de su asset de contenido (</w:t>
       </w:r>
       <w:r>
         <w:rPr>
@@ -4819,6 +4879,7 @@
                 <w:rStyle w:val="CdigoenlneaOE3"/>
                 <w:sz w:val="18"/>
               </w:rPr>
+              <w:lastRenderedPageBreak/>
               <w:t>amb_n3_rio_orilla</w:t>
             </w:r>
           </w:p>
@@ -4952,7 +5013,6 @@
                 <w:rStyle w:val="CdigoenlneaOE3"/>
                 <w:sz w:val="18"/>
               </w:rPr>
-              <w:lastRenderedPageBreak/>
               <w:t>sfx_n1_pasos_eco</w:t>
             </w:r>
           </w:p>
@@ -5940,14 +6000,11 @@
         <w:pStyle w:val="PrimerprrafoOE3"/>
       </w:pPr>
       <w:r>
+        <w:lastRenderedPageBreak/>
         <w:t xml:space="preserve">En el Nivel 1 suena la noche a la intemperie en la apertura y la cueva oscura dentro, con la hoguera como segunda capa desde que se sopla. Arrastrar una hoja suena mientras se mueve; el golpe suena solo si las piedras se tocan, con un volumen que crece con el contacto, y la chispa solo acompaña al golpe efectivo. En el Nivel 2 el bosque de día suena de fondo en el puente I, en las escenas 2.1 a 2.4 y en las tres fases, sin costura entre ellas. Cada objeto que el cursor aparta en el bosque suena una vez por </w:t>
       </w:r>
       <w:r>
-        <w:t xml:space="preserve">acercamiento con su material; en el taller, perforar suena a encaje y cada pieza encajada a tres martillazos; en el </w:t>
-      </w:r>
-      <w:r>
-        <w:lastRenderedPageBreak/>
-        <w:t>laberinto la carretilla suena en bucle mientras recorre la secuencia, también en el intento que tropieza. En la escena 2.2 cada objeto suena al tocar el suelo. En el Nivel 3 el río suena con el bosque encima, recoger suena una vez a encaje, cada pieza puesta en la balsa suena a un martillazo, también la equivocada, porque colocar no valida, y aprobar una fase suena a tres; la balsa terminada s</w:t>
+        <w:t>acercamiento con su material; en el taller, perforar suena a encaje y cada pieza encajada a tres martillazos; en el laberinto la carretilla suena en bucle mientras recorre la secuencia, también en el intento que tropieza. En la escena 2.2 cada objeto suena al tocar el suelo. En el Nivel 3 el río suena con el bosque encima, recoger suena una vez a encaje, cada pieza puesta en la balsa suena a un martillazo, también la equivocada, porque colocar no valida, y aprobar una fase suena a tres; la balsa terminada s</w:t>
       </w:r>
       <w:r>
         <w:t>uena antes de salir al cruce, y en el cruce la balsa suena mientras se mueve. La escena final suena desde el 01/10/2026 al bosque de día con el crepitar de las fogatas en la segunda capa, el par con que abre el Nivel 2 (INC-125).</w:t>
@@ -6047,6 +6104,7 @@
         <w:pStyle w:val="TextoOE3"/>
       </w:pPr>
       <w:r>
+        <w:lastRenderedPageBreak/>
         <w:t xml:space="preserve">De las 163 imágenes de </w:t>
       </w:r>
       <w:r>
@@ -6056,11 +6114,7 @@
         <w:t>Assets/Game/Art/</w:t>
       </w:r>
       <w:r>
-        <w:t xml:space="preserve">, la herramienta analiza 96; excluye los 67 cuadros del fuego y del humo, que conservan su nombre de entrega. Las 96 cumplen la nomenclatura, las que deben tener transparencia la tienen, ninguna tiene halo intenso y las 96 están sin comprimir y a 4 096 px (así estaban en el corte; desde INC-146, cinco de ellas entran a 256 px, y las caras y los retratos de los personajes, posteriores al corte, entran a 256 px desde INC-149). Los metadatos de 84 son los esperados; los 12 restantes son las </w:t>
-      </w:r>
-      <w:r>
-        <w:lastRenderedPageBreak/>
-        <w:t>imá</w:t>
+        <w:t>, la herramienta analiza 96; excluye los 67 cuadros del fuego y del humo, que conservan su nombre de entrega. Las 96 cumplen la nomenclatura, las que deben tener transparencia la tienen, ninguna tiene halo intenso y las 96 están sin comprimir y a 4 096 px (así estaban en el corte; desde INC-146, cinco de ellas entran a 256 px, y las caras y los retratos de los personajes, posteriores al corte, entran a 256 px desde INC-149). Los metadatos de 84 son los esperados; los 12 restantes son las imá</w:t>
       </w:r>
       <w:r>
         <w:t xml:space="preserve">genes en </w:t>
@@ -6232,7 +6286,11 @@
         <w:pStyle w:val="TextoOE3"/>
       </w:pPr>
       <w:r>
-        <w:t xml:space="preserve">En RNF-21 (destellos), las tres animaciones por cuadros del Nivel 1, la llama de frente (13 dibujos), la cenital (21) y el humo (33), no pasan de un destello por segundo, frente al umbral de más de tres. La herramienta mide los cuadros de entrega; lo que compone el motor (el quemado, el rayo, los fundidos, el cruce) lo vigilan pruebas en ejecución, como </w:t>
+        <w:t xml:space="preserve">En RNF-21 (destellos), las tres animaciones por cuadros del Nivel 1, la llama de frente (13 dibujos), la cenital (21) y el humo (33), no pasan de un destello por segundo, frente al umbral </w:t>
+      </w:r>
+      <w:r>
+        <w:lastRenderedPageBreak/>
+        <w:t xml:space="preserve">de más de tres. La herramienta mide los cuadros de entrega; lo que compone el motor (el quemado, el rayo, los fundidos, el cruce) lo vigilan pruebas en ejecución, como </w:t>
       </w:r>
       <w:r>
         <w:rPr>
@@ -6257,9 +6315,8 @@
       <w:pPr>
         <w:pStyle w:val="Ttulo2"/>
       </w:pPr>
-      <w:bookmarkStart w:id="3" w:name="_Toc242544965"/>
-      <w:r>
-        <w:lastRenderedPageBreak/>
+      <w:bookmarkStart w:id="3" w:name="_Toc242827098"/>
+      <w:r>
         <w:t>3. Decisiones de diseño y hallazgos de consistencia</w:t>
       </w:r>
       <w:bookmarkEnd w:id="3"/>
@@ -8008,12 +8065,105 @@
           </w:p>
         </w:tc>
       </w:tr>
+      <w:tr>
+        <w:tc>
+          <w:tcPr>
+            <w:tcW w:w="391" w:type="pct"/>
+            <w:shd w:val="clear" w:color="auto" w:fill="auto"/>
+          </w:tcPr>
+          <w:p>
+            <w:pPr>
+              <w:pStyle w:val="CompactoOE3"/>
+              <w:spacing w:after="0"/>
+              <w:rPr>
+                <w:sz w:val="18"/>
+              </w:rPr>
+            </w:pPr>
+            <w:r>
+              <w:rPr>
+                <w:sz w:val="18"/>
+              </w:rPr>
+              <w:t>INC-156</w:t>
+            </w:r>
+          </w:p>
+        </w:tc>
+        <w:tc>
+          <w:tcPr>
+            <w:tcW w:w="1916" w:type="pct"/>
+            <w:shd w:val="clear" w:color="auto" w:fill="auto"/>
+          </w:tcPr>
+          <w:p>
+            <w:pPr>
+              <w:pStyle w:val="CompactoOE3"/>
+              <w:spacing w:after="0"/>
+              <w:rPr>
+                <w:sz w:val="18"/>
+              </w:rPr>
+            </w:pPr>
+            <w:r>
+              <w:rPr>
+                <w:sz w:val="18"/>
+              </w:rPr>
+              <w:t>El lado de «Girar» se dibuja con flechas curvas de Phosphor Icons y los créditos nombran los iconos de giro</w:t>
+            </w:r>
+          </w:p>
+        </w:tc>
+        <w:tc>
+          <w:tcPr>
+            <w:tcW w:w="1942" w:type="pct"/>
+            <w:shd w:val="clear" w:color="auto" w:fill="auto"/>
+          </w:tcPr>
+          <w:p>
+            <w:pPr>
+              <w:pStyle w:val="CompactoOE3"/>
+              <w:spacing w:after="0"/>
+              <w:rPr>
+                <w:sz w:val="18"/>
+              </w:rPr>
+            </w:pPr>
+            <w:r>
+              <w:rPr>
+                <w:sz w:val="18"/>
+              </w:rPr>
+              <w:t xml:space="preserve">Índice de sprites, créditos y </w:t>
+            </w:r>
+            <w:r>
+              <w:rPr>
+                <w:rStyle w:val="CdigoenlneaOE3"/>
+                <w:sz w:val="18"/>
+              </w:rPr>
+              <w:t>Level2_Maze</w:t>
+            </w:r>
+          </w:p>
+        </w:tc>
+        <w:tc>
+          <w:tcPr>
+            <w:tcW w:w="751" w:type="pct"/>
+            <w:shd w:val="clear" w:color="auto" w:fill="auto"/>
+          </w:tcPr>
+          <w:p>
+            <w:pPr>
+              <w:pStyle w:val="CompactoOE3"/>
+              <w:spacing w:after="0"/>
+              <w:rPr>
+                <w:sz w:val="18"/>
+              </w:rPr>
+            </w:pPr>
+            <w:r>
+              <w:rPr>
+                <w:sz w:val="18"/>
+              </w:rPr>
+              <w:t>13/10/2026</w:t>
+            </w:r>
+          </w:p>
+        </w:tc>
+      </w:tr>
     </w:tbl>
     <w:p>
       <w:pPr>
         <w:pStyle w:val="Ttulo2"/>
       </w:pPr>
-      <w:bookmarkStart w:id="4" w:name="_Toc242544966"/>
+      <w:bookmarkStart w:id="4" w:name="_Toc242827099"/>
       <w:r>
         <w:t>4. Verificación</w:t>
       </w:r>
@@ -8093,7 +8243,10 @@
         <w:t>Tabla E.5.</w:t>
       </w:r>
       <w:r>
-        <w:t xml:space="preserve"> Pruebas representativas del carril.</w:t>
+        <w:t xml:space="preserve"> </w:t>
+      </w:r>
+      <w:r>
+        <w:t>Pruebas representativas del carril.</w:t>
       </w:r>
     </w:p>
     <w:tbl>
@@ -8204,14 +8357,14 @@
               <w:rPr>
                 <w:sz w:val="18"/>
               </w:rPr>
-              <w:t xml:space="preserve">Todo el arte sin comprimir y a 4 096 px, salvo los cuadros del fuego y del humo y, desde INC-146 e INC-149, cinco props del Nivel 1 y las caras y los retratos de </w:t>
+              <w:t xml:space="preserve">Todo el arte sin comprimir y a 4 096 px, salvo los cuadros del fuego y del humo y, desde INC-146 e INC-149, cinco </w:t>
             </w:r>
             <w:r>
               <w:rPr>
                 <w:sz w:val="18"/>
               </w:rPr>
               <w:lastRenderedPageBreak/>
-              <w:t>los personajes</w:t>
+              <w:t>props del Nivel 1 y las caras y los retratos de los personajes</w:t>
             </w:r>
           </w:p>
         </w:tc>
@@ -8461,6 +8614,7 @@
                 <w:rStyle w:val="CdigoenlneaOE3"/>
                 <w:sz w:val="18"/>
               </w:rPr>
+              <w:lastRenderedPageBreak/>
               <w:t>AudioAssets_CP02_NingunaPiezaSeLlamaDerrotaNiError</w:t>
             </w:r>
           </w:p>
@@ -8506,7 +8660,6 @@
                 <w:rStyle w:val="CdigoenlneaOE3"/>
                 <w:sz w:val="18"/>
               </w:rPr>
-              <w:lastRenderedPageBreak/>
               <w:t>AudioListener_RNF13_ElUnicoOyenteVaEnBootYNingunaOtraEscenaTieneElSuyo</w:t>
             </w:r>
           </w:p>
@@ -9002,6 +9155,7 @@
                 <w:rStyle w:val="CdigoenlneaOE3"/>
                 <w:sz w:val="18"/>
               </w:rPr>
+              <w:lastRenderedPageBreak/>
               <w:t>NarrativeSequence_RF05_CadaLlamaEchaHumoPorDetrasYPorEncima</w:t>
             </w:r>
           </w:p>
@@ -9047,7 +9201,6 @@
                 <w:rStyle w:val="CdigoenlneaOE3"/>
                 <w:sz w:val="18"/>
               </w:rPr>
-              <w:lastRenderedPageBreak/>
               <w:t>RollingLog_RF26_En34ElCorteSeAchataYElCostadoSeAlejaPorElEje</w:t>
             </w:r>
           </w:p>
@@ -9635,6 +9788,7 @@
               <w:rPr>
                 <w:sz w:val="18"/>
               </w:rPr>
+              <w:lastRenderedPageBreak/>
               <w:t>25/09/2026</w:t>
             </w:r>
           </w:p>
@@ -9749,7 +9903,6 @@
               <w:rPr>
                 <w:sz w:val="18"/>
               </w:rPr>
-              <w:lastRenderedPageBreak/>
               <w:t>01/10/2026</w:t>
             </w:r>
           </w:p>
@@ -9855,7 +10008,7 @@
       <w:pPr>
         <w:pStyle w:val="Ttulo2"/>
       </w:pPr>
-      <w:bookmarkStart w:id="5" w:name="_Toc242544967"/>
+      <w:bookmarkStart w:id="5" w:name="_Toc242827100"/>
       <w:r>
         <w:t>5. Archivos principales</w:t>
       </w:r>
@@ -10543,7 +10696,14 @@
               <w:rPr>
                 <w:sz w:val="18"/>
               </w:rPr>
-              <w:t>La hoja suelta y las dos piedras del Nivel 1, 2000 × 2000 en el archivo y 256 × 256 en el motor (INC-146)</w:t>
+              <w:t xml:space="preserve">La hoja suelta y las dos piedras del Nivel 1, 2000 × </w:t>
+            </w:r>
+            <w:r>
+              <w:rPr>
+                <w:sz w:val="18"/>
+              </w:rPr>
+              <w:lastRenderedPageBreak/>
+              <w:t>2000 en el archivo y 256 × 256 en el motor (INC-146)</w:t>
             </w:r>
           </w:p>
         </w:tc>
@@ -10567,6 +10727,7 @@
                 <w:rStyle w:val="CdigoenlneaOE3"/>
                 <w:sz w:val="18"/>
               </w:rPr>
+              <w:lastRenderedPageBreak/>
               <w:t>Props/Fire/prop_n1_monton_hojas.png</w:t>
             </w:r>
             <w:r>
@@ -10601,14 +10762,7 @@
               <w:rPr>
                 <w:sz w:val="18"/>
               </w:rPr>
-              <w:t xml:space="preserve">El montón de frente (narrativas con fuego) y desde arriba (mecánica), 2000 × 2000 en el </w:t>
-            </w:r>
-            <w:r>
-              <w:rPr>
-                <w:sz w:val="18"/>
-              </w:rPr>
-              <w:lastRenderedPageBreak/>
-              <w:t>archivo y 256 × 256 en el motor (INC-146)</w:t>
+              <w:t>El montón de frente (narrativas con fuego) y desde arriba (mecánica), 2000 × 2000 en el archivo y 256 × 256 en el motor (INC-146)</w:t>
             </w:r>
           </w:p>
         </w:tc>
@@ -10632,7 +10786,6 @@
                 <w:rStyle w:val="CdigoenlneaOE3"/>
                 <w:sz w:val="18"/>
               </w:rPr>
-              <w:lastRenderedPageBreak/>
               <w:t>Props/Fire/Animations/prop_n1_fuego_normal.anim</w:t>
             </w:r>
             <w:r>
@@ -11618,6 +11771,7 @@
                 <w:rStyle w:val="CdigoenlneaOE3"/>
                 <w:sz w:val="18"/>
               </w:rPr>
+              <w:lastRenderedPageBreak/>
               <w:t>FX/fx_contraste.shader</w:t>
             </w:r>
             <w:r>
@@ -11741,7 +11895,6 @@
                 <w:b/>
                 <w:sz w:val="18"/>
               </w:rPr>
-              <w:lastRenderedPageBreak/>
               <w:t>Archivo o carpeta</w:t>
             </w:r>
           </w:p>
@@ -12005,6 +12158,64 @@
                 <w:sz w:val="18"/>
               </w:rPr>
               <w:t>Glifos de la pausa de Phosphor Icons y su licencia</w:t>
+            </w:r>
+          </w:p>
+        </w:tc>
+      </w:tr>
+      <w:tr>
+        <w:tc>
+          <w:tcPr>
+            <w:tcW w:w="2595" w:type="pct"/>
+            <w:shd w:val="clear" w:color="auto" w:fill="auto"/>
+          </w:tcPr>
+          <w:p>
+            <w:pPr>
+              <w:pStyle w:val="CompactoOE3"/>
+              <w:spacing w:after="0"/>
+              <w:rPr>
+                <w:sz w:val="18"/>
+              </w:rPr>
+            </w:pPr>
+            <w:r>
+              <w:rPr>
+                <w:rStyle w:val="CdigoenlneaOE3"/>
+                <w:sz w:val="18"/>
+              </w:rPr>
+              <w:t>UI/Common/ui_girar_izq.png</w:t>
+            </w:r>
+            <w:r>
+              <w:rPr>
+                <w:sz w:val="18"/>
+              </w:rPr>
+              <w:t xml:space="preserve">, </w:t>
+            </w:r>
+            <w:r>
+              <w:rPr>
+                <w:rStyle w:val="CdigoenlneaOE3"/>
+                <w:sz w:val="18"/>
+              </w:rPr>
+              <w:t>ui_girar_der.png</w:t>
+            </w:r>
+          </w:p>
+        </w:tc>
+        <w:tc>
+          <w:tcPr>
+            <w:tcW w:w="2405" w:type="pct"/>
+            <w:shd w:val="clear" w:color="auto" w:fill="auto"/>
+          </w:tcPr>
+          <w:p>
+            <w:pPr>
+              <w:pStyle w:val="CompactoOE3"/>
+              <w:spacing w:after="0"/>
+              <w:rPr>
+                <w:sz w:val="18"/>
+              </w:rPr>
+            </w:pPr>
+            <w:r>
+              <w:rPr>
+                <w:sz w:val="18"/>
+              </w:rPr>
+              <w:t>Flechas curvas de «Girar», de Phosphor Icons (INC-156)</w:t>
             </w:r>
           </w:p>
         </w:tc>
@@ -12973,6 +13184,7 @@
                 <w:rStyle w:val="CdigoenlneaOE3"/>
                 <w:sz w:val="18"/>
               </w:rPr>
+              <w:lastRenderedPageBreak/>
               <w:t>Data/Fire/N1_Sonidos.asset</w:t>
             </w:r>
             <w:r>
@@ -13173,7 +13385,6 @@
                 <w:rStyle w:val="CdigoenlneaOE3"/>
                 <w:sz w:val="18"/>
               </w:rPr>
-              <w:lastRenderedPageBreak/>
               <w:t>Scripts/Runtime/Scaffolding/FireGlow.cs</w:t>
             </w:r>
           </w:p>
@@ -13530,7 +13741,7 @@
               <w:rPr>
                 <w:sz w:val="18"/>
               </w:rPr>
-              <w:t>Los créditos, con la autoría de los personajes, el sonido y los glifos de pausa</w:t>
+              <w:t>Los créditos, con la autoría de los personajes, el sonido y los glifos de pausa y de giro</w:t>
             </w:r>
           </w:p>
         </w:tc>
@@ -13585,7 +13796,7 @@
       <w:pPr>
         <w:pStyle w:val="Ttulo2"/>
       </w:pPr>
-      <w:bookmarkStart w:id="6" w:name="_Toc242544968"/>
+      <w:bookmarkStart w:id="6" w:name="_Toc242827101"/>
       <w:r>
         <w:t>6. Evaluación del OE4 y verificaciones a cargo de Santiago Benavides Rey</w:t>
       </w:r>
@@ -13608,7 +13819,11 @@
         <w:t>amb_n2_noche_intemperie</w:t>
       </w:r>
       <w:r>
-        <w:t xml:space="preserve"> no suena en ninguna parte. La segunda pasada de pruebas sobre el ejecutable del corte se hizo con el sonido silenciado, así que no adelanta ninguna de esas escuchas. La sesión con estudiantes y las ejecuciones en un segundo equipo, sin red y sin tarjeta gráfica dedica</w:t>
+        <w:t xml:space="preserve"> no suena en ninguna parte. La segunda pasada de pruebas sobre el ejecutable del corte se hizo con el sonido silenciado, así que no adelanta ninguna de esas escuchas. La sesión con estudiantes y las ejecuciones en un segundo </w:t>
+      </w:r>
+      <w:r>
+        <w:lastRenderedPageBreak/>
+        <w:t>equipo, sin red y sin tarjeta gráfica dedica</w:t>
       </w:r>
       <w:r>
         <w:t>da afectan al juego entero y se describen en el capítulo 10 del documento principal.</w:t>
@@ -13619,11 +13834,7 @@
         <w:pStyle w:val="TextoOE3"/>
       </w:pPr>
       <w:r>
-        <w:t xml:space="preserve">Del sonido sigue abierto lo que recogen las tarjetas D07-2 y D08-2, a cargo de Santiago Benavides Rey: no hay música ni sonido del diálogo; falta el ambiente nocturno del Nivel 2, de modo que la escena 2.5 y el arranque del puente II suenan a la cueva con la hoguera, y la </w:t>
-      </w:r>
-      <w:r>
-        <w:lastRenderedPageBreak/>
-        <w:t xml:space="preserve">pieza nocturna que existe en disco no se usa; no se ha entregado la pieza propia de la prueba de la balsa, y el silencio S3 de la escena final exige un corte con duración en el gestor de audio, su valor en </w:t>
+        <w:t xml:space="preserve">Del sonido sigue abierto lo que recogen las tarjetas D07-2 y D08-2, a cargo de Santiago Benavides Rey: no hay música ni sonido del diálogo; falta el ambiente nocturno del Nivel 2, de modo que la escena 2.5 y el arranque del puente II suenan a la cueva con la hoguera, y la pieza nocturna que existe en disco no se usa; no se ha entregado la pieza propia de la prueba de la balsa, y el silencio S3 de la escena final exige un corte con duración en el gestor de audio, su valor en </w:t>
       </w:r>
       <w:r>
         <w:rPr>
@@ -13853,7 +14064,7 @@
   <w:abstractNum w:abstractNumId="0" w15:restartNumberingAfterBreak="0">
     <w:nsid w:val="0000A990"/>
     <w:multiLevelType w:val="multilevel"/>
-    <w:tmpl w:val="10DE883C"/>
+    <w:tmpl w:val="ABBCCC48"/>
     <w:lvl w:ilvl="0">
       <w:numFmt w:val="bullet"/>
       <w:lvlText w:val=" "/>
@@ -13930,7 +14141,7 @@
   <w:abstractNum w:abstractNumId="1" w15:restartNumberingAfterBreak="0">
     <w:nsid w:val="0000A991"/>
     <w:multiLevelType w:val="multilevel"/>
-    <w:tmpl w:val="65921344"/>
+    <w:tmpl w:val="39AE1FD4"/>
     <w:lvl w:ilvl="0">
       <w:numFmt w:val="bullet"/>
       <w:lvlText w:val=""/>
@@ -14230,19 +14441,19 @@
       </w:pPr>
     </w:lvl>
   </w:abstractNum>
-  <w:num w:numId="1" w16cid:durableId="142814595">
+  <w:num w:numId="1" w16cid:durableId="1395153695">
     <w:abstractNumId w:val="2"/>
   </w:num>
-  <w:num w:numId="2" w16cid:durableId="1534729023">
+  <w:num w:numId="2" w16cid:durableId="1656833929">
     <w:abstractNumId w:val="3"/>
     <w:lvlOverride w:ilvl="0">
       <w:startOverride w:val="1"/>
     </w:lvlOverride>
   </w:num>
-  <w:num w:numId="3" w16cid:durableId="1913808461">
+  <w:num w:numId="3" w16cid:durableId="649405996">
     <w:abstractNumId w:val="0"/>
   </w:num>
-  <w:num w:numId="4" w16cid:durableId="316685859">
+  <w:num w:numId="4" w16cid:durableId="1771388850">
     <w:abstractNumId w:val="1"/>
   </w:num>
 </w:numbering>
@@ -15048,7 +15259,7 @@
     <w:link w:val="EncabezadoCar"/>
     <w:uiPriority w:val="99"/>
     <w:unhideWhenUsed/>
-    <w:rsid w:val="003B120A"/>
+    <w:rsid w:val="00EE04FD"/>
     <w:pPr>
       <w:tabs>
         <w:tab w:val="center" w:pos="4419"/>
@@ -15062,7 +15273,7 @@
     <w:basedOn w:val="Fuentedeprrafopredeter"/>
     <w:link w:val="Encabezado"/>
     <w:uiPriority w:val="99"/>
-    <w:rsid w:val="003B120A"/>
+    <w:rsid w:val="00EE04FD"/>
   </w:style>
   <w:style w:type="paragraph" w:styleId="Piedepgina">
     <w:name w:val="footer"/>
@@ -15070,7 +15281,7 @@
     <w:link w:val="PiedepginaCar"/>
     <w:uiPriority w:val="99"/>
     <w:unhideWhenUsed/>
-    <w:rsid w:val="003B120A"/>
+    <w:rsid w:val="00EE04FD"/>
     <w:pPr>
       <w:tabs>
         <w:tab w:val="center" w:pos="4419"/>
@@ -15084,7 +15295,7 @@
     <w:basedOn w:val="Fuentedeprrafopredeter"/>
     <w:link w:val="Piedepgina"/>
     <w:uiPriority w:val="99"/>
-    <w:rsid w:val="003B120A"/>
+    <w:rsid w:val="00EE04FD"/>
   </w:style>
   <w:style w:type="character" w:styleId="Nmerodepgina">
     <w:name w:val="page number"/>
@@ -15092,7 +15303,7 @@
     <w:uiPriority w:val="99"/>
     <w:semiHidden/>
     <w:unhideWhenUsed/>
-    <w:rsid w:val="003B120A"/>
+    <w:rsid w:val="00EE04FD"/>
   </w:style>
 </w:styles>
 </file>

--- a/docs/anexos oe3/Solucion_OE3_Anexo_E_Arte_y_sonido.docx
+++ b/docs/anexos oe3/Solucion_OE3_Anexo_E_Arte_y_sonido.docx
@@ -24,7 +24,7 @@
       <w:r>
         <w:fldChar w:fldCharType="separate"/>
       </w:r>
-      <w:hyperlink w:anchor="_Toc242827095" w:history="1">
+      <w:hyperlink w:anchor="_Toc242887280" w:history="1">
         <w:r>
           <w:rPr>
             <w:rStyle w:val="Hipervnculo"/>
@@ -51,7 +51,7 @@
             <w:noProof/>
             <w:webHidden/>
           </w:rPr>
-          <w:instrText xml:space="preserve"> PAGEREF _Toc242827095 \h </w:instrText>
+          <w:instrText xml:space="preserve"> PAGEREF _Toc242887280 \h </w:instrText>
         </w:r>
         <w:r>
           <w:rPr>
@@ -95,7 +95,7 @@
           <w14:ligatures w14:val="standardContextual"/>
         </w:rPr>
       </w:pPr>
-      <w:hyperlink w:anchor="_Toc242827096" w:history="1">
+      <w:hyperlink w:anchor="_Toc242887281" w:history="1">
         <w:r>
           <w:rPr>
             <w:rStyle w:val="Hipervnculo"/>
@@ -122,7 +122,7 @@
             <w:noProof/>
             <w:webHidden/>
           </w:rPr>
-          <w:instrText xml:space="preserve"> PAGEREF _Toc242827096 \h </w:instrText>
+          <w:instrText xml:space="preserve"> PAGEREF _Toc242887281 \h </w:instrText>
         </w:r>
         <w:r>
           <w:rPr>
@@ -166,7 +166,7 @@
           <w14:ligatures w14:val="standardContextual"/>
         </w:rPr>
       </w:pPr>
-      <w:hyperlink w:anchor="_Toc242827097" w:history="1">
+      <w:hyperlink w:anchor="_Toc242887282" w:history="1">
         <w:r>
           <w:rPr>
             <w:rStyle w:val="Hipervnculo"/>
@@ -193,7 +193,7 @@
             <w:noProof/>
             <w:webHidden/>
           </w:rPr>
-          <w:instrText xml:space="preserve"> PAGEREF _Toc242827097 \h </w:instrText>
+          <w:instrText xml:space="preserve"> PAGEREF _Toc242887282 \h </w:instrText>
         </w:r>
         <w:r>
           <w:rPr>
@@ -237,7 +237,7 @@
           <w14:ligatures w14:val="standardContextual"/>
         </w:rPr>
       </w:pPr>
-      <w:hyperlink w:anchor="_Toc242827098" w:history="1">
+      <w:hyperlink w:anchor="_Toc242887283" w:history="1">
         <w:r>
           <w:rPr>
             <w:rStyle w:val="Hipervnculo"/>
@@ -264,7 +264,7 @@
             <w:noProof/>
             <w:webHidden/>
           </w:rPr>
-          <w:instrText xml:space="preserve"> PAGEREF _Toc242827098 \h </w:instrText>
+          <w:instrText xml:space="preserve"> PAGEREF _Toc242887283 \h </w:instrText>
         </w:r>
         <w:r>
           <w:rPr>
@@ -308,7 +308,7 @@
           <w14:ligatures w14:val="standardContextual"/>
         </w:rPr>
       </w:pPr>
-      <w:hyperlink w:anchor="_Toc242827099" w:history="1">
+      <w:hyperlink w:anchor="_Toc242887284" w:history="1">
         <w:r>
           <w:rPr>
             <w:rStyle w:val="Hipervnculo"/>
@@ -335,7 +335,7 @@
             <w:noProof/>
             <w:webHidden/>
           </w:rPr>
-          <w:instrText xml:space="preserve"> PAGEREF _Toc242827099 \h </w:instrText>
+          <w:instrText xml:space="preserve"> PAGEREF _Toc242887284 \h </w:instrText>
         </w:r>
         <w:r>
           <w:rPr>
@@ -379,7 +379,7 @@
           <w14:ligatures w14:val="standardContextual"/>
         </w:rPr>
       </w:pPr>
-      <w:hyperlink w:anchor="_Toc242827100" w:history="1">
+      <w:hyperlink w:anchor="_Toc242887285" w:history="1">
         <w:r>
           <w:rPr>
             <w:rStyle w:val="Hipervnculo"/>
@@ -406,7 +406,7 @@
             <w:noProof/>
             <w:webHidden/>
           </w:rPr>
-          <w:instrText xml:space="preserve"> PAGEREF _Toc242827100 \h </w:instrText>
+          <w:instrText xml:space="preserve"> PAGEREF _Toc242887285 \h </w:instrText>
         </w:r>
         <w:r>
           <w:rPr>
@@ -450,7 +450,7 @@
           <w14:ligatures w14:val="standardContextual"/>
         </w:rPr>
       </w:pPr>
-      <w:hyperlink w:anchor="_Toc242827101" w:history="1">
+      <w:hyperlink w:anchor="_Toc242887286" w:history="1">
         <w:r>
           <w:rPr>
             <w:rStyle w:val="Hipervnculo"/>
@@ -477,7 +477,7 @@
             <w:noProof/>
             <w:webHidden/>
           </w:rPr>
-          <w:instrText xml:space="preserve"> PAGEREF _Toc242827101 \h </w:instrText>
+          <w:instrText xml:space="preserve"> PAGEREF _Toc242887286 \h </w:instrText>
         </w:r>
         <w:r>
           <w:rPr>
@@ -522,7 +522,7 @@
       <w:pPr>
         <w:pStyle w:val="Ttulo1"/>
       </w:pPr>
-      <w:bookmarkStart w:id="0" w:name="_Toc242827095"/>
+      <w:bookmarkStart w:id="0" w:name="_Toc242887280"/>
       <w:r>
         <w:lastRenderedPageBreak/>
         <w:t>ANEXO E. CARRIL DE ARTE Y SONIDO</w:t>
@@ -568,7 +568,7 @@
       <w:pPr>
         <w:pStyle w:val="Ttulo2"/>
       </w:pPr>
-      <w:bookmarkStart w:id="1" w:name="_Toc242827096"/>
+      <w:bookmarkStart w:id="1" w:name="_Toc242887281"/>
       <w:r>
         <w:t>1. Alcance y seguimiento</w:t>
       </w:r>
@@ -3139,7 +3139,7 @@
       <w:pPr>
         <w:pStyle w:val="Ttulo2"/>
       </w:pPr>
-      <w:bookmarkStart w:id="2" w:name="_Toc242827097"/>
+      <w:bookmarkStart w:id="2" w:name="_Toc242887282"/>
       <w:r>
         <w:t>2. Lo implementado</w:t>
       </w:r>
@@ -3861,7 +3861,7 @@
         <w:pStyle w:val="TextoOE3"/>
       </w:pPr>
       <w:r>
-        <w:t xml:space="preserve">La familia y Algoritm se animan por recorte en la interfaz del motor (INC-53). Algoritm es una llama con extremidades en el Nivel 1, recoloreada en madera y en agua para los Niveles 2 y 3 (INC-45, INC-52), y su arte puede sustituirse por archivo sin tocar escenas. El 01/10/2026 se limpió el halo verde del recorte en siete imágenes de personajes (apartado 2.4). Todo lo demás de los personajes se describe en el Anexo F; lo que la rama </w:t>
+        <w:t xml:space="preserve">La familia y Algoritm se animan por recorte en la interfaz del motor (INC-53). Algoritm es una llama en el Nivel 1, un disco de madera en el 2 y una gota en el 3, con pantaloneta de cuadros (INC-45, INC-136), y su arte puede sustituirse por archivo sin tocar escenas. El 01/10/2026 se limpió el halo verde del recorte en siete imágenes de personajes (apartado 2.4). Todo lo demás de los personajes se describe en el Anexo F; lo que la rama </w:t>
       </w:r>
       <w:r>
         <w:rPr>
@@ -6315,7 +6315,7 @@
       <w:pPr>
         <w:pStyle w:val="Ttulo2"/>
       </w:pPr>
-      <w:bookmarkStart w:id="3" w:name="_Toc242827098"/>
+      <w:bookmarkStart w:id="3" w:name="_Toc242887283"/>
       <w:r>
         <w:t>3. Decisiones de diseño y hallazgos de consistencia</w:t>
       </w:r>
@@ -8163,7 +8163,7 @@
       <w:pPr>
         <w:pStyle w:val="Ttulo2"/>
       </w:pPr>
-      <w:bookmarkStart w:id="4" w:name="_Toc242827099"/>
+      <w:bookmarkStart w:id="4" w:name="_Toc242887284"/>
       <w:r>
         <w:t>4. Verificación</w:t>
       </w:r>
@@ -10008,7 +10008,7 @@
       <w:pPr>
         <w:pStyle w:val="Ttulo2"/>
       </w:pPr>
-      <w:bookmarkStart w:id="5" w:name="_Toc242827100"/>
+      <w:bookmarkStart w:id="5" w:name="_Toc242887285"/>
       <w:r>
         <w:t>5. Archivos principales</w:t>
       </w:r>
@@ -13796,7 +13796,7 @@
       <w:pPr>
         <w:pStyle w:val="Ttulo2"/>
       </w:pPr>
-      <w:bookmarkStart w:id="6" w:name="_Toc242827101"/>
+      <w:bookmarkStart w:id="6" w:name="_Toc242887286"/>
       <w:r>
         <w:t>6. Evaluación del OE4 y verificaciones a cargo de Santiago Benavides Rey</w:t>
       </w:r>
@@ -14064,7 +14064,7 @@
   <w:abstractNum w:abstractNumId="0" w15:restartNumberingAfterBreak="0">
     <w:nsid w:val="0000A990"/>
     <w:multiLevelType w:val="multilevel"/>
-    <w:tmpl w:val="ABBCCC48"/>
+    <w:tmpl w:val="FBE62998"/>
     <w:lvl w:ilvl="0">
       <w:numFmt w:val="bullet"/>
       <w:lvlText w:val=" "/>
@@ -14141,7 +14141,7 @@
   <w:abstractNum w:abstractNumId="1" w15:restartNumberingAfterBreak="0">
     <w:nsid w:val="0000A991"/>
     <w:multiLevelType w:val="multilevel"/>
-    <w:tmpl w:val="39AE1FD4"/>
+    <w:tmpl w:val="B380D4E0"/>
     <w:lvl w:ilvl="0">
       <w:numFmt w:val="bullet"/>
       <w:lvlText w:val=""/>
@@ -14441,19 +14441,19 @@
       </w:pPr>
     </w:lvl>
   </w:abstractNum>
-  <w:num w:numId="1" w16cid:durableId="1395153695">
+  <w:num w:numId="1" w16cid:durableId="194926734">
     <w:abstractNumId w:val="2"/>
   </w:num>
-  <w:num w:numId="2" w16cid:durableId="1656833929">
+  <w:num w:numId="2" w16cid:durableId="1719892573">
     <w:abstractNumId w:val="3"/>
     <w:lvlOverride w:ilvl="0">
       <w:startOverride w:val="1"/>
     </w:lvlOverride>
   </w:num>
-  <w:num w:numId="3" w16cid:durableId="649405996">
+  <w:num w:numId="3" w16cid:durableId="1950580023">
     <w:abstractNumId w:val="0"/>
   </w:num>
-  <w:num w:numId="4" w16cid:durableId="1771388850">
+  <w:num w:numId="4" w16cid:durableId="1015156674">
     <w:abstractNumId w:val="1"/>
   </w:num>
 </w:numbering>
@@ -15259,7 +15259,7 @@
     <w:link w:val="EncabezadoCar"/>
     <w:uiPriority w:val="99"/>
     <w:unhideWhenUsed/>
-    <w:rsid w:val="00EE04FD"/>
+    <w:rsid w:val="00F10FA0"/>
     <w:pPr>
       <w:tabs>
         <w:tab w:val="center" w:pos="4419"/>
@@ -15273,7 +15273,7 @@
     <w:basedOn w:val="Fuentedeprrafopredeter"/>
     <w:link w:val="Encabezado"/>
     <w:uiPriority w:val="99"/>
-    <w:rsid w:val="00EE04FD"/>
+    <w:rsid w:val="00F10FA0"/>
   </w:style>
   <w:style w:type="paragraph" w:styleId="Piedepgina">
     <w:name w:val="footer"/>
@@ -15281,7 +15281,7 @@
     <w:link w:val="PiedepginaCar"/>
     <w:uiPriority w:val="99"/>
     <w:unhideWhenUsed/>
-    <w:rsid w:val="00EE04FD"/>
+    <w:rsid w:val="00F10FA0"/>
     <w:pPr>
       <w:tabs>
         <w:tab w:val="center" w:pos="4419"/>
@@ -15295,7 +15295,7 @@
     <w:basedOn w:val="Fuentedeprrafopredeter"/>
     <w:link w:val="Piedepgina"/>
     <w:uiPriority w:val="99"/>
-    <w:rsid w:val="00EE04FD"/>
+    <w:rsid w:val="00F10FA0"/>
   </w:style>
   <w:style w:type="character" w:styleId="Nmerodepgina">
     <w:name w:val="page number"/>
@@ -15303,7 +15303,7 @@
     <w:uiPriority w:val="99"/>
     <w:semiHidden/>
     <w:unhideWhenUsed/>
-    <w:rsid w:val="00EE04FD"/>
+    <w:rsid w:val="00F10FA0"/>
   </w:style>
 </w:styles>
 </file>
